--- a/zht/docx/182.content.docx
+++ b/zht/docx/182.content.docx
@@ -149,7 +149,7 @@
         <w:rPr>
           <w:lang w:val="zh_TW" w:bidi="zh_TW"/>
         </w:rPr>
-        <w:t>chong</w:t>
+        <w:t>zhang</w:t>
       </w:r>
       <w:r>
         <w:rPr>
@@ -212,7 +212,7 @@
         <w:rPr>
           <w:lang w:val="zh_TW" w:bidi="zh_TW"/>
         </w:rPr>
-        <w:t>重生</w:t>
+        <w:t>長老</w:t>
       </w:r>
       <w:r>
         <w:rPr>
@@ -231,43 +231,18 @@
         <w:rPr>
           <w:lang w:val="zh_TW" w:bidi="zh_TW"/>
         </w:rPr>
-        <w:t>屬靈的重生帶來新的開始。它描述了信徒在基督裡的新生命（</w:t>
-      </w:r>
-      <w:hyperlink r:id="rId13">
-        <w:r>
-          <w:rPr>
-            <w:lang w:val="zh_TW" w:bidi="zh_TW"/>
-          </w:rPr>
-          <w:rPr>
-            <w:color w:val="0000EE"/>
-            <w:u w:val="single"/>
-          </w:rPr>
-          <w:t>多3:5</w:t>
-        </w:r>
-      </w:hyperlink>
-      <w:r>
-        <w:rPr>
-          <w:lang w:val="zh_TW" w:bidi="zh_TW"/>
-        </w:rPr>
-        <w:t>）和基督再來時將開始的復興（</w:t>
-      </w:r>
-      <w:hyperlink r:id="rId14">
-        <w:r>
-          <w:rPr>
-            <w:lang w:val="zh_TW" w:bidi="zh_TW"/>
-          </w:rPr>
-          <w:rPr>
-            <w:color w:val="0000EE"/>
-            <w:u w:val="single"/>
-          </w:rPr>
-          <w:t>太19:28</w:t>
-        </w:r>
-      </w:hyperlink>
-      <w:r>
-        <w:rPr>
-          <w:lang w:val="zh_TW" w:bidi="zh_TW"/>
-        </w:rPr>
-        <w:t>）。在聖經中，這個詞只出現在這兩個地方。然而，這並不意味著這個概念不重要。聖經作者經常使用各種其它詞語和人物來描述同樣的內心更新。</w:t>
+        <w:t>古代世界中，在宗教和世俗領域中行使領導和司法職能的人。他們通常因為在家族、支派或部落中的地位，或因為個性、實力、身材或影響力；或通過任命和授職的過程來行使這種領導職責。新約和使徒後教會中的長老制度（長老團）發展起源於猶太教和舊約，但長老或長老團的角色在古代以色列周圍的世界和新約時期的希臘羅馬世界中也有所發現。</w:t>
+      </w:r>
+    </w:p>
+    <w:p>
+      <w:pPr>
+        <w:pStyle w:val="Heading3"/>
+      </w:pPr>
+      <w:r>
+        <w:rPr>
+          <w:lang w:val="zh_TW" w:bidi="zh_TW"/>
+        </w:rPr>
+        <w:t>在舊約中</w:t>
       </w:r>
     </w:p>
     <w:p>
@@ -281,7 +256,7 @@
         <w:rPr>
           <w:lang w:val="zh_TW" w:bidi="zh_TW"/>
         </w:rPr>
-        <w:t>非宗教作家也談論重生。對於斯多葛（Stoic）哲學家來說，重生意味著回到以前的存在狀態。他們將一年四季的循環稱為重生。然而，對於聖經作者來說，重生意味著更重要的更新。這是一個徹底的新開始，而不是僅僅是恢復以前的狀況。這種更新涉及到個人的重大改變。這是聖靈的工作，打破罪的力量並植入正確的態度和渴望。重生的人會自由而喜樂地遵行神的旨意。</w:t>
+        <w:t>長老或長老制度與部落制度（the tribal system）密切相關。部落由支派組成，而支派則是由大家族單位組成。在父權制社會中，由於年齡和職能的關係，一個家庭由父親治理。年齡，以及年長者所具備的智慧和成熟，無疑是這些長老行使權威的起源。一個支派由組成它的家族首領（the heads of families）統治，形成了一個長老議會。在戰爭時期，每個支派都派出一支隊伍；這些隊伍由一位族長帶領，這位族長可能是從長老中選出的。</w:t>
       </w:r>
     </w:p>
     <w:p>
@@ -295,7 +270,43 @@
         <w:rPr>
           <w:lang w:val="zh_TW" w:bidi="zh_TW"/>
         </w:rPr>
-        <w:t>重生的最終目標是創造一個完全公義且無罪的新天新地（</w:t>
+        <w:t>在以色列的前君主制時期，地方行政和司法行動主要由那些長老掌管。在出埃及記的敘述中，以色列的長老（家族的首領）接受了摩西關於第一次逾越節晚餐的指示（</w:t>
+      </w:r>
+      <w:hyperlink r:id="rId13">
+        <w:r>
+          <w:rPr>
+            <w:lang w:val="zh_TW" w:bidi="zh_TW"/>
+          </w:rPr>
+          <w:rPr>
+            <w:color w:val="0000EE"/>
+            <w:u w:val="single"/>
+          </w:rPr>
+          <w:t>出12:21–22</w:t>
+        </w:r>
+      </w:hyperlink>
+      <w:r>
+        <w:rPr>
+          <w:lang w:val="zh_TW" w:bidi="zh_TW"/>
+        </w:rPr>
+        <w:t>）。在</w:t>
+      </w:r>
+      <w:hyperlink r:id="rId14">
+        <w:r>
+          <w:rPr>
+            <w:lang w:val="zh_TW" w:bidi="zh_TW"/>
+          </w:rPr>
+          <w:rPr>
+            <w:color w:val="0000EE"/>
+            <w:u w:val="single"/>
+          </w:rPr>
+          <w:t>出埃及記十八章12節</w:t>
+        </w:r>
+      </w:hyperlink>
+      <w:r>
+        <w:rPr>
+          <w:lang w:val="zh_TW" w:bidi="zh_TW"/>
+        </w:rPr>
+        <w:t>中，這些長老會見了摩西的岳父葉忒羅，並從這些長老中挑選出值得信任的代表，協助摩西解釋神的律法和執行公義（</w:t>
       </w:r>
       <w:hyperlink r:id="rId15">
         <w:r>
@@ -306,14 +317,14 @@
             <w:color w:val="0000EE"/>
             <w:u w:val="single"/>
           </w:rPr>
-          <w:t>彼後3:13</w:t>
-        </w:r>
-      </w:hyperlink>
-      <w:r>
-        <w:rPr>
-          <w:lang w:val="zh_TW" w:bidi="zh_TW"/>
-        </w:rPr>
-        <w:t>）。聖靈在信徒生命中的現今工作正是這未來宇宙重生的預嚐（</w:t>
+          <w:t>18:13–23</w:t>
+        </w:r>
+      </w:hyperlink>
+      <w:r>
+        <w:rPr>
+          <w:lang w:val="zh_TW" w:bidi="zh_TW"/>
+        </w:rPr>
+        <w:t>）。同樣，根據</w:t>
       </w:r>
       <w:hyperlink r:id="rId16">
         <w:r>
@@ -324,86 +335,14 @@
             <w:color w:val="0000EE"/>
             <w:u w:val="single"/>
           </w:rPr>
-          <w:t>弗1:13–14</w:t>
-        </w:r>
-      </w:hyperlink>
-      <w:r>
-        <w:rPr>
-          <w:lang w:val="zh_TW" w:bidi="zh_TW"/>
-        </w:rPr>
-        <w:t>）。新天新地仍然在未來，但舊約先知所預言的神對祂子民的更新，已經成為現實（</w:t>
-      </w:r>
-      <w:hyperlink r:id="rId17">
-        <w:r>
-          <w:rPr>
-            <w:lang w:val="zh_TW" w:bidi="zh_TW"/>
-          </w:rPr>
-          <w:rPr>
-            <w:color w:val="0000EE"/>
-            <w:u w:val="single"/>
-          </w:rPr>
-          <w:t>賽65:17</w:t>
-        </w:r>
-      </w:hyperlink>
-      <w:r>
-        <w:rPr>
-          <w:lang w:val="zh_TW" w:bidi="zh_TW"/>
-        </w:rPr>
-        <w:t>，</w:t>
-      </w:r>
-      <w:hyperlink r:id="rId18">
-        <w:r>
-          <w:rPr>
-            <w:lang w:val="zh_TW" w:bidi="zh_TW"/>
-          </w:rPr>
-          <w:rPr>
-            <w:color w:val="0000EE"/>
-            <w:u w:val="single"/>
-          </w:rPr>
-          <w:t>66:22</w:t>
-        </w:r>
-      </w:hyperlink>
-      <w:r>
-        <w:rPr>
-          <w:lang w:val="zh_TW" w:bidi="zh_TW"/>
-        </w:rPr>
-        <w:t>；</w:t>
-      </w:r>
-      <w:hyperlink r:id="rId15">
-        <w:r>
-          <w:rPr>
-            <w:lang w:val="zh_TW" w:bidi="zh_TW"/>
-          </w:rPr>
-          <w:rPr>
-            <w:color w:val="0000EE"/>
-            <w:u w:val="single"/>
-          </w:rPr>
-          <w:t>彼後3:13</w:t>
-        </w:r>
-      </w:hyperlink>
-      <w:r>
-        <w:rPr>
-          <w:lang w:val="zh_TW" w:bidi="zh_TW"/>
-        </w:rPr>
-        <w:t>；</w:t>
-      </w:r>
-      <w:hyperlink r:id="rId19">
-        <w:r>
-          <w:rPr>
-            <w:lang w:val="zh_TW" w:bidi="zh_TW"/>
-          </w:rPr>
-          <w:rPr>
-            <w:color w:val="0000EE"/>
-            <w:u w:val="single"/>
-          </w:rPr>
-          <w:t>啟21:1</w:t>
-        </w:r>
-      </w:hyperlink>
-      <w:r>
-        <w:rPr>
-          <w:lang w:val="zh_TW" w:bidi="zh_TW"/>
-        </w:rPr>
-        <w:t>）。</w:t>
+          <w:t>民數記十一章16至17節</w:t>
+        </w:r>
+      </w:hyperlink>
+      <w:r>
+        <w:rPr>
+          <w:lang w:val="zh_TW" w:bidi="zh_TW"/>
+        </w:rPr>
+        <w:t>，神指示摩西從以色列的長老中選出七十人來協助他領導百姓。在這段記載中，這些長老被賦予了神的靈的特殊恩賜。在前一個例子中，長老們——被選為與摩西共同管理的人——是那些是被公認為值得信賴的人。</w:t>
       </w:r>
     </w:p>
     <w:p>
@@ -417,7 +356,61 @@
         <w:rPr>
           <w:lang w:val="zh_TW" w:bidi="zh_TW"/>
         </w:rPr>
-        <w:t>信徒現在透過靈命重生的過程，獲得了從神而來的新生命。基督徒是從神生的（</w:t>
+        <w:t>長老的一個核心職能是司法職責。他們是「審判官（judges）」，坐在「城門口」，也就是古代村莊和城的傳統法庭。在這裡，長老們解決爭端和審理案件，並討論社區事務和作出決定（</w:t>
+      </w:r>
+      <w:hyperlink r:id="rId17">
+        <w:r>
+          <w:rPr>
+            <w:lang w:val="zh_TW" w:bidi="zh_TW"/>
+          </w:rPr>
+          <w:rPr>
+            <w:color w:val="0000EE"/>
+            <w:u w:val="single"/>
+          </w:rPr>
+          <w:t>創23:10、18</w:t>
+        </w:r>
+      </w:hyperlink>
+      <w:r>
+        <w:rPr>
+          <w:lang w:val="zh_TW" w:bidi="zh_TW"/>
+        </w:rPr>
+        <w:t>；</w:t>
+      </w:r>
+      <w:hyperlink r:id="rId18">
+        <w:r>
+          <w:rPr>
+            <w:lang w:val="zh_TW" w:bidi="zh_TW"/>
+          </w:rPr>
+          <w:rPr>
+            <w:color w:val="0000EE"/>
+            <w:u w:val="single"/>
+          </w:rPr>
+          <w:t>伯29:7</w:t>
+        </w:r>
+      </w:hyperlink>
+      <w:r>
+        <w:rPr>
+          <w:lang w:val="zh_TW" w:bidi="zh_TW"/>
+        </w:rPr>
+        <w:t>；</w:t>
+      </w:r>
+      <w:hyperlink r:id="rId19">
+        <w:r>
+          <w:rPr>
+            <w:lang w:val="zh_TW" w:bidi="zh_TW"/>
+          </w:rPr>
+          <w:rPr>
+            <w:color w:val="0000EE"/>
+            <w:u w:val="single"/>
+          </w:rPr>
+          <w:t>箴24:7</w:t>
+        </w:r>
+      </w:hyperlink>
+      <w:r>
+        <w:rPr>
+          <w:lang w:val="zh_TW" w:bidi="zh_TW"/>
+        </w:rPr>
+        <w:t>，</w:t>
       </w:r>
       <w:hyperlink r:id="rId20">
         <w:r>
@@ -428,14 +421,14 @@
             <w:color w:val="0000EE"/>
             <w:u w:val="single"/>
           </w:rPr>
-          <w:t>約1:12–13</w:t>
-        </w:r>
-      </w:hyperlink>
-      <w:r>
-        <w:rPr>
-          <w:lang w:val="zh_TW" w:bidi="zh_TW"/>
-        </w:rPr>
-        <w:t>），唯有藉著靈命的重生，人才能進入神的國度並領受神的聖靈。那些重生進入神家的人，會反映出神公義的品格（</w:t>
+          <w:t>31:23</w:t>
+        </w:r>
+      </w:hyperlink>
+      <w:r>
+        <w:rPr>
+          <w:lang w:val="zh_TW" w:bidi="zh_TW"/>
+        </w:rPr>
+        <w:t>）。律法的保存和應用顯然是由坐在城門口的長老掌握（</w:t>
       </w:r>
       <w:hyperlink r:id="rId21">
         <w:r>
@@ -446,15 +439,9 @@
             <w:color w:val="0000EE"/>
             <w:u w:val="single"/>
           </w:rPr>
-          <w:t>約一2:29</w:t>
-        </w:r>
-      </w:hyperlink>
-      <w:r>
-        <w:rPr>
-          <w:lang w:val="zh_TW" w:bidi="zh_TW"/>
-        </w:rPr>
-        <w:t>）。他們擺脫了習慣性的罪（</w:t>
-      </w:r>
+          <w:t>申19:12，</w:t>
+        </w:r>
+      </w:hyperlink>
       <w:hyperlink r:id="rId22">
         <w:r>
           <w:rPr>
@@ -464,15 +451,9 @@
             <w:color w:val="0000EE"/>
             <w:u w:val="single"/>
           </w:rPr>
-          <w:t>3:9</w:t>
-        </w:r>
-      </w:hyperlink>
-      <w:r>
-        <w:rPr>
-          <w:lang w:val="zh_TW" w:bidi="zh_TW"/>
-        </w:rPr>
-        <w:t>，</w:t>
-      </w:r>
+          <w:t>21:19，</w:t>
+        </w:r>
+      </w:hyperlink>
       <w:hyperlink r:id="rId23">
         <w:r>
           <w:rPr>
@@ -482,15 +463,9 @@
             <w:color w:val="0000EE"/>
             <w:u w:val="single"/>
           </w:rPr>
-          <w:t>5:18</w:t>
-        </w:r>
-      </w:hyperlink>
-      <w:r>
-        <w:rPr>
-          <w:lang w:val="zh_TW" w:bidi="zh_TW"/>
-        </w:rPr>
-        <w:t>）。在</w:t>
-      </w:r>
+          <w:t>22:15，</w:t>
+        </w:r>
+      </w:hyperlink>
       <w:hyperlink r:id="rId24">
         <w:r>
           <w:rPr>
@@ -500,14 +475,32 @@
             <w:color w:val="0000EE"/>
             <w:u w:val="single"/>
           </w:rPr>
-          <w:t>雅各書一章18節</w:t>
-        </w:r>
-      </w:hyperlink>
-      <w:r>
-        <w:rPr>
-          <w:lang w:val="zh_TW" w:bidi="zh_TW"/>
-        </w:rPr>
-        <w:t>中，這個重生過程歸因於神話語的大能。</w:t>
+          <w:t>25:7–10</w:t>
+        </w:r>
+      </w:hyperlink>
+      <w:r>
+        <w:rPr>
+          <w:lang w:val="zh_TW" w:bidi="zh_TW"/>
+        </w:rPr>
+        <w:t>）。</w:t>
+      </w:r>
+      <w:hyperlink r:id="rId25">
+        <w:r>
+          <w:rPr>
+            <w:lang w:val="zh_TW" w:bidi="zh_TW"/>
+          </w:rPr>
+          <w:rPr>
+            <w:color w:val="0000EE"/>
+            <w:u w:val="single"/>
+          </w:rPr>
+          <w:t>路得記四章1至12節</w:t>
+        </w:r>
+      </w:hyperlink>
+      <w:r>
+        <w:rPr>
+          <w:lang w:val="zh_TW" w:bidi="zh_TW"/>
+        </w:rPr>
+        <w:t>很好地描述了這種過程。</w:t>
       </w:r>
     </w:p>
     <w:p>
@@ -521,25 +514,7 @@
         <w:rPr>
           <w:lang w:val="zh_TW" w:bidi="zh_TW"/>
         </w:rPr>
-        <w:t>耶穌將這個重生的隱喻延伸，耶穌教導尼哥德慕，重生或從上而生的是進入神國的先決條件。那些重生的人擁有活潑的盼望（</w:t>
-      </w:r>
-      <w:hyperlink r:id="rId25">
-        <w:r>
-          <w:rPr>
-            <w:lang w:val="zh_TW" w:bidi="zh_TW"/>
-          </w:rPr>
-          <w:rPr>
-            <w:color w:val="0000EE"/>
-            <w:u w:val="single"/>
-          </w:rPr>
-          <w:t>彼前1:3</w:t>
-        </w:r>
-      </w:hyperlink>
-      <w:r>
-        <w:rPr>
-          <w:lang w:val="zh_TW" w:bidi="zh_TW"/>
-        </w:rPr>
-        <w:t>）。同樣，這重生是藉著神話語的大能實現的（</w:t>
+        <w:t>在君主制時期，地方行政和司法權力繼續由長老議會行使。在掃羅統治末期，大衛發送信息和禮物給猶大各城的長老們（</w:t>
       </w:r>
       <w:hyperlink r:id="rId26">
         <w:r>
@@ -550,14 +525,68 @@
             <w:color w:val="0000EE"/>
             <w:u w:val="single"/>
           </w:rPr>
-          <w:t>23</w:t>
-        </w:r>
-      </w:hyperlink>
-      <w:r>
-        <w:rPr>
-          <w:lang w:val="zh_TW" w:bidi="zh_TW"/>
-        </w:rPr>
-        <w:t>節）。</w:t>
+          <w:t>撒上30:26</w:t>
+        </w:r>
+      </w:hyperlink>
+      <w:r>
+        <w:rPr>
+          <w:lang w:val="zh_TW" w:bidi="zh_TW"/>
+        </w:rPr>
+        <w:t>），大衛顯然意識到他的有效統治將依賴於他們的善意和忠誠。為了實施對拿伯的陰謀，耶洗別寫信給耶斯列的長老和貴族（</w:t>
+      </w:r>
+      <w:hyperlink r:id="rId27">
+        <w:r>
+          <w:rPr>
+            <w:lang w:val="zh_TW" w:bidi="zh_TW"/>
+          </w:rPr>
+          <w:rPr>
+            <w:color w:val="0000EE"/>
+            <w:u w:val="single"/>
+          </w:rPr>
+          <w:t>王上21:8–11</w:t>
+        </w:r>
+      </w:hyperlink>
+      <w:r>
+        <w:rPr>
+          <w:lang w:val="zh_TW" w:bidi="zh_TW"/>
+        </w:rPr>
+        <w:t>）。這顯示出以色列的長老們已經負責在其管轄範圍內應用律法。除了行政和司法職能外，長老們還承擔了宗教儀式的角色（</w:t>
+      </w:r>
+      <w:hyperlink r:id="rId28">
+        <w:r>
+          <w:rPr>
+            <w:lang w:val="zh_TW" w:bidi="zh_TW"/>
+          </w:rPr>
+          <w:rPr>
+            <w:color w:val="0000EE"/>
+            <w:u w:val="single"/>
+          </w:rPr>
+          <w:t>出24:1、9</w:t>
+        </w:r>
+      </w:hyperlink>
+      <w:r>
+        <w:rPr>
+          <w:lang w:val="zh_TW" w:bidi="zh_TW"/>
+        </w:rPr>
+        <w:t>；</w:t>
+      </w:r>
+      <w:hyperlink r:id="rId29">
+        <w:r>
+          <w:rPr>
+            <w:lang w:val="zh_TW" w:bidi="zh_TW"/>
+          </w:rPr>
+          <w:rPr>
+            <w:color w:val="0000EE"/>
+            <w:u w:val="single"/>
+          </w:rPr>
+          <w:t>利4:14–15</w:t>
+        </w:r>
+      </w:hyperlink>
+      <w:r>
+        <w:rPr>
+          <w:lang w:val="zh_TW" w:bidi="zh_TW"/>
+        </w:rPr>
+        <w:t>）。</w:t>
       </w:r>
     </w:p>
     <w:p>
@@ -571,61 +600,7 @@
         <w:rPr>
           <w:lang w:val="zh_TW" w:bidi="zh_TW"/>
         </w:rPr>
-        <w:t>初次重生的經歷之後，基督徒的生命會持續經歷更新。新生的信徒應當愛慕神的話語像純淨的靈奶，才能逐漸成長（</w:t>
-      </w:r>
-      <w:hyperlink r:id="rId27">
-        <w:r>
-          <w:rPr>
-            <w:lang w:val="zh_TW" w:bidi="zh_TW"/>
-          </w:rPr>
-          <w:rPr>
-            <w:color w:val="0000EE"/>
-            <w:u w:val="single"/>
-          </w:rPr>
-          <w:t>彼前2:2</w:t>
-        </w:r>
-      </w:hyperlink>
-      <w:r>
-        <w:rPr>
-          <w:lang w:val="zh_TW" w:bidi="zh_TW"/>
-        </w:rPr>
-        <w:t>）。保羅命令信徒藉著心意更新而變化（</w:t>
-      </w:r>
-      <w:hyperlink r:id="rId28">
-        <w:r>
-          <w:rPr>
-            <w:lang w:val="zh_TW" w:bidi="zh_TW"/>
-          </w:rPr>
-          <w:rPr>
-            <w:color w:val="0000EE"/>
-            <w:u w:val="single"/>
-          </w:rPr>
-          <w:t>羅12:2</w:t>
-        </w:r>
-      </w:hyperlink>
-      <w:r>
-        <w:rPr>
-          <w:lang w:val="zh_TW" w:bidi="zh_TW"/>
-        </w:rPr>
-        <w:t>；</w:t>
-      </w:r>
-      <w:hyperlink r:id="rId29">
-        <w:r>
-          <w:rPr>
-            <w:lang w:val="zh_TW" w:bidi="zh_TW"/>
-          </w:rPr>
-          <w:rPr>
-            <w:color w:val="0000EE"/>
-            <w:u w:val="single"/>
-          </w:rPr>
-          <w:t>弗4:23</w:t>
-        </w:r>
-      </w:hyperlink>
-      <w:r>
-        <w:rPr>
-          <w:lang w:val="zh_TW" w:bidi="zh_TW"/>
-        </w:rPr>
-        <w:t>）。新人處於不斷更新的過程中（</w:t>
+        <w:t>長老制度在王國體制崩潰後依然存在。在被擄期間（</w:t>
       </w:r>
       <w:hyperlink r:id="rId30">
         <w:r>
@@ -636,14 +611,14 @@
             <w:color w:val="0000EE"/>
             <w:u w:val="single"/>
           </w:rPr>
-          <w:t>西3:10</w:t>
-        </w:r>
-      </w:hyperlink>
-      <w:r>
-        <w:rPr>
-          <w:lang w:val="zh_TW" w:bidi="zh_TW"/>
-        </w:rPr>
-        <w:t>），內在的自我每天都在更新（</w:t>
+          <w:t>結8:1</w:t>
+        </w:r>
+      </w:hyperlink>
+      <w:r>
+        <w:rPr>
+          <w:lang w:val="zh_TW" w:bidi="zh_TW"/>
+        </w:rPr>
+        <w:t>，</w:t>
       </w:r>
       <w:hyperlink r:id="rId31">
         <w:r>
@@ -654,14 +629,61 @@
             <w:color w:val="0000EE"/>
             <w:u w:val="single"/>
           </w:rPr>
-          <w:t>林後4:16</w:t>
-        </w:r>
-      </w:hyperlink>
-      <w:r>
-        <w:rPr>
-          <w:lang w:val="zh_TW" w:bidi="zh_TW"/>
-        </w:rPr>
-        <w:t>）。</w:t>
+          <w:t>14:1</w:t>
+        </w:r>
+      </w:hyperlink>
+      <w:r>
+        <w:rPr>
+          <w:lang w:val="zh_TW" w:bidi="zh_TW"/>
+        </w:rPr>
+        <w:t>，</w:t>
+      </w:r>
+      <w:hyperlink r:id="rId32">
+        <w:r>
+          <w:rPr>
+            <w:lang w:val="zh_TW" w:bidi="zh_TW"/>
+          </w:rPr>
+          <w:rPr>
+            <w:color w:val="0000EE"/>
+            <w:u w:val="single"/>
+          </w:rPr>
+          <w:t>20:1–3</w:t>
+        </w:r>
+      </w:hyperlink>
+      <w:r>
+        <w:rPr>
+          <w:lang w:val="zh_TW" w:bidi="zh_TW"/>
+        </w:rPr>
+        <w:t>）以及被擄歸回後（例如，</w:t>
+      </w:r>
+      <w:hyperlink r:id="rId33">
+        <w:r>
+          <w:rPr>
+            <w:lang w:val="zh_TW" w:bidi="zh_TW"/>
+          </w:rPr>
+          <w:rPr>
+            <w:color w:val="0000EE"/>
+            <w:u w:val="single"/>
+          </w:rPr>
+          <w:t>拉10:16</w:t>
+        </w:r>
+      </w:hyperlink>
+      <w:r>
+        <w:rPr>
+          <w:lang w:val="zh_TW" w:bidi="zh_TW"/>
+        </w:rPr>
+        <w:t>），長老們依然存在。</w:t>
+      </w:r>
+    </w:p>
+    <w:p>
+      <w:pPr>
+        <w:pStyle w:val="Heading3"/>
+      </w:pPr>
+      <w:r>
+        <w:rPr>
+          <w:lang w:val="zh_TW" w:bidi="zh_TW"/>
+        </w:rPr>
+        <w:t>在新約時期的猶太教中</w:t>
       </w:r>
     </w:p>
     <w:p>
@@ -675,43 +697,7 @@
         <w:rPr>
           <w:lang w:val="zh_TW" w:bidi="zh_TW"/>
         </w:rPr>
-        <w:t>重生的現實結果是一個新的人或新造的人，舊事已過，一切都變成新的（</w:t>
-      </w:r>
-      <w:hyperlink r:id="rId32">
-        <w:r>
-          <w:rPr>
-            <w:lang w:val="zh_TW" w:bidi="zh_TW"/>
-          </w:rPr>
-          <w:rPr>
-            <w:color w:val="0000EE"/>
-            <w:u w:val="single"/>
-          </w:rPr>
-          <w:t>林後5:17</w:t>
-        </w:r>
-      </w:hyperlink>
-      <w:r>
-        <w:rPr>
-          <w:lang w:val="zh_TW" w:bidi="zh_TW"/>
-        </w:rPr>
-        <w:t>）。基督徒生活的目標是這新造的人，而不是表面上參與宗教活動（</w:t>
-      </w:r>
-      <w:hyperlink r:id="rId33">
-        <w:r>
-          <w:rPr>
-            <w:lang w:val="zh_TW" w:bidi="zh_TW"/>
-          </w:rPr>
-          <w:rPr>
-            <w:color w:val="0000EE"/>
-            <w:u w:val="single"/>
-          </w:rPr>
-          <w:t>加6:15</w:t>
-        </w:r>
-      </w:hyperlink>
-      <w:r>
-        <w:rPr>
-          <w:lang w:val="zh_TW" w:bidi="zh_TW"/>
-        </w:rPr>
-        <w:t>）。這涉及到脫去舊人（</w:t>
+        <w:t>基督教的長老職分（office，或職能〔function〕）源自猶太教中的一個類似制度，雖然使用「長老」這一頭銜來稱呼各種希臘邪教組織的官員和村莊的地方官員，這可能影響了外邦教會中社區結構的發展。在前三卷福音書和使徒行傳中，多次提到長老作為猶太教社區和宗教生活中的職能人物。通常他們與其他一組或多組職能人員一起被提及：「長老、祭司長、文士」（</w:t>
       </w:r>
       <w:hyperlink r:id="rId34">
         <w:r>
@@ -722,14 +708,14 @@
             <w:color w:val="0000EE"/>
             <w:u w:val="single"/>
           </w:rPr>
-          <w:t>弗4:22</w:t>
-        </w:r>
-      </w:hyperlink>
-      <w:r>
-        <w:rPr>
-          <w:lang w:val="zh_TW" w:bidi="zh_TW"/>
-        </w:rPr>
-        <w:t>）並穿上新人（</w:t>
+          <w:t>太16:21</w:t>
+        </w:r>
+      </w:hyperlink>
+      <w:r>
+        <w:rPr>
+          <w:lang w:val="zh_TW" w:bidi="zh_TW"/>
+        </w:rPr>
+        <w:t>）；「祭司長和民間的長老」（</w:t>
       </w:r>
       <w:hyperlink r:id="rId35">
         <w:r>
@@ -740,14 +726,14 @@
             <w:color w:val="0000EE"/>
             <w:u w:val="single"/>
           </w:rPr>
-          <w:t>24</w:t>
-        </w:r>
-      </w:hyperlink>
-      <w:r>
-        <w:rPr>
-          <w:lang w:val="zh_TW" w:bidi="zh_TW"/>
-        </w:rPr>
-        <w:t>節）。然而，最終這絕不是僅靠人努力的結果。我們是神的工作（</w:t>
+          <w:t>21:23</w:t>
+        </w:r>
+      </w:hyperlink>
+      <w:r>
+        <w:rPr>
+          <w:lang w:val="zh_TW" w:bidi="zh_TW"/>
+        </w:rPr>
+        <w:t>，</w:t>
       </w:r>
       <w:hyperlink r:id="rId36">
         <w:r>
@@ -758,14 +744,129 @@
             <w:color w:val="0000EE"/>
             <w:u w:val="single"/>
           </w:rPr>
-          <w:t>2:10</w:t>
-        </w:r>
-      </w:hyperlink>
-      <w:r>
-        <w:rPr>
-          <w:lang w:val="zh_TW" w:bidi="zh_TW"/>
-        </w:rPr>
-        <w:t>）。</w:t>
+          <w:t>26:3、47</w:t>
+        </w:r>
+      </w:hyperlink>
+      <w:r>
+        <w:rPr>
+          <w:lang w:val="zh_TW" w:bidi="zh_TW"/>
+        </w:rPr>
+        <w:t>）；「文士和長老」（</w:t>
+      </w:r>
+      <w:hyperlink r:id="rId37">
+        <w:r>
+          <w:rPr>
+            <w:lang w:val="zh_TW" w:bidi="zh_TW"/>
+          </w:rPr>
+          <w:rPr>
+            <w:color w:val="0000EE"/>
+            <w:u w:val="single"/>
+          </w:rPr>
+          <w:t>26:57</w:t>
+        </w:r>
+      </w:hyperlink>
+      <w:r>
+        <w:rPr>
+          <w:lang w:val="zh_TW" w:bidi="zh_TW"/>
+        </w:rPr>
+        <w:t>，</w:t>
+      </w:r>
+      <w:hyperlink r:id="rId38">
+        <w:r>
+          <w:rPr>
+            <w:lang w:val="zh_TW" w:bidi="zh_TW"/>
+          </w:rPr>
+          <w:rPr>
+            <w:color w:val="0000EE"/>
+            <w:u w:val="single"/>
+          </w:rPr>
+          <w:t>27:41</w:t>
+        </w:r>
+      </w:hyperlink>
+      <w:r>
+        <w:rPr>
+          <w:lang w:val="zh_TW" w:bidi="zh_TW"/>
+        </w:rPr>
+        <w:t>）；「祭司長和民間的長老」（</w:t>
+      </w:r>
+      <w:hyperlink r:id="rId39">
+        <w:r>
+          <w:rPr>
+            <w:lang w:val="zh_TW" w:bidi="zh_TW"/>
+          </w:rPr>
+          <w:rPr>
+            <w:color w:val="0000EE"/>
+            <w:u w:val="single"/>
+          </w:rPr>
+          <w:t>27:1、3、12、20</w:t>
+        </w:r>
+      </w:hyperlink>
+      <w:r>
+        <w:rPr>
+          <w:lang w:val="zh_TW" w:bidi="zh_TW"/>
+        </w:rPr>
+        <w:t>）；「官府、長老，和文士」（</w:t>
+      </w:r>
+      <w:hyperlink r:id="rId40">
+        <w:r>
+          <w:rPr>
+            <w:lang w:val="zh_TW" w:bidi="zh_TW"/>
+          </w:rPr>
+          <w:rPr>
+            <w:color w:val="0000EE"/>
+            <w:u w:val="single"/>
+          </w:rPr>
+          <w:t>徒4:5</w:t>
+        </w:r>
+      </w:hyperlink>
+      <w:r>
+        <w:rPr>
+          <w:lang w:val="zh_TW" w:bidi="zh_TW"/>
+        </w:rPr>
+        <w:t>）；「百姓的官府和長老」（</w:t>
+      </w:r>
+      <w:hyperlink r:id="rId41">
+        <w:r>
+          <w:rPr>
+            <w:lang w:val="zh_TW" w:bidi="zh_TW"/>
+          </w:rPr>
+          <w:rPr>
+            <w:color w:val="0000EE"/>
+            <w:u w:val="single"/>
+          </w:rPr>
+          <w:t>8</w:t>
+        </w:r>
+      </w:hyperlink>
+      <w:r>
+        <w:rPr>
+          <w:lang w:val="zh_TW" w:bidi="zh_TW"/>
+        </w:rPr>
+        <w:t>）。從這些新約經文中，我們無法確定他們的具體職能，或者他們與官府或文士的區別。然而，猶太長老的職責在</w:t>
+      </w:r>
+      <w:r>
+        <w:rPr>
+          <w:lang w:val="zh_TW" w:bidi="zh_TW"/>
+        </w:rPr>
+        <w:t>米示拿</w:t>
+      </w:r>
+      <w:r>
+        <w:rPr>
+          <w:lang w:val="zh_TW" w:bidi="zh_TW"/>
+        </w:rPr>
+        <w:t>的</w:t>
+      </w:r>
+      <w:r>
+        <w:rPr>
+          <w:i/>
+          <w:lang w:val="zh_TW" w:bidi="zh_TW"/>
+        </w:rPr>
+        <w:t>論公會</w:t>
+      </w:r>
+      <w:r>
+        <w:rPr>
+          <w:lang w:val="zh_TW" w:bidi="zh_TW"/>
+        </w:rPr>
+        <w:t>中有明確描述，以及在死海古卷中發現的昆蘭苦修社群規則書中，有明確的描述。</w:t>
       </w:r>
     </w:p>
     <w:p>
@@ -777,6 +878,811 @@
       </w:r>
       <w:r>
         <w:rPr>
+          <w:lang w:val="zh_TW" w:bidi="zh_TW"/>
+        </w:rPr>
+        <w:t>每個猶太社區都有其長老會，負責一般的行政監督，並代表其社區與羅馬當局打交道。他們的主要職責是司法職能。他們是律法及其傳統解釋的保管人（custodians，見</w:t>
+      </w:r>
+      <w:hyperlink r:id="rId42">
+        <w:r>
+          <w:rPr>
+            <w:lang w:val="zh_TW" w:bidi="zh_TW"/>
+          </w:rPr>
+          <w:rPr>
+            <w:color w:val="0000EE"/>
+            <w:u w:val="single"/>
+          </w:rPr>
+          <w:t>太15:2</w:t>
+        </w:r>
+      </w:hyperlink>
+      <w:r>
+        <w:rPr>
+          <w:lang w:val="zh_TW" w:bidi="zh_TW"/>
+        </w:rPr>
+        <w:t>），並負責執行律法和懲罰違法者。這些長老會中最重要的是耶路撒冷的公會，這是一個由71人組成的團體，作為全國的最高法院。</w:t>
+      </w:r>
+    </w:p>
+    <w:p>
+      <w:pPr>
+        <w:pStyle w:val="Heading3"/>
+      </w:pPr>
+      <w:r>
+        <w:rPr>
+          <w:lang w:val="zh_TW" w:bidi="zh_TW"/>
+        </w:rPr>
+        <w:t>在基督教群體中</w:t>
+      </w:r>
+    </w:p>
+    <w:p>
+      <w:pPr/>
+      <w:r>
+        <w:rPr>
+          <w:lang w:val="zh_TW" w:bidi="zh_TW"/>
+        </w:rPr>
+      </w:r>
+      <w:r>
+        <w:rPr>
+          <w:lang w:val="zh_TW" w:bidi="zh_TW"/>
+        </w:rPr>
+        <w:t>由於初期教會逐漸認為自己是新的以色列（</w:t>
+      </w:r>
+      <w:hyperlink r:id="rId43">
+        <w:r>
+          <w:rPr>
+            <w:lang w:val="zh_TW" w:bidi="zh_TW"/>
+          </w:rPr>
+          <w:rPr>
+            <w:color w:val="0000EE"/>
+            <w:u w:val="single"/>
+          </w:rPr>
+          <w:t>太21:43</w:t>
+        </w:r>
+      </w:hyperlink>
+      <w:r>
+        <w:rPr>
+          <w:lang w:val="zh_TW" w:bidi="zh_TW"/>
+        </w:rPr>
+        <w:t>；</w:t>
+      </w:r>
+      <w:hyperlink r:id="rId44">
+        <w:r>
+          <w:rPr>
+            <w:lang w:val="zh_TW" w:bidi="zh_TW"/>
+          </w:rPr>
+          <w:rPr>
+            <w:color w:val="0000EE"/>
+            <w:u w:val="single"/>
+          </w:rPr>
+          <w:t>加6:16</w:t>
+        </w:r>
+      </w:hyperlink>
+      <w:r>
+        <w:rPr>
+          <w:lang w:val="zh_TW" w:bidi="zh_TW"/>
+        </w:rPr>
+        <w:t>），因此他們逐漸採用長老制度是可以理解的。雖然很難確定早期基督徒團體中所遵循的秩序，因為這些秩序根據地點和時代的不同，在形式和範圍上顯然有所不同，但長老的存在和職能確實是早期教會生活現實的一部分。</w:t>
+      </w:r>
+    </w:p>
+    <w:p>
+      <w:pPr/>
+      <w:r>
+        <w:rPr>
+          <w:lang w:val="zh_TW" w:bidi="zh_TW"/>
+        </w:rPr>
+      </w:r>
+      <w:r>
+        <w:rPr>
+          <w:lang w:val="zh_TW" w:bidi="zh_TW"/>
+        </w:rPr>
+        <w:t>在路加福音關於基督教起源和傳播的記述中，長老已經出現在耶路撒冷的教會中。在使徒行傳中，我們看到安提阿的基督徒派發饑荒救濟物資，「把捐項託巴拿巴和掃羅送到（猶大教會的）眾長老那裡」（</w:t>
+      </w:r>
+      <w:hyperlink r:id="rId45">
+        <w:r>
+          <w:rPr>
+            <w:lang w:val="zh_TW" w:bidi="zh_TW"/>
+          </w:rPr>
+          <w:rPr>
+            <w:color w:val="0000EE"/>
+            <w:u w:val="single"/>
+          </w:rPr>
+          <w:t>徒11:30</w:t>
+        </w:r>
+      </w:hyperlink>
+      <w:r>
+        <w:rPr>
+          <w:lang w:val="zh_TW" w:bidi="zh_TW"/>
+        </w:rPr>
+        <w:t>）。在保羅和巴拿巴的第一次宣教之旅中，他們「在各教會中選立了長老」（</w:t>
+      </w:r>
+      <w:hyperlink r:id="rId46">
+        <w:r>
+          <w:rPr>
+            <w:lang w:val="zh_TW" w:bidi="zh_TW"/>
+          </w:rPr>
+          <w:rPr>
+            <w:color w:val="0000EE"/>
+            <w:u w:val="single"/>
+          </w:rPr>
+          <w:t>14:23</w:t>
+        </w:r>
+      </w:hyperlink>
+      <w:r>
+        <w:rPr>
+          <w:lang w:val="zh_TW" w:bidi="zh_TW"/>
+        </w:rPr>
+        <w:t>）。後來，保羅和巴拿巴從安提阿被派往耶路撒冷，就外邦基督徒是否需要受割禮的問題「去見使徒和長老」（</w:t>
+      </w:r>
+      <w:hyperlink r:id="rId47">
+        <w:r>
+          <w:rPr>
+            <w:lang w:val="zh_TW" w:bidi="zh_TW"/>
+          </w:rPr>
+          <w:rPr>
+            <w:color w:val="0000EE"/>
+            <w:u w:val="single"/>
+          </w:rPr>
+          <w:t>15:2</w:t>
+        </w:r>
+      </w:hyperlink>
+      <w:r>
+        <w:rPr>
+          <w:lang w:val="zh_TW" w:bidi="zh_TW"/>
+        </w:rPr>
+        <w:t>），「教會和使徒並長老都接待他們」（</w:t>
+      </w:r>
+      <w:hyperlink r:id="rId48">
+        <w:r>
+          <w:rPr>
+            <w:lang w:val="zh_TW" w:bidi="zh_TW"/>
+          </w:rPr>
+          <w:rPr>
+            <w:color w:val="0000EE"/>
+            <w:u w:val="single"/>
+          </w:rPr>
+          <w:t>4</w:t>
+        </w:r>
+      </w:hyperlink>
+      <w:r>
+        <w:rPr>
+          <w:lang w:val="zh_TW" w:bidi="zh_TW"/>
+        </w:rPr>
+        <w:t>節），他們聚集起來聽取案件並解決這個問題（</w:t>
+      </w:r>
+      <w:hyperlink r:id="rId49">
+        <w:r>
+          <w:rPr>
+            <w:lang w:val="zh_TW" w:bidi="zh_TW"/>
+          </w:rPr>
+          <w:rPr>
+            <w:color w:val="0000EE"/>
+            <w:u w:val="single"/>
+          </w:rPr>
+          <w:t>6–23</w:t>
+        </w:r>
+      </w:hyperlink>
+      <w:r>
+        <w:rPr>
+          <w:lang w:val="zh_TW" w:bidi="zh_TW"/>
+        </w:rPr>
+        <w:t>節）。</w:t>
+      </w:r>
+    </w:p>
+    <w:p>
+      <w:pPr/>
+      <w:r>
+        <w:rPr>
+          <w:lang w:val="zh_TW" w:bidi="zh_TW"/>
+        </w:rPr>
+      </w:r>
+      <w:r>
+        <w:rPr>
+          <w:lang w:val="zh_TW" w:bidi="zh_TW"/>
+        </w:rPr>
+        <w:t>關於這些長老的身份以及他們是如何被選立的，聖經並沒有給予詳細的說明。然而，根據猶太人的傳統，我們似乎可以推測他們的年齡和在群體中的顯赫地位，賦予他們有資格在教會中擔任特殊的服事角色。猶太人對年長者的敬重是根深蒂固的，而「長老」（presbyter）這個名稱正是源自猶太人的用法。此外，這些耶路撒冷教會中的首批長老也有可能是由使徒透過按手禮選立的，就像選立「七個人」來執行特別的服事（徒</w:t>
+      </w:r>
+      <w:hyperlink r:id="rId50">
+        <w:r>
+          <w:rPr>
+            <w:lang w:val="zh_TW" w:bidi="zh_TW"/>
+          </w:rPr>
+          <w:rPr>
+            <w:color w:val="0000EE"/>
+            <w:u w:val="single"/>
+          </w:rPr>
+          <w:t>6:1–6</w:t>
+        </w:r>
+      </w:hyperlink>
+      <w:r>
+        <w:rPr>
+          <w:lang w:val="zh_TW" w:bidi="zh_TW"/>
+        </w:rPr>
+        <w:t>）一樣。顯然這些長老在基督徒群體中的職能與猶太社群和公會中的長老相似（</w:t>
+      </w:r>
+      <w:hyperlink r:id="rId45">
+        <w:r>
+          <w:rPr>
+            <w:lang w:val="zh_TW" w:bidi="zh_TW"/>
+          </w:rPr>
+          <w:rPr>
+            <w:color w:val="0000EE"/>
+            <w:u w:val="single"/>
+          </w:rPr>
+          <w:t>11:30</w:t>
+        </w:r>
+      </w:hyperlink>
+      <w:r>
+        <w:rPr>
+          <w:lang w:val="zh_TW" w:bidi="zh_TW"/>
+        </w:rPr>
+        <w:t>，</w:t>
+      </w:r>
+      <w:hyperlink r:id="rId51">
+        <w:r>
+          <w:rPr>
+            <w:lang w:val="zh_TW" w:bidi="zh_TW"/>
+          </w:rPr>
+          <w:rPr>
+            <w:color w:val="0000EE"/>
+            <w:u w:val="single"/>
+          </w:rPr>
+          <w:t>15:2–6、22–23</w:t>
+        </w:r>
+      </w:hyperlink>
+      <w:r>
+        <w:rPr>
+          <w:lang w:val="zh_TW" w:bidi="zh_TW"/>
+        </w:rPr>
+        <w:t>，</w:t>
+      </w:r>
+      <w:hyperlink r:id="rId52">
+        <w:r>
+          <w:rPr>
+            <w:lang w:val="zh_TW" w:bidi="zh_TW"/>
+          </w:rPr>
+          <w:rPr>
+            <w:color w:val="0000EE"/>
+            <w:u w:val="single"/>
+          </w:rPr>
+          <w:t>16:4</w:t>
+        </w:r>
+      </w:hyperlink>
+      <w:r>
+        <w:rPr>
+          <w:lang w:val="zh_TW" w:bidi="zh_TW"/>
+        </w:rPr>
+        <w:t>，</w:t>
+      </w:r>
+      <w:hyperlink r:id="rId53">
+        <w:r>
+          <w:rPr>
+            <w:lang w:val="zh_TW" w:bidi="zh_TW"/>
+          </w:rPr>
+          <w:rPr>
+            <w:color w:val="0000EE"/>
+            <w:u w:val="single"/>
+          </w:rPr>
+          <w:t>21:18</w:t>
+        </w:r>
+      </w:hyperlink>
+      <w:r>
+        <w:rPr>
+          <w:lang w:val="zh_TW" w:bidi="zh_TW"/>
+        </w:rPr>
+        <w:t>）。</w:t>
+      </w:r>
+    </w:p>
+    <w:p>
+      <w:pPr/>
+      <w:r>
+        <w:rPr>
+          <w:lang w:val="zh_TW" w:bidi="zh_TW"/>
+        </w:rPr>
+      </w:r>
+      <w:r>
+        <w:rPr>
+          <w:lang w:val="zh_TW" w:bidi="zh_TW"/>
+        </w:rPr>
+        <w:t>儘管保羅在最早的書信中並未提到長老，但保羅顯然在外邦教會中延續了這一傳統。長老僅在教牧書信（</w:t>
+      </w:r>
+      <w:hyperlink r:id="rId54">
+        <w:r>
+          <w:rPr>
+            <w:lang w:val="zh_TW" w:bidi="zh_TW"/>
+          </w:rPr>
+          <w:rPr>
+            <w:color w:val="0000EE"/>
+            <w:u w:val="single"/>
+          </w:rPr>
+          <w:t>提前5:17、19</w:t>
+        </w:r>
+      </w:hyperlink>
+      <w:r>
+        <w:rPr>
+          <w:lang w:val="zh_TW" w:bidi="zh_TW"/>
+        </w:rPr>
+        <w:t>；</w:t>
+      </w:r>
+      <w:hyperlink r:id="rId55">
+        <w:r>
+          <w:rPr>
+            <w:lang w:val="zh_TW" w:bidi="zh_TW"/>
+          </w:rPr>
+          <w:rPr>
+            <w:color w:val="0000EE"/>
+            <w:u w:val="single"/>
+          </w:rPr>
+          <w:t>多1:5</w:t>
+        </w:r>
+      </w:hyperlink>
+      <w:r>
+        <w:rPr>
+          <w:lang w:val="zh_TW" w:bidi="zh_TW"/>
+        </w:rPr>
+        <w:t>）中被提到。在保羅最後一次前往耶路撒冷的旅程中，他召集了以弗所教會的長老到米利都（</w:t>
+      </w:r>
+      <w:hyperlink r:id="rId56">
+        <w:r>
+          <w:rPr>
+            <w:lang w:val="zh_TW" w:bidi="zh_TW"/>
+          </w:rPr>
+          <w:rPr>
+            <w:color w:val="0000EE"/>
+            <w:u w:val="single"/>
+          </w:rPr>
+          <w:t>徒20:17</w:t>
+        </w:r>
+      </w:hyperlink>
+      <w:r>
+        <w:rPr>
+          <w:lang w:val="zh_TW" w:bidi="zh_TW"/>
+        </w:rPr>
+        <w:t>），向他們告別，並囑咐他們要忠實地履行監督和牧養基督徒群羊，即神的教會這一責任（</w:t>
+      </w:r>
+      <w:hyperlink r:id="rId57">
+        <w:r>
+          <w:rPr>
+            <w:lang w:val="zh_TW" w:bidi="zh_TW"/>
+          </w:rPr>
+          <w:rPr>
+            <w:color w:val="0000EE"/>
+            <w:u w:val="single"/>
+          </w:rPr>
+          <w:t>20:28</w:t>
+        </w:r>
+      </w:hyperlink>
+      <w:r>
+        <w:rPr>
+          <w:lang w:val="zh_TW" w:bidi="zh_TW"/>
+        </w:rPr>
+        <w:t>）。</w:t>
+      </w:r>
+    </w:p>
+    <w:p>
+      <w:pPr/>
+      <w:r>
+        <w:rPr>
+          <w:lang w:val="zh_TW" w:bidi="zh_TW"/>
+        </w:rPr>
+      </w:r>
+      <w:r>
+        <w:rPr>
+          <w:lang w:val="zh_TW" w:bidi="zh_TW"/>
+        </w:rPr>
+        <w:t>在保羅的早期書信中，雖然沒有明確提到長老，但他們可能是領導教會聚會的領袖之一（</w:t>
+      </w:r>
+      <w:hyperlink r:id="rId58">
+        <w:r>
+          <w:rPr>
+            <w:lang w:val="zh_TW" w:bidi="zh_TW"/>
+          </w:rPr>
+          <w:rPr>
+            <w:color w:val="0000EE"/>
+            <w:u w:val="single"/>
+          </w:rPr>
+          <w:t>羅12:8</w:t>
+        </w:r>
+      </w:hyperlink>
+      <w:r>
+        <w:rPr>
+          <w:lang w:val="zh_TW" w:bidi="zh_TW"/>
+        </w:rPr>
+        <w:t>；</w:t>
+      </w:r>
+      <w:hyperlink r:id="rId59">
+        <w:r>
+          <w:rPr>
+            <w:lang w:val="zh_TW" w:bidi="zh_TW"/>
+          </w:rPr>
+          <w:rPr>
+            <w:color w:val="0000EE"/>
+            <w:u w:val="single"/>
+          </w:rPr>
+          <w:t>帖前5:12–13</w:t>
+        </w:r>
+      </w:hyperlink>
+      <w:r>
+        <w:rPr>
+          <w:lang w:val="zh_TW" w:bidi="zh_TW"/>
+        </w:rPr>
+        <w:t>）。</w:t>
+      </w:r>
+      <w:hyperlink r:id="rId60">
+        <w:r>
+          <w:rPr>
+            <w:lang w:val="zh_TW" w:bidi="zh_TW"/>
+          </w:rPr>
+          <w:rPr>
+            <w:color w:val="0000EE"/>
+            <w:u w:val="single"/>
+          </w:rPr>
+          <w:t>腓立比書一章1節</w:t>
+        </w:r>
+      </w:hyperlink>
+      <w:r>
+        <w:rPr>
+          <w:lang w:val="zh_TW" w:bidi="zh_TW"/>
+        </w:rPr>
+        <w:t>清楚的顯示了在年輕的保羅教會中已經有明確的領導層次（「監督和執事」）。而</w:t>
+      </w:r>
+      <w:hyperlink r:id="rId54">
+        <w:r>
+          <w:rPr>
+            <w:lang w:val="zh_TW" w:bidi="zh_TW"/>
+          </w:rPr>
+          <w:rPr>
+            <w:color w:val="0000EE"/>
+            <w:u w:val="single"/>
+          </w:rPr>
+          <w:t>提摩太前書五章17節</w:t>
+        </w:r>
+      </w:hyperlink>
+      <w:r>
+        <w:rPr>
+          <w:lang w:val="zh_TW" w:bidi="zh_TW"/>
+        </w:rPr>
+        <w:t>反映了通常被認為是教會治理發展的後期階段，將講道和教導的職能歸於管理教會的長老。此外，</w:t>
+      </w:r>
+      <w:hyperlink r:id="rId61">
+        <w:r>
+          <w:rPr>
+            <w:lang w:val="zh_TW" w:bidi="zh_TW"/>
+          </w:rPr>
+          <w:rPr>
+            <w:color w:val="0000EE"/>
+            <w:u w:val="single"/>
+          </w:rPr>
+          <w:t>彼得前書五章1至5節</w:t>
+        </w:r>
+      </w:hyperlink>
+      <w:r>
+        <w:rPr>
+          <w:lang w:val="zh_TW" w:bidi="zh_TW"/>
+        </w:rPr>
+        <w:t>和</w:t>
+      </w:r>
+      <w:hyperlink r:id="rId62">
+        <w:r>
+          <w:rPr>
+            <w:lang w:val="zh_TW" w:bidi="zh_TW"/>
+          </w:rPr>
+          <w:rPr>
+            <w:color w:val="0000EE"/>
+            <w:u w:val="single"/>
+          </w:rPr>
+          <w:t>雅各書五章14節</w:t>
+        </w:r>
+      </w:hyperlink>
+      <w:r>
+        <w:rPr>
+          <w:lang w:val="zh_TW" w:bidi="zh_TW"/>
+        </w:rPr>
+        <w:t>中的經文也暗示基督教長老承擔了牧養的職責。</w:t>
+      </w:r>
+    </w:p>
+    <w:p>
+      <w:pPr/>
+      <w:r>
+        <w:rPr>
+          <w:lang w:val="zh_TW" w:bidi="zh_TW"/>
+        </w:rPr>
+      </w:r>
+      <w:r>
+        <w:rPr>
+          <w:lang w:val="zh_TW" w:bidi="zh_TW"/>
+        </w:rPr>
+        <w:t>有一段經文可能表明使徒（彼得）也是一位長老：「我這作長老、作基督受苦的見證……勸你們中間與我同作長老的人」（</w:t>
+      </w:r>
+      <w:hyperlink r:id="rId63">
+        <w:r>
+          <w:rPr>
+            <w:lang w:val="zh_TW" w:bidi="zh_TW"/>
+          </w:rPr>
+          <w:rPr>
+            <w:color w:val="0000EE"/>
+            <w:u w:val="single"/>
+          </w:rPr>
+          <w:t>彼前5:1a</w:t>
+        </w:r>
+      </w:hyperlink>
+      <w:r>
+        <w:rPr>
+          <w:lang w:val="zh_TW" w:bidi="zh_TW"/>
+        </w:rPr>
+        <w:t>）。這段經文可能表明長老是被任命的，其職責是使徒事奉的延伸。保羅在離開某些教會之前，他在教會中任命長老的做法或許也支持這一看法。後來教會傳統中將約翰</w:t>
+      </w:r>
+      <w:r>
+        <w:rPr>
+          <w:lang w:val="zh_TW" w:bidi="zh_TW"/>
+        </w:rPr>
+        <w:t>貳</w:t>
+      </w:r>
+      <w:r>
+        <w:rPr>
+          <w:lang w:val="zh_TW" w:bidi="zh_TW"/>
+        </w:rPr>
+        <w:t>書和約翰</w:t>
+      </w:r>
+      <w:r>
+        <w:rPr>
+          <w:lang w:val="zh_TW" w:bidi="zh_TW"/>
+        </w:rPr>
+        <w:t>參</w:t>
+      </w:r>
+      <w:r>
+        <w:rPr>
+          <w:lang w:val="zh_TW" w:bidi="zh_TW"/>
+        </w:rPr>
+        <w:t>書中的「長老」視為使徒約翰，也指向類似的方向。儘管這樣的認定是隱含的，即使徒可以擔任長老的功能，但長老卻不能擔任使徒的職責。</w:t>
+      </w:r>
+    </w:p>
+    <w:p>
+      <w:pPr/>
+      <w:r>
+        <w:rPr>
+          <w:lang w:val="zh_TW" w:bidi="zh_TW"/>
+        </w:rPr>
+      </w:r>
+      <w:r>
+        <w:rPr>
+          <w:lang w:val="zh_TW" w:bidi="zh_TW"/>
+        </w:rPr>
+        <w:t>長老承擔了多項職責。例如，</w:t>
+      </w:r>
+      <w:hyperlink r:id="rId54">
+        <w:r>
+          <w:rPr>
+            <w:lang w:val="zh_TW" w:bidi="zh_TW"/>
+          </w:rPr>
+          <w:rPr>
+            <w:color w:val="0000EE"/>
+            <w:u w:val="single"/>
+          </w:rPr>
+          <w:t>提摩太前書五章17節</w:t>
+        </w:r>
+      </w:hyperlink>
+      <w:r>
+        <w:rPr>
+          <w:lang w:val="zh_TW" w:bidi="zh_TW"/>
+        </w:rPr>
+        <w:t>提到長老參與講道和教導的事工；</w:t>
+      </w:r>
+      <w:hyperlink r:id="rId62">
+        <w:r>
+          <w:rPr>
+            <w:lang w:val="zh_TW" w:bidi="zh_TW"/>
+          </w:rPr>
+          <w:rPr>
+            <w:color w:val="0000EE"/>
+            <w:u w:val="single"/>
+          </w:rPr>
+          <w:t>雅各書五章14節</w:t>
+        </w:r>
+      </w:hyperlink>
+      <w:r>
+        <w:rPr>
+          <w:lang w:val="zh_TW" w:bidi="zh_TW"/>
+        </w:rPr>
+        <w:t>看見他們參與醫治事工；</w:t>
+      </w:r>
+      <w:hyperlink r:id="rId64">
+        <w:r>
+          <w:rPr>
+            <w:lang w:val="zh_TW" w:bidi="zh_TW"/>
+          </w:rPr>
+          <w:rPr>
+            <w:color w:val="0000EE"/>
+            <w:u w:val="single"/>
+          </w:rPr>
+          <w:t>彼得前書五章2節</w:t>
+        </w:r>
+      </w:hyperlink>
+      <w:r>
+        <w:rPr>
+          <w:lang w:val="zh_TW" w:bidi="zh_TW"/>
+        </w:rPr>
+        <w:t>勸勉他們牧養群羊。因此，帶領安提阿教會的先知和教師（根據</w:t>
+      </w:r>
+      <w:hyperlink r:id="rId65">
+        <w:r>
+          <w:rPr>
+            <w:lang w:val="zh_TW" w:bidi="zh_TW"/>
+          </w:rPr>
+          <w:rPr>
+            <w:color w:val="0000EE"/>
+            <w:u w:val="single"/>
+          </w:rPr>
+          <w:t>徒13:1–3</w:t>
+        </w:r>
+      </w:hyperlink>
+      <w:r>
+        <w:rPr>
+          <w:lang w:val="zh_TW" w:bidi="zh_TW"/>
+        </w:rPr>
+        <w:t>）很可能就是這個群體的長老。</w:t>
+      </w:r>
+    </w:p>
+    <w:p>
+      <w:pPr/>
+      <w:r>
+        <w:rPr>
+          <w:lang w:val="zh_TW" w:bidi="zh_TW"/>
+        </w:rPr>
+      </w:r>
+      <w:r>
+        <w:rPr>
+          <w:lang w:val="zh_TW" w:bidi="zh_TW"/>
+        </w:rPr>
+        <w:t>而在後來的教會中，監督和長老有明顯的區別，但新約聖經反映了一個早期的時期，當時這些職分幾乎是同義的。保羅在米利都的告別演說中（</w:t>
+      </w:r>
+      <w:hyperlink r:id="rId66">
+        <w:r>
+          <w:rPr>
+            <w:lang w:val="zh_TW" w:bidi="zh_TW"/>
+          </w:rPr>
+          <w:rPr>
+            <w:color w:val="0000EE"/>
+            <w:u w:val="single"/>
+          </w:rPr>
+          <w:t>徒20章</w:t>
+        </w:r>
+      </w:hyperlink>
+      <w:r>
+        <w:rPr>
+          <w:lang w:val="zh_TW" w:bidi="zh_TW"/>
+        </w:rPr>
+        <w:t>），特別對以弗所教會的長老說（</w:t>
+      </w:r>
+      <w:hyperlink r:id="rId56">
+        <w:r>
+          <w:rPr>
+            <w:lang w:val="zh_TW" w:bidi="zh_TW"/>
+          </w:rPr>
+          <w:rPr>
+            <w:color w:val="0000EE"/>
+            <w:u w:val="single"/>
+          </w:rPr>
+          <w:t>17</w:t>
+        </w:r>
+      </w:hyperlink>
+      <w:r>
+        <w:rPr>
+          <w:lang w:val="zh_TW" w:bidi="zh_TW"/>
+        </w:rPr>
+        <w:t>節），聖靈已經立他們作「監督……牧養神的教會」（</w:t>
+      </w:r>
+      <w:hyperlink r:id="rId57">
+        <w:r>
+          <w:rPr>
+            <w:lang w:val="zh_TW" w:bidi="zh_TW"/>
+          </w:rPr>
+          <w:rPr>
+            <w:color w:val="0000EE"/>
+            <w:u w:val="single"/>
+          </w:rPr>
+          <w:t>28</w:t>
+        </w:r>
+      </w:hyperlink>
+      <w:r>
+        <w:rPr>
+          <w:lang w:val="zh_TW" w:bidi="zh_TW"/>
+        </w:rPr>
+        <w:t>節）。「監督（overseer）」這個詞在這裡是否具有後來技術性的「主教」意義，還是更一般的「監護人（guardian）」意義，尚不明確。然而，在</w:t>
+      </w:r>
+      <w:hyperlink r:id="rId67">
+        <w:r>
+          <w:rPr>
+            <w:lang w:val="zh_TW" w:bidi="zh_TW"/>
+          </w:rPr>
+          <w:rPr>
+            <w:color w:val="0000EE"/>
+            <w:u w:val="single"/>
+          </w:rPr>
+          <w:t>提多書一章5至7節</w:t>
+        </w:r>
+      </w:hyperlink>
+      <w:r>
+        <w:rPr>
+          <w:lang w:val="zh_TW" w:bidi="zh_TW"/>
+        </w:rPr>
+        <w:t>中，第</w:t>
+      </w:r>
+      <w:hyperlink r:id="rId55">
+        <w:r>
+          <w:rPr>
+            <w:lang w:val="zh_TW" w:bidi="zh_TW"/>
+          </w:rPr>
+          <w:rPr>
+            <w:color w:val="0000EE"/>
+            <w:u w:val="single"/>
+          </w:rPr>
+          <w:t>5</w:t>
+        </w:r>
+      </w:hyperlink>
+      <w:r>
+        <w:rPr>
+          <w:lang w:val="zh_TW" w:bidi="zh_TW"/>
+        </w:rPr>
+        <w:t>節的長老顯然與第</w:t>
+      </w:r>
+      <w:hyperlink r:id="rId68">
+        <w:r>
+          <w:rPr>
+            <w:lang w:val="zh_TW" w:bidi="zh_TW"/>
+          </w:rPr>
+          <w:rPr>
+            <w:color w:val="0000EE"/>
+            <w:u w:val="single"/>
+          </w:rPr>
+          <w:t>7</w:t>
+        </w:r>
+      </w:hyperlink>
+      <w:r>
+        <w:rPr>
+          <w:lang w:val="zh_TW" w:bidi="zh_TW"/>
+        </w:rPr>
+        <w:t>節的監督是同一群人。同樣地，</w:t>
+      </w:r>
+      <w:hyperlink r:id="rId60">
+        <w:r>
+          <w:rPr>
+            <w:lang w:val="zh_TW" w:bidi="zh_TW"/>
+          </w:rPr>
+          <w:rPr>
+            <w:color w:val="0000EE"/>
+            <w:u w:val="single"/>
+          </w:rPr>
+          <w:t>腓立比書一章1節</w:t>
+        </w:r>
+      </w:hyperlink>
+      <w:r>
+        <w:rPr>
+          <w:lang w:val="zh_TW" w:bidi="zh_TW"/>
+        </w:rPr>
+        <w:t>的監督很可能被理解為保羅在離開這個宣教據點時所任命的長老。</w:t>
+      </w:r>
+    </w:p>
+    <w:p>
+      <w:pPr/>
+      <w:r>
+        <w:rPr>
+          <w:lang w:val="zh_TW" w:bidi="zh_TW"/>
+        </w:rPr>
+      </w:r>
+      <w:r>
+        <w:rPr>
+          <w:lang w:val="zh_TW" w:bidi="zh_TW"/>
+        </w:rPr>
+        <w:t>顯然，新約時期的教會治理仍然相對靈活，但肯定為後來的教會治理結構播下了種子。根據猶太傳統，長老制度是核心。主教職分（監督/主教）可能從長老職分（長老）中發展出來的，由整個長老議會任命一位長老為監督。</w:t>
+      </w:r>
+    </w:p>
+    <w:p>
+      <w:pPr/>
+      <w:r>
+        <w:rPr>
+          <w:lang w:val="zh_TW" w:bidi="zh_TW"/>
+        </w:rPr>
+      </w:r>
+      <w:r>
+        <w:rPr>
           <w:i/>
           <w:lang w:val="zh_TW" w:bidi="zh_TW"/>
         </w:rPr>
@@ -792,7 +1698,7 @@
         <w:rPr>
           <w:lang w:val="zh_TW" w:bidi="zh_TW"/>
         </w:rPr>
-        <w:t>贖罪</w:t>
+        <w:t>監督</w:t>
       </w:r>
       <w:r>
         <w:rPr>
@@ -804,7 +1710,7 @@
         <w:rPr>
           <w:lang w:val="zh_TW" w:bidi="zh_TW"/>
         </w:rPr>
-        <w:t>歸信</w:t>
+        <w:t>執事、女執事</w:t>
       </w:r>
       <w:r>
         <w:rPr>
@@ -816,7 +1722,7 @@
         <w:rPr>
           <w:lang w:val="zh_TW" w:bidi="zh_TW"/>
         </w:rPr>
-        <w:t>救贖主、救贖</w:t>
+        <w:t>牧師</w:t>
       </w:r>
       <w:r>
         <w:rPr>
@@ -828,7 +1734,7 @@
         <w:rPr>
           <w:lang w:val="zh_TW" w:bidi="zh_TW"/>
         </w:rPr>
-        <w:t>悔改</w:t>
+        <w:t>長老</w:t>
       </w:r>
       <w:r>
         <w:rPr>
@@ -840,7 +1746,2123 @@
         <w:rPr>
           <w:lang w:val="zh_TW" w:bidi="zh_TW"/>
         </w:rPr>
-        <w:t>救恩</w:t>
+        <w:t>屬靈恩賜</w:t>
+      </w:r>
+      <w:r>
+        <w:rPr>
+          <w:lang w:val="zh_TW" w:bidi="zh_TW"/>
+        </w:rPr>
+        <w:t>。</w:t>
+      </w:r>
+      <w:r>
+        <w:rPr>
+          <w:lang w:val="zh_TW" w:bidi="zh_TW"/>
+        </w:rPr>
+      </w:r>
+      <w:r>
+        <w:rPr>
+          <w:lang w:val="zh_TW" w:bidi="zh_TW"/>
+        </w:rPr>
+      </w:r>
+    </w:p>
+    <w:p>
+      <w:pPr/>
+      <w:r>
+        <w:rPr>
+          <w:lang w:val="zh_TW" w:bidi="zh_TW"/>
+        </w:rPr>
+      </w:r>
+    </w:p>
+    <w:p>
+      <w:pPr>
+        <w:pStyle w:val="Heading2"/>
+      </w:pPr>
+      <w:r>
+        <w:rPr>
+          <w:lang w:val="zh_TW" w:bidi="zh_TW"/>
+        </w:rPr>
+        <w:t>長老</w:t>
+      </w:r>
+      <w:r>
+        <w:rPr>
+          <w:lang w:val="zh_TW" w:bidi="zh_TW"/>
+        </w:rPr>
+      </w:r>
+    </w:p>
+    <w:p>
+      <w:pPr/>
+      <w:r>
+        <w:rPr>
+          <w:lang w:val="zh_TW" w:bidi="zh_TW"/>
+        </w:rPr>
+      </w:r>
+      <w:r>
+        <w:rPr>
+          <w:lang w:val="zh_TW" w:bidi="zh_TW"/>
+        </w:rPr>
+        <w:t>新約中的一個術語，指教會中的長老。在舊約中，會堂由眾長老管理。按照這個模式，新約教會也設有長老（</w:t>
+      </w:r>
+      <w:r>
+        <w:rPr>
+          <w:i/>
+          <w:lang w:val="zh_TW" w:bidi="zh_TW"/>
+        </w:rPr>
+        <w:t>presbuteroi</w:t>
+      </w:r>
+      <w:r>
+        <w:rPr>
+          <w:lang w:val="zh_TW" w:bidi="zh_TW"/>
+        </w:rPr>
+        <w:t>，「年長者」）。長老的職責是照管（</w:t>
+      </w:r>
+      <w:hyperlink r:id="rId64">
+        <w:r>
+          <w:rPr>
+            <w:lang w:val="zh_TW" w:bidi="zh_TW"/>
+          </w:rPr>
+          <w:rPr>
+            <w:color w:val="0000EE"/>
+            <w:u w:val="single"/>
+          </w:rPr>
+          <w:t>彼前5:2</w:t>
+        </w:r>
+      </w:hyperlink>
+      <w:r>
+        <w:rPr>
+          <w:lang w:val="zh_TW" w:bidi="zh_TW"/>
+        </w:rPr>
+        <w:t>）神的羊群（就像牧羊人看顧羊群一樣）。因此，長老有以下責任：</w:t>
+      </w:r>
+    </w:p>
+    <w:p>
+      <w:pPr>
+        <w:pStyle w:val="ListBullet"/>
+        <w:spacing w:line="240" w:lineRule="auto"/>
+        <w:ind w:left="720"/>
+      </w:pPr>
+      <w:r>
+        <w:rPr>
+          <w:lang w:val="zh_TW" w:bidi="zh_TW"/>
+        </w:rPr>
+      </w:r>
+      <w:r>
+        <w:rPr>
+          <w:lang w:val="zh_TW" w:bidi="zh_TW"/>
+        </w:rPr>
+        <w:t>長老被呼召在傳道和教導人上勞苦（</w:t>
+      </w:r>
+      <w:hyperlink r:id="rId54">
+        <w:r>
+          <w:rPr>
+            <w:lang w:val="zh_TW" w:bidi="zh_TW"/>
+          </w:rPr>
+          <w:rPr>
+            <w:color w:val="0000EE"/>
+            <w:u w:val="single"/>
+          </w:rPr>
+          <w:t>提前5:17</w:t>
+        </w:r>
+      </w:hyperlink>
+      <w:r>
+        <w:rPr>
+          <w:lang w:val="zh_TW" w:bidi="zh_TW"/>
+        </w:rPr>
+        <w:t>）。</w:t>
+      </w:r>
+    </w:p>
+    <w:p>
+      <w:pPr>
+        <w:pStyle w:val="ListBullet"/>
+        <w:spacing w:line="240" w:lineRule="auto"/>
+        <w:ind w:left="720"/>
+      </w:pPr>
+      <w:r>
+        <w:rPr>
+          <w:lang w:val="zh_TW" w:bidi="zh_TW"/>
+        </w:rPr>
+      </w:r>
+      <w:r>
+        <w:rPr>
+          <w:lang w:val="zh_TW" w:bidi="zh_TW"/>
+        </w:rPr>
+        <w:t>長老受召去探訪、為病人禱告並用油抹他們（</w:t>
+      </w:r>
+      <w:hyperlink r:id="rId62">
+        <w:r>
+          <w:rPr>
+            <w:lang w:val="zh_TW" w:bidi="zh_TW"/>
+          </w:rPr>
+          <w:rPr>
+            <w:color w:val="0000EE"/>
+            <w:u w:val="single"/>
+          </w:rPr>
+          <w:t>雅5:14</w:t>
+        </w:r>
+      </w:hyperlink>
+      <w:r>
+        <w:rPr>
+          <w:lang w:val="zh_TW" w:bidi="zh_TW"/>
+        </w:rPr>
+        <w:t>）。</w:t>
+      </w:r>
+    </w:p>
+    <w:p>
+      <w:pPr>
+        <w:pStyle w:val="ListBullet"/>
+        <w:spacing w:line="240" w:lineRule="auto"/>
+        <w:ind w:left="720"/>
+      </w:pPr>
+      <w:r>
+        <w:rPr>
+          <w:lang w:val="zh_TW" w:bidi="zh_TW"/>
+        </w:rPr>
+      </w:r>
+      <w:r>
+        <w:rPr>
+          <w:lang w:val="zh_TW" w:bidi="zh_TW"/>
+        </w:rPr>
+        <w:t>長老被呼召去管理饑荒救濟事工（</w:t>
+      </w:r>
+      <w:hyperlink r:id="rId69">
+        <w:r>
+          <w:rPr>
+            <w:lang w:val="zh_TW" w:bidi="zh_TW"/>
+          </w:rPr>
+          <w:rPr>
+            <w:color w:val="0000EE"/>
+            <w:u w:val="single"/>
+          </w:rPr>
+          <w:t>徒11:29–30</w:t>
+        </w:r>
+      </w:hyperlink>
+      <w:r>
+        <w:rPr>
+          <w:lang w:val="zh_TW" w:bidi="zh_TW"/>
+        </w:rPr>
+        <w:t>）。</w:t>
+      </w:r>
+    </w:p>
+    <w:p>
+      <w:pPr>
+        <w:pStyle w:val="ListBullet"/>
+        <w:spacing w:line="240" w:lineRule="auto"/>
+        <w:ind w:left="720"/>
+      </w:pPr>
+      <w:r>
+        <w:rPr>
+          <w:lang w:val="zh_TW" w:bidi="zh_TW"/>
+        </w:rPr>
+      </w:r>
+      <w:r>
+        <w:rPr>
+          <w:lang w:val="zh_TW" w:bidi="zh_TW"/>
+        </w:rPr>
+        <w:t>長老受呼召去監督教會事務（</w:t>
+      </w:r>
+      <w:hyperlink r:id="rId48">
+        <w:r>
+          <w:rPr>
+            <w:lang w:val="zh_TW" w:bidi="zh_TW"/>
+          </w:rPr>
+          <w:rPr>
+            <w:color w:val="0000EE"/>
+            <w:u w:val="single"/>
+          </w:rPr>
+          <w:t>徒15:4</w:t>
+        </w:r>
+      </w:hyperlink>
+      <w:r>
+        <w:rPr>
+          <w:lang w:val="zh_TW" w:bidi="zh_TW"/>
+        </w:rPr>
+        <w:t>，</w:t>
+      </w:r>
+      <w:hyperlink r:id="rId52">
+        <w:r>
+          <w:rPr>
+            <w:lang w:val="zh_TW" w:bidi="zh_TW"/>
+          </w:rPr>
+          <w:rPr>
+            <w:color w:val="0000EE"/>
+            <w:u w:val="single"/>
+          </w:rPr>
+          <w:t>16:4</w:t>
+        </w:r>
+      </w:hyperlink>
+      <w:r>
+        <w:rPr>
+          <w:lang w:val="zh_TW" w:bidi="zh_TW"/>
+        </w:rPr>
+        <w:t>）。</w:t>
+      </w:r>
+    </w:p>
+    <w:p>
+      <w:pPr/>
+      <w:r>
+        <w:rPr>
+          <w:lang w:val="zh_TW" w:bidi="zh_TW"/>
+        </w:rPr>
+      </w:r>
+      <w:r>
+        <w:rPr>
+          <w:lang w:val="zh_TW" w:bidi="zh_TW"/>
+        </w:rPr>
+        <w:t>證據表明，所有長老的地位都是平等的。「長老（presbyter）」和「監督（bishop）」這兩個稱謂在初期可以互換使用（</w:t>
+      </w:r>
+      <w:hyperlink r:id="rId56">
+        <w:r>
+          <w:rPr>
+            <w:lang w:val="zh_TW" w:bidi="zh_TW"/>
+          </w:rPr>
+          <w:rPr>
+            <w:color w:val="0000EE"/>
+            <w:u w:val="single"/>
+          </w:rPr>
+          <w:t>徒20:17、28</w:t>
+        </w:r>
+      </w:hyperlink>
+      <w:r>
+        <w:rPr>
+          <w:lang w:val="zh_TW" w:bidi="zh_TW"/>
+        </w:rPr>
+        <w:t>；</w:t>
+      </w:r>
+      <w:hyperlink r:id="rId60">
+        <w:r>
+          <w:rPr>
+            <w:lang w:val="zh_TW" w:bidi="zh_TW"/>
+          </w:rPr>
+          <w:rPr>
+            <w:color w:val="0000EE"/>
+            <w:u w:val="single"/>
+          </w:rPr>
+          <w:t>腓1:1</w:t>
+        </w:r>
+      </w:hyperlink>
+      <w:r>
+        <w:rPr>
+          <w:lang w:val="zh_TW" w:bidi="zh_TW"/>
+        </w:rPr>
+        <w:t>；</w:t>
+      </w:r>
+      <w:hyperlink r:id="rId67">
+        <w:r>
+          <w:rPr>
+            <w:lang w:val="zh_TW" w:bidi="zh_TW"/>
+          </w:rPr>
+          <w:rPr>
+            <w:color w:val="0000EE"/>
+            <w:u w:val="single"/>
+          </w:rPr>
+          <w:t>多1:5–7</w:t>
+        </w:r>
+      </w:hyperlink>
+      <w:r>
+        <w:rPr>
+          <w:lang w:val="zh_TW" w:bidi="zh_TW"/>
+        </w:rPr>
+        <w:t>）。然而，在公元二世紀，主理長老（presiding presbyter）逐漸成為一個特殊的角色，並成為最高權威的來源。後來，「長老」這個稱謂被簡稱為「祭司（priest）」。在主教制（episcopal）教會（由主教管理的教會）中，這一稱謂一直沿用至今。</w:t>
+      </w:r>
+    </w:p>
+    <w:p>
+      <w:pPr/>
+      <w:r>
+        <w:rPr>
+          <w:lang w:val="zh_TW" w:bidi="zh_TW"/>
+        </w:rPr>
+      </w:r>
+      <w:r>
+        <w:rPr>
+          <w:lang w:val="zh_TW" w:bidi="zh_TW"/>
+        </w:rPr>
+        <w:t>然而，重要的是，新約從未將祭司職能與長老職分聯繫起來。隨著基督教的傳播和發展，祭司成為一個強大權勢的角色。一些不合聖經的附加內容也開始與有關聖餐的教義一同發展出來。當宗教改革者（the Reformers）在公元16世紀取得勝利時，這些附加的教義就受揭露和被拒絕。宗教改革者強調所有信徒皆為祭司的教義，這一教義宣告所有信徒通過基督可以直接接近神，而不需要祭司作為中保。宗教改革者是新教改革的領袖，新教改革（the Protestant Reformation）是一場改革（或改變）天主教會的宗教運動。在新教中，祭司成為牧師、傳道人或（在現代）教士。在非羅馬主教制教會中，「祭司」這個稱號今天仍在使用。即使在與羅馬用法不同的解釋中，大多數福音派聖公會信徒仍然拒絕使用它。在長老會和類似的教會中，長老（無論是教導的還是管理的）仍然正式稱為長老，並且他們的地位都是平等的。</w:t>
+      </w:r>
+    </w:p>
+    <w:p>
+      <w:pPr/>
+      <w:r>
+        <w:rPr>
+          <w:lang w:val="zh_TW" w:bidi="zh_TW"/>
+        </w:rPr>
+      </w:r>
+      <w:r>
+        <w:rPr>
+          <w:i/>
+          <w:lang w:val="zh_TW" w:bidi="zh_TW"/>
+        </w:rPr>
+        <w:t>另見</w:t>
+      </w:r>
+      <w:r>
+        <w:rPr>
+          <w:lang w:val="zh_TW" w:bidi="zh_TW"/>
+        </w:rPr>
+        <w:t xml:space="preserve"> </w:t>
+      </w:r>
+      <w:r>
+        <w:rPr>
+          <w:lang w:val="zh_TW" w:bidi="zh_TW"/>
+        </w:rPr>
+        <w:t>監督</w:t>
+      </w:r>
+      <w:r>
+        <w:rPr>
+          <w:lang w:val="zh_TW" w:bidi="zh_TW"/>
+        </w:rPr>
+        <w:t>；</w:t>
+      </w:r>
+      <w:r>
+        <w:rPr>
+          <w:lang w:val="zh_TW" w:bidi="zh_TW"/>
+        </w:rPr>
+        <w:t>執事、女執事</w:t>
+      </w:r>
+      <w:r>
+        <w:rPr>
+          <w:lang w:val="zh_TW" w:bidi="zh_TW"/>
+        </w:rPr>
+        <w:t>；</w:t>
+      </w:r>
+      <w:r>
+        <w:rPr>
+          <w:lang w:val="zh_TW" w:bidi="zh_TW"/>
+        </w:rPr>
+        <w:t>長老</w:t>
+      </w:r>
+      <w:r>
+        <w:rPr>
+          <w:lang w:val="zh_TW" w:bidi="zh_TW"/>
+        </w:rPr>
+        <w:t>；</w:t>
+      </w:r>
+      <w:r>
+        <w:rPr>
+          <w:lang w:val="zh_TW" w:bidi="zh_TW"/>
+        </w:rPr>
+        <w:t>牧師</w:t>
+      </w:r>
+      <w:r>
+        <w:rPr>
+          <w:lang w:val="zh_TW" w:bidi="zh_TW"/>
+        </w:rPr>
+        <w:t>；</w:t>
+      </w:r>
+      <w:r>
+        <w:rPr>
+          <w:lang w:val="zh_TW" w:bidi="zh_TW"/>
+        </w:rPr>
+        <w:t>屬靈恩賜</w:t>
+      </w:r>
+      <w:r>
+        <w:rPr>
+          <w:lang w:val="zh_TW" w:bidi="zh_TW"/>
+        </w:rPr>
+        <w:t>。</w:t>
+      </w:r>
+      <w:r>
+        <w:rPr>
+          <w:lang w:val="zh_TW" w:bidi="zh_TW"/>
+        </w:rPr>
+      </w:r>
+      <w:r>
+        <w:rPr>
+          <w:lang w:val="zh_TW" w:bidi="zh_TW"/>
+        </w:rPr>
+      </w:r>
+    </w:p>
+    <w:p>
+      <w:pPr/>
+      <w:r>
+        <w:rPr>
+          <w:lang w:val="zh_TW" w:bidi="zh_TW"/>
+        </w:rPr>
+      </w:r>
+    </w:p>
+    <w:p>
+      <w:pPr>
+        <w:pStyle w:val="Heading2"/>
+      </w:pPr>
+      <w:r>
+        <w:rPr>
+          <w:lang w:val="zh_TW" w:bidi="zh_TW"/>
+        </w:rPr>
+        <w:t>長子</w:t>
+      </w:r>
+      <w:r>
+        <w:rPr>
+          <w:lang w:val="zh_TW" w:bidi="zh_TW"/>
+        </w:rPr>
+      </w:r>
+    </w:p>
+    <w:p>
+      <w:pPr/>
+      <w:r>
+        <w:rPr>
+          <w:lang w:val="zh_TW" w:bidi="zh_TW"/>
+        </w:rPr>
+      </w:r>
+      <w:r>
+        <w:rPr>
+          <w:lang w:val="zh_TW" w:bidi="zh_TW"/>
+        </w:rPr>
+        <w:t>家中頭生的兒子或女兒（</w:t>
+      </w:r>
+      <w:hyperlink r:id="rId70">
+        <w:r>
+          <w:rPr>
+            <w:lang w:val="zh_TW" w:bidi="zh_TW"/>
+          </w:rPr>
+          <w:rPr>
+            <w:color w:val="0000EE"/>
+            <w:u w:val="single"/>
+          </w:rPr>
+          <w:t>創22:21</w:t>
+        </w:r>
+      </w:hyperlink>
+      <w:r>
+        <w:rPr>
+          <w:lang w:val="zh_TW" w:bidi="zh_TW"/>
+        </w:rPr>
+        <w:t>，</w:t>
+      </w:r>
+      <w:hyperlink r:id="rId71">
+        <w:r>
+          <w:rPr>
+            <w:lang w:val="zh_TW" w:bidi="zh_TW"/>
+          </w:rPr>
+          <w:rPr>
+            <w:color w:val="0000EE"/>
+            <w:u w:val="single"/>
+          </w:rPr>
+          <w:t>29:26</w:t>
+        </w:r>
+      </w:hyperlink>
+      <w:r>
+        <w:rPr>
+          <w:lang w:val="zh_TW" w:bidi="zh_TW"/>
+        </w:rPr>
+        <w:t>）。</w:t>
+      </w:r>
+    </w:p>
+    <w:p>
+      <w:pPr/>
+      <w:r>
+        <w:rPr>
+          <w:lang w:val="zh_TW" w:bidi="zh_TW"/>
+        </w:rPr>
+      </w:r>
+      <w:r>
+        <w:rPr>
+          <w:lang w:val="zh_TW" w:bidi="zh_TW"/>
+        </w:rPr>
+        <w:t>以色列被稱為神的長子，是因為這個國家奇蹟般的起源，以及被拯救從埃及出來的特別經歷（</w:t>
+      </w:r>
+      <w:hyperlink r:id="rId72">
+        <w:r>
+          <w:rPr>
+            <w:lang w:val="zh_TW" w:bidi="zh_TW"/>
+          </w:rPr>
+          <w:rPr>
+            <w:color w:val="0000EE"/>
+            <w:u w:val="single"/>
+          </w:rPr>
+          <w:t>創17:5、15</w:t>
+        </w:r>
+      </w:hyperlink>
+      <w:hyperlink r:id="rId73">
+        <w:r>
+          <w:rPr>
+            <w:lang w:val="zh_TW" w:bidi="zh_TW"/>
+          </w:rPr>
+          <w:rPr>
+            <w:color w:val="0000EE"/>
+            <w:u w:val="single"/>
+          </w:rPr>
+          <w:t>–</w:t>
+        </w:r>
+      </w:hyperlink>
+      <w:hyperlink r:id="rId72">
+        <w:r>
+          <w:rPr>
+            <w:lang w:val="zh_TW" w:bidi="zh_TW"/>
+          </w:rPr>
+          <w:rPr>
+            <w:color w:val="0000EE"/>
+            <w:u w:val="single"/>
+          </w:rPr>
+          <w:t>16</w:t>
+        </w:r>
+      </w:hyperlink>
+      <w:r>
+        <w:rPr>
+          <w:lang w:val="zh_TW" w:bidi="zh_TW"/>
+        </w:rPr>
+        <w:t>；</w:t>
+      </w:r>
+      <w:hyperlink r:id="rId74">
+        <w:r>
+          <w:rPr>
+            <w:lang w:val="zh_TW" w:bidi="zh_TW"/>
+          </w:rPr>
+          <w:rPr>
+            <w:color w:val="0000EE"/>
+            <w:u w:val="single"/>
+          </w:rPr>
+          <w:t>出4:22</w:t>
+        </w:r>
+      </w:hyperlink>
+      <w:r>
+        <w:rPr>
+          <w:lang w:val="zh_TW" w:bidi="zh_TW"/>
+        </w:rPr>
+        <w:t>）。作為神的長子，以色列在所有民族中具有特殊地位。外邦人（非猶太人）只有在恩慈對待以色列時，才會蒙「祝福」（</w:t>
+      </w:r>
+      <w:hyperlink r:id="rId75">
+        <w:r>
+          <w:rPr>
+            <w:lang w:val="zh_TW" w:bidi="zh_TW"/>
+          </w:rPr>
+          <w:rPr>
+            <w:color w:val="0000EE"/>
+            <w:u w:val="single"/>
+          </w:rPr>
+          <w:t>創12:3</w:t>
+        </w:r>
+      </w:hyperlink>
+      <w:r>
+        <w:rPr>
+          <w:lang w:val="zh_TW" w:bidi="zh_TW"/>
+        </w:rPr>
+        <w:t>；</w:t>
+      </w:r>
+      <w:hyperlink r:id="rId76">
+        <w:r>
+          <w:rPr>
+            <w:lang w:val="zh_TW" w:bidi="zh_TW"/>
+          </w:rPr>
+          <w:rPr>
+            <w:color w:val="0000EE"/>
+            <w:u w:val="single"/>
+          </w:rPr>
+          <w:t>出19:6</w:t>
+        </w:r>
+      </w:hyperlink>
+      <w:r>
+        <w:rPr>
+          <w:lang w:val="zh_TW" w:bidi="zh_TW"/>
+        </w:rPr>
+        <w:t>；</w:t>
+      </w:r>
+      <w:hyperlink r:id="rId77">
+        <w:r>
+          <w:rPr>
+            <w:lang w:val="zh_TW" w:bidi="zh_TW"/>
+          </w:rPr>
+          <w:rPr>
+            <w:color w:val="0000EE"/>
+            <w:u w:val="single"/>
+          </w:rPr>
+          <w:t>申4:5–8</w:t>
+        </w:r>
+      </w:hyperlink>
+      <w:r>
+        <w:rPr>
+          <w:lang w:val="zh_TW" w:bidi="zh_TW"/>
+        </w:rPr>
+        <w:t>）。先知以賽亞預見有一天，以色列將得著加倍的產業（</w:t>
+      </w:r>
+      <w:hyperlink r:id="rId78">
+        <w:r>
+          <w:rPr>
+            <w:lang w:val="zh_TW" w:bidi="zh_TW"/>
+          </w:rPr>
+          <w:rPr>
+            <w:color w:val="0000EE"/>
+            <w:u w:val="single"/>
+          </w:rPr>
+          <w:t>賽61:7</w:t>
+        </w:r>
+      </w:hyperlink>
+      <w:r>
+        <w:rPr>
+          <w:lang w:val="zh_TW" w:bidi="zh_TW"/>
+        </w:rPr>
+        <w:t>）。因此，作為長子意味著更重要或更優先，以及會得著產業。</w:t>
+      </w:r>
+    </w:p>
+    <w:p>
+      <w:pPr/>
+      <w:r>
+        <w:rPr>
+          <w:lang w:val="zh_TW" w:bidi="zh_TW"/>
+        </w:rPr>
+      </w:r>
+      <w:r>
+        <w:rPr>
+          <w:lang w:val="zh_TW" w:bidi="zh_TW"/>
+        </w:rPr>
+        <w:t>在</w:t>
+      </w:r>
+      <w:hyperlink r:id="rId79">
+        <w:r>
+          <w:rPr>
+            <w:lang w:val="zh_TW" w:bidi="zh_TW"/>
+          </w:rPr>
+          <w:rPr>
+            <w:color w:val="0000EE"/>
+            <w:u w:val="single"/>
+          </w:rPr>
+          <w:t>以賽亞書十四章30節</w:t>
+        </w:r>
+      </w:hyperlink>
+      <w:r>
+        <w:rPr>
+          <w:lang w:val="zh_TW" w:bidi="zh_TW"/>
+        </w:rPr>
+        <w:t>中，「</w:t>
+      </w:r>
+      <w:r>
+        <w:rPr>
+          <w:lang w:val="zh_TW" w:bidi="zh_TW"/>
+        </w:rPr>
+        <w:t>貧寒人的長子</w:t>
+      </w:r>
+      <w:r>
+        <w:rPr>
+          <w:lang w:val="zh_TW" w:bidi="zh_TW"/>
+        </w:rPr>
+        <w:t>」這個表達方式意味著最貧窮的人，是貧窮人中最貧窮的。在</w:t>
+      </w:r>
+      <w:hyperlink r:id="rId80">
+        <w:r>
+          <w:rPr>
+            <w:lang w:val="zh_TW" w:bidi="zh_TW"/>
+          </w:rPr>
+          <w:rPr>
+            <w:color w:val="0000EE"/>
+            <w:u w:val="single"/>
+          </w:rPr>
+          <w:t>約伯記十八章13節</w:t>
+        </w:r>
+      </w:hyperlink>
+      <w:r>
+        <w:rPr>
+          <w:lang w:val="zh_TW" w:bidi="zh_TW"/>
+        </w:rPr>
+        <w:t>中，「</w:t>
+      </w:r>
+      <w:r>
+        <w:rPr>
+          <w:lang w:val="zh_TW" w:bidi="zh_TW"/>
+        </w:rPr>
+        <w:t>死亡的長子</w:t>
+      </w:r>
+      <w:r>
+        <w:rPr>
+          <w:lang w:val="zh_TW" w:bidi="zh_TW"/>
+        </w:rPr>
+        <w:t>」這個表達方式，暗示約伯的災病會使他死亡。</w:t>
+      </w:r>
+    </w:p>
+    <w:p>
+      <w:pPr/>
+      <w:r>
+        <w:rPr>
+          <w:lang w:val="zh_TW" w:bidi="zh_TW"/>
+        </w:rPr>
+      </w:r>
+      <w:r>
+        <w:rPr>
+          <w:lang w:val="zh_TW" w:bidi="zh_TW"/>
+        </w:rPr>
+        <w:t>因為神拯救以色列的長子，不必死在埃及，所以祂期望未來所有長子都要分別出來服事祂（</w:t>
+      </w:r>
+      <w:hyperlink r:id="rId81">
+        <w:r>
+          <w:rPr>
+            <w:lang w:val="zh_TW" w:bidi="zh_TW"/>
+          </w:rPr>
+          <w:rPr>
+            <w:color w:val="0000EE"/>
+            <w:u w:val="single"/>
+          </w:rPr>
+          <w:t>出11:4–7</w:t>
+        </w:r>
+      </w:hyperlink>
+      <w:r>
+        <w:rPr>
+          <w:lang w:val="zh_TW" w:bidi="zh_TW"/>
+        </w:rPr>
+        <w:t>，</w:t>
+      </w:r>
+      <w:hyperlink r:id="rId82">
+        <w:r>
+          <w:rPr>
+            <w:lang w:val="zh_TW" w:bidi="zh_TW"/>
+          </w:rPr>
+          <w:rPr>
+            <w:color w:val="0000EE"/>
+            <w:u w:val="single"/>
+          </w:rPr>
+          <w:t>13:12</w:t>
+        </w:r>
+      </w:hyperlink>
+      <w:r>
+        <w:rPr>
+          <w:lang w:val="zh_TW" w:bidi="zh_TW"/>
+        </w:rPr>
+        <w:t>）。頭生的兒子是所有後裔的代表（</w:t>
+      </w:r>
+      <w:hyperlink r:id="rId83">
+        <w:r>
+          <w:rPr>
+            <w:lang w:val="zh_TW" w:bidi="zh_TW"/>
+          </w:rPr>
+          <w:rPr>
+            <w:color w:val="0000EE"/>
+            <w:u w:val="single"/>
+          </w:rPr>
+          <w:t>創49:3</w:t>
+        </w:r>
+      </w:hyperlink>
+      <w:r>
+        <w:rPr>
+          <w:lang w:val="zh_TW" w:bidi="zh_TW"/>
+        </w:rPr>
+        <w:t>；</w:t>
+      </w:r>
+      <w:hyperlink r:id="rId84">
+        <w:r>
+          <w:rPr>
+            <w:lang w:val="zh_TW" w:bidi="zh_TW"/>
+          </w:rPr>
+          <w:rPr>
+            <w:color w:val="0000EE"/>
+            <w:u w:val="single"/>
+          </w:rPr>
+          <w:t>出22:29</w:t>
+        </w:r>
+      </w:hyperlink>
+      <w:r>
+        <w:rPr>
+          <w:lang w:val="zh_TW" w:bidi="zh_TW"/>
+        </w:rPr>
+        <w:t>；</w:t>
+      </w:r>
+      <w:hyperlink r:id="rId85">
+        <w:r>
+          <w:rPr>
+            <w:lang w:val="zh_TW" w:bidi="zh_TW"/>
+          </w:rPr>
+          <w:rPr>
+            <w:color w:val="0000EE"/>
+            <w:u w:val="single"/>
+          </w:rPr>
+          <w:t>民3:13</w:t>
+        </w:r>
+      </w:hyperlink>
+      <w:r>
+        <w:rPr>
+          <w:lang w:val="zh_TW" w:bidi="zh_TW"/>
+        </w:rPr>
+        <w:t>）。神命令所有要獻祭的頭生牲畜，都要分別出來歸給祂（</w:t>
+      </w:r>
+      <w:hyperlink r:id="rId86">
+        <w:r>
+          <w:rPr>
+            <w:lang w:val="zh_TW" w:bidi="zh_TW"/>
+          </w:rPr>
+          <w:rPr>
+            <w:color w:val="0000EE"/>
+            <w:u w:val="single"/>
+          </w:rPr>
+          <w:t>出13:2、15</w:t>
+        </w:r>
+      </w:hyperlink>
+      <w:r>
+        <w:rPr>
+          <w:lang w:val="zh_TW" w:bidi="zh_TW"/>
+        </w:rPr>
+        <w:t>）。</w:t>
+      </w:r>
+    </w:p>
+    <w:p>
+      <w:pPr>
+        <w:pStyle w:val="Heading3"/>
+      </w:pPr>
+      <w:r>
+        <w:rPr>
+          <w:lang w:val="zh_TW" w:bidi="zh_TW"/>
+        </w:rPr>
+        <w:t>長子與贖回</w:t>
+      </w:r>
+    </w:p>
+    <w:p>
+      <w:pPr/>
+      <w:r>
+        <w:rPr>
+          <w:lang w:val="zh_TW" w:bidi="zh_TW"/>
+        </w:rPr>
+      </w:r>
+      <w:r>
+        <w:rPr>
+          <w:lang w:val="zh_TW" w:bidi="zh_TW"/>
+        </w:rPr>
+        <w:t>每個支派都要</w:t>
+      </w:r>
+      <w:r>
+        <w:rPr>
+          <w:lang w:val="zh_TW" w:bidi="zh_TW"/>
+        </w:rPr>
+        <w:t>用銀子五舍客勒</w:t>
+      </w:r>
+      <w:r>
+        <w:rPr>
+          <w:lang w:val="zh_TW" w:bidi="zh_TW"/>
+        </w:rPr>
+        <w:t>贖出他們的長子，除了利未支派（</w:t>
+      </w:r>
+      <w:hyperlink r:id="rId87">
+        <w:r>
+          <w:rPr>
+            <w:lang w:val="zh_TW" w:bidi="zh_TW"/>
+          </w:rPr>
+          <w:rPr>
+            <w:color w:val="0000EE"/>
+            <w:u w:val="single"/>
+          </w:rPr>
+          <w:t>民18:15–16</w:t>
+        </w:r>
+      </w:hyperlink>
+      <w:r>
+        <w:rPr>
+          <w:lang w:val="zh_TW" w:bidi="zh_TW"/>
+        </w:rPr>
+        <w:t>）。贖出來意味著先前是受到捆綁。這是為了提醒以色列他們從埃及所得的救贖（</w:t>
+      </w:r>
+      <w:hyperlink r:id="rId88">
+        <w:r>
+          <w:rPr>
+            <w:lang w:val="zh_TW" w:bidi="zh_TW"/>
+          </w:rPr>
+          <w:rPr>
+            <w:color w:val="0000EE"/>
+            <w:u w:val="single"/>
+          </w:rPr>
+          <w:t>出13:2–8</w:t>
+        </w:r>
+      </w:hyperlink>
+      <w:r>
+        <w:rPr>
+          <w:lang w:val="zh_TW" w:bidi="zh_TW"/>
+        </w:rPr>
+        <w:t>）。</w:t>
+      </w:r>
+    </w:p>
+    <w:p>
+      <w:pPr/>
+      <w:r>
+        <w:rPr>
+          <w:lang w:val="zh_TW" w:bidi="zh_TW"/>
+        </w:rPr>
+      </w:r>
+      <w:r>
+        <w:rPr>
+          <w:lang w:val="zh_TW" w:bidi="zh_TW"/>
+        </w:rPr>
+        <w:t>潔淨的動物中，頭生的要歸給耶和華。從出生後第八天起的一年內，這些動物要被帶到會幕（或後來的聖殿）。這些動物要被獻為祭，它們的血要灑在壇上。所獻祭物的肉要歸給祭司（</w:t>
+      </w:r>
+      <w:hyperlink r:id="rId89">
+        <w:r>
+          <w:rPr>
+            <w:lang w:val="zh_TW" w:bidi="zh_TW"/>
+          </w:rPr>
+          <w:rPr>
+            <w:color w:val="0000EE"/>
+            <w:u w:val="single"/>
+          </w:rPr>
+          <w:t>出13:13</w:t>
+        </w:r>
+      </w:hyperlink>
+      <w:r>
+        <w:rPr>
+          <w:lang w:val="zh_TW" w:bidi="zh_TW"/>
+        </w:rPr>
+        <w:t>，</w:t>
+      </w:r>
+      <w:hyperlink r:id="rId90">
+        <w:r>
+          <w:rPr>
+            <w:lang w:val="zh_TW" w:bidi="zh_TW"/>
+          </w:rPr>
+          <w:rPr>
+            <w:color w:val="0000EE"/>
+            <w:u w:val="single"/>
+          </w:rPr>
+          <w:t>22:30</w:t>
+        </w:r>
+      </w:hyperlink>
+      <w:r>
+        <w:rPr>
+          <w:lang w:val="zh_TW" w:bidi="zh_TW"/>
+        </w:rPr>
+        <w:t>；參</w:t>
+      </w:r>
+      <w:hyperlink r:id="rId91">
+        <w:r>
+          <w:rPr>
+            <w:lang w:val="zh_TW" w:bidi="zh_TW"/>
+          </w:rPr>
+          <w:rPr>
+            <w:color w:val="0000EE"/>
+            <w:u w:val="single"/>
+          </w:rPr>
+          <w:t>民18:17</w:t>
+        </w:r>
+      </w:hyperlink>
+      <w:r>
+        <w:rPr>
+          <w:lang w:val="zh_TW" w:bidi="zh_TW"/>
+        </w:rPr>
+        <w:t>）。不潔淨的動物中，頭生的要加上五分之一贖回，其價值由祭司決定。假如不贖回，這些動物就要被祭司出售、交換或處理（</w:t>
+      </w:r>
+      <w:hyperlink r:id="rId92">
+        <w:r>
+          <w:rPr>
+            <w:lang w:val="zh_TW" w:bidi="zh_TW"/>
+          </w:rPr>
+          <w:rPr>
+            <w:color w:val="0000EE"/>
+            <w:u w:val="single"/>
+          </w:rPr>
+          <w:t>利27:27</w:t>
+        </w:r>
+      </w:hyperlink>
+      <w:r>
+        <w:rPr>
+          <w:lang w:val="zh_TW" w:bidi="zh_TW"/>
+        </w:rPr>
+        <w:t>）。驢駒子要用羔羊贖回（</w:t>
+      </w:r>
+      <w:hyperlink r:id="rId89">
+        <w:r>
+          <w:rPr>
+            <w:lang w:val="zh_TW" w:bidi="zh_TW"/>
+          </w:rPr>
+          <w:rPr>
+            <w:color w:val="0000EE"/>
+            <w:u w:val="single"/>
+          </w:rPr>
+          <w:t>出13:13</w:t>
+        </w:r>
+      </w:hyperlink>
+      <w:r>
+        <w:rPr>
+          <w:lang w:val="zh_TW" w:bidi="zh_TW"/>
+        </w:rPr>
+        <w:t>）。假如不贖回，就要被殺。不潔淨的動物的肉不可吃。</w:t>
+      </w:r>
+    </w:p>
+    <w:p>
+      <w:pPr>
+        <w:pStyle w:val="Heading3"/>
+      </w:pPr>
+      <w:r>
+        <w:rPr>
+          <w:lang w:val="zh_TW" w:bidi="zh_TW"/>
+        </w:rPr>
+        <w:t>長子與長子名分</w:t>
+      </w:r>
+    </w:p>
+    <w:p>
+      <w:pPr/>
+      <w:r>
+        <w:rPr>
+          <w:lang w:val="zh_TW" w:bidi="zh_TW"/>
+        </w:rPr>
+      </w:r>
+      <w:r>
+        <w:rPr>
+          <w:lang w:val="zh_TW" w:bidi="zh_TW"/>
+        </w:rPr>
+        <w:t>假如父親不在或已去世，那麼長子會作為家庭的祭司。以掃和呂便都是例子（</w:t>
+      </w:r>
+      <w:hyperlink r:id="rId93">
+        <w:r>
+          <w:rPr>
+            <w:lang w:val="zh_TW" w:bidi="zh_TW"/>
+          </w:rPr>
+          <w:rPr>
+            <w:color w:val="0000EE"/>
+            <w:u w:val="single"/>
+          </w:rPr>
+          <w:t>創27:19、32</w:t>
+        </w:r>
+      </w:hyperlink>
+      <w:r>
+        <w:rPr>
+          <w:lang w:val="zh_TW" w:bidi="zh_TW"/>
+        </w:rPr>
+        <w:t>；</w:t>
+      </w:r>
+      <w:hyperlink r:id="rId94">
+        <w:r>
+          <w:rPr>
+            <w:lang w:val="zh_TW" w:bidi="zh_TW"/>
+          </w:rPr>
+          <w:rPr>
+            <w:color w:val="0000EE"/>
+            <w:u w:val="single"/>
+          </w:rPr>
+          <w:t>代上5:1–2</w:t>
+        </w:r>
+      </w:hyperlink>
+      <w:r>
+        <w:rPr>
+          <w:lang w:val="zh_TW" w:bidi="zh_TW"/>
+        </w:rPr>
+        <w:t>）。當祭司的職份歸於利未支派時，長子的職分就結束了（</w:t>
+      </w:r>
+      <w:hyperlink r:id="rId95">
+        <w:r>
+          <w:rPr>
+            <w:lang w:val="zh_TW" w:bidi="zh_TW"/>
+          </w:rPr>
+          <w:rPr>
+            <w:color w:val="0000EE"/>
+            <w:u w:val="single"/>
+          </w:rPr>
+          <w:t>民3:12–13</w:t>
+        </w:r>
+      </w:hyperlink>
+      <w:r>
+        <w:rPr>
+          <w:lang w:val="zh_TW" w:bidi="zh_TW"/>
+        </w:rPr>
+        <w:t>）。後來世代中的所有長子都必須被贖回。這些贖價成為利未人每年收入的一部分（</w:t>
+      </w:r>
+      <w:hyperlink r:id="rId96">
+        <w:r>
+          <w:rPr>
+            <w:lang w:val="zh_TW" w:bidi="zh_TW"/>
+          </w:rPr>
+          <w:rPr>
+            <w:color w:val="0000EE"/>
+            <w:u w:val="single"/>
+          </w:rPr>
+          <w:t>民8:17</w:t>
+        </w:r>
+      </w:hyperlink>
+      <w:r>
+        <w:rPr>
+          <w:lang w:val="zh_TW" w:bidi="zh_TW"/>
+        </w:rPr>
+        <w:t>，</w:t>
+      </w:r>
+      <w:hyperlink r:id="rId97">
+        <w:r>
+          <w:rPr>
+            <w:lang w:val="zh_TW" w:bidi="zh_TW"/>
+          </w:rPr>
+          <w:rPr>
+            <w:color w:val="0000EE"/>
+            <w:u w:val="single"/>
+          </w:rPr>
+          <w:t>18:16</w:t>
+        </w:r>
+      </w:hyperlink>
+      <w:r>
+        <w:rPr>
+          <w:lang w:val="zh_TW" w:bidi="zh_TW"/>
+        </w:rPr>
+        <w:t>）。</w:t>
+      </w:r>
+    </w:p>
+    <w:p>
+      <w:pPr/>
+      <w:r>
+        <w:rPr>
+          <w:lang w:val="zh_TW" w:bidi="zh_TW"/>
+        </w:rPr>
+      </w:r>
+      <w:r>
+        <w:rPr>
+          <w:lang w:val="zh_TW" w:bidi="zh_TW"/>
+        </w:rPr>
+        <w:t>雙倍的家族產業是長子的權利。這在一夫多妻子的情況下，保護長子的地位。受寵妻子的兒子不能取代家中頭生兒子的位置（</w:t>
+      </w:r>
+      <w:hyperlink r:id="rId98">
+        <w:r>
+          <w:rPr>
+            <w:lang w:val="zh_TW" w:bidi="zh_TW"/>
+          </w:rPr>
+          <w:rPr>
+            <w:color w:val="0000EE"/>
+            <w:u w:val="single"/>
+          </w:rPr>
+          <w:t>申21:17</w:t>
+        </w:r>
+      </w:hyperlink>
+      <w:r>
+        <w:rPr>
+          <w:lang w:val="zh_TW" w:bidi="zh_TW"/>
+        </w:rPr>
+        <w:t>）。</w:t>
+      </w:r>
+    </w:p>
+    <w:p>
+      <w:pPr/>
+      <w:r>
+        <w:rPr>
+          <w:lang w:val="zh_TW" w:bidi="zh_TW"/>
+        </w:rPr>
+      </w:r>
+      <w:r>
+        <w:rPr>
+          <w:lang w:val="zh_TW" w:bidi="zh_TW"/>
+        </w:rPr>
+        <w:t>「長子」這個稱號被用於耶穌（</w:t>
+      </w:r>
+      <w:hyperlink r:id="rId99">
+        <w:r>
+          <w:rPr>
+            <w:lang w:val="zh_TW" w:bidi="zh_TW"/>
+          </w:rPr>
+          <w:rPr>
+            <w:color w:val="0000EE"/>
+            <w:u w:val="single"/>
+          </w:rPr>
+          <w:t>路2:7</w:t>
+        </w:r>
+      </w:hyperlink>
+      <w:r>
+        <w:rPr>
+          <w:lang w:val="zh_TW" w:bidi="zh_TW"/>
+        </w:rPr>
+        <w:t>；</w:t>
+      </w:r>
+      <w:hyperlink r:id="rId100">
+        <w:r>
+          <w:rPr>
+            <w:lang w:val="zh_TW" w:bidi="zh_TW"/>
+          </w:rPr>
+          <w:rPr>
+            <w:color w:val="0000EE"/>
+            <w:u w:val="single"/>
+          </w:rPr>
+          <w:t>羅8:29</w:t>
+        </w:r>
+      </w:hyperlink>
+      <w:r>
+        <w:rPr>
+          <w:lang w:val="zh_TW" w:bidi="zh_TW"/>
+        </w:rPr>
+        <w:t>；</w:t>
+      </w:r>
+      <w:hyperlink r:id="rId101">
+        <w:r>
+          <w:rPr>
+            <w:lang w:val="zh_TW" w:bidi="zh_TW"/>
+          </w:rPr>
+          <w:rPr>
+            <w:color w:val="0000EE"/>
+            <w:u w:val="single"/>
+          </w:rPr>
+          <w:t>西1:15、18</w:t>
+        </w:r>
+      </w:hyperlink>
+      <w:r>
+        <w:rPr>
+          <w:lang w:val="zh_TW" w:bidi="zh_TW"/>
+        </w:rPr>
+        <w:t>；</w:t>
+      </w:r>
+      <w:hyperlink r:id="rId102">
+        <w:r>
+          <w:rPr>
+            <w:lang w:val="zh_TW" w:bidi="zh_TW"/>
+          </w:rPr>
+          <w:rPr>
+            <w:color w:val="0000EE"/>
+            <w:u w:val="single"/>
+          </w:rPr>
+          <w:t>來1:6</w:t>
+        </w:r>
+      </w:hyperlink>
+      <w:r>
+        <w:rPr>
+          <w:lang w:val="zh_TW" w:bidi="zh_TW"/>
+        </w:rPr>
+        <w:t>；</w:t>
+      </w:r>
+      <w:hyperlink r:id="rId103">
+        <w:r>
+          <w:rPr>
+            <w:lang w:val="zh_TW" w:bidi="zh_TW"/>
+          </w:rPr>
+          <w:rPr>
+            <w:color w:val="0000EE"/>
+            <w:u w:val="single"/>
+          </w:rPr>
+          <w:t>啟1:5</w:t>
+        </w:r>
+      </w:hyperlink>
+      <w:r>
+        <w:rPr>
+          <w:lang w:val="zh_TW" w:bidi="zh_TW"/>
+        </w:rPr>
+        <w:t>），強調耶穌在萬有以先的地位，因為祂首先從死裡復活。作為長子，耶穌的地位是：</w:t>
+      </w:r>
+    </w:p>
+    <w:p>
+      <w:pPr>
+        <w:pStyle w:val="ListBullet"/>
+        <w:spacing w:line="240" w:lineRule="auto"/>
+        <w:ind w:left="720"/>
+      </w:pPr>
+      <w:r>
+        <w:rPr>
+          <w:lang w:val="zh_TW" w:bidi="zh_TW"/>
+        </w:rPr>
+      </w:r>
+      <w:r>
+        <w:rPr>
+          <w:lang w:val="zh_TW" w:bidi="zh_TW"/>
+        </w:rPr>
+        <w:t>承受萬有的</w:t>
+      </w:r>
+      <w:r>
+        <w:rPr>
+          <w:lang w:val="zh_TW" w:bidi="zh_TW"/>
+        </w:rPr>
+        <w:t>（</w:t>
+      </w:r>
+      <w:hyperlink r:id="rId104">
+        <w:r>
+          <w:rPr>
+            <w:lang w:val="zh_TW" w:bidi="zh_TW"/>
+          </w:rPr>
+          <w:rPr>
+            <w:color w:val="0000EE"/>
+            <w:u w:val="single"/>
+          </w:rPr>
+          <w:t>來1:2</w:t>
+        </w:r>
+      </w:hyperlink>
+      <w:r>
+        <w:rPr>
+          <w:lang w:val="zh_TW" w:bidi="zh_TW"/>
+        </w:rPr>
+        <w:t>）</w:t>
+      </w:r>
+    </w:p>
+    <w:p>
+      <w:pPr>
+        <w:pStyle w:val="ListBullet"/>
+        <w:spacing w:line="240" w:lineRule="auto"/>
+        <w:ind w:left="720"/>
+      </w:pPr>
+      <w:r>
+        <w:rPr>
+          <w:lang w:val="zh_TW" w:bidi="zh_TW"/>
+        </w:rPr>
+      </w:r>
+      <w:r>
+        <w:rPr>
+          <w:lang w:val="zh_TW" w:bidi="zh_TW"/>
+        </w:rPr>
+        <w:t>教會的元首 （</w:t>
+      </w:r>
+      <w:hyperlink r:id="rId105">
+        <w:r>
+          <w:rPr>
+            <w:lang w:val="zh_TW" w:bidi="zh_TW"/>
+          </w:rPr>
+          <w:rPr>
+            <w:color w:val="0000EE"/>
+            <w:u w:val="single"/>
+          </w:rPr>
+          <w:t>弗1:20–23</w:t>
+        </w:r>
+      </w:hyperlink>
+      <w:r>
+        <w:rPr>
+          <w:lang w:val="zh_TW" w:bidi="zh_TW"/>
+        </w:rPr>
+        <w:t>；</w:t>
+      </w:r>
+      <w:hyperlink r:id="rId106">
+        <w:r>
+          <w:rPr>
+            <w:lang w:val="zh_TW" w:bidi="zh_TW"/>
+          </w:rPr>
+          <w:rPr>
+            <w:color w:val="0000EE"/>
+            <w:u w:val="single"/>
+          </w:rPr>
+          <w:t>西1:18、24</w:t>
+        </w:r>
+      </w:hyperlink>
+      <w:r>
+        <w:rPr>
+          <w:lang w:val="zh_TW" w:bidi="zh_TW"/>
+        </w:rPr>
+        <w:t>；</w:t>
+      </w:r>
+      <w:hyperlink r:id="rId107">
+        <w:r>
+          <w:rPr>
+            <w:lang w:val="zh_TW" w:bidi="zh_TW"/>
+          </w:rPr>
+          <w:rPr>
+            <w:color w:val="0000EE"/>
+            <w:u w:val="single"/>
+          </w:rPr>
+          <w:t>來2:10–12</w:t>
+        </w:r>
+      </w:hyperlink>
+      <w:r>
+        <w:rPr>
+          <w:lang w:val="zh_TW" w:bidi="zh_TW"/>
+        </w:rPr>
+        <w:t>）</w:t>
+      </w:r>
+    </w:p>
+    <w:p>
+      <w:pPr/>
+      <w:r>
+        <w:rPr>
+          <w:lang w:val="zh_TW" w:bidi="zh_TW"/>
+        </w:rPr>
+      </w:r>
+      <w:r>
+        <w:rPr>
+          <w:i/>
+          <w:lang w:val="zh_TW" w:bidi="zh_TW"/>
+        </w:rPr>
+        <w:t>另見</w:t>
+      </w:r>
+      <w:r>
+        <w:rPr>
+          <w:lang w:val="zh_TW" w:bidi="zh_TW"/>
+        </w:rPr>
+        <w:t>長子的名分</w:t>
+      </w:r>
+      <w:r>
+        <w:rPr>
+          <w:lang w:val="zh_TW" w:bidi="zh_TW"/>
+        </w:rPr>
+        <w:t>、</w:t>
+      </w:r>
+      <w:r>
+        <w:rPr>
+          <w:lang w:val="zh_TW" w:bidi="zh_TW"/>
+        </w:rPr>
+        <w:t>繼承人</w:t>
+      </w:r>
+      <w:r>
+        <w:rPr>
+          <w:lang w:val="zh_TW" w:bidi="zh_TW"/>
+        </w:rPr>
+        <w:t>、</w:t>
+      </w:r>
+      <w:r>
+        <w:rPr>
+          <w:lang w:val="zh_TW" w:bidi="zh_TW"/>
+        </w:rPr>
+        <w:t>產業</w:t>
+      </w:r>
+      <w:r>
+        <w:rPr>
+          <w:lang w:val="zh_TW" w:bidi="zh_TW"/>
+        </w:rPr>
+        <w:t>、</w:t>
+      </w:r>
+      <w:r>
+        <w:rPr>
+          <w:lang w:val="zh_TW" w:bidi="zh_TW"/>
+        </w:rPr>
+        <w:t>長子繼承權</w:t>
+      </w:r>
+      <w:r>
+        <w:rPr>
+          <w:lang w:val="zh_TW" w:bidi="zh_TW"/>
+        </w:rPr>
+        <w:t>。</w:t>
+      </w:r>
+      <w:r>
+        <w:rPr>
+          <w:lang w:val="zh_TW" w:bidi="zh_TW"/>
+        </w:rPr>
+      </w:r>
+      <w:r>
+        <w:rPr>
+          <w:lang w:val="zh_TW" w:bidi="zh_TW"/>
+        </w:rPr>
+      </w:r>
+    </w:p>
+    <w:p>
+      <w:pPr/>
+      <w:r>
+        <w:rPr>
+          <w:lang w:val="zh_TW" w:bidi="zh_TW"/>
+        </w:rPr>
+      </w:r>
+    </w:p>
+    <w:p>
+      <w:pPr>
+        <w:pStyle w:val="Heading2"/>
+      </w:pPr>
+      <w:r>
+        <w:rPr>
+          <w:lang w:val="zh_TW" w:bidi="zh_TW"/>
+        </w:rPr>
+        <w:t>長子的名分</w:t>
+      </w:r>
+      <w:r>
+        <w:rPr>
+          <w:lang w:val="zh_TW" w:bidi="zh_TW"/>
+        </w:rPr>
+      </w:r>
+    </w:p>
+    <w:p>
+      <w:pPr/>
+      <w:r>
+        <w:rPr>
+          <w:lang w:val="zh_TW" w:bidi="zh_TW"/>
+        </w:rPr>
+      </w:r>
+      <w:r>
+        <w:rPr>
+          <w:lang w:val="zh_TW" w:bidi="zh_TW"/>
+        </w:rPr>
+        <w:t>在古代希伯來家庭中，長子名分是一套特別的權利與特權，屬於家中長子。長子的地位僅次於父親；當父親不在家時，長子有權代表家族作決定。</w:t>
+      </w:r>
+    </w:p>
+    <w:p>
+      <w:pPr/>
+      <w:r>
+        <w:rPr>
+          <w:lang w:val="zh_TW" w:bidi="zh_TW"/>
+        </w:rPr>
+      </w:r>
+      <w:r>
+        <w:rPr>
+          <w:lang w:val="zh_TW" w:bidi="zh_TW"/>
+        </w:rPr>
+        <w:t>在創世記中，呂便與弟兄們的故事清楚地顯示出長子名分的運作方式。呂便作為長子，原本擁有長子名分（</w:t>
+      </w:r>
+      <w:hyperlink r:id="rId108">
+        <w:r>
+          <w:rPr>
+            <w:lang w:val="zh_TW" w:bidi="zh_TW"/>
+          </w:rPr>
+          <w:rPr>
+            <w:color w:val="0000EE"/>
+            <w:u w:val="single"/>
+          </w:rPr>
+          <w:t>創37:19–22</w:t>
+        </w:r>
+      </w:hyperlink>
+      <w:r>
+        <w:rPr>
+          <w:lang w:val="zh_TW" w:bidi="zh_TW"/>
+        </w:rPr>
+        <w:t>、</w:t>
+      </w:r>
+      <w:hyperlink r:id="rId108">
+        <w:r>
+          <w:rPr>
+            <w:lang w:val="zh_TW" w:bidi="zh_TW"/>
+          </w:rPr>
+          <w:rPr>
+            <w:color w:val="0000EE"/>
+            <w:u w:val="single"/>
+          </w:rPr>
+          <w:t>28–30</w:t>
+        </w:r>
+      </w:hyperlink>
+      <w:r>
+        <w:rPr>
+          <w:lang w:val="zh_TW" w:bidi="zh_TW"/>
+        </w:rPr>
+        <w:t>），但他後來犯了大錯——與父親的妻子同寢。因這罪行，他失去了長子名分（</w:t>
+      </w:r>
+      <w:hyperlink r:id="rId109">
+        <w:r>
+          <w:rPr>
+            <w:lang w:val="zh_TW" w:bidi="zh_TW"/>
+          </w:rPr>
+          <w:rPr>
+            <w:color w:val="0000EE"/>
+            <w:u w:val="single"/>
+          </w:rPr>
+          <w:t>創49:1–4</w:t>
+        </w:r>
+      </w:hyperlink>
+      <w:r>
+        <w:rPr>
+          <w:lang w:val="zh_TW" w:bidi="zh_TW"/>
+        </w:rPr>
+        <w:t>）。</w:t>
+      </w:r>
+    </w:p>
+    <w:p>
+      <w:pPr/>
+      <w:r>
+        <w:rPr>
+          <w:lang w:val="zh_TW" w:bidi="zh_TW"/>
+        </w:rPr>
+      </w:r>
+      <w:r>
+        <w:rPr>
+          <w:lang w:val="zh_TW" w:bidi="zh_TW"/>
+        </w:rPr>
+        <w:t>呂便失去長子名分後，按順序應輪到西緬、利未、猶大（</w:t>
+      </w:r>
+      <w:hyperlink r:id="rId110">
+        <w:r>
+          <w:rPr>
+            <w:lang w:val="zh_TW" w:bidi="zh_TW"/>
+          </w:rPr>
+          <w:rPr>
+            <w:color w:val="0000EE"/>
+            <w:u w:val="single"/>
+          </w:rPr>
+          <w:t>創29:31–35</w:t>
+        </w:r>
+      </w:hyperlink>
+      <w:r>
+        <w:rPr>
+          <w:lang w:val="zh_TW" w:bidi="zh_TW"/>
+        </w:rPr>
+        <w:t>）。然而，他們的父親雅各因西緬與利未的品格不佳，決定不將長子名分給他們（</w:t>
+      </w:r>
+      <w:hyperlink r:id="rId111">
+        <w:r>
+          <w:rPr>
+            <w:lang w:val="zh_TW" w:bidi="zh_TW"/>
+          </w:rPr>
+          <w:rPr>
+            <w:color w:val="0000EE"/>
+            <w:u w:val="single"/>
+          </w:rPr>
+          <w:t>創49:5–7</w:t>
+        </w:r>
+      </w:hyperlink>
+      <w:r>
+        <w:rPr>
+          <w:lang w:val="zh_TW" w:bidi="zh_TW"/>
+        </w:rPr>
+        <w:t>）。雅各對猶大有良好的評價（</w:t>
+      </w:r>
+      <w:hyperlink r:id="rId112">
+        <w:r>
+          <w:rPr>
+            <w:lang w:val="zh_TW" w:bidi="zh_TW"/>
+          </w:rPr>
+          <w:rPr>
+            <w:color w:val="0000EE"/>
+            <w:u w:val="single"/>
+          </w:rPr>
+          <w:t>創49:8–10</w:t>
+        </w:r>
+      </w:hyperlink>
+      <w:r>
+        <w:rPr>
+          <w:lang w:val="zh_TW" w:bidi="zh_TW"/>
+        </w:rPr>
+        <w:t>），但最終他將長子名分賜給他所疼愛的兒子約瑟（</w:t>
+      </w:r>
+      <w:hyperlink r:id="rId113">
+        <w:r>
+          <w:rPr>
+            <w:lang w:val="zh_TW" w:bidi="zh_TW"/>
+          </w:rPr>
+          <w:rPr>
+            <w:color w:val="0000EE"/>
+            <w:u w:val="single"/>
+          </w:rPr>
+          <w:t>創49:22–26</w:t>
+        </w:r>
+      </w:hyperlink>
+      <w:r>
+        <w:rPr>
+          <w:lang w:val="zh_TW" w:bidi="zh_TW"/>
+        </w:rPr>
+        <w:t>；</w:t>
+      </w:r>
+      <w:hyperlink r:id="rId94">
+        <w:r>
+          <w:rPr>
+            <w:lang w:val="zh_TW" w:bidi="zh_TW"/>
+          </w:rPr>
+          <w:rPr>
+            <w:color w:val="0000EE"/>
+            <w:u w:val="single"/>
+          </w:rPr>
+          <w:t>代上5:1–2</w:t>
+        </w:r>
+      </w:hyperlink>
+      <w:r>
+        <w:rPr>
+          <w:lang w:val="zh_TW" w:bidi="zh_TW"/>
+        </w:rPr>
+        <w:t>；參</w:t>
+      </w:r>
+      <w:hyperlink r:id="rId114">
+        <w:r>
+          <w:rPr>
+            <w:lang w:val="zh_TW" w:bidi="zh_TW"/>
+          </w:rPr>
+          <w:rPr>
+            <w:color w:val="0000EE"/>
+            <w:u w:val="single"/>
+          </w:rPr>
+          <w:t>創37:2–4</w:t>
+        </w:r>
+      </w:hyperlink>
+      <w:r>
+        <w:rPr>
+          <w:lang w:val="zh_TW" w:bidi="zh_TW"/>
+        </w:rPr>
+        <w:t>）。</w:t>
+      </w:r>
+    </w:p>
+    <w:p>
+      <w:pPr>
+        <w:pStyle w:val="Heading3"/>
+      </w:pPr>
+      <w:r>
+        <w:rPr>
+          <w:lang w:val="zh_TW" w:bidi="zh_TW"/>
+        </w:rPr>
+        <w:t>古代長子名分的運作方式</w:t>
+      </w:r>
+    </w:p>
+    <w:p>
+      <w:pPr/>
+      <w:r>
+        <w:rPr>
+          <w:lang w:val="zh_TW" w:bidi="zh_TW"/>
+        </w:rPr>
+      </w:r>
+      <w:r>
+        <w:rPr>
+          <w:lang w:val="zh_TW" w:bidi="zh_TW"/>
+        </w:rPr>
+        <w:t>考古學家在美索不達米亞的努西地區發現古代泥版文書，這些文書顯示家庭成員間可以交換或轉讓長子名分。聖經中以掃將長子名分賣給雅各的記載，即是這種現象的例子（</w:t>
+      </w:r>
+      <w:hyperlink r:id="rId115">
+        <w:r>
+          <w:rPr>
+            <w:lang w:val="zh_TW" w:bidi="zh_TW"/>
+          </w:rPr>
+          <w:rPr>
+            <w:color w:val="0000EE"/>
+            <w:u w:val="single"/>
+          </w:rPr>
+          <w:t>創25:19–34</w:t>
+        </w:r>
+      </w:hyperlink>
+      <w:r>
+        <w:rPr>
+          <w:lang w:val="zh_TW" w:bidi="zh_TW"/>
+        </w:rPr>
+        <w:t>）。</w:t>
+      </w:r>
+    </w:p>
+    <w:p>
+      <w:pPr/>
+      <w:r>
+        <w:rPr>
+          <w:lang w:val="zh_TW" w:bidi="zh_TW"/>
+        </w:rPr>
+      </w:r>
+      <w:r>
+        <w:rPr>
+          <w:lang w:val="zh_TW" w:bidi="zh_TW"/>
+        </w:rPr>
+        <w:t>擁有長子名分的人，通常也會保管一種稱為「神像」的家用偶像（</w:t>
+      </w:r>
+      <w:hyperlink r:id="rId116">
+        <w:r>
+          <w:rPr>
+            <w:lang w:val="zh_TW" w:bidi="zh_TW"/>
+          </w:rPr>
+          <w:rPr>
+            <w:color w:val="0000EE"/>
+            <w:u w:val="single"/>
+          </w:rPr>
+          <w:t>創31:19</w:t>
+        </w:r>
+      </w:hyperlink>
+      <w:r>
+        <w:rPr>
+          <w:lang w:val="zh_TW" w:bidi="zh_TW"/>
+        </w:rPr>
+        <w:t>、</w:t>
+      </w:r>
+      <w:hyperlink r:id="rId116">
+        <w:r>
+          <w:rPr>
+            <w:lang w:val="zh_TW" w:bidi="zh_TW"/>
+          </w:rPr>
+          <w:rPr>
+            <w:color w:val="0000EE"/>
+            <w:u w:val="single"/>
+          </w:rPr>
+          <w:t>32</w:t>
+        </w:r>
+      </w:hyperlink>
+      <w:hyperlink r:id="rId116">
+        <w:r>
+          <w:rPr>
+            <w:lang w:val="zh_TW" w:bidi="zh_TW"/>
+          </w:rPr>
+          <w:rPr>
+            <w:color w:val="0000EE"/>
+            <w:u w:val="single"/>
+          </w:rPr>
+          <w:t>、</w:t>
+        </w:r>
+      </w:hyperlink>
+      <w:hyperlink r:id="rId116">
+        <w:r>
+          <w:rPr>
+            <w:lang w:val="zh_TW" w:bidi="zh_TW"/>
+          </w:rPr>
+          <w:rPr>
+            <w:color w:val="0000EE"/>
+            <w:u w:val="single"/>
+          </w:rPr>
+          <w:t>34</w:t>
+        </w:r>
+      </w:hyperlink>
+      <w:r>
+        <w:rPr>
+          <w:lang w:val="zh_TW" w:bidi="zh_TW"/>
+        </w:rPr>
+        <w:t>）。這些偶像多為泥土製成的小像，代表當地人所敬拜的神祇，擁有它們象徵著長子在家中的權威。</w:t>
+      </w:r>
+    </w:p>
+    <w:p>
+      <w:pPr/>
+      <w:r>
+        <w:rPr>
+          <w:lang w:val="zh_TW" w:bidi="zh_TW"/>
+        </w:rPr>
+      </w:r>
+      <w:r>
+        <w:rPr>
+          <w:lang w:val="zh_TW" w:bidi="zh_TW"/>
+        </w:rPr>
+        <w:t>長子名分包含兩個重要意義：一是成為家族的領袖；二是比其他弟兄獲得更多的產業份額（通常是雙倍的分配）。</w:t>
+      </w:r>
+    </w:p>
+    <w:p>
+      <w:pPr/>
+      <w:r>
+        <w:rPr>
+          <w:lang w:val="zh_TW" w:bidi="zh_TW"/>
+        </w:rPr>
+      </w:r>
+      <w:r>
+        <w:rPr>
+          <w:lang w:val="zh_TW" w:bidi="zh_TW"/>
+        </w:rPr>
+        <w:t>在古以色列，男子可娶多妻。律法規定長子名分必須歸於父親所生的第一個兒子，即使父親更愛其他妻子，也不可隨意更改，除非有正當理由（</w:t>
+      </w:r>
+      <w:hyperlink r:id="rId117">
+        <w:r>
+          <w:rPr>
+            <w:lang w:val="zh_TW" w:bidi="zh_TW"/>
+          </w:rPr>
+          <w:rPr>
+            <w:color w:val="0000EE"/>
+            <w:u w:val="single"/>
+          </w:rPr>
+          <w:t>申21:15–17</w:t>
+        </w:r>
+      </w:hyperlink>
+      <w:r>
+        <w:rPr>
+          <w:lang w:val="zh_TW" w:bidi="zh_TW"/>
+        </w:rPr>
+        <w:t>）。</w:t>
+      </w:r>
+    </w:p>
+    <w:p>
+      <w:pPr/>
+      <w:r>
+        <w:rPr>
+          <w:lang w:val="zh_TW" w:bidi="zh_TW"/>
+        </w:rPr>
+      </w:r>
+      <w:r>
+        <w:rPr>
+          <w:lang w:val="zh_TW" w:bidi="zh_TW"/>
+        </w:rPr>
+        <w:t>但也有例外：若兒子的母親是婢女或妾（與父親同住但地位較低的女子），該兒子就不能承受長子名分（</w:t>
+      </w:r>
+      <w:hyperlink r:id="rId118">
+        <w:r>
+          <w:rPr>
+            <w:lang w:val="zh_TW" w:bidi="zh_TW"/>
+          </w:rPr>
+          <w:rPr>
+            <w:color w:val="0000EE"/>
+            <w:u w:val="single"/>
+          </w:rPr>
+          <w:t>創21:9–13</w:t>
+        </w:r>
+      </w:hyperlink>
+      <w:r>
+        <w:rPr>
+          <w:lang w:val="zh_TW" w:bidi="zh_TW"/>
+        </w:rPr>
+        <w:t>；</w:t>
+      </w:r>
+      <w:hyperlink r:id="rId119">
+        <w:r>
+          <w:rPr>
+            <w:lang w:val="zh_TW" w:bidi="zh_TW"/>
+          </w:rPr>
+          <w:rPr>
+            <w:color w:val="0000EE"/>
+            <w:u w:val="single"/>
+          </w:rPr>
+          <w:t>士11:1–2</w:t>
+        </w:r>
+      </w:hyperlink>
+      <w:r>
+        <w:rPr>
+          <w:lang w:val="zh_TW" w:bidi="zh_TW"/>
+        </w:rPr>
+        <w:t>）。</w:t>
+      </w:r>
+    </w:p>
+    <w:p>
+      <w:pPr/>
+      <w:r>
+        <w:rPr>
+          <w:lang w:val="zh_TW" w:bidi="zh_TW"/>
+        </w:rPr>
+      </w:r>
+      <w:r>
+        <w:rPr>
+          <w:lang w:val="zh_TW" w:bidi="zh_TW"/>
+        </w:rPr>
+        <w:t>長子名分在王室中尤為重要，因為王的長子通常有權繼承王位（</w:t>
+      </w:r>
+      <w:hyperlink r:id="rId120">
+        <w:r>
+          <w:rPr>
+            <w:lang w:val="zh_TW" w:bidi="zh_TW"/>
+          </w:rPr>
+          <w:rPr>
+            <w:color w:val="0000EE"/>
+            <w:u w:val="single"/>
+          </w:rPr>
+          <w:t>代下21:1–3</w:t>
+        </w:r>
+      </w:hyperlink>
+      <w:r>
+        <w:rPr>
+          <w:lang w:val="zh_TW" w:bidi="zh_TW"/>
+        </w:rPr>
+        <w:t>）。若這規則被打破，便可能引發紛爭與混亂。猶大王羅波安的例子便是如此：他選擇心愛的兒子亞比雅作繼承人，雖然亞比雅並非長子。為避免其他兒子起來造反，羅波安只好賜給他們特殊的禮物與地位（</w:t>
+      </w:r>
+      <w:hyperlink r:id="rId120">
+        <w:r>
+          <w:rPr>
+            <w:lang w:val="zh_TW" w:bidi="zh_TW"/>
+          </w:rPr>
+          <w:rPr>
+            <w:color w:val="0000EE"/>
+            <w:u w:val="single"/>
+          </w:rPr>
+          <w:t>代下</w:t>
+        </w:r>
+      </w:hyperlink>
+      <w:hyperlink r:id="rId121">
+        <w:r>
+          <w:rPr>
+            <w:lang w:val="zh_TW" w:bidi="zh_TW"/>
+          </w:rPr>
+          <w:rPr>
+            <w:color w:val="0000EE"/>
+            <w:u w:val="single"/>
+          </w:rPr>
+          <w:t>11:18–23</w:t>
+        </w:r>
+      </w:hyperlink>
+      <w:r>
+        <w:rPr>
+          <w:lang w:val="zh_TW" w:bidi="zh_TW"/>
+        </w:rPr>
+        <w:t>，</w:t>
+      </w:r>
+      <w:hyperlink r:id="rId122">
+        <w:r>
+          <w:rPr>
+            <w:lang w:val="zh_TW" w:bidi="zh_TW"/>
+          </w:rPr>
+          <w:rPr>
+            <w:color w:val="0000EE"/>
+            <w:u w:val="single"/>
+          </w:rPr>
+          <w:t>12:16</w:t>
+        </w:r>
+      </w:hyperlink>
+      <w:r>
+        <w:rPr>
+          <w:lang w:val="zh_TW" w:bidi="zh_TW"/>
+        </w:rPr>
+        <w:t>）。</w:t>
+      </w:r>
+    </w:p>
+    <w:p>
+      <w:pPr>
+        <w:pStyle w:val="Heading3"/>
+      </w:pPr>
+      <w:r>
+        <w:rPr>
+          <w:lang w:val="zh_TW" w:bidi="zh_TW"/>
+        </w:rPr>
+        <w:t>以掃的長子名分及其對基督徒的提醒</w:t>
+      </w:r>
+    </w:p>
+    <w:p>
+      <w:pPr/>
+      <w:r>
+        <w:rPr>
+          <w:lang w:val="zh_TW" w:bidi="zh_TW"/>
+        </w:rPr>
+      </w:r>
+      <w:r>
+        <w:rPr>
+          <w:lang w:val="zh_TW" w:bidi="zh_TW"/>
+        </w:rPr>
+        <w:t>新約聖經引用了舊約聖經中以掃的故事。以掃是以撒的長子，而以撒在以色列早期歷史中是一位重要的領袖。某一天，以掃因極度飢餓，竟將自己的長子名分賣給弟弟雅各，只換取一碗紅豆湯。他做出這個決定時，並未顧及長子名分的重大價值（</w:t>
+      </w:r>
+      <w:hyperlink r:id="rId123">
+        <w:r>
+          <w:rPr>
+            <w:lang w:val="zh_TW" w:bidi="zh_TW"/>
+          </w:rPr>
+          <w:rPr>
+            <w:color w:val="0000EE"/>
+            <w:u w:val="single"/>
+          </w:rPr>
+          <w:t>來12:16–17</w:t>
+        </w:r>
+      </w:hyperlink>
+      <w:r>
+        <w:rPr>
+          <w:lang w:val="zh_TW" w:bidi="zh_TW"/>
+        </w:rPr>
+        <w:t>；參</w:t>
+      </w:r>
+      <w:hyperlink r:id="rId115">
+        <w:r>
+          <w:rPr>
+            <w:lang w:val="zh_TW" w:bidi="zh_TW"/>
+          </w:rPr>
+          <w:rPr>
+            <w:color w:val="0000EE"/>
+            <w:u w:val="single"/>
+          </w:rPr>
+          <w:t>創25:19–34</w:t>
+        </w:r>
+      </w:hyperlink>
+      <w:r>
+        <w:rPr>
+          <w:lang w:val="zh_TW" w:bidi="zh_TW"/>
+        </w:rPr>
+        <w:t>）。</w:t>
+      </w:r>
+    </w:p>
+    <w:p>
+      <w:pPr/>
+      <w:r>
+        <w:rPr>
+          <w:lang w:val="zh_TW" w:bidi="zh_TW"/>
+        </w:rPr>
+      </w:r>
+      <w:r>
+        <w:rPr>
+          <w:lang w:val="zh_TW" w:bidi="zh_TW"/>
+        </w:rPr>
+        <w:t>這個故事帶給我們一個重要的教訓：正如以掃因一時的愚昧選擇失去長子名分與父親的祝福，基督徒也被警戒不可輕率地放棄神為我們預備的屬靈福分與呼召（</w:t>
+      </w:r>
+      <w:hyperlink r:id="rId124">
+        <w:r>
+          <w:rPr>
+            <w:lang w:val="zh_TW" w:bidi="zh_TW"/>
+          </w:rPr>
+          <w:rPr>
+            <w:color w:val="0000EE"/>
+            <w:u w:val="single"/>
+          </w:rPr>
+          <w:t>創27章</w:t>
+        </w:r>
+      </w:hyperlink>
+      <w:r>
+        <w:rPr>
+          <w:lang w:val="zh_TW" w:bidi="zh_TW"/>
+        </w:rPr>
+        <w:t>）。</w:t>
+      </w:r>
+    </w:p>
+    <w:p>
+      <w:pPr/>
+      <w:r>
+        <w:rPr>
+          <w:lang w:val="zh_TW" w:bidi="zh_TW"/>
+        </w:rPr>
+      </w:r>
+      <w:r>
+        <w:rPr>
+          <w:i/>
+          <w:lang w:val="zh_TW" w:bidi="zh_TW"/>
+        </w:rPr>
+        <w:t>另見</w:t>
+      </w:r>
+      <w:r>
+        <w:rPr>
+          <w:lang w:val="zh_TW" w:bidi="zh_TW"/>
+        </w:rPr>
+        <w:t xml:space="preserve"> </w:t>
+      </w:r>
+      <w:r>
+        <w:rPr>
+          <w:lang w:val="zh_TW" w:bidi="zh_TW"/>
+        </w:rPr>
+        <w:t>產業</w:t>
+      </w:r>
+      <w:r>
+        <w:rPr>
+          <w:lang w:val="zh_TW" w:bidi="zh_TW"/>
+        </w:rPr>
+        <w:t>；</w:t>
+      </w:r>
+      <w:r>
+        <w:rPr>
+          <w:lang w:val="zh_TW" w:bidi="zh_TW"/>
+        </w:rPr>
+        <w:t>繼承人</w:t>
+      </w:r>
+      <w:r>
+        <w:rPr>
+          <w:lang w:val="zh_TW" w:bidi="zh_TW"/>
+        </w:rPr>
+        <w:t>；</w:t>
+      </w:r>
+      <w:r>
+        <w:rPr>
+          <w:lang w:val="zh_TW" w:bidi="zh_TW"/>
+        </w:rPr>
+        <w:t>長子</w:t>
       </w:r>
       <w:r>
         <w:rPr>

--- a/zht/docx/182.content.docx
+++ b/zht/docx/182.content.docx
@@ -149,7 +149,7 @@
         <w:rPr>
           <w:lang w:val="zh_TW" w:bidi="zh_TW"/>
         </w:rPr>
-        <w:t>zhang</w:t>
+        <w:t>xun</w:t>
       </w:r>
       <w:r>
         <w:rPr>
@@ -212,7 +212,7 @@
         <w:rPr>
           <w:lang w:val="zh_TW" w:bidi="zh_TW"/>
         </w:rPr>
-        <w:t>長老</w:t>
+        <w:t>尋的曠野</w:t>
       </w:r>
       <w:r>
         <w:rPr>
@@ -231,18 +231,7 @@
         <w:rPr>
           <w:lang w:val="zh_TW" w:bidi="zh_TW"/>
         </w:rPr>
-        <w:t>古代世界中，在宗教和世俗領域中行使領導和司法職能的人。他們通常因為在家族、支派或部落中的地位，或因為個性、實力、身材或影響力；或通過任命和授職的過程來行使這種領導職責。新約和使徒後教會中的長老制度（長老團）發展起源於猶太教和舊約，但長老或長老團的角色在古代以色列周圍的世界和新約時期的希臘羅馬世界中也有所發現。</w:t>
-      </w:r>
-    </w:p>
-    <w:p>
-      <w:pPr>
-        <w:pStyle w:val="Heading3"/>
-      </w:pPr>
-      <w:r>
-        <w:rPr>
-          <w:lang w:val="zh_TW" w:bidi="zh_TW"/>
-        </w:rPr>
-        <w:t>在舊約中</w:t>
+        <w:t>尋的曠野位於西奈半島的北部地區，與位於半島南部汛的曠野不同。</w:t>
       </w:r>
     </w:p>
     <w:p>
@@ -256,21 +245,25 @@
         <w:rPr>
           <w:lang w:val="zh_TW" w:bidi="zh_TW"/>
         </w:rPr>
-        <w:t>長老或長老制度與部落制度（the tribal system）密切相關。部落由支派組成，而支派則是由大家族單位組成。在父權制社會中，由於年齡和職能的關係，一個家庭由父親治理。年齡，以及年長者所具備的智慧和成熟，無疑是這些長老行使權威的起源。一個支派由組成它的家族首領（the heads of families）統治，形成了一個長老議會。在戰爭時期，每個支派都派出一支隊伍；這些隊伍由一位族長帶領，這位族長可能是從長老中選出的。</w:t>
+        <w:t>尋的曠野是西奈半島四或五個「曠野」地區之一。其它的曠野地區包括：</w:t>
       </w:r>
     </w:p>
     <w:p>
-      <w:pPr/>
-      <w:r>
-        <w:rPr>
-          <w:lang w:val="zh_TW" w:bidi="zh_TW"/>
-        </w:rPr>
-      </w:r>
-      <w:r>
-        <w:rPr>
-          <w:lang w:val="zh_TW" w:bidi="zh_TW"/>
-        </w:rPr>
-        <w:t>在以色列的前君主制時期，地方行政和司法行動主要由那些長老掌管。在出埃及記的敘述中，以色列的長老（家族的首領）接受了摩西關於第一次逾越節晚餐的指示（</w:t>
+      <w:pPr>
+        <w:pStyle w:val="ListBullet"/>
+        <w:spacing w:line="240" w:lineRule="auto"/>
+        <w:ind w:left="720"/>
+      </w:pPr>
+      <w:r>
+        <w:rPr>
+          <w:lang w:val="zh_TW" w:bidi="zh_TW"/>
+        </w:rPr>
+      </w:r>
+      <w:r>
+        <w:rPr>
+          <w:lang w:val="zh_TW" w:bidi="zh_TW"/>
+        </w:rPr>
+        <w:t>巴蘭的曠野（</w:t>
       </w:r>
       <w:hyperlink r:id="rId13">
         <w:r>
@@ -281,14 +274,32 @@
             <w:color w:val="0000EE"/>
             <w:u w:val="single"/>
           </w:rPr>
-          <w:t>出12:21–22</w:t>
+          <w:t>創21:21</w:t>
         </w:r>
       </w:hyperlink>
       <w:r>
         <w:rPr>
           <w:lang w:val="zh_TW" w:bidi="zh_TW"/>
         </w:rPr>
-        <w:t>）。在</w:t>
+        <w:t>）</w:t>
+      </w:r>
+    </w:p>
+    <w:p>
+      <w:pPr>
+        <w:pStyle w:val="ListBullet"/>
+        <w:spacing w:line="240" w:lineRule="auto"/>
+        <w:ind w:left="720"/>
+      </w:pPr>
+      <w:r>
+        <w:rPr>
+          <w:lang w:val="zh_TW" w:bidi="zh_TW"/>
+        </w:rPr>
+      </w:r>
+      <w:r>
+        <w:rPr>
+          <w:lang w:val="zh_TW" w:bidi="zh_TW"/>
+        </w:rPr>
+        <w:t>書珥的曠野（</w:t>
       </w:r>
       <w:hyperlink r:id="rId14">
         <w:r>
@@ -299,14 +310,32 @@
             <w:color w:val="0000EE"/>
             <w:u w:val="single"/>
           </w:rPr>
-          <w:t>出埃及記十八章12節</w:t>
+          <w:t>出15:22</w:t>
         </w:r>
       </w:hyperlink>
       <w:r>
         <w:rPr>
           <w:lang w:val="zh_TW" w:bidi="zh_TW"/>
         </w:rPr>
-        <w:t>中，這些長老會見了摩西的岳父葉忒羅，並從這些長老中挑選出值得信任的代表，協助摩西解釋神的律法和執行公義（</w:t>
+        <w:t>）</w:t>
+      </w:r>
+    </w:p>
+    <w:p>
+      <w:pPr>
+        <w:pStyle w:val="ListBullet"/>
+        <w:spacing w:line="240" w:lineRule="auto"/>
+        <w:ind w:left="720"/>
+      </w:pPr>
+      <w:r>
+        <w:rPr>
+          <w:lang w:val="zh_TW" w:bidi="zh_TW"/>
+        </w:rPr>
+      </w:r>
+      <w:r>
+        <w:rPr>
+          <w:lang w:val="zh_TW" w:bidi="zh_TW"/>
+        </w:rPr>
+        <w:t>西奈的曠野（</w:t>
       </w:r>
       <w:hyperlink r:id="rId15">
         <w:r>
@@ -317,14 +346,32 @@
             <w:color w:val="0000EE"/>
             <w:u w:val="single"/>
           </w:rPr>
-          <w:t>18:13–23</w:t>
+          <w:t>民9:1</w:t>
         </w:r>
       </w:hyperlink>
       <w:r>
         <w:rPr>
           <w:lang w:val="zh_TW" w:bidi="zh_TW"/>
         </w:rPr>
-        <w:t>）。同樣，根據</w:t>
+        <w:t>）</w:t>
+      </w:r>
+    </w:p>
+    <w:p>
+      <w:pPr>
+        <w:pStyle w:val="ListBullet"/>
+        <w:spacing w:line="240" w:lineRule="auto"/>
+        <w:ind w:left="720"/>
+      </w:pPr>
+      <w:r>
+        <w:rPr>
+          <w:lang w:val="zh_TW" w:bidi="zh_TW"/>
+        </w:rPr>
+      </w:r>
+      <w:r>
+        <w:rPr>
+          <w:lang w:val="zh_TW" w:bidi="zh_TW"/>
+        </w:rPr>
+        <w:t>汛的曠野（</w:t>
       </w:r>
       <w:hyperlink r:id="rId16">
         <w:r>
@@ -335,14 +382,14 @@
             <w:color w:val="0000EE"/>
             <w:u w:val="single"/>
           </w:rPr>
-          <w:t>民數記十一章16至17節</w:t>
+          <w:t>民33:11</w:t>
         </w:r>
       </w:hyperlink>
       <w:r>
         <w:rPr>
           <w:lang w:val="zh_TW" w:bidi="zh_TW"/>
         </w:rPr>
-        <w:t>，神指示摩西從以色列的長老中選出七十人來協助他領導百姓。在這段記載中，這些長老被賦予了神的靈的特殊恩賜。在前一個例子中，長老們——被選為與摩西共同管理的人——是那些是被公認為值得信賴的人。</w:t>
+        <w:t>）</w:t>
       </w:r>
     </w:p>
     <w:p>
@@ -356,7 +403,21 @@
         <w:rPr>
           <w:lang w:val="zh_TW" w:bidi="zh_TW"/>
         </w:rPr>
-        <w:t>長老的一個核心職能是司法職責。他們是「審判官（judges）」，坐在「城門口」，也就是古代村莊和城的傳統法庭。在這裡，長老們解決爭端和審理案件，並討論社區事務和作出決定（</w:t>
+        <w:t>這些曠野地區的確切邊界尚未明確界定，這些地區之間很可能相互重疊。</w:t>
+      </w:r>
+    </w:p>
+    <w:p>
+      <w:pPr/>
+      <w:r>
+        <w:rPr>
+          <w:lang w:val="zh_TW" w:bidi="zh_TW"/>
+        </w:rPr>
+      </w:r>
+      <w:r>
+        <w:rPr>
+          <w:lang w:val="zh_TW" w:bidi="zh_TW"/>
+        </w:rPr>
+        <w:t>尋的曠野與尋有關聯（</w:t>
       </w:r>
       <w:hyperlink r:id="rId17">
         <w:r>
@@ -367,14 +428,114 @@
             <w:color w:val="0000EE"/>
             <w:u w:val="single"/>
           </w:rPr>
-          <w:t>創23:10、18</w:t>
+          <w:t>民34:4</w:t>
         </w:r>
       </w:hyperlink>
       <w:r>
         <w:rPr>
           <w:lang w:val="zh_TW" w:bidi="zh_TW"/>
         </w:rPr>
-        <w:t>；</w:t>
+        <w:t>）。這片曠野位於：</w:t>
+      </w:r>
+    </w:p>
+    <w:p>
+      <w:pPr>
+        <w:pStyle w:val="ListBullet"/>
+        <w:spacing w:line="240" w:lineRule="auto"/>
+        <w:ind w:left="720"/>
+      </w:pPr>
+      <w:r>
+        <w:rPr>
+          <w:lang w:val="zh_TW" w:bidi="zh_TW"/>
+        </w:rPr>
+      </w:r>
+      <w:r>
+        <w:rPr>
+          <w:lang w:val="zh_TW" w:bidi="zh_TW"/>
+        </w:rPr>
+        <w:t>以東的西邊</w:t>
+      </w:r>
+    </w:p>
+    <w:p>
+      <w:pPr>
+        <w:pStyle w:val="ListBullet"/>
+        <w:spacing w:line="240" w:lineRule="auto"/>
+        <w:ind w:left="720"/>
+      </w:pPr>
+      <w:r>
+        <w:rPr>
+          <w:lang w:val="zh_TW" w:bidi="zh_TW"/>
+        </w:rPr>
+      </w:r>
+      <w:r>
+        <w:rPr>
+          <w:lang w:val="zh_TW" w:bidi="zh_TW"/>
+        </w:rPr>
+        <w:t>死海的西南方</w:t>
+      </w:r>
+    </w:p>
+    <w:p>
+      <w:pPr>
+        <w:pStyle w:val="ListBullet"/>
+        <w:spacing w:line="240" w:lineRule="auto"/>
+        <w:ind w:left="720"/>
+      </w:pPr>
+      <w:r>
+        <w:rPr>
+          <w:lang w:val="zh_TW" w:bidi="zh_TW"/>
+        </w:rPr>
+      </w:r>
+      <w:r>
+        <w:rPr>
+          <w:lang w:val="zh_TW" w:bidi="zh_TW"/>
+        </w:rPr>
+        <w:t>猶大南部</w:t>
+      </w:r>
+    </w:p>
+    <w:p>
+      <w:pPr/>
+      <w:r>
+        <w:rPr>
+          <w:lang w:val="zh_TW" w:bidi="zh_TW"/>
+        </w:rPr>
+      </w:r>
+      <w:r>
+        <w:rPr>
+          <w:lang w:val="zh_TW" w:bidi="zh_TW"/>
+        </w:rPr>
+        <w:t>在這片乾燥的地區內有四個大型泉水或綠洲，包括加低斯‧巴尼亞。以色列人在西奈曠野的三十八年間，大部分時間都在這個曠野地區度過。</w:t>
+      </w:r>
+    </w:p>
+    <w:p>
+      <w:pPr/>
+      <w:r>
+        <w:rPr>
+          <w:lang w:val="zh_TW" w:bidi="zh_TW"/>
+        </w:rPr>
+      </w:r>
+      <w:r>
+        <w:rPr>
+          <w:lang w:val="zh_TW" w:bidi="zh_TW"/>
+        </w:rPr>
+        <w:t>聖經中發生在尋的曠野的幾個重要事件：</w:t>
+      </w:r>
+    </w:p>
+    <w:p>
+      <w:pPr>
+        <w:pStyle w:val="ListBullet"/>
+        <w:spacing w:line="240" w:lineRule="auto"/>
+        <w:ind w:left="720"/>
+      </w:pPr>
+      <w:r>
+        <w:rPr>
+          <w:lang w:val="zh_TW" w:bidi="zh_TW"/>
+        </w:rPr>
+      </w:r>
+      <w:r>
+        <w:rPr>
+          <w:lang w:val="zh_TW" w:bidi="zh_TW"/>
+        </w:rPr>
+        <w:t>從尋的曠野，探子被派去窺探迦南地（</w:t>
       </w:r>
       <w:hyperlink r:id="rId18">
         <w:r>
@@ -385,14 +546,14 @@
             <w:color w:val="0000EE"/>
             <w:u w:val="single"/>
           </w:rPr>
-          <w:t>伯29:7</w:t>
+          <w:t>民13:1–26</w:t>
         </w:r>
       </w:hyperlink>
       <w:r>
         <w:rPr>
           <w:lang w:val="zh_TW" w:bidi="zh_TW"/>
         </w:rPr>
-        <w:t>；</w:t>
+        <w:t>，</w:t>
       </w:r>
       <w:hyperlink r:id="rId19">
         <w:r>
@@ -403,14 +564,32 @@
             <w:color w:val="0000EE"/>
             <w:u w:val="single"/>
           </w:rPr>
-          <w:t>箴24:7</w:t>
+          <w:t>32:8</w:t>
         </w:r>
       </w:hyperlink>
       <w:r>
         <w:rPr>
           <w:lang w:val="zh_TW" w:bidi="zh_TW"/>
         </w:rPr>
-        <w:t>，</w:t>
+        <w:t>）。</w:t>
+      </w:r>
+    </w:p>
+    <w:p>
+      <w:pPr>
+        <w:pStyle w:val="ListBullet"/>
+        <w:spacing w:line="240" w:lineRule="auto"/>
+        <w:ind w:left="720"/>
+      </w:pPr>
+      <w:r>
+        <w:rPr>
+          <w:lang w:val="zh_TW" w:bidi="zh_TW"/>
+        </w:rPr>
+      </w:r>
+      <w:r>
+        <w:rPr>
+          <w:lang w:val="zh_TW" w:bidi="zh_TW"/>
+        </w:rPr>
+        <w:t>那些悖逆神的人因為不信，而被審判在這個曠野中死去（</w:t>
       </w:r>
       <w:hyperlink r:id="rId20">
         <w:r>
@@ -421,14 +600,32 @@
             <w:color w:val="0000EE"/>
             <w:u w:val="single"/>
           </w:rPr>
-          <w:t>31:23</w:t>
+          <w:t>民14:22–23</w:t>
         </w:r>
       </w:hyperlink>
       <w:r>
         <w:rPr>
           <w:lang w:val="zh_TW" w:bidi="zh_TW"/>
         </w:rPr>
-        <w:t>）。律法的保存和應用顯然是由坐在城門口的長老掌握（</w:t>
+        <w:t>）。</w:t>
+      </w:r>
+    </w:p>
+    <w:p>
+      <w:pPr>
+        <w:pStyle w:val="ListBullet"/>
+        <w:spacing w:line="240" w:lineRule="auto"/>
+        <w:ind w:left="720"/>
+      </w:pPr>
+      <w:r>
+        <w:rPr>
+          <w:lang w:val="zh_TW" w:bidi="zh_TW"/>
+        </w:rPr>
+      </w:r>
+      <w:r>
+        <w:rPr>
+          <w:lang w:val="zh_TW" w:bidi="zh_TW"/>
+        </w:rPr>
+        <w:t>摩西在這片曠野中犯了罪，因為他沒有在水從磐石中流出時尊神為聖（</w:t>
       </w:r>
       <w:hyperlink r:id="rId21">
         <w:r>
@@ -439,9 +636,15 @@
             <w:color w:val="0000EE"/>
             <w:u w:val="single"/>
           </w:rPr>
-          <w:t>申19:12，</w:t>
+          <w:t>民20:1–13</w:t>
         </w:r>
       </w:hyperlink>
+      <w:r>
+        <w:rPr>
+          <w:lang w:val="zh_TW" w:bidi="zh_TW"/>
+        </w:rPr>
+        <w:t>，</w:t>
+      </w:r>
       <w:hyperlink r:id="rId22">
         <w:r>
           <w:rPr>
@@ -451,9 +654,33 @@
             <w:color w:val="0000EE"/>
             <w:u w:val="single"/>
           </w:rPr>
-          <w:t>21:19，</w:t>
+          <w:t>27:14</w:t>
         </w:r>
       </w:hyperlink>
+      <w:r>
+        <w:rPr>
+          <w:lang w:val="zh_TW" w:bidi="zh_TW"/>
+        </w:rPr>
+        <w:t>）。</w:t>
+      </w:r>
+    </w:p>
+    <w:p>
+      <w:pPr>
+        <w:pStyle w:val="ListBullet"/>
+        <w:spacing w:line="240" w:lineRule="auto"/>
+        <w:ind w:left="720"/>
+      </w:pPr>
+      <w:r>
+        <w:rPr>
+          <w:lang w:val="zh_TW" w:bidi="zh_TW"/>
+        </w:rPr>
+      </w:r>
+      <w:r>
+        <w:rPr>
+          <w:lang w:val="zh_TW" w:bidi="zh_TW"/>
+        </w:rPr>
+        <w:t>摩西的姊姊米利暗死在這裡，並被埋葬於此（</w:t>
+      </w:r>
       <w:hyperlink r:id="rId23">
         <w:r>
           <w:rPr>
@@ -463,9 +690,29 @@
             <w:color w:val="0000EE"/>
             <w:u w:val="single"/>
           </w:rPr>
-          <w:t>22:15，</w:t>
+          <w:t>民20:1</w:t>
         </w:r>
       </w:hyperlink>
+      <w:r>
+        <w:rPr>
+          <w:lang w:val="zh_TW" w:bidi="zh_TW"/>
+        </w:rPr>
+        <w:t>）。</w:t>
+      </w:r>
+    </w:p>
+    <w:p>
+      <w:pPr/>
+      <w:r>
+        <w:rPr>
+          <w:lang w:val="zh_TW" w:bidi="zh_TW"/>
+        </w:rPr>
+      </w:r>
+      <w:r>
+        <w:rPr>
+          <w:lang w:val="zh_TW" w:bidi="zh_TW"/>
+        </w:rPr>
+        <w:t>聖經描述這個地方是「大而可怕的曠野」（</w:t>
+      </w:r>
       <w:hyperlink r:id="rId24">
         <w:r>
           <w:rPr>
@@ -475,14 +722,14 @@
             <w:color w:val="0000EE"/>
             <w:u w:val="single"/>
           </w:rPr>
-          <w:t>25:7–10</w:t>
+          <w:t>申1:19</w:t>
         </w:r>
       </w:hyperlink>
       <w:r>
         <w:rPr>
           <w:lang w:val="zh_TW" w:bidi="zh_TW"/>
         </w:rPr>
-        <w:t>）。</w:t>
+        <w:t>，</w:t>
       </w:r>
       <w:hyperlink r:id="rId25">
         <w:r>
@@ -493,14 +740,14 @@
             <w:color w:val="0000EE"/>
             <w:u w:val="single"/>
           </w:rPr>
-          <w:t>路得記四章1至12節</w:t>
+          <w:t>8:15</w:t>
         </w:r>
       </w:hyperlink>
       <w:r>
         <w:rPr>
           <w:lang w:val="zh_TW" w:bidi="zh_TW"/>
         </w:rPr>
-        <w:t>很好地描述了這種過程。</w:t>
+        <w:t>）。</w:t>
       </w:r>
     </w:p>
     <w:p>
@@ -512,3357 +759,16 @@
       </w:r>
       <w:r>
         <w:rPr>
-          <w:lang w:val="zh_TW" w:bidi="zh_TW"/>
-        </w:rPr>
-        <w:t>在君主制時期，地方行政和司法權力繼續由長老議會行使。在掃羅統治末期，大衛發送信息和禮物給猶大各城的長老們（</w:t>
-      </w:r>
-      <w:hyperlink r:id="rId26">
-        <w:r>
-          <w:rPr>
-            <w:lang w:val="zh_TW" w:bidi="zh_TW"/>
-          </w:rPr>
-          <w:rPr>
-            <w:color w:val="0000EE"/>
-            <w:u w:val="single"/>
-          </w:rPr>
-          <w:t>撒上30:26</w:t>
-        </w:r>
-      </w:hyperlink>
-      <w:r>
-        <w:rPr>
-          <w:lang w:val="zh_TW" w:bidi="zh_TW"/>
-        </w:rPr>
-        <w:t>），大衛顯然意識到他的有效統治將依賴於他們的善意和忠誠。為了實施對拿伯的陰謀，耶洗別寫信給耶斯列的長老和貴族（</w:t>
-      </w:r>
-      <w:hyperlink r:id="rId27">
-        <w:r>
-          <w:rPr>
-            <w:lang w:val="zh_TW" w:bidi="zh_TW"/>
-          </w:rPr>
-          <w:rPr>
-            <w:color w:val="0000EE"/>
-            <w:u w:val="single"/>
-          </w:rPr>
-          <w:t>王上21:8–11</w:t>
-        </w:r>
-      </w:hyperlink>
-      <w:r>
-        <w:rPr>
-          <w:lang w:val="zh_TW" w:bidi="zh_TW"/>
-        </w:rPr>
-        <w:t>）。這顯示出以色列的長老們已經負責在其管轄範圍內應用律法。除了行政和司法職能外，長老們還承擔了宗教儀式的角色（</w:t>
-      </w:r>
-      <w:hyperlink r:id="rId28">
-        <w:r>
-          <w:rPr>
-            <w:lang w:val="zh_TW" w:bidi="zh_TW"/>
-          </w:rPr>
-          <w:rPr>
-            <w:color w:val="0000EE"/>
-            <w:u w:val="single"/>
-          </w:rPr>
-          <w:t>出24:1、9</w:t>
-        </w:r>
-      </w:hyperlink>
-      <w:r>
-        <w:rPr>
-          <w:lang w:val="zh_TW" w:bidi="zh_TW"/>
-        </w:rPr>
-        <w:t>；</w:t>
-      </w:r>
-      <w:hyperlink r:id="rId29">
-        <w:r>
-          <w:rPr>
-            <w:lang w:val="zh_TW" w:bidi="zh_TW"/>
-          </w:rPr>
-          <w:rPr>
-            <w:color w:val="0000EE"/>
-            <w:u w:val="single"/>
-          </w:rPr>
-          <w:t>利4:14–15</w:t>
-        </w:r>
-      </w:hyperlink>
-      <w:r>
-        <w:rPr>
-          <w:lang w:val="zh_TW" w:bidi="zh_TW"/>
-        </w:rPr>
-        <w:t>）。</w:t>
-      </w:r>
-    </w:p>
-    <w:p>
-      <w:pPr/>
-      <w:r>
-        <w:rPr>
-          <w:lang w:val="zh_TW" w:bidi="zh_TW"/>
-        </w:rPr>
-      </w:r>
-      <w:r>
-        <w:rPr>
-          <w:lang w:val="zh_TW" w:bidi="zh_TW"/>
-        </w:rPr>
-        <w:t>長老制度在王國體制崩潰後依然存在。在被擄期間（</w:t>
-      </w:r>
-      <w:hyperlink r:id="rId30">
-        <w:r>
-          <w:rPr>
-            <w:lang w:val="zh_TW" w:bidi="zh_TW"/>
-          </w:rPr>
-          <w:rPr>
-            <w:color w:val="0000EE"/>
-            <w:u w:val="single"/>
-          </w:rPr>
-          <w:t>結8:1</w:t>
-        </w:r>
-      </w:hyperlink>
-      <w:r>
-        <w:rPr>
-          <w:lang w:val="zh_TW" w:bidi="zh_TW"/>
-        </w:rPr>
-        <w:t>，</w:t>
-      </w:r>
-      <w:hyperlink r:id="rId31">
-        <w:r>
-          <w:rPr>
-            <w:lang w:val="zh_TW" w:bidi="zh_TW"/>
-          </w:rPr>
-          <w:rPr>
-            <w:color w:val="0000EE"/>
-            <w:u w:val="single"/>
-          </w:rPr>
-          <w:t>14:1</w:t>
-        </w:r>
-      </w:hyperlink>
-      <w:r>
-        <w:rPr>
-          <w:lang w:val="zh_TW" w:bidi="zh_TW"/>
-        </w:rPr>
-        <w:t>，</w:t>
-      </w:r>
-      <w:hyperlink r:id="rId32">
-        <w:r>
-          <w:rPr>
-            <w:lang w:val="zh_TW" w:bidi="zh_TW"/>
-          </w:rPr>
-          <w:rPr>
-            <w:color w:val="0000EE"/>
-            <w:u w:val="single"/>
-          </w:rPr>
-          <w:t>20:1–3</w:t>
-        </w:r>
-      </w:hyperlink>
-      <w:r>
-        <w:rPr>
-          <w:lang w:val="zh_TW" w:bidi="zh_TW"/>
-        </w:rPr>
-        <w:t>）以及被擄歸回後（例如，</w:t>
-      </w:r>
-      <w:hyperlink r:id="rId33">
-        <w:r>
-          <w:rPr>
-            <w:lang w:val="zh_TW" w:bidi="zh_TW"/>
-          </w:rPr>
-          <w:rPr>
-            <w:color w:val="0000EE"/>
-            <w:u w:val="single"/>
-          </w:rPr>
-          <w:t>拉10:16</w:t>
-        </w:r>
-      </w:hyperlink>
-      <w:r>
-        <w:rPr>
-          <w:lang w:val="zh_TW" w:bidi="zh_TW"/>
-        </w:rPr>
-        <w:t>），長老們依然存在。</w:t>
-      </w:r>
-    </w:p>
-    <w:p>
-      <w:pPr>
-        <w:pStyle w:val="Heading3"/>
-      </w:pPr>
-      <w:r>
-        <w:rPr>
-          <w:lang w:val="zh_TW" w:bidi="zh_TW"/>
-        </w:rPr>
-        <w:t>在新約時期的猶太教中</w:t>
-      </w:r>
-    </w:p>
-    <w:p>
-      <w:pPr/>
-      <w:r>
-        <w:rPr>
-          <w:lang w:val="zh_TW" w:bidi="zh_TW"/>
-        </w:rPr>
-      </w:r>
-      <w:r>
-        <w:rPr>
-          <w:lang w:val="zh_TW" w:bidi="zh_TW"/>
-        </w:rPr>
-        <w:t>基督教的長老職分（office，或職能〔function〕）源自猶太教中的一個類似制度，雖然使用「長老」這一頭銜來稱呼各種希臘邪教組織的官員和村莊的地方官員，這可能影響了外邦教會中社區結構的發展。在前三卷福音書和使徒行傳中，多次提到長老作為猶太教社區和宗教生活中的職能人物。通常他們與其他一組或多組職能人員一起被提及：「長老、祭司長、文士」（</w:t>
-      </w:r>
-      <w:hyperlink r:id="rId34">
-        <w:r>
-          <w:rPr>
-            <w:lang w:val="zh_TW" w:bidi="zh_TW"/>
-          </w:rPr>
-          <w:rPr>
-            <w:color w:val="0000EE"/>
-            <w:u w:val="single"/>
-          </w:rPr>
-          <w:t>太16:21</w:t>
-        </w:r>
-      </w:hyperlink>
-      <w:r>
-        <w:rPr>
-          <w:lang w:val="zh_TW" w:bidi="zh_TW"/>
-        </w:rPr>
-        <w:t>）；「祭司長和民間的長老」（</w:t>
-      </w:r>
-      <w:hyperlink r:id="rId35">
-        <w:r>
-          <w:rPr>
-            <w:lang w:val="zh_TW" w:bidi="zh_TW"/>
-          </w:rPr>
-          <w:rPr>
-            <w:color w:val="0000EE"/>
-            <w:u w:val="single"/>
-          </w:rPr>
-          <w:t>21:23</w:t>
-        </w:r>
-      </w:hyperlink>
-      <w:r>
-        <w:rPr>
-          <w:lang w:val="zh_TW" w:bidi="zh_TW"/>
-        </w:rPr>
-        <w:t>，</w:t>
-      </w:r>
-      <w:hyperlink r:id="rId36">
-        <w:r>
-          <w:rPr>
-            <w:lang w:val="zh_TW" w:bidi="zh_TW"/>
-          </w:rPr>
-          <w:rPr>
-            <w:color w:val="0000EE"/>
-            <w:u w:val="single"/>
-          </w:rPr>
-          <w:t>26:3、47</w:t>
-        </w:r>
-      </w:hyperlink>
-      <w:r>
-        <w:rPr>
-          <w:lang w:val="zh_TW" w:bidi="zh_TW"/>
-        </w:rPr>
-        <w:t>）；「文士和長老」（</w:t>
-      </w:r>
-      <w:hyperlink r:id="rId37">
-        <w:r>
-          <w:rPr>
-            <w:lang w:val="zh_TW" w:bidi="zh_TW"/>
-          </w:rPr>
-          <w:rPr>
-            <w:color w:val="0000EE"/>
-            <w:u w:val="single"/>
-          </w:rPr>
-          <w:t>26:57</w:t>
-        </w:r>
-      </w:hyperlink>
-      <w:r>
-        <w:rPr>
-          <w:lang w:val="zh_TW" w:bidi="zh_TW"/>
-        </w:rPr>
-        <w:t>，</w:t>
-      </w:r>
-      <w:hyperlink r:id="rId38">
-        <w:r>
-          <w:rPr>
-            <w:lang w:val="zh_TW" w:bidi="zh_TW"/>
-          </w:rPr>
-          <w:rPr>
-            <w:color w:val="0000EE"/>
-            <w:u w:val="single"/>
-          </w:rPr>
-          <w:t>27:41</w:t>
-        </w:r>
-      </w:hyperlink>
-      <w:r>
-        <w:rPr>
-          <w:lang w:val="zh_TW" w:bidi="zh_TW"/>
-        </w:rPr>
-        <w:t>）；「祭司長和民間的長老」（</w:t>
-      </w:r>
-      <w:hyperlink r:id="rId39">
-        <w:r>
-          <w:rPr>
-            <w:lang w:val="zh_TW" w:bidi="zh_TW"/>
-          </w:rPr>
-          <w:rPr>
-            <w:color w:val="0000EE"/>
-            <w:u w:val="single"/>
-          </w:rPr>
-          <w:t>27:1、3、12、20</w:t>
-        </w:r>
-      </w:hyperlink>
-      <w:r>
-        <w:rPr>
-          <w:lang w:val="zh_TW" w:bidi="zh_TW"/>
-        </w:rPr>
-        <w:t>）；「官府、長老，和文士」（</w:t>
-      </w:r>
-      <w:hyperlink r:id="rId40">
-        <w:r>
-          <w:rPr>
-            <w:lang w:val="zh_TW" w:bidi="zh_TW"/>
-          </w:rPr>
-          <w:rPr>
-            <w:color w:val="0000EE"/>
-            <w:u w:val="single"/>
-          </w:rPr>
-          <w:t>徒4:5</w:t>
-        </w:r>
-      </w:hyperlink>
-      <w:r>
-        <w:rPr>
-          <w:lang w:val="zh_TW" w:bidi="zh_TW"/>
-        </w:rPr>
-        <w:t>）；「百姓的官府和長老」（</w:t>
-      </w:r>
-      <w:hyperlink r:id="rId41">
-        <w:r>
-          <w:rPr>
-            <w:lang w:val="zh_TW" w:bidi="zh_TW"/>
-          </w:rPr>
-          <w:rPr>
-            <w:color w:val="0000EE"/>
-            <w:u w:val="single"/>
-          </w:rPr>
-          <w:t>8</w:t>
-        </w:r>
-      </w:hyperlink>
-      <w:r>
-        <w:rPr>
-          <w:lang w:val="zh_TW" w:bidi="zh_TW"/>
-        </w:rPr>
-        <w:t>）。從這些新約經文中，我們無法確定他們的具體職能，或者他們與官府或文士的區別。然而，猶太長老的職責在</w:t>
-      </w:r>
-      <w:r>
-        <w:rPr>
-          <w:lang w:val="zh_TW" w:bidi="zh_TW"/>
-        </w:rPr>
-        <w:t>米示拿</w:t>
-      </w:r>
-      <w:r>
-        <w:rPr>
-          <w:lang w:val="zh_TW" w:bidi="zh_TW"/>
-        </w:rPr>
-        <w:t>的</w:t>
-      </w:r>
-      <w:r>
-        <w:rPr>
           <w:i/>
           <w:lang w:val="zh_TW" w:bidi="zh_TW"/>
         </w:rPr>
-        <w:t>論公會</w:t>
-      </w:r>
-      <w:r>
-        <w:rPr>
-          <w:lang w:val="zh_TW" w:bidi="zh_TW"/>
-        </w:rPr>
-        <w:t>中有明確描述，以及在死海古卷中發現的昆蘭苦修社群規則書中，有明確的描述。</w:t>
-      </w:r>
-    </w:p>
-    <w:p>
-      <w:pPr/>
-      <w:r>
-        <w:rPr>
-          <w:lang w:val="zh_TW" w:bidi="zh_TW"/>
-        </w:rPr>
-      </w:r>
-      <w:r>
-        <w:rPr>
-          <w:lang w:val="zh_TW" w:bidi="zh_TW"/>
-        </w:rPr>
-        <w:t>每個猶太社區都有其長老會，負責一般的行政監督，並代表其社區與羅馬當局打交道。他們的主要職責是司法職能。他們是律法及其傳統解釋的保管人（custodians，見</w:t>
-      </w:r>
-      <w:hyperlink r:id="rId42">
-        <w:r>
-          <w:rPr>
-            <w:lang w:val="zh_TW" w:bidi="zh_TW"/>
-          </w:rPr>
-          <w:rPr>
-            <w:color w:val="0000EE"/>
-            <w:u w:val="single"/>
-          </w:rPr>
-          <w:t>太15:2</w:t>
-        </w:r>
-      </w:hyperlink>
-      <w:r>
-        <w:rPr>
-          <w:lang w:val="zh_TW" w:bidi="zh_TW"/>
-        </w:rPr>
-        <w:t>），並負責執行律法和懲罰違法者。這些長老會中最重要的是耶路撒冷的公會，這是一個由71人組成的團體，作為全國的最高法院。</w:t>
-      </w:r>
-    </w:p>
-    <w:p>
-      <w:pPr>
-        <w:pStyle w:val="Heading3"/>
-      </w:pPr>
-      <w:r>
-        <w:rPr>
-          <w:lang w:val="zh_TW" w:bidi="zh_TW"/>
-        </w:rPr>
-        <w:t>在基督教群體中</w:t>
-      </w:r>
-    </w:p>
-    <w:p>
-      <w:pPr/>
-      <w:r>
-        <w:rPr>
-          <w:lang w:val="zh_TW" w:bidi="zh_TW"/>
-        </w:rPr>
-      </w:r>
-      <w:r>
-        <w:rPr>
-          <w:lang w:val="zh_TW" w:bidi="zh_TW"/>
-        </w:rPr>
-        <w:t>由於初期教會逐漸認為自己是新的以色列（</w:t>
-      </w:r>
-      <w:hyperlink r:id="rId43">
-        <w:r>
-          <w:rPr>
-            <w:lang w:val="zh_TW" w:bidi="zh_TW"/>
-          </w:rPr>
-          <w:rPr>
-            <w:color w:val="0000EE"/>
-            <w:u w:val="single"/>
-          </w:rPr>
-          <w:t>太21:43</w:t>
-        </w:r>
-      </w:hyperlink>
-      <w:r>
-        <w:rPr>
-          <w:lang w:val="zh_TW" w:bidi="zh_TW"/>
-        </w:rPr>
-        <w:t>；</w:t>
-      </w:r>
-      <w:hyperlink r:id="rId44">
-        <w:r>
-          <w:rPr>
-            <w:lang w:val="zh_TW" w:bidi="zh_TW"/>
-          </w:rPr>
-          <w:rPr>
-            <w:color w:val="0000EE"/>
-            <w:u w:val="single"/>
-          </w:rPr>
-          <w:t>加6:16</w:t>
-        </w:r>
-      </w:hyperlink>
-      <w:r>
-        <w:rPr>
-          <w:lang w:val="zh_TW" w:bidi="zh_TW"/>
-        </w:rPr>
-        <w:t>），因此他們逐漸採用長老制度是可以理解的。雖然很難確定早期基督徒團體中所遵循的秩序，因為這些秩序根據地點和時代的不同，在形式和範圍上顯然有所不同，但長老的存在和職能確實是早期教會生活現實的一部分。</w:t>
-      </w:r>
-    </w:p>
-    <w:p>
-      <w:pPr/>
-      <w:r>
-        <w:rPr>
-          <w:lang w:val="zh_TW" w:bidi="zh_TW"/>
-        </w:rPr>
-      </w:r>
-      <w:r>
-        <w:rPr>
-          <w:lang w:val="zh_TW" w:bidi="zh_TW"/>
-        </w:rPr>
-        <w:t>在路加福音關於基督教起源和傳播的記述中，長老已經出現在耶路撒冷的教會中。在使徒行傳中，我們看到安提阿的基督徒派發饑荒救濟物資，「把捐項託巴拿巴和掃羅送到（猶大教會的）眾長老那裡」（</w:t>
-      </w:r>
-      <w:hyperlink r:id="rId45">
-        <w:r>
-          <w:rPr>
-            <w:lang w:val="zh_TW" w:bidi="zh_TW"/>
-          </w:rPr>
-          <w:rPr>
-            <w:color w:val="0000EE"/>
-            <w:u w:val="single"/>
-          </w:rPr>
-          <w:t>徒11:30</w:t>
-        </w:r>
-      </w:hyperlink>
-      <w:r>
-        <w:rPr>
-          <w:lang w:val="zh_TW" w:bidi="zh_TW"/>
-        </w:rPr>
-        <w:t>）。在保羅和巴拿巴的第一次宣教之旅中，他們「在各教會中選立了長老」（</w:t>
-      </w:r>
-      <w:hyperlink r:id="rId46">
-        <w:r>
-          <w:rPr>
-            <w:lang w:val="zh_TW" w:bidi="zh_TW"/>
-          </w:rPr>
-          <w:rPr>
-            <w:color w:val="0000EE"/>
-            <w:u w:val="single"/>
-          </w:rPr>
-          <w:t>14:23</w:t>
-        </w:r>
-      </w:hyperlink>
-      <w:r>
-        <w:rPr>
-          <w:lang w:val="zh_TW" w:bidi="zh_TW"/>
-        </w:rPr>
-        <w:t>）。後來，保羅和巴拿巴從安提阿被派往耶路撒冷，就外邦基督徒是否需要受割禮的問題「去見使徒和長老」（</w:t>
-      </w:r>
-      <w:hyperlink r:id="rId47">
-        <w:r>
-          <w:rPr>
-            <w:lang w:val="zh_TW" w:bidi="zh_TW"/>
-          </w:rPr>
-          <w:rPr>
-            <w:color w:val="0000EE"/>
-            <w:u w:val="single"/>
-          </w:rPr>
-          <w:t>15:2</w:t>
-        </w:r>
-      </w:hyperlink>
-      <w:r>
-        <w:rPr>
-          <w:lang w:val="zh_TW" w:bidi="zh_TW"/>
-        </w:rPr>
-        <w:t>），「教會和使徒並長老都接待他們」（</w:t>
-      </w:r>
-      <w:hyperlink r:id="rId48">
-        <w:r>
-          <w:rPr>
-            <w:lang w:val="zh_TW" w:bidi="zh_TW"/>
-          </w:rPr>
-          <w:rPr>
-            <w:color w:val="0000EE"/>
-            <w:u w:val="single"/>
-          </w:rPr>
-          <w:t>4</w:t>
-        </w:r>
-      </w:hyperlink>
-      <w:r>
-        <w:rPr>
-          <w:lang w:val="zh_TW" w:bidi="zh_TW"/>
-        </w:rPr>
-        <w:t>節），他們聚集起來聽取案件並解決這個問題（</w:t>
-      </w:r>
-      <w:hyperlink r:id="rId49">
-        <w:r>
-          <w:rPr>
-            <w:lang w:val="zh_TW" w:bidi="zh_TW"/>
-          </w:rPr>
-          <w:rPr>
-            <w:color w:val="0000EE"/>
-            <w:u w:val="single"/>
-          </w:rPr>
-          <w:t>6–23</w:t>
-        </w:r>
-      </w:hyperlink>
-      <w:r>
-        <w:rPr>
-          <w:lang w:val="zh_TW" w:bidi="zh_TW"/>
-        </w:rPr>
-        <w:t>節）。</w:t>
-      </w:r>
-    </w:p>
-    <w:p>
-      <w:pPr/>
-      <w:r>
-        <w:rPr>
-          <w:lang w:val="zh_TW" w:bidi="zh_TW"/>
-        </w:rPr>
-      </w:r>
-      <w:r>
-        <w:rPr>
-          <w:lang w:val="zh_TW" w:bidi="zh_TW"/>
-        </w:rPr>
-        <w:t>關於這些長老的身份以及他們是如何被選立的，聖經並沒有給予詳細的說明。然而，根據猶太人的傳統，我們似乎可以推測他們的年齡和在群體中的顯赫地位，賦予他們有資格在教會中擔任特殊的服事角色。猶太人對年長者的敬重是根深蒂固的，而「長老」（presbyter）這個名稱正是源自猶太人的用法。此外，這些耶路撒冷教會中的首批長老也有可能是由使徒透過按手禮選立的，就像選立「七個人」來執行特別的服事（徒</w:t>
-      </w:r>
-      <w:hyperlink r:id="rId50">
-        <w:r>
-          <w:rPr>
-            <w:lang w:val="zh_TW" w:bidi="zh_TW"/>
-          </w:rPr>
-          <w:rPr>
-            <w:color w:val="0000EE"/>
-            <w:u w:val="single"/>
-          </w:rPr>
-          <w:t>6:1–6</w:t>
-        </w:r>
-      </w:hyperlink>
-      <w:r>
-        <w:rPr>
-          <w:lang w:val="zh_TW" w:bidi="zh_TW"/>
-        </w:rPr>
-        <w:t>）一樣。顯然這些長老在基督徒群體中的職能與猶太社群和公會中的長老相似（</w:t>
-      </w:r>
-      <w:hyperlink r:id="rId45">
-        <w:r>
-          <w:rPr>
-            <w:lang w:val="zh_TW" w:bidi="zh_TW"/>
-          </w:rPr>
-          <w:rPr>
-            <w:color w:val="0000EE"/>
-            <w:u w:val="single"/>
-          </w:rPr>
-          <w:t>11:30</w:t>
-        </w:r>
-      </w:hyperlink>
-      <w:r>
-        <w:rPr>
-          <w:lang w:val="zh_TW" w:bidi="zh_TW"/>
-        </w:rPr>
-        <w:t>，</w:t>
-      </w:r>
-      <w:hyperlink r:id="rId51">
-        <w:r>
-          <w:rPr>
-            <w:lang w:val="zh_TW" w:bidi="zh_TW"/>
-          </w:rPr>
-          <w:rPr>
-            <w:color w:val="0000EE"/>
-            <w:u w:val="single"/>
-          </w:rPr>
-          <w:t>15:2–6、22–23</w:t>
-        </w:r>
-      </w:hyperlink>
-      <w:r>
-        <w:rPr>
-          <w:lang w:val="zh_TW" w:bidi="zh_TW"/>
-        </w:rPr>
-        <w:t>，</w:t>
-      </w:r>
-      <w:hyperlink r:id="rId52">
-        <w:r>
-          <w:rPr>
-            <w:lang w:val="zh_TW" w:bidi="zh_TW"/>
-          </w:rPr>
-          <w:rPr>
-            <w:color w:val="0000EE"/>
-            <w:u w:val="single"/>
-          </w:rPr>
-          <w:t>16:4</w:t>
-        </w:r>
-      </w:hyperlink>
-      <w:r>
-        <w:rPr>
-          <w:lang w:val="zh_TW" w:bidi="zh_TW"/>
-        </w:rPr>
-        <w:t>，</w:t>
-      </w:r>
-      <w:hyperlink r:id="rId53">
-        <w:r>
-          <w:rPr>
-            <w:lang w:val="zh_TW" w:bidi="zh_TW"/>
-          </w:rPr>
-          <w:rPr>
-            <w:color w:val="0000EE"/>
-            <w:u w:val="single"/>
-          </w:rPr>
-          <w:t>21:18</w:t>
-        </w:r>
-      </w:hyperlink>
-      <w:r>
-        <w:rPr>
-          <w:lang w:val="zh_TW" w:bidi="zh_TW"/>
-        </w:rPr>
-        <w:t>）。</w:t>
-      </w:r>
-    </w:p>
-    <w:p>
-      <w:pPr/>
-      <w:r>
-        <w:rPr>
-          <w:lang w:val="zh_TW" w:bidi="zh_TW"/>
-        </w:rPr>
-      </w:r>
-      <w:r>
-        <w:rPr>
-          <w:lang w:val="zh_TW" w:bidi="zh_TW"/>
-        </w:rPr>
-        <w:t>儘管保羅在最早的書信中並未提到長老，但保羅顯然在外邦教會中延續了這一傳統。長老僅在教牧書信（</w:t>
-      </w:r>
-      <w:hyperlink r:id="rId54">
-        <w:r>
-          <w:rPr>
-            <w:lang w:val="zh_TW" w:bidi="zh_TW"/>
-          </w:rPr>
-          <w:rPr>
-            <w:color w:val="0000EE"/>
-            <w:u w:val="single"/>
-          </w:rPr>
-          <w:t>提前5:17、19</w:t>
-        </w:r>
-      </w:hyperlink>
-      <w:r>
-        <w:rPr>
-          <w:lang w:val="zh_TW" w:bidi="zh_TW"/>
-        </w:rPr>
-        <w:t>；</w:t>
-      </w:r>
-      <w:hyperlink r:id="rId55">
-        <w:r>
-          <w:rPr>
-            <w:lang w:val="zh_TW" w:bidi="zh_TW"/>
-          </w:rPr>
-          <w:rPr>
-            <w:color w:val="0000EE"/>
-            <w:u w:val="single"/>
-          </w:rPr>
-          <w:t>多1:5</w:t>
-        </w:r>
-      </w:hyperlink>
-      <w:r>
-        <w:rPr>
-          <w:lang w:val="zh_TW" w:bidi="zh_TW"/>
-        </w:rPr>
-        <w:t>）中被提到。在保羅最後一次前往耶路撒冷的旅程中，他召集了以弗所教會的長老到米利都（</w:t>
-      </w:r>
-      <w:hyperlink r:id="rId56">
-        <w:r>
-          <w:rPr>
-            <w:lang w:val="zh_TW" w:bidi="zh_TW"/>
-          </w:rPr>
-          <w:rPr>
-            <w:color w:val="0000EE"/>
-            <w:u w:val="single"/>
-          </w:rPr>
-          <w:t>徒20:17</w:t>
-        </w:r>
-      </w:hyperlink>
-      <w:r>
-        <w:rPr>
-          <w:lang w:val="zh_TW" w:bidi="zh_TW"/>
-        </w:rPr>
-        <w:t>），向他們告別，並囑咐他們要忠實地履行監督和牧養基督徒群羊，即神的教會這一責任（</w:t>
-      </w:r>
-      <w:hyperlink r:id="rId57">
-        <w:r>
-          <w:rPr>
-            <w:lang w:val="zh_TW" w:bidi="zh_TW"/>
-          </w:rPr>
-          <w:rPr>
-            <w:color w:val="0000EE"/>
-            <w:u w:val="single"/>
-          </w:rPr>
-          <w:t>20:28</w:t>
-        </w:r>
-      </w:hyperlink>
-      <w:r>
-        <w:rPr>
-          <w:lang w:val="zh_TW" w:bidi="zh_TW"/>
-        </w:rPr>
-        <w:t>）。</w:t>
-      </w:r>
-    </w:p>
-    <w:p>
-      <w:pPr/>
-      <w:r>
-        <w:rPr>
-          <w:lang w:val="zh_TW" w:bidi="zh_TW"/>
-        </w:rPr>
-      </w:r>
-      <w:r>
-        <w:rPr>
-          <w:lang w:val="zh_TW" w:bidi="zh_TW"/>
-        </w:rPr>
-        <w:t>在保羅的早期書信中，雖然沒有明確提到長老，但他們可能是領導教會聚會的領袖之一（</w:t>
-      </w:r>
-      <w:hyperlink r:id="rId58">
-        <w:r>
-          <w:rPr>
-            <w:lang w:val="zh_TW" w:bidi="zh_TW"/>
-          </w:rPr>
-          <w:rPr>
-            <w:color w:val="0000EE"/>
-            <w:u w:val="single"/>
-          </w:rPr>
-          <w:t>羅12:8</w:t>
-        </w:r>
-      </w:hyperlink>
-      <w:r>
-        <w:rPr>
-          <w:lang w:val="zh_TW" w:bidi="zh_TW"/>
-        </w:rPr>
-        <w:t>；</w:t>
-      </w:r>
-      <w:hyperlink r:id="rId59">
-        <w:r>
-          <w:rPr>
-            <w:lang w:val="zh_TW" w:bidi="zh_TW"/>
-          </w:rPr>
-          <w:rPr>
-            <w:color w:val="0000EE"/>
-            <w:u w:val="single"/>
-          </w:rPr>
-          <w:t>帖前5:12–13</w:t>
-        </w:r>
-      </w:hyperlink>
-      <w:r>
-        <w:rPr>
-          <w:lang w:val="zh_TW" w:bidi="zh_TW"/>
-        </w:rPr>
-        <w:t>）。</w:t>
-      </w:r>
-      <w:hyperlink r:id="rId60">
-        <w:r>
-          <w:rPr>
-            <w:lang w:val="zh_TW" w:bidi="zh_TW"/>
-          </w:rPr>
-          <w:rPr>
-            <w:color w:val="0000EE"/>
-            <w:u w:val="single"/>
-          </w:rPr>
-          <w:t>腓立比書一章1節</w:t>
-        </w:r>
-      </w:hyperlink>
-      <w:r>
-        <w:rPr>
-          <w:lang w:val="zh_TW" w:bidi="zh_TW"/>
-        </w:rPr>
-        <w:t>清楚的顯示了在年輕的保羅教會中已經有明確的領導層次（「監督和執事」）。而</w:t>
-      </w:r>
-      <w:hyperlink r:id="rId54">
-        <w:r>
-          <w:rPr>
-            <w:lang w:val="zh_TW" w:bidi="zh_TW"/>
-          </w:rPr>
-          <w:rPr>
-            <w:color w:val="0000EE"/>
-            <w:u w:val="single"/>
-          </w:rPr>
-          <w:t>提摩太前書五章17節</w:t>
-        </w:r>
-      </w:hyperlink>
-      <w:r>
-        <w:rPr>
-          <w:lang w:val="zh_TW" w:bidi="zh_TW"/>
-        </w:rPr>
-        <w:t>反映了通常被認為是教會治理發展的後期階段，將講道和教導的職能歸於管理教會的長老。此外，</w:t>
-      </w:r>
-      <w:hyperlink r:id="rId61">
-        <w:r>
-          <w:rPr>
-            <w:lang w:val="zh_TW" w:bidi="zh_TW"/>
-          </w:rPr>
-          <w:rPr>
-            <w:color w:val="0000EE"/>
-            <w:u w:val="single"/>
-          </w:rPr>
-          <w:t>彼得前書五章1至5節</w:t>
-        </w:r>
-      </w:hyperlink>
-      <w:r>
-        <w:rPr>
-          <w:lang w:val="zh_TW" w:bidi="zh_TW"/>
-        </w:rPr>
-        <w:t>和</w:t>
-      </w:r>
-      <w:hyperlink r:id="rId62">
-        <w:r>
-          <w:rPr>
-            <w:lang w:val="zh_TW" w:bidi="zh_TW"/>
-          </w:rPr>
-          <w:rPr>
-            <w:color w:val="0000EE"/>
-            <w:u w:val="single"/>
-          </w:rPr>
-          <w:t>雅各書五章14節</w:t>
-        </w:r>
-      </w:hyperlink>
-      <w:r>
-        <w:rPr>
-          <w:lang w:val="zh_TW" w:bidi="zh_TW"/>
-        </w:rPr>
-        <w:t>中的經文也暗示基督教長老承擔了牧養的職責。</w:t>
-      </w:r>
-    </w:p>
-    <w:p>
-      <w:pPr/>
-      <w:r>
-        <w:rPr>
-          <w:lang w:val="zh_TW" w:bidi="zh_TW"/>
-        </w:rPr>
-      </w:r>
-      <w:r>
-        <w:rPr>
-          <w:lang w:val="zh_TW" w:bidi="zh_TW"/>
-        </w:rPr>
-        <w:t>有一段經文可能表明使徒（彼得）也是一位長老：「我這作長老、作基督受苦的見證……勸你們中間與我同作長老的人」（</w:t>
-      </w:r>
-      <w:hyperlink r:id="rId63">
-        <w:r>
-          <w:rPr>
-            <w:lang w:val="zh_TW" w:bidi="zh_TW"/>
-          </w:rPr>
-          <w:rPr>
-            <w:color w:val="0000EE"/>
-            <w:u w:val="single"/>
-          </w:rPr>
-          <w:t>彼前5:1a</w:t>
-        </w:r>
-      </w:hyperlink>
-      <w:r>
-        <w:rPr>
-          <w:lang w:val="zh_TW" w:bidi="zh_TW"/>
-        </w:rPr>
-        <w:t>）。這段經文可能表明長老是被任命的，其職責是使徒事奉的延伸。保羅在離開某些教會之前，他在教會中任命長老的做法或許也支持這一看法。後來教會傳統中將約翰</w:t>
-      </w:r>
-      <w:r>
-        <w:rPr>
-          <w:lang w:val="zh_TW" w:bidi="zh_TW"/>
-        </w:rPr>
-        <w:t>貳</w:t>
-      </w:r>
-      <w:r>
-        <w:rPr>
-          <w:lang w:val="zh_TW" w:bidi="zh_TW"/>
-        </w:rPr>
-        <w:t>書和約翰</w:t>
-      </w:r>
-      <w:r>
-        <w:rPr>
-          <w:lang w:val="zh_TW" w:bidi="zh_TW"/>
-        </w:rPr>
-        <w:t>參</w:t>
-      </w:r>
-      <w:r>
-        <w:rPr>
-          <w:lang w:val="zh_TW" w:bidi="zh_TW"/>
-        </w:rPr>
-        <w:t>書中的「長老」視為使徒約翰，也指向類似的方向。儘管這樣的認定是隱含的，即使徒可以擔任長老的功能，但長老卻不能擔任使徒的職責。</w:t>
-      </w:r>
-    </w:p>
-    <w:p>
-      <w:pPr/>
-      <w:r>
-        <w:rPr>
-          <w:lang w:val="zh_TW" w:bidi="zh_TW"/>
-        </w:rPr>
-      </w:r>
-      <w:r>
-        <w:rPr>
-          <w:lang w:val="zh_TW" w:bidi="zh_TW"/>
-        </w:rPr>
-        <w:t>長老承擔了多項職責。例如，</w:t>
-      </w:r>
-      <w:hyperlink r:id="rId54">
-        <w:r>
-          <w:rPr>
-            <w:lang w:val="zh_TW" w:bidi="zh_TW"/>
-          </w:rPr>
-          <w:rPr>
-            <w:color w:val="0000EE"/>
-            <w:u w:val="single"/>
-          </w:rPr>
-          <w:t>提摩太前書五章17節</w:t>
-        </w:r>
-      </w:hyperlink>
-      <w:r>
-        <w:rPr>
-          <w:lang w:val="zh_TW" w:bidi="zh_TW"/>
-        </w:rPr>
-        <w:t>提到長老參與講道和教導的事工；</w:t>
-      </w:r>
-      <w:hyperlink r:id="rId62">
-        <w:r>
-          <w:rPr>
-            <w:lang w:val="zh_TW" w:bidi="zh_TW"/>
-          </w:rPr>
-          <w:rPr>
-            <w:color w:val="0000EE"/>
-            <w:u w:val="single"/>
-          </w:rPr>
-          <w:t>雅各書五章14節</w:t>
-        </w:r>
-      </w:hyperlink>
-      <w:r>
-        <w:rPr>
-          <w:lang w:val="zh_TW" w:bidi="zh_TW"/>
-        </w:rPr>
-        <w:t>看見他們參與醫治事工；</w:t>
-      </w:r>
-      <w:hyperlink r:id="rId64">
-        <w:r>
-          <w:rPr>
-            <w:lang w:val="zh_TW" w:bidi="zh_TW"/>
-          </w:rPr>
-          <w:rPr>
-            <w:color w:val="0000EE"/>
-            <w:u w:val="single"/>
-          </w:rPr>
-          <w:t>彼得前書五章2節</w:t>
-        </w:r>
-      </w:hyperlink>
-      <w:r>
-        <w:rPr>
-          <w:lang w:val="zh_TW" w:bidi="zh_TW"/>
-        </w:rPr>
-        <w:t>勸勉他們牧養群羊。因此，帶領安提阿教會的先知和教師（根據</w:t>
-      </w:r>
-      <w:hyperlink r:id="rId65">
-        <w:r>
-          <w:rPr>
-            <w:lang w:val="zh_TW" w:bidi="zh_TW"/>
-          </w:rPr>
-          <w:rPr>
-            <w:color w:val="0000EE"/>
-            <w:u w:val="single"/>
-          </w:rPr>
-          <w:t>徒13:1–3</w:t>
-        </w:r>
-      </w:hyperlink>
-      <w:r>
-        <w:rPr>
-          <w:lang w:val="zh_TW" w:bidi="zh_TW"/>
-        </w:rPr>
-        <w:t>）很可能就是這個群體的長老。</w:t>
-      </w:r>
-    </w:p>
-    <w:p>
-      <w:pPr/>
-      <w:r>
-        <w:rPr>
-          <w:lang w:val="zh_TW" w:bidi="zh_TW"/>
-        </w:rPr>
-      </w:r>
-      <w:r>
-        <w:rPr>
-          <w:lang w:val="zh_TW" w:bidi="zh_TW"/>
-        </w:rPr>
-        <w:t>而在後來的教會中，監督和長老有明顯的區別，但新約聖經反映了一個早期的時期，當時這些職分幾乎是同義的。保羅在米利都的告別演說中（</w:t>
-      </w:r>
-      <w:hyperlink r:id="rId66">
-        <w:r>
-          <w:rPr>
-            <w:lang w:val="zh_TW" w:bidi="zh_TW"/>
-          </w:rPr>
-          <w:rPr>
-            <w:color w:val="0000EE"/>
-            <w:u w:val="single"/>
-          </w:rPr>
-          <w:t>徒20章</w:t>
-        </w:r>
-      </w:hyperlink>
-      <w:r>
-        <w:rPr>
-          <w:lang w:val="zh_TW" w:bidi="zh_TW"/>
-        </w:rPr>
-        <w:t>），特別對以弗所教會的長老說（</w:t>
-      </w:r>
-      <w:hyperlink r:id="rId56">
-        <w:r>
-          <w:rPr>
-            <w:lang w:val="zh_TW" w:bidi="zh_TW"/>
-          </w:rPr>
-          <w:rPr>
-            <w:color w:val="0000EE"/>
-            <w:u w:val="single"/>
-          </w:rPr>
-          <w:t>17</w:t>
-        </w:r>
-      </w:hyperlink>
-      <w:r>
-        <w:rPr>
-          <w:lang w:val="zh_TW" w:bidi="zh_TW"/>
-        </w:rPr>
-        <w:t>節），聖靈已經立他們作「監督……牧養神的教會」（</w:t>
-      </w:r>
-      <w:hyperlink r:id="rId57">
-        <w:r>
-          <w:rPr>
-            <w:lang w:val="zh_TW" w:bidi="zh_TW"/>
-          </w:rPr>
-          <w:rPr>
-            <w:color w:val="0000EE"/>
-            <w:u w:val="single"/>
-          </w:rPr>
-          <w:t>28</w:t>
-        </w:r>
-      </w:hyperlink>
-      <w:r>
-        <w:rPr>
-          <w:lang w:val="zh_TW" w:bidi="zh_TW"/>
-        </w:rPr>
-        <w:t>節）。「監督（overseer）」這個詞在這裡是否具有後來技術性的「主教」意義，還是更一般的「監護人（guardian）」意義，尚不明確。然而，在</w:t>
-      </w:r>
-      <w:hyperlink r:id="rId67">
-        <w:r>
-          <w:rPr>
-            <w:lang w:val="zh_TW" w:bidi="zh_TW"/>
-          </w:rPr>
-          <w:rPr>
-            <w:color w:val="0000EE"/>
-            <w:u w:val="single"/>
-          </w:rPr>
-          <w:t>提多書一章5至7節</w:t>
-        </w:r>
-      </w:hyperlink>
-      <w:r>
-        <w:rPr>
-          <w:lang w:val="zh_TW" w:bidi="zh_TW"/>
-        </w:rPr>
-        <w:t>中，第</w:t>
-      </w:r>
-      <w:hyperlink r:id="rId55">
-        <w:r>
-          <w:rPr>
-            <w:lang w:val="zh_TW" w:bidi="zh_TW"/>
-          </w:rPr>
-          <w:rPr>
-            <w:color w:val="0000EE"/>
-            <w:u w:val="single"/>
-          </w:rPr>
-          <w:t>5</w:t>
-        </w:r>
-      </w:hyperlink>
-      <w:r>
-        <w:rPr>
-          <w:lang w:val="zh_TW" w:bidi="zh_TW"/>
-        </w:rPr>
-        <w:t>節的長老顯然與第</w:t>
-      </w:r>
-      <w:hyperlink r:id="rId68">
-        <w:r>
-          <w:rPr>
-            <w:lang w:val="zh_TW" w:bidi="zh_TW"/>
-          </w:rPr>
-          <w:rPr>
-            <w:color w:val="0000EE"/>
-            <w:u w:val="single"/>
-          </w:rPr>
-          <w:t>7</w:t>
-        </w:r>
-      </w:hyperlink>
-      <w:r>
-        <w:rPr>
-          <w:lang w:val="zh_TW" w:bidi="zh_TW"/>
-        </w:rPr>
-        <w:t>節的監督是同一群人。同樣地，</w:t>
-      </w:r>
-      <w:hyperlink r:id="rId60">
-        <w:r>
-          <w:rPr>
-            <w:lang w:val="zh_TW" w:bidi="zh_TW"/>
-          </w:rPr>
-          <w:rPr>
-            <w:color w:val="0000EE"/>
-            <w:u w:val="single"/>
-          </w:rPr>
-          <w:t>腓立比書一章1節</w:t>
-        </w:r>
-      </w:hyperlink>
-      <w:r>
-        <w:rPr>
-          <w:lang w:val="zh_TW" w:bidi="zh_TW"/>
-        </w:rPr>
-        <w:t>的監督很可能被理解為保羅在離開這個宣教據點時所任命的長老。</w:t>
-      </w:r>
-    </w:p>
-    <w:p>
-      <w:pPr/>
-      <w:r>
-        <w:rPr>
-          <w:lang w:val="zh_TW" w:bidi="zh_TW"/>
-        </w:rPr>
-      </w:r>
-      <w:r>
-        <w:rPr>
-          <w:lang w:val="zh_TW" w:bidi="zh_TW"/>
-        </w:rPr>
-        <w:t>顯然，新約時期的教會治理仍然相對靈活，但肯定為後來的教會治理結構播下了種子。根據猶太傳統，長老制度是核心。主教職分（監督/主教）可能從長老職分（長老）中發展出來的，由整個長老議會任命一位長老為監督。</w:t>
-      </w:r>
-    </w:p>
-    <w:p>
-      <w:pPr/>
-      <w:r>
-        <w:rPr>
-          <w:lang w:val="zh_TW" w:bidi="zh_TW"/>
-        </w:rPr>
-      </w:r>
-      <w:r>
-        <w:rPr>
-          <w:i/>
-          <w:lang w:val="zh_TW" w:bidi="zh_TW"/>
-        </w:rPr>
-        <w:t>另見</w:t>
-      </w:r>
-      <w:r>
-        <w:rPr>
-          <w:lang w:val="zh_TW" w:bidi="zh_TW"/>
-        </w:rPr>
-        <w:t xml:space="preserve"> </w:t>
-      </w:r>
-      <w:r>
-        <w:rPr>
-          <w:lang w:val="zh_TW" w:bidi="zh_TW"/>
-        </w:rPr>
-        <w:t>監督</w:t>
-      </w:r>
-      <w:r>
-        <w:rPr>
-          <w:lang w:val="zh_TW" w:bidi="zh_TW"/>
-        </w:rPr>
-        <w:t>；</w:t>
-      </w:r>
-      <w:r>
-        <w:rPr>
-          <w:lang w:val="zh_TW" w:bidi="zh_TW"/>
-        </w:rPr>
-        <w:t>執事、女執事</w:t>
-      </w:r>
-      <w:r>
-        <w:rPr>
-          <w:lang w:val="zh_TW" w:bidi="zh_TW"/>
-        </w:rPr>
-        <w:t>；</w:t>
-      </w:r>
-      <w:r>
-        <w:rPr>
-          <w:lang w:val="zh_TW" w:bidi="zh_TW"/>
-        </w:rPr>
-        <w:t>牧師</w:t>
-      </w:r>
-      <w:r>
-        <w:rPr>
-          <w:lang w:val="zh_TW" w:bidi="zh_TW"/>
-        </w:rPr>
-        <w:t>；</w:t>
-      </w:r>
-      <w:r>
-        <w:rPr>
-          <w:lang w:val="zh_TW" w:bidi="zh_TW"/>
-        </w:rPr>
-        <w:t>長老</w:t>
-      </w:r>
-      <w:r>
-        <w:rPr>
-          <w:lang w:val="zh_TW" w:bidi="zh_TW"/>
-        </w:rPr>
-        <w:t>；</w:t>
-      </w:r>
-      <w:r>
-        <w:rPr>
-          <w:lang w:val="zh_TW" w:bidi="zh_TW"/>
-        </w:rPr>
-        <w:t>屬靈恩賜</w:t>
-      </w:r>
-      <w:r>
-        <w:rPr>
-          <w:lang w:val="zh_TW" w:bidi="zh_TW"/>
-        </w:rPr>
-        <w:t>。</w:t>
-      </w:r>
-      <w:r>
-        <w:rPr>
-          <w:lang w:val="zh_TW" w:bidi="zh_TW"/>
-        </w:rPr>
-      </w:r>
-      <w:r>
-        <w:rPr>
-          <w:lang w:val="zh_TW" w:bidi="zh_TW"/>
-        </w:rPr>
-      </w:r>
-    </w:p>
-    <w:p>
-      <w:pPr/>
-      <w:r>
-        <w:rPr>
-          <w:lang w:val="zh_TW" w:bidi="zh_TW"/>
-        </w:rPr>
-      </w:r>
-    </w:p>
-    <w:p>
-      <w:pPr>
-        <w:pStyle w:val="Heading2"/>
-      </w:pPr>
-      <w:r>
-        <w:rPr>
-          <w:lang w:val="zh_TW" w:bidi="zh_TW"/>
-        </w:rPr>
-        <w:t>長老</w:t>
-      </w:r>
-      <w:r>
-        <w:rPr>
-          <w:lang w:val="zh_TW" w:bidi="zh_TW"/>
-        </w:rPr>
-      </w:r>
-    </w:p>
-    <w:p>
-      <w:pPr/>
-      <w:r>
-        <w:rPr>
-          <w:lang w:val="zh_TW" w:bidi="zh_TW"/>
-        </w:rPr>
-      </w:r>
-      <w:r>
-        <w:rPr>
-          <w:lang w:val="zh_TW" w:bidi="zh_TW"/>
-        </w:rPr>
-        <w:t>新約中的一個術語，指教會中的長老。在舊約中，會堂由眾長老管理。按照這個模式，新約教會也設有長老（</w:t>
-      </w:r>
-      <w:r>
-        <w:rPr>
-          <w:i/>
-          <w:lang w:val="zh_TW" w:bidi="zh_TW"/>
-        </w:rPr>
-        <w:t>presbuteroi</w:t>
-      </w:r>
-      <w:r>
-        <w:rPr>
-          <w:lang w:val="zh_TW" w:bidi="zh_TW"/>
-        </w:rPr>
-        <w:t>，「年長者」）。長老的職責是照管（</w:t>
-      </w:r>
-      <w:hyperlink r:id="rId64">
-        <w:r>
-          <w:rPr>
-            <w:lang w:val="zh_TW" w:bidi="zh_TW"/>
-          </w:rPr>
-          <w:rPr>
-            <w:color w:val="0000EE"/>
-            <w:u w:val="single"/>
-          </w:rPr>
-          <w:t>彼前5:2</w:t>
-        </w:r>
-      </w:hyperlink>
-      <w:r>
-        <w:rPr>
-          <w:lang w:val="zh_TW" w:bidi="zh_TW"/>
-        </w:rPr>
-        <w:t>）神的羊群（就像牧羊人看顧羊群一樣）。因此，長老有以下責任：</w:t>
-      </w:r>
-    </w:p>
-    <w:p>
-      <w:pPr>
-        <w:pStyle w:val="ListBullet"/>
-        <w:spacing w:line="240" w:lineRule="auto"/>
-        <w:ind w:left="720"/>
-      </w:pPr>
-      <w:r>
-        <w:rPr>
-          <w:lang w:val="zh_TW" w:bidi="zh_TW"/>
-        </w:rPr>
-      </w:r>
-      <w:r>
-        <w:rPr>
-          <w:lang w:val="zh_TW" w:bidi="zh_TW"/>
-        </w:rPr>
-        <w:t>長老被呼召在傳道和教導人上勞苦（</w:t>
-      </w:r>
-      <w:hyperlink r:id="rId54">
-        <w:r>
-          <w:rPr>
-            <w:lang w:val="zh_TW" w:bidi="zh_TW"/>
-          </w:rPr>
-          <w:rPr>
-            <w:color w:val="0000EE"/>
-            <w:u w:val="single"/>
-          </w:rPr>
-          <w:t>提前5:17</w:t>
-        </w:r>
-      </w:hyperlink>
-      <w:r>
-        <w:rPr>
-          <w:lang w:val="zh_TW" w:bidi="zh_TW"/>
-        </w:rPr>
-        <w:t>）。</w:t>
-      </w:r>
-    </w:p>
-    <w:p>
-      <w:pPr>
-        <w:pStyle w:val="ListBullet"/>
-        <w:spacing w:line="240" w:lineRule="auto"/>
-        <w:ind w:left="720"/>
-      </w:pPr>
-      <w:r>
-        <w:rPr>
-          <w:lang w:val="zh_TW" w:bidi="zh_TW"/>
-        </w:rPr>
-      </w:r>
-      <w:r>
-        <w:rPr>
-          <w:lang w:val="zh_TW" w:bidi="zh_TW"/>
-        </w:rPr>
-        <w:t>長老受召去探訪、為病人禱告並用油抹他們（</w:t>
-      </w:r>
-      <w:hyperlink r:id="rId62">
-        <w:r>
-          <w:rPr>
-            <w:lang w:val="zh_TW" w:bidi="zh_TW"/>
-          </w:rPr>
-          <w:rPr>
-            <w:color w:val="0000EE"/>
-            <w:u w:val="single"/>
-          </w:rPr>
-          <w:t>雅5:14</w:t>
-        </w:r>
-      </w:hyperlink>
-      <w:r>
-        <w:rPr>
-          <w:lang w:val="zh_TW" w:bidi="zh_TW"/>
-        </w:rPr>
-        <w:t>）。</w:t>
-      </w:r>
-    </w:p>
-    <w:p>
-      <w:pPr>
-        <w:pStyle w:val="ListBullet"/>
-        <w:spacing w:line="240" w:lineRule="auto"/>
-        <w:ind w:left="720"/>
-      </w:pPr>
-      <w:r>
-        <w:rPr>
-          <w:lang w:val="zh_TW" w:bidi="zh_TW"/>
-        </w:rPr>
-      </w:r>
-      <w:r>
-        <w:rPr>
-          <w:lang w:val="zh_TW" w:bidi="zh_TW"/>
-        </w:rPr>
-        <w:t>長老被呼召去管理饑荒救濟事工（</w:t>
-      </w:r>
-      <w:hyperlink r:id="rId69">
-        <w:r>
-          <w:rPr>
-            <w:lang w:val="zh_TW" w:bidi="zh_TW"/>
-          </w:rPr>
-          <w:rPr>
-            <w:color w:val="0000EE"/>
-            <w:u w:val="single"/>
-          </w:rPr>
-          <w:t>徒11:29–30</w:t>
-        </w:r>
-      </w:hyperlink>
-      <w:r>
-        <w:rPr>
-          <w:lang w:val="zh_TW" w:bidi="zh_TW"/>
-        </w:rPr>
-        <w:t>）。</w:t>
-      </w:r>
-    </w:p>
-    <w:p>
-      <w:pPr>
-        <w:pStyle w:val="ListBullet"/>
-        <w:spacing w:line="240" w:lineRule="auto"/>
-        <w:ind w:left="720"/>
-      </w:pPr>
-      <w:r>
-        <w:rPr>
-          <w:lang w:val="zh_TW" w:bidi="zh_TW"/>
-        </w:rPr>
-      </w:r>
-      <w:r>
-        <w:rPr>
-          <w:lang w:val="zh_TW" w:bidi="zh_TW"/>
-        </w:rPr>
-        <w:t>長老受呼召去監督教會事務（</w:t>
-      </w:r>
-      <w:hyperlink r:id="rId48">
-        <w:r>
-          <w:rPr>
-            <w:lang w:val="zh_TW" w:bidi="zh_TW"/>
-          </w:rPr>
-          <w:rPr>
-            <w:color w:val="0000EE"/>
-            <w:u w:val="single"/>
-          </w:rPr>
-          <w:t>徒15:4</w:t>
-        </w:r>
-      </w:hyperlink>
-      <w:r>
-        <w:rPr>
-          <w:lang w:val="zh_TW" w:bidi="zh_TW"/>
-        </w:rPr>
-        <w:t>，</w:t>
-      </w:r>
-      <w:hyperlink r:id="rId52">
-        <w:r>
-          <w:rPr>
-            <w:lang w:val="zh_TW" w:bidi="zh_TW"/>
-          </w:rPr>
-          <w:rPr>
-            <w:color w:val="0000EE"/>
-            <w:u w:val="single"/>
-          </w:rPr>
-          <w:t>16:4</w:t>
-        </w:r>
-      </w:hyperlink>
-      <w:r>
-        <w:rPr>
-          <w:lang w:val="zh_TW" w:bidi="zh_TW"/>
-        </w:rPr>
-        <w:t>）。</w:t>
-      </w:r>
-    </w:p>
-    <w:p>
-      <w:pPr/>
-      <w:r>
-        <w:rPr>
-          <w:lang w:val="zh_TW" w:bidi="zh_TW"/>
-        </w:rPr>
-      </w:r>
-      <w:r>
-        <w:rPr>
-          <w:lang w:val="zh_TW" w:bidi="zh_TW"/>
-        </w:rPr>
-        <w:t>證據表明，所有長老的地位都是平等的。「長老（presbyter）」和「監督（bishop）」這兩個稱謂在初期可以互換使用（</w:t>
-      </w:r>
-      <w:hyperlink r:id="rId56">
-        <w:r>
-          <w:rPr>
-            <w:lang w:val="zh_TW" w:bidi="zh_TW"/>
-          </w:rPr>
-          <w:rPr>
-            <w:color w:val="0000EE"/>
-            <w:u w:val="single"/>
-          </w:rPr>
-          <w:t>徒20:17、28</w:t>
-        </w:r>
-      </w:hyperlink>
-      <w:r>
-        <w:rPr>
-          <w:lang w:val="zh_TW" w:bidi="zh_TW"/>
-        </w:rPr>
-        <w:t>；</w:t>
-      </w:r>
-      <w:hyperlink r:id="rId60">
-        <w:r>
-          <w:rPr>
-            <w:lang w:val="zh_TW" w:bidi="zh_TW"/>
-          </w:rPr>
-          <w:rPr>
-            <w:color w:val="0000EE"/>
-            <w:u w:val="single"/>
-          </w:rPr>
-          <w:t>腓1:1</w:t>
-        </w:r>
-      </w:hyperlink>
-      <w:r>
-        <w:rPr>
-          <w:lang w:val="zh_TW" w:bidi="zh_TW"/>
-        </w:rPr>
-        <w:t>；</w:t>
-      </w:r>
-      <w:hyperlink r:id="rId67">
-        <w:r>
-          <w:rPr>
-            <w:lang w:val="zh_TW" w:bidi="zh_TW"/>
-          </w:rPr>
-          <w:rPr>
-            <w:color w:val="0000EE"/>
-            <w:u w:val="single"/>
-          </w:rPr>
-          <w:t>多1:5–7</w:t>
-        </w:r>
-      </w:hyperlink>
-      <w:r>
-        <w:rPr>
-          <w:lang w:val="zh_TW" w:bidi="zh_TW"/>
-        </w:rPr>
-        <w:t>）。然而，在公元二世紀，主理長老（presiding presbyter）逐漸成為一個特殊的角色，並成為最高權威的來源。後來，「長老」這個稱謂被簡稱為「祭司（priest）」。在主教制（episcopal）教會（由主教管理的教會）中，這一稱謂一直沿用至今。</w:t>
-      </w:r>
-    </w:p>
-    <w:p>
-      <w:pPr/>
-      <w:r>
-        <w:rPr>
-          <w:lang w:val="zh_TW" w:bidi="zh_TW"/>
-        </w:rPr>
-      </w:r>
-      <w:r>
-        <w:rPr>
-          <w:lang w:val="zh_TW" w:bidi="zh_TW"/>
-        </w:rPr>
-        <w:t>然而，重要的是，新約從未將祭司職能與長老職分聯繫起來。隨著基督教的傳播和發展，祭司成為一個強大權勢的角色。一些不合聖經的附加內容也開始與有關聖餐的教義一同發展出來。當宗教改革者（the Reformers）在公元16世紀取得勝利時，這些附加的教義就受揭露和被拒絕。宗教改革者強調所有信徒皆為祭司的教義，這一教義宣告所有信徒通過基督可以直接接近神，而不需要祭司作為中保。宗教改革者是新教改革的領袖，新教改革（the Protestant Reformation）是一場改革（或改變）天主教會的宗教運動。在新教中，祭司成為牧師、傳道人或（在現代）教士。在非羅馬主教制教會中，「祭司」這個稱號今天仍在使用。即使在與羅馬用法不同的解釋中，大多數福音派聖公會信徒仍然拒絕使用它。在長老會和類似的教會中，長老（無論是教導的還是管理的）仍然正式稱為長老，並且他們的地位都是平等的。</w:t>
-      </w:r>
-    </w:p>
-    <w:p>
-      <w:pPr/>
-      <w:r>
-        <w:rPr>
-          <w:lang w:val="zh_TW" w:bidi="zh_TW"/>
-        </w:rPr>
-      </w:r>
-      <w:r>
-        <w:rPr>
-          <w:i/>
-          <w:lang w:val="zh_TW" w:bidi="zh_TW"/>
-        </w:rPr>
-        <w:t>另見</w:t>
-      </w:r>
-      <w:r>
-        <w:rPr>
-          <w:lang w:val="zh_TW" w:bidi="zh_TW"/>
-        </w:rPr>
-        <w:t xml:space="preserve"> </w:t>
-      </w:r>
-      <w:r>
-        <w:rPr>
-          <w:lang w:val="zh_TW" w:bidi="zh_TW"/>
-        </w:rPr>
-        <w:t>監督</w:t>
-      </w:r>
-      <w:r>
-        <w:rPr>
-          <w:lang w:val="zh_TW" w:bidi="zh_TW"/>
-        </w:rPr>
-        <w:t>；</w:t>
-      </w:r>
-      <w:r>
-        <w:rPr>
-          <w:lang w:val="zh_TW" w:bidi="zh_TW"/>
-        </w:rPr>
-        <w:t>執事、女執事</w:t>
-      </w:r>
-      <w:r>
-        <w:rPr>
-          <w:lang w:val="zh_TW" w:bidi="zh_TW"/>
-        </w:rPr>
-        <w:t>；</w:t>
-      </w:r>
-      <w:r>
-        <w:rPr>
-          <w:lang w:val="zh_TW" w:bidi="zh_TW"/>
-        </w:rPr>
-        <w:t>長老</w:t>
-      </w:r>
-      <w:r>
-        <w:rPr>
-          <w:lang w:val="zh_TW" w:bidi="zh_TW"/>
-        </w:rPr>
-        <w:t>；</w:t>
-      </w:r>
-      <w:r>
-        <w:rPr>
-          <w:lang w:val="zh_TW" w:bidi="zh_TW"/>
-        </w:rPr>
-        <w:t>牧師</w:t>
-      </w:r>
-      <w:r>
-        <w:rPr>
-          <w:lang w:val="zh_TW" w:bidi="zh_TW"/>
-        </w:rPr>
-        <w:t>；</w:t>
-      </w:r>
-      <w:r>
-        <w:rPr>
-          <w:lang w:val="zh_TW" w:bidi="zh_TW"/>
-        </w:rPr>
-        <w:t>屬靈恩賜</w:t>
-      </w:r>
-      <w:r>
-        <w:rPr>
-          <w:lang w:val="zh_TW" w:bidi="zh_TW"/>
-        </w:rPr>
-        <w:t>。</w:t>
-      </w:r>
-      <w:r>
-        <w:rPr>
-          <w:lang w:val="zh_TW" w:bidi="zh_TW"/>
-        </w:rPr>
-      </w:r>
-      <w:r>
-        <w:rPr>
-          <w:lang w:val="zh_TW" w:bidi="zh_TW"/>
-        </w:rPr>
-      </w:r>
-    </w:p>
-    <w:p>
-      <w:pPr/>
-      <w:r>
-        <w:rPr>
-          <w:lang w:val="zh_TW" w:bidi="zh_TW"/>
-        </w:rPr>
-      </w:r>
-    </w:p>
-    <w:p>
-      <w:pPr>
-        <w:pStyle w:val="Heading2"/>
-      </w:pPr>
-      <w:r>
-        <w:rPr>
-          <w:lang w:val="zh_TW" w:bidi="zh_TW"/>
-        </w:rPr>
-        <w:t>長子</w:t>
-      </w:r>
-      <w:r>
-        <w:rPr>
-          <w:lang w:val="zh_TW" w:bidi="zh_TW"/>
-        </w:rPr>
-      </w:r>
-    </w:p>
-    <w:p>
-      <w:pPr/>
-      <w:r>
-        <w:rPr>
-          <w:lang w:val="zh_TW" w:bidi="zh_TW"/>
-        </w:rPr>
-      </w:r>
-      <w:r>
-        <w:rPr>
-          <w:lang w:val="zh_TW" w:bidi="zh_TW"/>
-        </w:rPr>
-        <w:t>家中頭生的兒子或女兒（</w:t>
-      </w:r>
-      <w:hyperlink r:id="rId70">
-        <w:r>
-          <w:rPr>
-            <w:lang w:val="zh_TW" w:bidi="zh_TW"/>
-          </w:rPr>
-          <w:rPr>
-            <w:color w:val="0000EE"/>
-            <w:u w:val="single"/>
-          </w:rPr>
-          <w:t>創22:21</w:t>
-        </w:r>
-      </w:hyperlink>
-      <w:r>
-        <w:rPr>
-          <w:lang w:val="zh_TW" w:bidi="zh_TW"/>
-        </w:rPr>
-        <w:t>，</w:t>
-      </w:r>
-      <w:hyperlink r:id="rId71">
-        <w:r>
-          <w:rPr>
-            <w:lang w:val="zh_TW" w:bidi="zh_TW"/>
-          </w:rPr>
-          <w:rPr>
-            <w:color w:val="0000EE"/>
-            <w:u w:val="single"/>
-          </w:rPr>
-          <w:t>29:26</w:t>
-        </w:r>
-      </w:hyperlink>
-      <w:r>
-        <w:rPr>
-          <w:lang w:val="zh_TW" w:bidi="zh_TW"/>
-        </w:rPr>
-        <w:t>）。</w:t>
-      </w:r>
-    </w:p>
-    <w:p>
-      <w:pPr/>
-      <w:r>
-        <w:rPr>
-          <w:lang w:val="zh_TW" w:bidi="zh_TW"/>
-        </w:rPr>
-      </w:r>
-      <w:r>
-        <w:rPr>
-          <w:lang w:val="zh_TW" w:bidi="zh_TW"/>
-        </w:rPr>
-        <w:t>以色列被稱為神的長子，是因為這個國家奇蹟般的起源，以及被拯救從埃及出來的特別經歷（</w:t>
-      </w:r>
-      <w:hyperlink r:id="rId72">
-        <w:r>
-          <w:rPr>
-            <w:lang w:val="zh_TW" w:bidi="zh_TW"/>
-          </w:rPr>
-          <w:rPr>
-            <w:color w:val="0000EE"/>
-            <w:u w:val="single"/>
-          </w:rPr>
-          <w:t>創17:5、15</w:t>
-        </w:r>
-      </w:hyperlink>
-      <w:hyperlink r:id="rId73">
-        <w:r>
-          <w:rPr>
-            <w:lang w:val="zh_TW" w:bidi="zh_TW"/>
-          </w:rPr>
-          <w:rPr>
-            <w:color w:val="0000EE"/>
-            <w:u w:val="single"/>
-          </w:rPr>
-          <w:t>–</w:t>
-        </w:r>
-      </w:hyperlink>
-      <w:hyperlink r:id="rId72">
-        <w:r>
-          <w:rPr>
-            <w:lang w:val="zh_TW" w:bidi="zh_TW"/>
-          </w:rPr>
-          <w:rPr>
-            <w:color w:val="0000EE"/>
-            <w:u w:val="single"/>
-          </w:rPr>
-          <w:t>16</w:t>
-        </w:r>
-      </w:hyperlink>
-      <w:r>
-        <w:rPr>
-          <w:lang w:val="zh_TW" w:bidi="zh_TW"/>
-        </w:rPr>
-        <w:t>；</w:t>
-      </w:r>
-      <w:hyperlink r:id="rId74">
-        <w:r>
-          <w:rPr>
-            <w:lang w:val="zh_TW" w:bidi="zh_TW"/>
-          </w:rPr>
-          <w:rPr>
-            <w:color w:val="0000EE"/>
-            <w:u w:val="single"/>
-          </w:rPr>
-          <w:t>出4:22</w:t>
-        </w:r>
-      </w:hyperlink>
-      <w:r>
-        <w:rPr>
-          <w:lang w:val="zh_TW" w:bidi="zh_TW"/>
-        </w:rPr>
-        <w:t>）。作為神的長子，以色列在所有民族中具有特殊地位。外邦人（非猶太人）只有在恩慈對待以色列時，才會蒙「祝福」（</w:t>
-      </w:r>
-      <w:hyperlink r:id="rId75">
-        <w:r>
-          <w:rPr>
-            <w:lang w:val="zh_TW" w:bidi="zh_TW"/>
-          </w:rPr>
-          <w:rPr>
-            <w:color w:val="0000EE"/>
-            <w:u w:val="single"/>
-          </w:rPr>
-          <w:t>創12:3</w:t>
-        </w:r>
-      </w:hyperlink>
-      <w:r>
-        <w:rPr>
-          <w:lang w:val="zh_TW" w:bidi="zh_TW"/>
-        </w:rPr>
-        <w:t>；</w:t>
-      </w:r>
-      <w:hyperlink r:id="rId76">
-        <w:r>
-          <w:rPr>
-            <w:lang w:val="zh_TW" w:bidi="zh_TW"/>
-          </w:rPr>
-          <w:rPr>
-            <w:color w:val="0000EE"/>
-            <w:u w:val="single"/>
-          </w:rPr>
-          <w:t>出19:6</w:t>
-        </w:r>
-      </w:hyperlink>
-      <w:r>
-        <w:rPr>
-          <w:lang w:val="zh_TW" w:bidi="zh_TW"/>
-        </w:rPr>
-        <w:t>；</w:t>
-      </w:r>
-      <w:hyperlink r:id="rId77">
-        <w:r>
-          <w:rPr>
-            <w:lang w:val="zh_TW" w:bidi="zh_TW"/>
-          </w:rPr>
-          <w:rPr>
-            <w:color w:val="0000EE"/>
-            <w:u w:val="single"/>
-          </w:rPr>
-          <w:t>申4:5–8</w:t>
-        </w:r>
-      </w:hyperlink>
-      <w:r>
-        <w:rPr>
-          <w:lang w:val="zh_TW" w:bidi="zh_TW"/>
-        </w:rPr>
-        <w:t>）。先知以賽亞預見有一天，以色列將得著加倍的產業（</w:t>
-      </w:r>
-      <w:hyperlink r:id="rId78">
-        <w:r>
-          <w:rPr>
-            <w:lang w:val="zh_TW" w:bidi="zh_TW"/>
-          </w:rPr>
-          <w:rPr>
-            <w:color w:val="0000EE"/>
-            <w:u w:val="single"/>
-          </w:rPr>
-          <w:t>賽61:7</w:t>
-        </w:r>
-      </w:hyperlink>
-      <w:r>
-        <w:rPr>
-          <w:lang w:val="zh_TW" w:bidi="zh_TW"/>
-        </w:rPr>
-        <w:t>）。因此，作為長子意味著更重要或更優先，以及會得著產業。</w:t>
-      </w:r>
-    </w:p>
-    <w:p>
-      <w:pPr/>
-      <w:r>
-        <w:rPr>
-          <w:lang w:val="zh_TW" w:bidi="zh_TW"/>
-        </w:rPr>
-      </w:r>
-      <w:r>
-        <w:rPr>
-          <w:lang w:val="zh_TW" w:bidi="zh_TW"/>
-        </w:rPr>
-        <w:t>在</w:t>
-      </w:r>
-      <w:hyperlink r:id="rId79">
-        <w:r>
-          <w:rPr>
-            <w:lang w:val="zh_TW" w:bidi="zh_TW"/>
-          </w:rPr>
-          <w:rPr>
-            <w:color w:val="0000EE"/>
-            <w:u w:val="single"/>
-          </w:rPr>
-          <w:t>以賽亞書十四章30節</w:t>
-        </w:r>
-      </w:hyperlink>
-      <w:r>
-        <w:rPr>
-          <w:lang w:val="zh_TW" w:bidi="zh_TW"/>
-        </w:rPr>
-        <w:t>中，「</w:t>
-      </w:r>
-      <w:r>
-        <w:rPr>
-          <w:lang w:val="zh_TW" w:bidi="zh_TW"/>
-        </w:rPr>
-        <w:t>貧寒人的長子</w:t>
-      </w:r>
-      <w:r>
-        <w:rPr>
-          <w:lang w:val="zh_TW" w:bidi="zh_TW"/>
-        </w:rPr>
-        <w:t>」這個表達方式意味著最貧窮的人，是貧窮人中最貧窮的。在</w:t>
-      </w:r>
-      <w:hyperlink r:id="rId80">
-        <w:r>
-          <w:rPr>
-            <w:lang w:val="zh_TW" w:bidi="zh_TW"/>
-          </w:rPr>
-          <w:rPr>
-            <w:color w:val="0000EE"/>
-            <w:u w:val="single"/>
-          </w:rPr>
-          <w:t>約伯記十八章13節</w:t>
-        </w:r>
-      </w:hyperlink>
-      <w:r>
-        <w:rPr>
-          <w:lang w:val="zh_TW" w:bidi="zh_TW"/>
-        </w:rPr>
-        <w:t>中，「</w:t>
-      </w:r>
-      <w:r>
-        <w:rPr>
-          <w:lang w:val="zh_TW" w:bidi="zh_TW"/>
-        </w:rPr>
-        <w:t>死亡的長子</w:t>
-      </w:r>
-      <w:r>
-        <w:rPr>
-          <w:lang w:val="zh_TW" w:bidi="zh_TW"/>
-        </w:rPr>
-        <w:t>」這個表達方式，暗示約伯的災病會使他死亡。</w:t>
-      </w:r>
-    </w:p>
-    <w:p>
-      <w:pPr/>
-      <w:r>
-        <w:rPr>
-          <w:lang w:val="zh_TW" w:bidi="zh_TW"/>
-        </w:rPr>
-      </w:r>
-      <w:r>
-        <w:rPr>
-          <w:lang w:val="zh_TW" w:bidi="zh_TW"/>
-        </w:rPr>
-        <w:t>因為神拯救以色列的長子，不必死在埃及，所以祂期望未來所有長子都要分別出來服事祂（</w:t>
-      </w:r>
-      <w:hyperlink r:id="rId81">
-        <w:r>
-          <w:rPr>
-            <w:lang w:val="zh_TW" w:bidi="zh_TW"/>
-          </w:rPr>
-          <w:rPr>
-            <w:color w:val="0000EE"/>
-            <w:u w:val="single"/>
-          </w:rPr>
-          <w:t>出11:4–7</w:t>
-        </w:r>
-      </w:hyperlink>
-      <w:r>
-        <w:rPr>
-          <w:lang w:val="zh_TW" w:bidi="zh_TW"/>
-        </w:rPr>
-        <w:t>，</w:t>
-      </w:r>
-      <w:hyperlink r:id="rId82">
-        <w:r>
-          <w:rPr>
-            <w:lang w:val="zh_TW" w:bidi="zh_TW"/>
-          </w:rPr>
-          <w:rPr>
-            <w:color w:val="0000EE"/>
-            <w:u w:val="single"/>
-          </w:rPr>
-          <w:t>13:12</w:t>
-        </w:r>
-      </w:hyperlink>
-      <w:r>
-        <w:rPr>
-          <w:lang w:val="zh_TW" w:bidi="zh_TW"/>
-        </w:rPr>
-        <w:t>）。頭生的兒子是所有後裔的代表（</w:t>
-      </w:r>
-      <w:hyperlink r:id="rId83">
-        <w:r>
-          <w:rPr>
-            <w:lang w:val="zh_TW" w:bidi="zh_TW"/>
-          </w:rPr>
-          <w:rPr>
-            <w:color w:val="0000EE"/>
-            <w:u w:val="single"/>
-          </w:rPr>
-          <w:t>創49:3</w:t>
-        </w:r>
-      </w:hyperlink>
-      <w:r>
-        <w:rPr>
-          <w:lang w:val="zh_TW" w:bidi="zh_TW"/>
-        </w:rPr>
-        <w:t>；</w:t>
-      </w:r>
-      <w:hyperlink r:id="rId84">
-        <w:r>
-          <w:rPr>
-            <w:lang w:val="zh_TW" w:bidi="zh_TW"/>
-          </w:rPr>
-          <w:rPr>
-            <w:color w:val="0000EE"/>
-            <w:u w:val="single"/>
-          </w:rPr>
-          <w:t>出22:29</w:t>
-        </w:r>
-      </w:hyperlink>
-      <w:r>
-        <w:rPr>
-          <w:lang w:val="zh_TW" w:bidi="zh_TW"/>
-        </w:rPr>
-        <w:t>；</w:t>
-      </w:r>
-      <w:hyperlink r:id="rId85">
-        <w:r>
-          <w:rPr>
-            <w:lang w:val="zh_TW" w:bidi="zh_TW"/>
-          </w:rPr>
-          <w:rPr>
-            <w:color w:val="0000EE"/>
-            <w:u w:val="single"/>
-          </w:rPr>
-          <w:t>民3:13</w:t>
-        </w:r>
-      </w:hyperlink>
-      <w:r>
-        <w:rPr>
-          <w:lang w:val="zh_TW" w:bidi="zh_TW"/>
-        </w:rPr>
-        <w:t>）。神命令所有要獻祭的頭生牲畜，都要分別出來歸給祂（</w:t>
-      </w:r>
-      <w:hyperlink r:id="rId86">
-        <w:r>
-          <w:rPr>
-            <w:lang w:val="zh_TW" w:bidi="zh_TW"/>
-          </w:rPr>
-          <w:rPr>
-            <w:color w:val="0000EE"/>
-            <w:u w:val="single"/>
-          </w:rPr>
-          <w:t>出13:2、15</w:t>
-        </w:r>
-      </w:hyperlink>
-      <w:r>
-        <w:rPr>
-          <w:lang w:val="zh_TW" w:bidi="zh_TW"/>
-        </w:rPr>
-        <w:t>）。</w:t>
-      </w:r>
-    </w:p>
-    <w:p>
-      <w:pPr>
-        <w:pStyle w:val="Heading3"/>
-      </w:pPr>
-      <w:r>
-        <w:rPr>
-          <w:lang w:val="zh_TW" w:bidi="zh_TW"/>
-        </w:rPr>
-        <w:t>長子與贖回</w:t>
-      </w:r>
-    </w:p>
-    <w:p>
-      <w:pPr/>
-      <w:r>
-        <w:rPr>
-          <w:lang w:val="zh_TW" w:bidi="zh_TW"/>
-        </w:rPr>
-      </w:r>
-      <w:r>
-        <w:rPr>
-          <w:lang w:val="zh_TW" w:bidi="zh_TW"/>
-        </w:rPr>
-        <w:t>每個支派都要</w:t>
-      </w:r>
-      <w:r>
-        <w:rPr>
-          <w:lang w:val="zh_TW" w:bidi="zh_TW"/>
-        </w:rPr>
-        <w:t>用銀子五舍客勒</w:t>
-      </w:r>
-      <w:r>
-        <w:rPr>
-          <w:lang w:val="zh_TW" w:bidi="zh_TW"/>
-        </w:rPr>
-        <w:t>贖出他們的長子，除了利未支派（</w:t>
-      </w:r>
-      <w:hyperlink r:id="rId87">
-        <w:r>
-          <w:rPr>
-            <w:lang w:val="zh_TW" w:bidi="zh_TW"/>
-          </w:rPr>
-          <w:rPr>
-            <w:color w:val="0000EE"/>
-            <w:u w:val="single"/>
-          </w:rPr>
-          <w:t>民18:15–16</w:t>
-        </w:r>
-      </w:hyperlink>
-      <w:r>
-        <w:rPr>
-          <w:lang w:val="zh_TW" w:bidi="zh_TW"/>
-        </w:rPr>
-        <w:t>）。贖出來意味著先前是受到捆綁。這是為了提醒以色列他們從埃及所得的救贖（</w:t>
-      </w:r>
-      <w:hyperlink r:id="rId88">
-        <w:r>
-          <w:rPr>
-            <w:lang w:val="zh_TW" w:bidi="zh_TW"/>
-          </w:rPr>
-          <w:rPr>
-            <w:color w:val="0000EE"/>
-            <w:u w:val="single"/>
-          </w:rPr>
-          <w:t>出13:2–8</w:t>
-        </w:r>
-      </w:hyperlink>
-      <w:r>
-        <w:rPr>
-          <w:lang w:val="zh_TW" w:bidi="zh_TW"/>
-        </w:rPr>
-        <w:t>）。</w:t>
-      </w:r>
-    </w:p>
-    <w:p>
-      <w:pPr/>
-      <w:r>
-        <w:rPr>
-          <w:lang w:val="zh_TW" w:bidi="zh_TW"/>
-        </w:rPr>
-      </w:r>
-      <w:r>
-        <w:rPr>
-          <w:lang w:val="zh_TW" w:bidi="zh_TW"/>
-        </w:rPr>
-        <w:t>潔淨的動物中，頭生的要歸給耶和華。從出生後第八天起的一年內，這些動物要被帶到會幕（或後來的聖殿）。這些動物要被獻為祭，它們的血要灑在壇上。所獻祭物的肉要歸給祭司（</w:t>
-      </w:r>
-      <w:hyperlink r:id="rId89">
-        <w:r>
-          <w:rPr>
-            <w:lang w:val="zh_TW" w:bidi="zh_TW"/>
-          </w:rPr>
-          <w:rPr>
-            <w:color w:val="0000EE"/>
-            <w:u w:val="single"/>
-          </w:rPr>
-          <w:t>出13:13</w:t>
-        </w:r>
-      </w:hyperlink>
-      <w:r>
-        <w:rPr>
-          <w:lang w:val="zh_TW" w:bidi="zh_TW"/>
-        </w:rPr>
-        <w:t>，</w:t>
-      </w:r>
-      <w:hyperlink r:id="rId90">
-        <w:r>
-          <w:rPr>
-            <w:lang w:val="zh_TW" w:bidi="zh_TW"/>
-          </w:rPr>
-          <w:rPr>
-            <w:color w:val="0000EE"/>
-            <w:u w:val="single"/>
-          </w:rPr>
-          <w:t>22:30</w:t>
-        </w:r>
-      </w:hyperlink>
-      <w:r>
-        <w:rPr>
-          <w:lang w:val="zh_TW" w:bidi="zh_TW"/>
-        </w:rPr>
-        <w:t>；參</w:t>
-      </w:r>
-      <w:hyperlink r:id="rId91">
-        <w:r>
-          <w:rPr>
-            <w:lang w:val="zh_TW" w:bidi="zh_TW"/>
-          </w:rPr>
-          <w:rPr>
-            <w:color w:val="0000EE"/>
-            <w:u w:val="single"/>
-          </w:rPr>
-          <w:t>民18:17</w:t>
-        </w:r>
-      </w:hyperlink>
-      <w:r>
-        <w:rPr>
-          <w:lang w:val="zh_TW" w:bidi="zh_TW"/>
-        </w:rPr>
-        <w:t>）。不潔淨的動物中，頭生的要加上五分之一贖回，其價值由祭司決定。假如不贖回，這些動物就要被祭司出售、交換或處理（</w:t>
-      </w:r>
-      <w:hyperlink r:id="rId92">
-        <w:r>
-          <w:rPr>
-            <w:lang w:val="zh_TW" w:bidi="zh_TW"/>
-          </w:rPr>
-          <w:rPr>
-            <w:color w:val="0000EE"/>
-            <w:u w:val="single"/>
-          </w:rPr>
-          <w:t>利27:27</w:t>
-        </w:r>
-      </w:hyperlink>
-      <w:r>
-        <w:rPr>
-          <w:lang w:val="zh_TW" w:bidi="zh_TW"/>
-        </w:rPr>
-        <w:t>）。驢駒子要用羔羊贖回（</w:t>
-      </w:r>
-      <w:hyperlink r:id="rId89">
-        <w:r>
-          <w:rPr>
-            <w:lang w:val="zh_TW" w:bidi="zh_TW"/>
-          </w:rPr>
-          <w:rPr>
-            <w:color w:val="0000EE"/>
-            <w:u w:val="single"/>
-          </w:rPr>
-          <w:t>出13:13</w:t>
-        </w:r>
-      </w:hyperlink>
-      <w:r>
-        <w:rPr>
-          <w:lang w:val="zh_TW" w:bidi="zh_TW"/>
-        </w:rPr>
-        <w:t>）。假如不贖回，就要被殺。不潔淨的動物的肉不可吃。</w:t>
-      </w:r>
-    </w:p>
-    <w:p>
-      <w:pPr>
-        <w:pStyle w:val="Heading3"/>
-      </w:pPr>
-      <w:r>
-        <w:rPr>
-          <w:lang w:val="zh_TW" w:bidi="zh_TW"/>
-        </w:rPr>
-        <w:t>長子與長子名分</w:t>
-      </w:r>
-    </w:p>
-    <w:p>
-      <w:pPr/>
-      <w:r>
-        <w:rPr>
-          <w:lang w:val="zh_TW" w:bidi="zh_TW"/>
-        </w:rPr>
-      </w:r>
-      <w:r>
-        <w:rPr>
-          <w:lang w:val="zh_TW" w:bidi="zh_TW"/>
-        </w:rPr>
-        <w:t>假如父親不在或已去世，那麼長子會作為家庭的祭司。以掃和呂便都是例子（</w:t>
-      </w:r>
-      <w:hyperlink r:id="rId93">
-        <w:r>
-          <w:rPr>
-            <w:lang w:val="zh_TW" w:bidi="zh_TW"/>
-          </w:rPr>
-          <w:rPr>
-            <w:color w:val="0000EE"/>
-            <w:u w:val="single"/>
-          </w:rPr>
-          <w:t>創27:19、32</w:t>
-        </w:r>
-      </w:hyperlink>
-      <w:r>
-        <w:rPr>
-          <w:lang w:val="zh_TW" w:bidi="zh_TW"/>
-        </w:rPr>
-        <w:t>；</w:t>
-      </w:r>
-      <w:hyperlink r:id="rId94">
-        <w:r>
-          <w:rPr>
-            <w:lang w:val="zh_TW" w:bidi="zh_TW"/>
-          </w:rPr>
-          <w:rPr>
-            <w:color w:val="0000EE"/>
-            <w:u w:val="single"/>
-          </w:rPr>
-          <w:t>代上5:1–2</w:t>
-        </w:r>
-      </w:hyperlink>
-      <w:r>
-        <w:rPr>
-          <w:lang w:val="zh_TW" w:bidi="zh_TW"/>
-        </w:rPr>
-        <w:t>）。當祭司的職份歸於利未支派時，長子的職分就結束了（</w:t>
-      </w:r>
-      <w:hyperlink r:id="rId95">
-        <w:r>
-          <w:rPr>
-            <w:lang w:val="zh_TW" w:bidi="zh_TW"/>
-          </w:rPr>
-          <w:rPr>
-            <w:color w:val="0000EE"/>
-            <w:u w:val="single"/>
-          </w:rPr>
-          <w:t>民3:12–13</w:t>
-        </w:r>
-      </w:hyperlink>
-      <w:r>
-        <w:rPr>
-          <w:lang w:val="zh_TW" w:bidi="zh_TW"/>
-        </w:rPr>
-        <w:t>）。後來世代中的所有長子都必須被贖回。這些贖價成為利未人每年收入的一部分（</w:t>
-      </w:r>
-      <w:hyperlink r:id="rId96">
-        <w:r>
-          <w:rPr>
-            <w:lang w:val="zh_TW" w:bidi="zh_TW"/>
-          </w:rPr>
-          <w:rPr>
-            <w:color w:val="0000EE"/>
-            <w:u w:val="single"/>
-          </w:rPr>
-          <w:t>民8:17</w:t>
-        </w:r>
-      </w:hyperlink>
-      <w:r>
-        <w:rPr>
-          <w:lang w:val="zh_TW" w:bidi="zh_TW"/>
-        </w:rPr>
-        <w:t>，</w:t>
-      </w:r>
-      <w:hyperlink r:id="rId97">
-        <w:r>
-          <w:rPr>
-            <w:lang w:val="zh_TW" w:bidi="zh_TW"/>
-          </w:rPr>
-          <w:rPr>
-            <w:color w:val="0000EE"/>
-            <w:u w:val="single"/>
-          </w:rPr>
-          <w:t>18:16</w:t>
-        </w:r>
-      </w:hyperlink>
-      <w:r>
-        <w:rPr>
-          <w:lang w:val="zh_TW" w:bidi="zh_TW"/>
-        </w:rPr>
-        <w:t>）。</w:t>
-      </w:r>
-    </w:p>
-    <w:p>
-      <w:pPr/>
-      <w:r>
-        <w:rPr>
-          <w:lang w:val="zh_TW" w:bidi="zh_TW"/>
-        </w:rPr>
-      </w:r>
-      <w:r>
-        <w:rPr>
-          <w:lang w:val="zh_TW" w:bidi="zh_TW"/>
-        </w:rPr>
-        <w:t>雙倍的家族產業是長子的權利。這在一夫多妻子的情況下，保護長子的地位。受寵妻子的兒子不能取代家中頭生兒子的位置（</w:t>
-      </w:r>
-      <w:hyperlink r:id="rId98">
-        <w:r>
-          <w:rPr>
-            <w:lang w:val="zh_TW" w:bidi="zh_TW"/>
-          </w:rPr>
-          <w:rPr>
-            <w:color w:val="0000EE"/>
-            <w:u w:val="single"/>
-          </w:rPr>
-          <w:t>申21:17</w:t>
-        </w:r>
-      </w:hyperlink>
-      <w:r>
-        <w:rPr>
-          <w:lang w:val="zh_TW" w:bidi="zh_TW"/>
-        </w:rPr>
-        <w:t>）。</w:t>
-      </w:r>
-    </w:p>
-    <w:p>
-      <w:pPr/>
-      <w:r>
-        <w:rPr>
-          <w:lang w:val="zh_TW" w:bidi="zh_TW"/>
-        </w:rPr>
-      </w:r>
-      <w:r>
-        <w:rPr>
-          <w:lang w:val="zh_TW" w:bidi="zh_TW"/>
-        </w:rPr>
-        <w:t>「長子」這個稱號被用於耶穌（</w:t>
-      </w:r>
-      <w:hyperlink r:id="rId99">
-        <w:r>
-          <w:rPr>
-            <w:lang w:val="zh_TW" w:bidi="zh_TW"/>
-          </w:rPr>
-          <w:rPr>
-            <w:color w:val="0000EE"/>
-            <w:u w:val="single"/>
-          </w:rPr>
-          <w:t>路2:7</w:t>
-        </w:r>
-      </w:hyperlink>
-      <w:r>
-        <w:rPr>
-          <w:lang w:val="zh_TW" w:bidi="zh_TW"/>
-        </w:rPr>
-        <w:t>；</w:t>
-      </w:r>
-      <w:hyperlink r:id="rId100">
-        <w:r>
-          <w:rPr>
-            <w:lang w:val="zh_TW" w:bidi="zh_TW"/>
-          </w:rPr>
-          <w:rPr>
-            <w:color w:val="0000EE"/>
-            <w:u w:val="single"/>
-          </w:rPr>
-          <w:t>羅8:29</w:t>
-        </w:r>
-      </w:hyperlink>
-      <w:r>
-        <w:rPr>
-          <w:lang w:val="zh_TW" w:bidi="zh_TW"/>
-        </w:rPr>
-        <w:t>；</w:t>
-      </w:r>
-      <w:hyperlink r:id="rId101">
-        <w:r>
-          <w:rPr>
-            <w:lang w:val="zh_TW" w:bidi="zh_TW"/>
-          </w:rPr>
-          <w:rPr>
-            <w:color w:val="0000EE"/>
-            <w:u w:val="single"/>
-          </w:rPr>
-          <w:t>西1:15、18</w:t>
-        </w:r>
-      </w:hyperlink>
-      <w:r>
-        <w:rPr>
-          <w:lang w:val="zh_TW" w:bidi="zh_TW"/>
-        </w:rPr>
-        <w:t>；</w:t>
-      </w:r>
-      <w:hyperlink r:id="rId102">
-        <w:r>
-          <w:rPr>
-            <w:lang w:val="zh_TW" w:bidi="zh_TW"/>
-          </w:rPr>
-          <w:rPr>
-            <w:color w:val="0000EE"/>
-            <w:u w:val="single"/>
-          </w:rPr>
-          <w:t>來1:6</w:t>
-        </w:r>
-      </w:hyperlink>
-      <w:r>
-        <w:rPr>
-          <w:lang w:val="zh_TW" w:bidi="zh_TW"/>
-        </w:rPr>
-        <w:t>；</w:t>
-      </w:r>
-      <w:hyperlink r:id="rId103">
-        <w:r>
-          <w:rPr>
-            <w:lang w:val="zh_TW" w:bidi="zh_TW"/>
-          </w:rPr>
-          <w:rPr>
-            <w:color w:val="0000EE"/>
-            <w:u w:val="single"/>
-          </w:rPr>
-          <w:t>啟1:5</w:t>
-        </w:r>
-      </w:hyperlink>
-      <w:r>
-        <w:rPr>
-          <w:lang w:val="zh_TW" w:bidi="zh_TW"/>
-        </w:rPr>
-        <w:t>），強調耶穌在萬有以先的地位，因為祂首先從死裡復活。作為長子，耶穌的地位是：</w:t>
-      </w:r>
-    </w:p>
-    <w:p>
-      <w:pPr>
-        <w:pStyle w:val="ListBullet"/>
-        <w:spacing w:line="240" w:lineRule="auto"/>
-        <w:ind w:left="720"/>
-      </w:pPr>
-      <w:r>
-        <w:rPr>
-          <w:lang w:val="zh_TW" w:bidi="zh_TW"/>
-        </w:rPr>
-      </w:r>
-      <w:r>
-        <w:rPr>
-          <w:lang w:val="zh_TW" w:bidi="zh_TW"/>
-        </w:rPr>
-        <w:t>承受萬有的</w:t>
-      </w:r>
-      <w:r>
-        <w:rPr>
-          <w:lang w:val="zh_TW" w:bidi="zh_TW"/>
-        </w:rPr>
-        <w:t>（</w:t>
-      </w:r>
-      <w:hyperlink r:id="rId104">
-        <w:r>
-          <w:rPr>
-            <w:lang w:val="zh_TW" w:bidi="zh_TW"/>
-          </w:rPr>
-          <w:rPr>
-            <w:color w:val="0000EE"/>
-            <w:u w:val="single"/>
-          </w:rPr>
-          <w:t>來1:2</w:t>
-        </w:r>
-      </w:hyperlink>
-      <w:r>
-        <w:rPr>
-          <w:lang w:val="zh_TW" w:bidi="zh_TW"/>
-        </w:rPr>
-        <w:t>）</w:t>
-      </w:r>
-    </w:p>
-    <w:p>
-      <w:pPr>
-        <w:pStyle w:val="ListBullet"/>
-        <w:spacing w:line="240" w:lineRule="auto"/>
-        <w:ind w:left="720"/>
-      </w:pPr>
-      <w:r>
-        <w:rPr>
-          <w:lang w:val="zh_TW" w:bidi="zh_TW"/>
-        </w:rPr>
-      </w:r>
-      <w:r>
-        <w:rPr>
-          <w:lang w:val="zh_TW" w:bidi="zh_TW"/>
-        </w:rPr>
-        <w:t>教會的元首 （</w:t>
-      </w:r>
-      <w:hyperlink r:id="rId105">
-        <w:r>
-          <w:rPr>
-            <w:lang w:val="zh_TW" w:bidi="zh_TW"/>
-          </w:rPr>
-          <w:rPr>
-            <w:color w:val="0000EE"/>
-            <w:u w:val="single"/>
-          </w:rPr>
-          <w:t>弗1:20–23</w:t>
-        </w:r>
-      </w:hyperlink>
-      <w:r>
-        <w:rPr>
-          <w:lang w:val="zh_TW" w:bidi="zh_TW"/>
-        </w:rPr>
-        <w:t>；</w:t>
-      </w:r>
-      <w:hyperlink r:id="rId106">
-        <w:r>
-          <w:rPr>
-            <w:lang w:val="zh_TW" w:bidi="zh_TW"/>
-          </w:rPr>
-          <w:rPr>
-            <w:color w:val="0000EE"/>
-            <w:u w:val="single"/>
-          </w:rPr>
-          <w:t>西1:18、24</w:t>
-        </w:r>
-      </w:hyperlink>
-      <w:r>
-        <w:rPr>
-          <w:lang w:val="zh_TW" w:bidi="zh_TW"/>
-        </w:rPr>
-        <w:t>；</w:t>
-      </w:r>
-      <w:hyperlink r:id="rId107">
-        <w:r>
-          <w:rPr>
-            <w:lang w:val="zh_TW" w:bidi="zh_TW"/>
-          </w:rPr>
-          <w:rPr>
-            <w:color w:val="0000EE"/>
-            <w:u w:val="single"/>
-          </w:rPr>
-          <w:t>來2:10–12</w:t>
-        </w:r>
-      </w:hyperlink>
-      <w:r>
-        <w:rPr>
-          <w:lang w:val="zh_TW" w:bidi="zh_TW"/>
-        </w:rPr>
-        <w:t>）</w:t>
-      </w:r>
-    </w:p>
-    <w:p>
-      <w:pPr/>
-      <w:r>
-        <w:rPr>
-          <w:lang w:val="zh_TW" w:bidi="zh_TW"/>
-        </w:rPr>
-      </w:r>
-      <w:r>
-        <w:rPr>
-          <w:i/>
-          <w:lang w:val="zh_TW" w:bidi="zh_TW"/>
-        </w:rPr>
-        <w:t>另見</w:t>
-      </w:r>
-      <w:r>
-        <w:rPr>
-          <w:lang w:val="zh_TW" w:bidi="zh_TW"/>
-        </w:rPr>
-        <w:t>長子的名分</w:t>
-      </w:r>
-      <w:r>
-        <w:rPr>
-          <w:lang w:val="zh_TW" w:bidi="zh_TW"/>
-        </w:rPr>
-        <w:t>、</w:t>
-      </w:r>
-      <w:r>
-        <w:rPr>
-          <w:lang w:val="zh_TW" w:bidi="zh_TW"/>
-        </w:rPr>
-        <w:t>繼承人</w:t>
-      </w:r>
-      <w:r>
-        <w:rPr>
-          <w:lang w:val="zh_TW" w:bidi="zh_TW"/>
-        </w:rPr>
-        <w:t>、</w:t>
-      </w:r>
-      <w:r>
-        <w:rPr>
-          <w:lang w:val="zh_TW" w:bidi="zh_TW"/>
-        </w:rPr>
-        <w:t>產業</w:t>
-      </w:r>
-      <w:r>
-        <w:rPr>
-          <w:lang w:val="zh_TW" w:bidi="zh_TW"/>
-        </w:rPr>
-        <w:t>、</w:t>
-      </w:r>
-      <w:r>
-        <w:rPr>
-          <w:lang w:val="zh_TW" w:bidi="zh_TW"/>
-        </w:rPr>
-        <w:t>長子繼承權</w:t>
-      </w:r>
-      <w:r>
-        <w:rPr>
-          <w:lang w:val="zh_TW" w:bidi="zh_TW"/>
-        </w:rPr>
-        <w:t>。</w:t>
-      </w:r>
-      <w:r>
-        <w:rPr>
-          <w:lang w:val="zh_TW" w:bidi="zh_TW"/>
-        </w:rPr>
-      </w:r>
-      <w:r>
-        <w:rPr>
-          <w:lang w:val="zh_TW" w:bidi="zh_TW"/>
-        </w:rPr>
-      </w:r>
-    </w:p>
-    <w:p>
-      <w:pPr/>
-      <w:r>
-        <w:rPr>
-          <w:lang w:val="zh_TW" w:bidi="zh_TW"/>
-        </w:rPr>
-      </w:r>
-    </w:p>
-    <w:p>
-      <w:pPr>
-        <w:pStyle w:val="Heading2"/>
-      </w:pPr>
-      <w:r>
-        <w:rPr>
-          <w:lang w:val="zh_TW" w:bidi="zh_TW"/>
-        </w:rPr>
-        <w:t>長子的名分</w:t>
-      </w:r>
-      <w:r>
-        <w:rPr>
-          <w:lang w:val="zh_TW" w:bidi="zh_TW"/>
-        </w:rPr>
-      </w:r>
-    </w:p>
-    <w:p>
-      <w:pPr/>
-      <w:r>
-        <w:rPr>
-          <w:lang w:val="zh_TW" w:bidi="zh_TW"/>
-        </w:rPr>
-      </w:r>
-      <w:r>
-        <w:rPr>
-          <w:lang w:val="zh_TW" w:bidi="zh_TW"/>
-        </w:rPr>
-        <w:t>在古代希伯來家庭中，長子名分是一套特別的權利與特權，屬於家中長子。長子的地位僅次於父親；當父親不在家時，長子有權代表家族作決定。</w:t>
-      </w:r>
-    </w:p>
-    <w:p>
-      <w:pPr/>
-      <w:r>
-        <w:rPr>
-          <w:lang w:val="zh_TW" w:bidi="zh_TW"/>
-        </w:rPr>
-      </w:r>
-      <w:r>
-        <w:rPr>
-          <w:lang w:val="zh_TW" w:bidi="zh_TW"/>
-        </w:rPr>
-        <w:t>在創世記中，呂便與弟兄們的故事清楚地顯示出長子名分的運作方式。呂便作為長子，原本擁有長子名分（</w:t>
-      </w:r>
-      <w:hyperlink r:id="rId108">
-        <w:r>
-          <w:rPr>
-            <w:lang w:val="zh_TW" w:bidi="zh_TW"/>
-          </w:rPr>
-          <w:rPr>
-            <w:color w:val="0000EE"/>
-            <w:u w:val="single"/>
-          </w:rPr>
-          <w:t>創37:19–22</w:t>
-        </w:r>
-      </w:hyperlink>
-      <w:r>
-        <w:rPr>
-          <w:lang w:val="zh_TW" w:bidi="zh_TW"/>
-        </w:rPr>
-        <w:t>、</w:t>
-      </w:r>
-      <w:hyperlink r:id="rId108">
-        <w:r>
-          <w:rPr>
-            <w:lang w:val="zh_TW" w:bidi="zh_TW"/>
-          </w:rPr>
-          <w:rPr>
-            <w:color w:val="0000EE"/>
-            <w:u w:val="single"/>
-          </w:rPr>
-          <w:t>28–30</w:t>
-        </w:r>
-      </w:hyperlink>
-      <w:r>
-        <w:rPr>
-          <w:lang w:val="zh_TW" w:bidi="zh_TW"/>
-        </w:rPr>
-        <w:t>），但他後來犯了大錯——與父親的妻子同寢。因這罪行，他失去了長子名分（</w:t>
-      </w:r>
-      <w:hyperlink r:id="rId109">
-        <w:r>
-          <w:rPr>
-            <w:lang w:val="zh_TW" w:bidi="zh_TW"/>
-          </w:rPr>
-          <w:rPr>
-            <w:color w:val="0000EE"/>
-            <w:u w:val="single"/>
-          </w:rPr>
-          <w:t>創49:1–4</w:t>
-        </w:r>
-      </w:hyperlink>
-      <w:r>
-        <w:rPr>
-          <w:lang w:val="zh_TW" w:bidi="zh_TW"/>
-        </w:rPr>
-        <w:t>）。</w:t>
-      </w:r>
-    </w:p>
-    <w:p>
-      <w:pPr/>
-      <w:r>
-        <w:rPr>
-          <w:lang w:val="zh_TW" w:bidi="zh_TW"/>
-        </w:rPr>
-      </w:r>
-      <w:r>
-        <w:rPr>
-          <w:lang w:val="zh_TW" w:bidi="zh_TW"/>
-        </w:rPr>
-        <w:t>呂便失去長子名分後，按順序應輪到西緬、利未、猶大（</w:t>
-      </w:r>
-      <w:hyperlink r:id="rId110">
-        <w:r>
-          <w:rPr>
-            <w:lang w:val="zh_TW" w:bidi="zh_TW"/>
-          </w:rPr>
-          <w:rPr>
-            <w:color w:val="0000EE"/>
-            <w:u w:val="single"/>
-          </w:rPr>
-          <w:t>創29:31–35</w:t>
-        </w:r>
-      </w:hyperlink>
-      <w:r>
-        <w:rPr>
-          <w:lang w:val="zh_TW" w:bidi="zh_TW"/>
-        </w:rPr>
-        <w:t>）。然而，他們的父親雅各因西緬與利未的品格不佳，決定不將長子名分給他們（</w:t>
-      </w:r>
-      <w:hyperlink r:id="rId111">
-        <w:r>
-          <w:rPr>
-            <w:lang w:val="zh_TW" w:bidi="zh_TW"/>
-          </w:rPr>
-          <w:rPr>
-            <w:color w:val="0000EE"/>
-            <w:u w:val="single"/>
-          </w:rPr>
-          <w:t>創49:5–7</w:t>
-        </w:r>
-      </w:hyperlink>
-      <w:r>
-        <w:rPr>
-          <w:lang w:val="zh_TW" w:bidi="zh_TW"/>
-        </w:rPr>
-        <w:t>）。雅各對猶大有良好的評價（</w:t>
-      </w:r>
-      <w:hyperlink r:id="rId112">
-        <w:r>
-          <w:rPr>
-            <w:lang w:val="zh_TW" w:bidi="zh_TW"/>
-          </w:rPr>
-          <w:rPr>
-            <w:color w:val="0000EE"/>
-            <w:u w:val="single"/>
-          </w:rPr>
-          <w:t>創49:8–10</w:t>
-        </w:r>
-      </w:hyperlink>
-      <w:r>
-        <w:rPr>
-          <w:lang w:val="zh_TW" w:bidi="zh_TW"/>
-        </w:rPr>
-        <w:t>），但最終他將長子名分賜給他所疼愛的兒子約瑟（</w:t>
-      </w:r>
-      <w:hyperlink r:id="rId113">
-        <w:r>
-          <w:rPr>
-            <w:lang w:val="zh_TW" w:bidi="zh_TW"/>
-          </w:rPr>
-          <w:rPr>
-            <w:color w:val="0000EE"/>
-            <w:u w:val="single"/>
-          </w:rPr>
-          <w:t>創49:22–26</w:t>
-        </w:r>
-      </w:hyperlink>
-      <w:r>
-        <w:rPr>
-          <w:lang w:val="zh_TW" w:bidi="zh_TW"/>
-        </w:rPr>
-        <w:t>；</w:t>
-      </w:r>
-      <w:hyperlink r:id="rId94">
-        <w:r>
-          <w:rPr>
-            <w:lang w:val="zh_TW" w:bidi="zh_TW"/>
-          </w:rPr>
-          <w:rPr>
-            <w:color w:val="0000EE"/>
-            <w:u w:val="single"/>
-          </w:rPr>
-          <w:t>代上5:1–2</w:t>
-        </w:r>
-      </w:hyperlink>
-      <w:r>
-        <w:rPr>
-          <w:lang w:val="zh_TW" w:bidi="zh_TW"/>
-        </w:rPr>
-        <w:t>；參</w:t>
-      </w:r>
-      <w:hyperlink r:id="rId114">
-        <w:r>
-          <w:rPr>
-            <w:lang w:val="zh_TW" w:bidi="zh_TW"/>
-          </w:rPr>
-          <w:rPr>
-            <w:color w:val="0000EE"/>
-            <w:u w:val="single"/>
-          </w:rPr>
-          <w:t>創37:2–4</w:t>
-        </w:r>
-      </w:hyperlink>
-      <w:r>
-        <w:rPr>
-          <w:lang w:val="zh_TW" w:bidi="zh_TW"/>
-        </w:rPr>
-        <w:t>）。</w:t>
-      </w:r>
-    </w:p>
-    <w:p>
-      <w:pPr>
-        <w:pStyle w:val="Heading3"/>
-      </w:pPr>
-      <w:r>
-        <w:rPr>
-          <w:lang w:val="zh_TW" w:bidi="zh_TW"/>
-        </w:rPr>
-        <w:t>古代長子名分的運作方式</w:t>
-      </w:r>
-    </w:p>
-    <w:p>
-      <w:pPr/>
-      <w:r>
-        <w:rPr>
-          <w:lang w:val="zh_TW" w:bidi="zh_TW"/>
-        </w:rPr>
-      </w:r>
-      <w:r>
-        <w:rPr>
-          <w:lang w:val="zh_TW" w:bidi="zh_TW"/>
-        </w:rPr>
-        <w:t>考古學家在美索不達米亞的努西地區發現古代泥版文書，這些文書顯示家庭成員間可以交換或轉讓長子名分。聖經中以掃將長子名分賣給雅各的記載，即是這種現象的例子（</w:t>
-      </w:r>
-      <w:hyperlink r:id="rId115">
-        <w:r>
-          <w:rPr>
-            <w:lang w:val="zh_TW" w:bidi="zh_TW"/>
-          </w:rPr>
-          <w:rPr>
-            <w:color w:val="0000EE"/>
-            <w:u w:val="single"/>
-          </w:rPr>
-          <w:t>創25:19–34</w:t>
-        </w:r>
-      </w:hyperlink>
-      <w:r>
-        <w:rPr>
-          <w:lang w:val="zh_TW" w:bidi="zh_TW"/>
-        </w:rPr>
-        <w:t>）。</w:t>
-      </w:r>
-    </w:p>
-    <w:p>
-      <w:pPr/>
-      <w:r>
-        <w:rPr>
-          <w:lang w:val="zh_TW" w:bidi="zh_TW"/>
-        </w:rPr>
-      </w:r>
-      <w:r>
-        <w:rPr>
-          <w:lang w:val="zh_TW" w:bidi="zh_TW"/>
-        </w:rPr>
-        <w:t>擁有長子名分的人，通常也會保管一種稱為「神像」的家用偶像（</w:t>
-      </w:r>
-      <w:hyperlink r:id="rId116">
-        <w:r>
-          <w:rPr>
-            <w:lang w:val="zh_TW" w:bidi="zh_TW"/>
-          </w:rPr>
-          <w:rPr>
-            <w:color w:val="0000EE"/>
-            <w:u w:val="single"/>
-          </w:rPr>
-          <w:t>創31:19</w:t>
-        </w:r>
-      </w:hyperlink>
-      <w:r>
-        <w:rPr>
-          <w:lang w:val="zh_TW" w:bidi="zh_TW"/>
-        </w:rPr>
-        <w:t>、</w:t>
-      </w:r>
-      <w:hyperlink r:id="rId116">
-        <w:r>
-          <w:rPr>
-            <w:lang w:val="zh_TW" w:bidi="zh_TW"/>
-          </w:rPr>
-          <w:rPr>
-            <w:color w:val="0000EE"/>
-            <w:u w:val="single"/>
-          </w:rPr>
-          <w:t>32</w:t>
-        </w:r>
-      </w:hyperlink>
-      <w:hyperlink r:id="rId116">
-        <w:r>
-          <w:rPr>
-            <w:lang w:val="zh_TW" w:bidi="zh_TW"/>
-          </w:rPr>
-          <w:rPr>
-            <w:color w:val="0000EE"/>
-            <w:u w:val="single"/>
-          </w:rPr>
-          <w:t>、</w:t>
-        </w:r>
-      </w:hyperlink>
-      <w:hyperlink r:id="rId116">
-        <w:r>
-          <w:rPr>
-            <w:lang w:val="zh_TW" w:bidi="zh_TW"/>
-          </w:rPr>
-          <w:rPr>
-            <w:color w:val="0000EE"/>
-            <w:u w:val="single"/>
-          </w:rPr>
-          <w:t>34</w:t>
-        </w:r>
-      </w:hyperlink>
-      <w:r>
-        <w:rPr>
-          <w:lang w:val="zh_TW" w:bidi="zh_TW"/>
-        </w:rPr>
-        <w:t>）。這些偶像多為泥土製成的小像，代表當地人所敬拜的神祇，擁有它們象徵著長子在家中的權威。</w:t>
-      </w:r>
-    </w:p>
-    <w:p>
-      <w:pPr/>
-      <w:r>
-        <w:rPr>
-          <w:lang w:val="zh_TW" w:bidi="zh_TW"/>
-        </w:rPr>
-      </w:r>
-      <w:r>
-        <w:rPr>
-          <w:lang w:val="zh_TW" w:bidi="zh_TW"/>
-        </w:rPr>
-        <w:t>長子名分包含兩個重要意義：一是成為家族的領袖；二是比其他弟兄獲得更多的產業份額（通常是雙倍的分配）。</w:t>
-      </w:r>
-    </w:p>
-    <w:p>
-      <w:pPr/>
-      <w:r>
-        <w:rPr>
-          <w:lang w:val="zh_TW" w:bidi="zh_TW"/>
-        </w:rPr>
-      </w:r>
-      <w:r>
-        <w:rPr>
-          <w:lang w:val="zh_TW" w:bidi="zh_TW"/>
-        </w:rPr>
-        <w:t>在古以色列，男子可娶多妻。律法規定長子名分必須歸於父親所生的第一個兒子，即使父親更愛其他妻子，也不可隨意更改，除非有正當理由（</w:t>
-      </w:r>
-      <w:hyperlink r:id="rId117">
-        <w:r>
-          <w:rPr>
-            <w:lang w:val="zh_TW" w:bidi="zh_TW"/>
-          </w:rPr>
-          <w:rPr>
-            <w:color w:val="0000EE"/>
-            <w:u w:val="single"/>
-          </w:rPr>
-          <w:t>申21:15–17</w:t>
-        </w:r>
-      </w:hyperlink>
-      <w:r>
-        <w:rPr>
-          <w:lang w:val="zh_TW" w:bidi="zh_TW"/>
-        </w:rPr>
-        <w:t>）。</w:t>
-      </w:r>
-    </w:p>
-    <w:p>
-      <w:pPr/>
-      <w:r>
-        <w:rPr>
-          <w:lang w:val="zh_TW" w:bidi="zh_TW"/>
-        </w:rPr>
-      </w:r>
-      <w:r>
-        <w:rPr>
-          <w:lang w:val="zh_TW" w:bidi="zh_TW"/>
-        </w:rPr>
-        <w:t>但也有例外：若兒子的母親是婢女或妾（與父親同住但地位較低的女子），該兒子就不能承受長子名分（</w:t>
-      </w:r>
-      <w:hyperlink r:id="rId118">
-        <w:r>
-          <w:rPr>
-            <w:lang w:val="zh_TW" w:bidi="zh_TW"/>
-          </w:rPr>
-          <w:rPr>
-            <w:color w:val="0000EE"/>
-            <w:u w:val="single"/>
-          </w:rPr>
-          <w:t>創21:9–13</w:t>
-        </w:r>
-      </w:hyperlink>
-      <w:r>
-        <w:rPr>
-          <w:lang w:val="zh_TW" w:bidi="zh_TW"/>
-        </w:rPr>
-        <w:t>；</w:t>
-      </w:r>
-      <w:hyperlink r:id="rId119">
-        <w:r>
-          <w:rPr>
-            <w:lang w:val="zh_TW" w:bidi="zh_TW"/>
-          </w:rPr>
-          <w:rPr>
-            <w:color w:val="0000EE"/>
-            <w:u w:val="single"/>
-          </w:rPr>
-          <w:t>士11:1–2</w:t>
-        </w:r>
-      </w:hyperlink>
-      <w:r>
-        <w:rPr>
-          <w:lang w:val="zh_TW" w:bidi="zh_TW"/>
-        </w:rPr>
-        <w:t>）。</w:t>
-      </w:r>
-    </w:p>
-    <w:p>
-      <w:pPr/>
-      <w:r>
-        <w:rPr>
-          <w:lang w:val="zh_TW" w:bidi="zh_TW"/>
-        </w:rPr>
-      </w:r>
-      <w:r>
-        <w:rPr>
-          <w:lang w:val="zh_TW" w:bidi="zh_TW"/>
-        </w:rPr>
-        <w:t>長子名分在王室中尤為重要，因為王的長子通常有權繼承王位（</w:t>
-      </w:r>
-      <w:hyperlink r:id="rId120">
-        <w:r>
-          <w:rPr>
-            <w:lang w:val="zh_TW" w:bidi="zh_TW"/>
-          </w:rPr>
-          <w:rPr>
-            <w:color w:val="0000EE"/>
-            <w:u w:val="single"/>
-          </w:rPr>
-          <w:t>代下21:1–3</w:t>
-        </w:r>
-      </w:hyperlink>
-      <w:r>
-        <w:rPr>
-          <w:lang w:val="zh_TW" w:bidi="zh_TW"/>
-        </w:rPr>
-        <w:t>）。若這規則被打破，便可能引發紛爭與混亂。猶大王羅波安的例子便是如此：他選擇心愛的兒子亞比雅作繼承人，雖然亞比雅並非長子。為避免其他兒子起來造反，羅波安只好賜給他們特殊的禮物與地位（</w:t>
-      </w:r>
-      <w:hyperlink r:id="rId120">
-        <w:r>
-          <w:rPr>
-            <w:lang w:val="zh_TW" w:bidi="zh_TW"/>
-          </w:rPr>
-          <w:rPr>
-            <w:color w:val="0000EE"/>
-            <w:u w:val="single"/>
-          </w:rPr>
-          <w:t>代下</w:t>
-        </w:r>
-      </w:hyperlink>
-      <w:hyperlink r:id="rId121">
-        <w:r>
-          <w:rPr>
-            <w:lang w:val="zh_TW" w:bidi="zh_TW"/>
-          </w:rPr>
-          <w:rPr>
-            <w:color w:val="0000EE"/>
-            <w:u w:val="single"/>
-          </w:rPr>
-          <w:t>11:18–23</w:t>
-        </w:r>
-      </w:hyperlink>
-      <w:r>
-        <w:rPr>
-          <w:lang w:val="zh_TW" w:bidi="zh_TW"/>
-        </w:rPr>
-        <w:t>，</w:t>
-      </w:r>
-      <w:hyperlink r:id="rId122">
-        <w:r>
-          <w:rPr>
-            <w:lang w:val="zh_TW" w:bidi="zh_TW"/>
-          </w:rPr>
-          <w:rPr>
-            <w:color w:val="0000EE"/>
-            <w:u w:val="single"/>
-          </w:rPr>
-          <w:t>12:16</w:t>
-        </w:r>
-      </w:hyperlink>
-      <w:r>
-        <w:rPr>
-          <w:lang w:val="zh_TW" w:bidi="zh_TW"/>
-        </w:rPr>
-        <w:t>）。</w:t>
-      </w:r>
-    </w:p>
-    <w:p>
-      <w:pPr>
-        <w:pStyle w:val="Heading3"/>
-      </w:pPr>
-      <w:r>
-        <w:rPr>
-          <w:lang w:val="zh_TW" w:bidi="zh_TW"/>
-        </w:rPr>
-        <w:t>以掃的長子名分及其對基督徒的提醒</w:t>
-      </w:r>
-    </w:p>
-    <w:p>
-      <w:pPr/>
-      <w:r>
-        <w:rPr>
-          <w:lang w:val="zh_TW" w:bidi="zh_TW"/>
-        </w:rPr>
-      </w:r>
-      <w:r>
-        <w:rPr>
-          <w:lang w:val="zh_TW" w:bidi="zh_TW"/>
-        </w:rPr>
-        <w:t>新約聖經引用了舊約聖經中以掃的故事。以掃是以撒的長子，而以撒在以色列早期歷史中是一位重要的領袖。某一天，以掃因極度飢餓，竟將自己的長子名分賣給弟弟雅各，只換取一碗紅豆湯。他做出這個決定時，並未顧及長子名分的重大價值（</w:t>
-      </w:r>
-      <w:hyperlink r:id="rId123">
-        <w:r>
-          <w:rPr>
-            <w:lang w:val="zh_TW" w:bidi="zh_TW"/>
-          </w:rPr>
-          <w:rPr>
-            <w:color w:val="0000EE"/>
-            <w:u w:val="single"/>
-          </w:rPr>
-          <w:t>來12:16–17</w:t>
-        </w:r>
-      </w:hyperlink>
-      <w:r>
-        <w:rPr>
-          <w:lang w:val="zh_TW" w:bidi="zh_TW"/>
-        </w:rPr>
-        <w:t>；參</w:t>
-      </w:r>
-      <w:hyperlink r:id="rId115">
-        <w:r>
-          <w:rPr>
-            <w:lang w:val="zh_TW" w:bidi="zh_TW"/>
-          </w:rPr>
-          <w:rPr>
-            <w:color w:val="0000EE"/>
-            <w:u w:val="single"/>
-          </w:rPr>
-          <w:t>創25:19–34</w:t>
-        </w:r>
-      </w:hyperlink>
-      <w:r>
-        <w:rPr>
-          <w:lang w:val="zh_TW" w:bidi="zh_TW"/>
-        </w:rPr>
-        <w:t>）。</w:t>
-      </w:r>
-    </w:p>
-    <w:p>
-      <w:pPr/>
-      <w:r>
-        <w:rPr>
-          <w:lang w:val="zh_TW" w:bidi="zh_TW"/>
-        </w:rPr>
-      </w:r>
-      <w:r>
-        <w:rPr>
-          <w:lang w:val="zh_TW" w:bidi="zh_TW"/>
-        </w:rPr>
-        <w:t>這個故事帶給我們一個重要的教訓：正如以掃因一時的愚昧選擇失去長子名分與父親的祝福，基督徒也被警戒不可輕率地放棄神為我們預備的屬靈福分與呼召（</w:t>
-      </w:r>
-      <w:hyperlink r:id="rId124">
-        <w:r>
-          <w:rPr>
-            <w:lang w:val="zh_TW" w:bidi="zh_TW"/>
-          </w:rPr>
-          <w:rPr>
-            <w:color w:val="0000EE"/>
-            <w:u w:val="single"/>
-          </w:rPr>
-          <w:t>創27章</w:t>
-        </w:r>
-      </w:hyperlink>
-      <w:r>
-        <w:rPr>
-          <w:lang w:val="zh_TW" w:bidi="zh_TW"/>
-        </w:rPr>
-        <w:t>）。</w:t>
-      </w:r>
-    </w:p>
-    <w:p>
-      <w:pPr/>
-      <w:r>
-        <w:rPr>
-          <w:lang w:val="zh_TW" w:bidi="zh_TW"/>
-        </w:rPr>
-      </w:r>
-      <w:r>
-        <w:rPr>
-          <w:i/>
-          <w:lang w:val="zh_TW" w:bidi="zh_TW"/>
-        </w:rPr>
-        <w:t>另見</w:t>
-      </w:r>
-      <w:r>
-        <w:rPr>
-          <w:lang w:val="zh_TW" w:bidi="zh_TW"/>
-        </w:rPr>
-        <w:t xml:space="preserve"> </w:t>
-      </w:r>
-      <w:r>
-        <w:rPr>
-          <w:lang w:val="zh_TW" w:bidi="zh_TW"/>
-        </w:rPr>
-        <w:t>產業</w:t>
-      </w:r>
-      <w:r>
-        <w:rPr>
-          <w:lang w:val="zh_TW" w:bidi="zh_TW"/>
-        </w:rPr>
-        <w:t>；</w:t>
-      </w:r>
-      <w:r>
-        <w:rPr>
-          <w:lang w:val="zh_TW" w:bidi="zh_TW"/>
-        </w:rPr>
-        <w:t>繼承人</w:t>
-      </w:r>
-      <w:r>
-        <w:rPr>
-          <w:lang w:val="zh_TW" w:bidi="zh_TW"/>
-        </w:rPr>
-        <w:t>；</w:t>
-      </w:r>
-      <w:r>
-        <w:rPr>
-          <w:lang w:val="zh_TW" w:bidi="zh_TW"/>
-        </w:rPr>
-        <w:t>長子</w:t>
+        <w:t xml:space="preserve">另見 </w:t>
+      </w:r>
+      <w:r>
+        <w:rPr>
+          <w:lang w:val="zh_TW" w:bidi="zh_TW"/>
+        </w:rPr>
+        <w:t>曠野漂流</w:t>
       </w:r>
       <w:r>
         <w:rPr>

--- a/zht/docx/182.content.docx
+++ b/zht/docx/182.content.docx
@@ -19,7 +19,7 @@
         <w:rPr>
           <w:lang w:val="zh_TW" w:bidi="zh_TW"/>
         </w:rPr>
-        <w:t>Resource: Tyndale Open Bible Dictionary</w:t>
+        <w:t>Resource: Aquifer Open Bible Dictionary</w:t>
       </w:r>
       <w:r>
         <w:rPr>
@@ -112,7 +112,7 @@
         <w:rPr>
           <w:lang w:val="zh_TW" w:bidi="zh_TW"/>
         </w:rPr>
-        <w:t>Tyndale Open Bible Dictionary</w:t>
+        <w:t>Aquifer Open Bible Dictionary</w:t>
       </w:r>
     </w:p>
     <w:p>
@@ -149,7 +149,7 @@
         <w:rPr>
           <w:lang w:val="zh_TW" w:bidi="zh_TW"/>
         </w:rPr>
-        <w:t>xun</w:t>
+        <w:t>xue</w:t>
       </w:r>
       <w:r>
         <w:rPr>
@@ -212,7 +212,7 @@
         <w:rPr>
           <w:lang w:val="zh_TW" w:bidi="zh_TW"/>
         </w:rPr>
-        <w:t>尋的曠野</w:t>
+        <w:t>血</w:t>
       </w:r>
       <w:r>
         <w:rPr>
@@ -231,7 +231,7 @@
         <w:rPr>
           <w:lang w:val="zh_TW" w:bidi="zh_TW"/>
         </w:rPr>
-        <w:t>尋的曠野位於西奈半島的北部地區，與位於半島南部汛的曠野不同。</w:t>
+        <w:t>血是在人和動物身體裡流動的紅色液體。</w:t>
       </w:r>
     </w:p>
     <w:p>
@@ -245,7 +245,258 @@
         <w:rPr>
           <w:lang w:val="zh_TW" w:bidi="zh_TW"/>
         </w:rPr>
-        <w:t>尋的曠野是西奈半島四或五個「曠野」地區之一。其它的曠野地區包括：</w:t>
+        <w:t>在聖經裡，「血」的意思不只是指實際的血液，還有多種含義。有時經文用「血」來形容紅色：「日頭要變為黑暗， 月亮要變為血」（</w:t>
+      </w:r>
+      <w:hyperlink r:id="rId13">
+        <w:r>
+          <w:rPr>
+            <w:lang w:val="zh_TW" w:bidi="zh_TW"/>
+          </w:rPr>
+          <w:rPr>
+            <w:color w:val="0000EE"/>
+            <w:u w:val="single"/>
+          </w:rPr>
+          <w:t>徒2:20</w:t>
+        </w:r>
+      </w:hyperlink>
+      <w:r>
+        <w:rPr>
+          <w:lang w:val="zh_TW" w:bidi="zh_TW"/>
+        </w:rPr>
+        <w:t>）。有時，就像在</w:t>
+      </w:r>
+      <w:hyperlink r:id="rId14">
+        <w:r>
+          <w:rPr>
+            <w:lang w:val="zh_TW" w:bidi="zh_TW"/>
+          </w:rPr>
+          <w:rPr>
+            <w:color w:val="0000EE"/>
+            <w:u w:val="single"/>
+          </w:rPr>
+          <w:t>申命記三十二章14節</w:t>
+        </w:r>
+      </w:hyperlink>
+      <w:r>
+        <w:rPr>
+          <w:lang w:val="zh_TW" w:bidi="zh_TW"/>
+        </w:rPr>
+        <w:t>中，經文會用「血」來指酒（這裡的「酒」，希伯來文原文直譯作「葡萄的血」）。</w:t>
+      </w:r>
+    </w:p>
+    <w:p>
+      <w:pPr/>
+      <w:r>
+        <w:rPr>
+          <w:lang w:val="zh_TW" w:bidi="zh_TW"/>
+        </w:rPr>
+      </w:r>
+      <w:r>
+        <w:rPr>
+          <w:lang w:val="zh_TW" w:bidi="zh_TW"/>
+        </w:rPr>
+        <w:t>聖經使用「血肉」這個片語時，意思是指普通的人。例如，當耶穌告訴彼得「這不是屬血肉的指示你的，乃是我在天上的父指示的」時，祂的意思是沒有任何普通的人把這事告訴彼得（</w:t>
+      </w:r>
+      <w:hyperlink r:id="rId15">
+        <w:r>
+          <w:rPr>
+            <w:lang w:val="zh_TW" w:bidi="zh_TW"/>
+          </w:rPr>
+          <w:rPr>
+            <w:color w:val="0000EE"/>
+            <w:u w:val="single"/>
+          </w:rPr>
+          <w:t>太16:17</w:t>
+        </w:r>
+      </w:hyperlink>
+      <w:r>
+        <w:rPr>
+          <w:lang w:val="zh_TW" w:bidi="zh_TW"/>
+        </w:rPr>
+        <w:t>；另見</w:t>
+      </w:r>
+      <w:hyperlink r:id="rId16">
+        <w:r>
+          <w:rPr>
+            <w:lang w:val="zh_TW" w:bidi="zh_TW"/>
+          </w:rPr>
+          <w:rPr>
+            <w:color w:val="0000EE"/>
+            <w:u w:val="single"/>
+          </w:rPr>
+          <w:t>林前15:50</w:t>
+        </w:r>
+      </w:hyperlink>
+      <w:r>
+        <w:rPr>
+          <w:lang w:val="zh_TW" w:bidi="zh_TW"/>
+        </w:rPr>
+        <w:t>；</w:t>
+      </w:r>
+      <w:hyperlink r:id="rId17">
+        <w:r>
+          <w:rPr>
+            <w:lang w:val="zh_TW" w:bidi="zh_TW"/>
+          </w:rPr>
+          <w:rPr>
+            <w:color w:val="0000EE"/>
+            <w:u w:val="single"/>
+          </w:rPr>
+          <w:t>加1:16</w:t>
+        </w:r>
+      </w:hyperlink>
+      <w:r>
+        <w:rPr>
+          <w:lang w:val="zh_TW" w:bidi="zh_TW"/>
+        </w:rPr>
+        <w:t>；</w:t>
+      </w:r>
+      <w:hyperlink r:id="rId18">
+        <w:r>
+          <w:rPr>
+            <w:lang w:val="zh_TW" w:bidi="zh_TW"/>
+          </w:rPr>
+          <w:rPr>
+            <w:color w:val="0000EE"/>
+            <w:u w:val="single"/>
+          </w:rPr>
+          <w:t>弗6:12</w:t>
+        </w:r>
+      </w:hyperlink>
+      <w:r>
+        <w:rPr>
+          <w:lang w:val="zh_TW" w:bidi="zh_TW"/>
+        </w:rPr>
+        <w:t>），這啟示仍是來自神。猶大出賣耶穌之後，也承認自己「賣了無辜之人的血是有罪了」（</w:t>
+      </w:r>
+      <w:hyperlink r:id="rId19">
+        <w:r>
+          <w:rPr>
+            <w:lang w:val="zh_TW" w:bidi="zh_TW"/>
+          </w:rPr>
+          <w:rPr>
+            <w:color w:val="0000EE"/>
+            <w:u w:val="single"/>
+          </w:rPr>
+          <w:t>太27:4</w:t>
+        </w:r>
+      </w:hyperlink>
+      <w:r>
+        <w:rPr>
+          <w:lang w:val="zh_TW" w:bidi="zh_TW"/>
+        </w:rPr>
+        <w:t>）。在這些經文裡，「血」指自然的生命，而不是屬靈的生命或天上的生命。</w:t>
+      </w:r>
+    </w:p>
+    <w:p>
+      <w:pPr>
+        <w:pStyle w:val="Heading3"/>
+      </w:pPr>
+      <w:r>
+        <w:rPr>
+          <w:lang w:val="zh_TW" w:bidi="zh_TW"/>
+        </w:rPr>
+        <w:t>血與生命的關聯</w:t>
+      </w:r>
+    </w:p>
+    <w:p>
+      <w:pPr/>
+      <w:r>
+        <w:rPr>
+          <w:lang w:val="zh_TW" w:bidi="zh_TW"/>
+        </w:rPr>
+      </w:r>
+      <w:r>
+        <w:rPr>
+          <w:lang w:val="zh_TW" w:bidi="zh_TW"/>
+        </w:rPr>
+        <w:t>聖經也用「血」來表達流血的行為，也就是殺人。</w:t>
+      </w:r>
+      <w:hyperlink r:id="rId20">
+        <w:r>
+          <w:rPr>
+            <w:lang w:val="zh_TW" w:bidi="zh_TW"/>
+          </w:rPr>
+          <w:rPr>
+            <w:color w:val="0000EE"/>
+            <w:u w:val="single"/>
+          </w:rPr>
+          <w:t>詩篇九篇12節</w:t>
+        </w:r>
+      </w:hyperlink>
+      <w:r>
+        <w:rPr>
+          <w:lang w:val="zh_TW" w:bidi="zh_TW"/>
+        </w:rPr>
+        <w:t>提到「追討流人血之罪的」。</w:t>
+      </w:r>
+      <w:hyperlink r:id="rId21">
+        <w:r>
+          <w:rPr>
+            <w:lang w:val="zh_TW" w:bidi="zh_TW"/>
+          </w:rPr>
+          <w:rPr>
+            <w:color w:val="0000EE"/>
+            <w:u w:val="single"/>
+          </w:rPr>
+          <w:t>創世記三十七章26節</w:t>
+        </w:r>
+      </w:hyperlink>
+      <w:r>
+        <w:rPr>
+          <w:lang w:val="zh_TW" w:bidi="zh_TW"/>
+        </w:rPr>
+        <w:t>說到約瑟的兄弟藏了他的血，意思就是要殺害他。經文說人「背負流人血之罪」，意思是犯了殺人的罪（</w:t>
+      </w:r>
+      <w:hyperlink r:id="rId22">
+        <w:r>
+          <w:rPr>
+            <w:lang w:val="zh_TW" w:bidi="zh_TW"/>
+          </w:rPr>
+          <w:rPr>
+            <w:color w:val="0000EE"/>
+            <w:u w:val="single"/>
+          </w:rPr>
+          <w:t>箴28:17</w:t>
+        </w:r>
+      </w:hyperlink>
+      <w:r>
+        <w:rPr>
+          <w:lang w:val="zh_TW" w:bidi="zh_TW"/>
+        </w:rPr>
+        <w:t>）。耶穌被釘十字架之前，彼拉多說：「流這義人的血，罪不在我」（</w:t>
+      </w:r>
+      <w:hyperlink r:id="rId23">
+        <w:r>
+          <w:rPr>
+            <w:lang w:val="zh_TW" w:bidi="zh_TW"/>
+          </w:rPr>
+          <w:rPr>
+            <w:color w:val="0000EE"/>
+            <w:u w:val="single"/>
+          </w:rPr>
+          <w:t>太27:24–25</w:t>
+        </w:r>
+      </w:hyperlink>
+      <w:r>
+        <w:rPr>
+          <w:lang w:val="zh_TW" w:bidi="zh_TW"/>
+        </w:rPr>
+        <w:t>）。因此，聖經經常把暴力的死亡與血聯繫起來。</w:t>
+      </w:r>
+    </w:p>
+    <w:p>
+      <w:pPr/>
+      <w:r>
+        <w:rPr>
+          <w:lang w:val="zh_TW" w:bidi="zh_TW"/>
+        </w:rPr>
+      </w:r>
+      <w:r>
+        <w:rPr>
+          <w:lang w:val="zh_TW" w:bidi="zh_TW"/>
+        </w:rPr>
+        <w:t>這樣的推理是有道理的，因為血與生命緊密相連。舊約聖經中有三處經文清楚表明血與生命之間的關係：</w:t>
       </w:r>
     </w:p>
     <w:p>
@@ -263,9 +514,9 @@
         <w:rPr>
           <w:lang w:val="zh_TW" w:bidi="zh_TW"/>
         </w:rPr>
-        <w:t>巴蘭的曠野（</w:t>
-      </w:r>
-      <w:hyperlink r:id="rId13">
+        <w:t>「惟獨肉帶著血，那就是牠的生命，你們不可吃」（</w:t>
+      </w:r>
+      <w:hyperlink r:id="rId24">
         <w:r>
           <w:rPr>
             <w:lang w:val="zh_TW" w:bidi="zh_TW"/>
@@ -274,7 +525,7 @@
             <w:color w:val="0000EE"/>
             <w:u w:val="single"/>
           </w:rPr>
-          <w:t>創21:21</w:t>
+          <w:t>創9:4</w:t>
         </w:r>
       </w:hyperlink>
       <w:r>
@@ -299,9 +550,9 @@
         <w:rPr>
           <w:lang w:val="zh_TW" w:bidi="zh_TW"/>
         </w:rPr>
-        <w:t>書珥的曠野（</w:t>
-      </w:r>
-      <w:hyperlink r:id="rId14">
+        <w:t>「因為活物的生命是在血中」（</w:t>
+      </w:r>
+      <w:hyperlink r:id="rId25">
         <w:r>
           <w:rPr>
             <w:lang w:val="zh_TW" w:bidi="zh_TW"/>
@@ -310,7 +561,7 @@
             <w:color w:val="0000EE"/>
             <w:u w:val="single"/>
           </w:rPr>
-          <w:t>出15:22</w:t>
+          <w:t>利17:11</w:t>
         </w:r>
       </w:hyperlink>
       <w:r>
@@ -335,9 +586,9 @@
         <w:rPr>
           <w:lang w:val="zh_TW" w:bidi="zh_TW"/>
         </w:rPr>
-        <w:t>西奈的曠野（</w:t>
-      </w:r>
-      <w:hyperlink r:id="rId15">
+        <w:t>「只是你要心意堅定，不可吃血，因為血是生命」（</w:t>
+      </w:r>
+      <w:hyperlink r:id="rId26">
         <w:r>
           <w:rPr>
             <w:lang w:val="zh_TW" w:bidi="zh_TW"/>
@@ -346,14 +597,189 @@
             <w:color w:val="0000EE"/>
             <w:u w:val="single"/>
           </w:rPr>
-          <w:t>民9:1</w:t>
+          <w:t>申12:23</w:t>
         </w:r>
       </w:hyperlink>
       <w:r>
         <w:rPr>
           <w:lang w:val="zh_TW" w:bidi="zh_TW"/>
         </w:rPr>
-        <w:t>）</w:t>
+        <w:t>）。</w:t>
+      </w:r>
+    </w:p>
+    <w:p>
+      <w:pPr/>
+      <w:r>
+        <w:rPr>
+          <w:lang w:val="zh_TW" w:bidi="zh_TW"/>
+        </w:rPr>
+      </w:r>
+      <w:r>
+        <w:rPr>
+          <w:lang w:val="zh_TW" w:bidi="zh_TW"/>
+        </w:rPr>
+        <w:t>神創造一切生命，因此流人血是極其嚴重的事。血是聖的，所以神禁止人吃血（見</w:t>
+      </w:r>
+      <w:hyperlink r:id="rId27">
+        <w:r>
+          <w:rPr>
+            <w:lang w:val="zh_TW" w:bidi="zh_TW"/>
+          </w:rPr>
+          <w:rPr>
+            <w:color w:val="0000EE"/>
+            <w:u w:val="single"/>
+          </w:rPr>
+          <w:t>徒15:20</w:t>
+        </w:r>
+      </w:hyperlink>
+      <w:r>
+        <w:rPr>
+          <w:lang w:val="zh_TW" w:bidi="zh_TW"/>
+        </w:rPr>
+        <w:t>）。血象徵神所賜給我們的生命。</w:t>
+      </w:r>
+    </w:p>
+    <w:p>
+      <w:pPr>
+        <w:pStyle w:val="Heading3"/>
+      </w:pPr>
+      <w:r>
+        <w:rPr>
+          <w:lang w:val="zh_TW" w:bidi="zh_TW"/>
+        </w:rPr>
+        <w:t>獻祭中的血</w:t>
+      </w:r>
+    </w:p>
+    <w:p>
+      <w:pPr/>
+      <w:r>
+        <w:rPr>
+          <w:lang w:val="zh_TW" w:bidi="zh_TW"/>
+        </w:rPr>
+      </w:r>
+      <w:r>
+        <w:rPr>
+          <w:lang w:val="zh_TW" w:bidi="zh_TW"/>
+        </w:rPr>
+        <w:t>血在宗教獻祭中極其重要，因為血代表生命。贖罪日那天，祭司把公牛和山羊的血灑在壇上（</w:t>
+      </w:r>
+      <w:hyperlink r:id="rId28">
+        <w:r>
+          <w:rPr>
+            <w:lang w:val="zh_TW" w:bidi="zh_TW"/>
+          </w:rPr>
+          <w:rPr>
+            <w:color w:val="0000EE"/>
+            <w:u w:val="single"/>
+          </w:rPr>
+          <w:t>利16章</w:t>
+        </w:r>
+      </w:hyperlink>
+      <w:r>
+        <w:rPr>
+          <w:lang w:val="zh_TW" w:bidi="zh_TW"/>
+        </w:rPr>
+        <w:t>）。死亡臨到時，血（生命）就傾倒出來。百姓把動物的生命交出，用來代替自己的生命。百姓的罪藉著獻祭轉移到動物身上，於是神就能施行完全的審判，也能完成贖罪。這種轉移的觀念，也在贖罪日藉著替罪羊顯明出來（</w:t>
+      </w:r>
+      <w:hyperlink r:id="rId29">
+        <w:r>
+          <w:rPr>
+            <w:lang w:val="zh_TW" w:bidi="zh_TW"/>
+          </w:rPr>
+          <w:rPr>
+            <w:color w:val="0000EE"/>
+            <w:u w:val="single"/>
+          </w:rPr>
+          <w:t>利16:20–22</w:t>
+        </w:r>
+      </w:hyperlink>
+      <w:r>
+        <w:rPr>
+          <w:lang w:val="zh_TW" w:bidi="zh_TW"/>
+        </w:rPr>
+        <w:t>）。第一次逾越節時，血也帶著同樣的意義（</w:t>
+      </w:r>
+      <w:hyperlink r:id="rId30">
+        <w:r>
+          <w:rPr>
+            <w:lang w:val="zh_TW" w:bidi="zh_TW"/>
+          </w:rPr>
+          <w:rPr>
+            <w:color w:val="0000EE"/>
+            <w:u w:val="single"/>
+          </w:rPr>
+          <w:t>出12:1–13</w:t>
+        </w:r>
+      </w:hyperlink>
+      <w:r>
+        <w:rPr>
+          <w:lang w:val="zh_TW" w:bidi="zh_TW"/>
+        </w:rPr>
+        <w:t>）。百姓把動物的血塗在門框上，表示已經有死亡發生，因此滅命的使者就會越過那些房屋。</w:t>
+      </w:r>
+    </w:p>
+    <w:p>
+      <w:pPr/>
+      <w:r>
+        <w:rPr>
+          <w:lang w:val="zh_TW" w:bidi="zh_TW"/>
+        </w:rPr>
+      </w:r>
+      <w:r>
+        <w:rPr>
+          <w:lang w:val="zh_TW" w:bidi="zh_TW"/>
+        </w:rPr>
+        <w:t>血也成為獻給神最重要的供物之一。</w:t>
+      </w:r>
+      <w:hyperlink r:id="rId31">
+        <w:r>
+          <w:rPr>
+            <w:lang w:val="zh_TW" w:bidi="zh_TW"/>
+          </w:rPr>
+          <w:rPr>
+            <w:color w:val="0000EE"/>
+            <w:u w:val="single"/>
+          </w:rPr>
+          <w:t>出埃及記二十四章</w:t>
+        </w:r>
+      </w:hyperlink>
+      <w:r>
+        <w:rPr>
+          <w:lang w:val="zh_TW" w:bidi="zh_TW"/>
+        </w:rPr>
+        <w:t>中記載，百姓同意立約之後，摩西把獻祭之血一半灑在壇上，另一半灑在百姓身上。他這樣行的時候說：「你看！這是立約的血，是耶和華按這一切話與你們立約的憑據」（</w:t>
+      </w:r>
+      <w:hyperlink r:id="rId32">
+        <w:r>
+          <w:rPr>
+            <w:lang w:val="zh_TW" w:bidi="zh_TW"/>
+          </w:rPr>
+          <w:rPr>
+            <w:color w:val="0000EE"/>
+            <w:u w:val="single"/>
+          </w:rPr>
+          <w:t>出24:8</w:t>
+        </w:r>
+      </w:hyperlink>
+      <w:r>
+        <w:rPr>
+          <w:lang w:val="zh_TW" w:bidi="zh_TW"/>
+        </w:rPr>
+        <w:t>）。血同時灑在壇上和百姓身上，顯明神與以色列的百姓一同立約（這稱為「立約的關係」）。</w:t>
+      </w:r>
+    </w:p>
+    <w:p>
+      <w:pPr/>
+      <w:r>
+        <w:rPr>
+          <w:lang w:val="zh_TW" w:bidi="zh_TW"/>
+        </w:rPr>
+      </w:r>
+      <w:r>
+        <w:rPr>
+          <w:lang w:val="zh_TW" w:bidi="zh_TW"/>
+        </w:rPr>
+        <w:t>在以色列的宗教禮儀中，血帶著多重意義。血可以代表：</w:t>
       </w:r>
     </w:p>
     <w:p>
@@ -371,25 +797,79 @@
         <w:rPr>
           <w:lang w:val="zh_TW" w:bidi="zh_TW"/>
         </w:rPr>
-        <w:t>汛的曠野（</w:t>
-      </w:r>
-      <w:hyperlink r:id="rId16">
-        <w:r>
-          <w:rPr>
-            <w:lang w:val="zh_TW" w:bidi="zh_TW"/>
-          </w:rPr>
-          <w:rPr>
-            <w:color w:val="0000EE"/>
-            <w:u w:val="single"/>
-          </w:rPr>
-          <w:t>民33:11</w:t>
-        </w:r>
-      </w:hyperlink>
-      <w:r>
-        <w:rPr>
-          <w:lang w:val="zh_TW" w:bidi="zh_TW"/>
-        </w:rPr>
-        <w:t>）</w:t>
+        <w:t>死亡（自然生命的結束）</w:t>
+      </w:r>
+    </w:p>
+    <w:p>
+      <w:pPr>
+        <w:pStyle w:val="ListBullet"/>
+        <w:spacing w:line="240" w:lineRule="auto"/>
+        <w:ind w:left="720"/>
+      </w:pPr>
+      <w:r>
+        <w:rPr>
+          <w:lang w:val="zh_TW" w:bidi="zh_TW"/>
+        </w:rPr>
+      </w:r>
+      <w:r>
+        <w:rPr>
+          <w:lang w:val="zh_TW" w:bidi="zh_TW"/>
+        </w:rPr>
+        <w:t>審判（指神判定人所行的是非對錯）</w:t>
+      </w:r>
+    </w:p>
+    <w:p>
+      <w:pPr>
+        <w:pStyle w:val="ListBullet"/>
+        <w:spacing w:line="240" w:lineRule="auto"/>
+        <w:ind w:left="720"/>
+      </w:pPr>
+      <w:r>
+        <w:rPr>
+          <w:lang w:val="zh_TW" w:bidi="zh_TW"/>
+        </w:rPr>
+      </w:r>
+      <w:r>
+        <w:rPr>
+          <w:lang w:val="zh_TW" w:bidi="zh_TW"/>
+        </w:rPr>
+        <w:t>獻祭（獻供物給神）</w:t>
+      </w:r>
+    </w:p>
+    <w:p>
+      <w:pPr>
+        <w:pStyle w:val="ListBullet"/>
+        <w:spacing w:line="240" w:lineRule="auto"/>
+        <w:ind w:left="720"/>
+      </w:pPr>
+      <w:r>
+        <w:rPr>
+          <w:lang w:val="zh_TW" w:bidi="zh_TW"/>
+        </w:rPr>
+      </w:r>
+      <w:r>
+        <w:rPr>
+          <w:lang w:val="zh_TW" w:bidi="zh_TW"/>
+        </w:rPr>
+        <w:t>代替（用一個生命來拯救另一個生命）</w:t>
+      </w:r>
+    </w:p>
+    <w:p>
+      <w:pPr>
+        <w:pStyle w:val="ListBullet"/>
+        <w:spacing w:line="240" w:lineRule="auto"/>
+        <w:ind w:left="720"/>
+      </w:pPr>
+      <w:r>
+        <w:rPr>
+          <w:lang w:val="zh_TW" w:bidi="zh_TW"/>
+        </w:rPr>
+      </w:r>
+      <w:r>
+        <w:rPr>
+          <w:lang w:val="zh_TW" w:bidi="zh_TW"/>
+        </w:rPr>
+        <w:t>救贖（從罪中得釋放）</w:t>
       </w:r>
     </w:p>
     <w:p>
@@ -403,7 +883,18 @@
         <w:rPr>
           <w:lang w:val="zh_TW" w:bidi="zh_TW"/>
         </w:rPr>
-        <w:t>這些曠野地區的確切邊界尚未明確界定，這些地區之間很可能相互重疊。</w:t>
+        <w:t>人能與神同得生命，正是藉著血而成。</w:t>
+      </w:r>
+    </w:p>
+    <w:p>
+      <w:pPr>
+        <w:pStyle w:val="Heading3"/>
+      </w:pPr>
+      <w:r>
+        <w:rPr>
+          <w:lang w:val="zh_TW" w:bidi="zh_TW"/>
+        </w:rPr>
+        <w:t>基督的血</w:t>
       </w:r>
     </w:p>
     <w:p>
@@ -417,9 +908,9 @@
         <w:rPr>
           <w:lang w:val="zh_TW" w:bidi="zh_TW"/>
         </w:rPr>
-        <w:t>尋的曠野與尋有關聯（</w:t>
-      </w:r>
-      <w:hyperlink r:id="rId17">
+        <w:t>在新約聖經裡，經文除了提到醫治的情況（例如，</w:t>
+      </w:r>
+      <w:hyperlink r:id="rId33">
         <w:r>
           <w:rPr>
             <w:lang w:val="zh_TW" w:bidi="zh_TW"/>
@@ -428,68 +919,122 @@
             <w:color w:val="0000EE"/>
             <w:u w:val="single"/>
           </w:rPr>
-          <w:t>民34:4</w:t>
+          <w:t>太9:20</w:t>
         </w:r>
       </w:hyperlink>
       <w:r>
         <w:rPr>
           <w:lang w:val="zh_TW" w:bidi="zh_TW"/>
         </w:rPr>
-        <w:t>）。這片曠野位於：</w:t>
-      </w:r>
-    </w:p>
-    <w:p>
-      <w:pPr>
-        <w:pStyle w:val="ListBullet"/>
-        <w:spacing w:line="240" w:lineRule="auto"/>
-        <w:ind w:left="720"/>
-      </w:pPr>
-      <w:r>
-        <w:rPr>
-          <w:lang w:val="zh_TW" w:bidi="zh_TW"/>
-        </w:rPr>
-      </w:r>
-      <w:r>
-        <w:rPr>
-          <w:lang w:val="zh_TW" w:bidi="zh_TW"/>
-        </w:rPr>
-        <w:t>以東的西邊</w:t>
-      </w:r>
-    </w:p>
-    <w:p>
-      <w:pPr>
-        <w:pStyle w:val="ListBullet"/>
-        <w:spacing w:line="240" w:lineRule="auto"/>
-        <w:ind w:left="720"/>
-      </w:pPr>
-      <w:r>
-        <w:rPr>
-          <w:lang w:val="zh_TW" w:bidi="zh_TW"/>
-        </w:rPr>
-      </w:r>
-      <w:r>
-        <w:rPr>
-          <w:lang w:val="zh_TW" w:bidi="zh_TW"/>
-        </w:rPr>
-        <w:t>死海的西南方</w:t>
-      </w:r>
-    </w:p>
-    <w:p>
-      <w:pPr>
-        <w:pStyle w:val="ListBullet"/>
-        <w:spacing w:line="240" w:lineRule="auto"/>
-        <w:ind w:left="720"/>
-      </w:pPr>
-      <w:r>
-        <w:rPr>
-          <w:lang w:val="zh_TW" w:bidi="zh_TW"/>
-        </w:rPr>
-      </w:r>
-      <w:r>
-        <w:rPr>
-          <w:lang w:val="zh_TW" w:bidi="zh_TW"/>
-        </w:rPr>
-        <w:t>猶大南部</w:t>
+        <w:t>）和殺人（例如，</w:t>
+      </w:r>
+      <w:hyperlink r:id="rId34">
+        <w:r>
+          <w:rPr>
+            <w:lang w:val="zh_TW" w:bidi="zh_TW"/>
+          </w:rPr>
+          <w:rPr>
+            <w:color w:val="0000EE"/>
+            <w:u w:val="single"/>
+          </w:rPr>
+          <w:t>徒22:20</w:t>
+        </w:r>
+      </w:hyperlink>
+      <w:r>
+        <w:rPr>
+          <w:lang w:val="zh_TW" w:bidi="zh_TW"/>
+        </w:rPr>
+        <w:t>）之外，也把重點放在基督的血上。這一點延續了舊約聖經的觀念。共觀福音書（馬太福音、馬可福音和路加福音）記載，耶穌在最後的晚餐中將自己的血視為新約的象徵（</w:t>
+      </w:r>
+      <w:hyperlink r:id="rId35">
+        <w:r>
+          <w:rPr>
+            <w:lang w:val="zh_TW" w:bidi="zh_TW"/>
+          </w:rPr>
+          <w:rPr>
+            <w:color w:val="0000EE"/>
+            <w:u w:val="single"/>
+          </w:rPr>
+          <w:t>太26:28</w:t>
+        </w:r>
+      </w:hyperlink>
+      <w:r>
+        <w:rPr>
+          <w:lang w:val="zh_TW" w:bidi="zh_TW"/>
+        </w:rPr>
+        <w:t>；</w:t>
+      </w:r>
+      <w:hyperlink r:id="rId36">
+        <w:r>
+          <w:rPr>
+            <w:lang w:val="zh_TW" w:bidi="zh_TW"/>
+          </w:rPr>
+          <w:rPr>
+            <w:color w:val="0000EE"/>
+            <w:u w:val="single"/>
+          </w:rPr>
+          <w:t>可14:24</w:t>
+        </w:r>
+      </w:hyperlink>
+      <w:r>
+        <w:rPr>
+          <w:lang w:val="zh_TW" w:bidi="zh_TW"/>
+        </w:rPr>
+        <w:t>；</w:t>
+      </w:r>
+      <w:hyperlink r:id="rId37">
+        <w:r>
+          <w:rPr>
+            <w:lang w:val="zh_TW" w:bidi="zh_TW"/>
+          </w:rPr>
+          <w:rPr>
+            <w:color w:val="0000EE"/>
+            <w:u w:val="single"/>
+          </w:rPr>
+          <w:t>路22:20</w:t>
+        </w:r>
+      </w:hyperlink>
+      <w:r>
+        <w:rPr>
+          <w:lang w:val="zh_TW" w:bidi="zh_TW"/>
+        </w:rPr>
+        <w:t>）。這樣的說法顯明祂的死是一種獻祭，也表明祂的死具有救贖的意義。約翰福音同樣表達了這個觀念，但是用不同的說法來描述：「你們若不吃人子的肉，不喝人子的血，就沒有生命在你們裡面」（</w:t>
+      </w:r>
+      <w:hyperlink r:id="rId38">
+        <w:r>
+          <w:rPr>
+            <w:lang w:val="zh_TW" w:bidi="zh_TW"/>
+          </w:rPr>
+          <w:rPr>
+            <w:color w:val="0000EE"/>
+            <w:u w:val="single"/>
+          </w:rPr>
+          <w:t>約6:53</w:t>
+        </w:r>
+      </w:hyperlink>
+      <w:r>
+        <w:rPr>
+          <w:lang w:val="zh_TW" w:bidi="zh_TW"/>
+        </w:rPr>
+        <w:t>）。信的人藉著信心，參與耶穌的死和復活（另見</w:t>
+      </w:r>
+      <w:hyperlink r:id="rId39">
+        <w:r>
+          <w:rPr>
+            <w:lang w:val="zh_TW" w:bidi="zh_TW"/>
+          </w:rPr>
+          <w:rPr>
+            <w:color w:val="0000EE"/>
+            <w:u w:val="single"/>
+          </w:rPr>
+          <w:t>林前10:16</w:t>
+        </w:r>
+      </w:hyperlink>
+      <w:r>
+        <w:rPr>
+          <w:lang w:val="zh_TW" w:bidi="zh_TW"/>
+        </w:rPr>
+        <w:t>）。</w:t>
       </w:r>
     </w:p>
     <w:p>
@@ -503,7 +1048,43 @@
         <w:rPr>
           <w:lang w:val="zh_TW" w:bidi="zh_TW"/>
         </w:rPr>
-        <w:t>在這片乾燥的地區內有四個大型泉水或綠洲，包括加低斯‧巴尼亞。以色列人在西奈曠野的三十八年間，大部分時間都在這個曠野地區度過。</w:t>
+        <w:t>保羅的書信也將血與基督的死聯繫起來。保羅的書信也把血與基督的死連在一起。當他使用「血」或「十字架」這些詞語時，他指的是耶穌的死，以及這死如何拯救人。例如，他寫到耶穌藉著「在十字架上所流的血」，使萬有與神和好，成就和平（</w:t>
+      </w:r>
+      <w:hyperlink r:id="rId40">
+        <w:r>
+          <w:rPr>
+            <w:lang w:val="zh_TW" w:bidi="zh_TW"/>
+          </w:rPr>
+          <w:rPr>
+            <w:color w:val="0000EE"/>
+            <w:u w:val="single"/>
+          </w:rPr>
+          <w:t>西1:20</w:t>
+        </w:r>
+      </w:hyperlink>
+      <w:r>
+        <w:rPr>
+          <w:lang w:val="zh_TW" w:bidi="zh_TW"/>
+        </w:rPr>
+        <w:t>）。他也寫到，那些從前遠離神的人，如今「靠著他的血，已經得親近了」（</w:t>
+      </w:r>
+      <w:hyperlink r:id="rId41">
+        <w:r>
+          <w:rPr>
+            <w:lang w:val="zh_TW" w:bidi="zh_TW"/>
+          </w:rPr>
+          <w:rPr>
+            <w:color w:val="0000EE"/>
+            <w:u w:val="single"/>
+          </w:rPr>
+          <w:t>弗2:13</w:t>
+        </w:r>
+      </w:hyperlink>
+      <w:r>
+        <w:rPr>
+          <w:lang w:val="zh_TW" w:bidi="zh_TW"/>
+        </w:rPr>
+        <w:t>）。這些話表明，無論是猶太人還是外邦人，都能因著耶穌的死，與神建立關係。</w:t>
       </w:r>
     </w:p>
     <w:p>
@@ -517,27 +1098,9 @@
         <w:rPr>
           <w:lang w:val="zh_TW" w:bidi="zh_TW"/>
         </w:rPr>
-        <w:t>聖經中發生在尋的曠野的幾個重要事件：</w:t>
-      </w:r>
-    </w:p>
-    <w:p>
-      <w:pPr>
-        <w:pStyle w:val="ListBullet"/>
-        <w:spacing w:line="240" w:lineRule="auto"/>
-        <w:ind w:left="720"/>
-      </w:pPr>
-      <w:r>
-        <w:rPr>
-          <w:lang w:val="zh_TW" w:bidi="zh_TW"/>
-        </w:rPr>
-      </w:r>
-      <w:r>
-        <w:rPr>
-          <w:lang w:val="zh_TW" w:bidi="zh_TW"/>
-        </w:rPr>
-        <w:t>從尋的曠野，探子被派去窺探迦南地（</w:t>
-      </w:r>
-      <w:hyperlink r:id="rId18">
+        <w:t>保羅在論及贖罪日的獻祭時提到，神藉著基督的血設立耶穌作挽回祭（使人和神之間的關係得以恢復）（</w:t>
+      </w:r>
+      <w:hyperlink r:id="rId42">
         <w:r>
           <w:rPr>
             <w:lang w:val="zh_TW" w:bidi="zh_TW"/>
@@ -546,16 +1109,16 @@
             <w:color w:val="0000EE"/>
             <w:u w:val="single"/>
           </w:rPr>
-          <w:t>民13:1–26</w:t>
+          <w:t>羅3:25</w:t>
         </w:r>
       </w:hyperlink>
       <w:r>
         <w:rPr>
           <w:lang w:val="zh_TW" w:bidi="zh_TW"/>
         </w:rPr>
-        <w:t>，</w:t>
-      </w:r>
-      <w:hyperlink r:id="rId19">
+        <w:t>）。他使用了</w:t>
+      </w:r>
+      <w:hyperlink r:id="rId28">
         <w:r>
           <w:rPr>
             <w:lang w:val="zh_TW" w:bidi="zh_TW"/>
@@ -564,140 +1127,14 @@
             <w:color w:val="0000EE"/>
             <w:u w:val="single"/>
           </w:rPr>
-          <w:t>32:8</w:t>
+          <w:t>利未記十六章</w:t>
         </w:r>
       </w:hyperlink>
       <w:r>
         <w:rPr>
           <w:lang w:val="zh_TW" w:bidi="zh_TW"/>
         </w:rPr>
-        <w:t>）。</w:t>
-      </w:r>
-    </w:p>
-    <w:p>
-      <w:pPr>
-        <w:pStyle w:val="ListBullet"/>
-        <w:spacing w:line="240" w:lineRule="auto"/>
-        <w:ind w:left="720"/>
-      </w:pPr>
-      <w:r>
-        <w:rPr>
-          <w:lang w:val="zh_TW" w:bidi="zh_TW"/>
-        </w:rPr>
-      </w:r>
-      <w:r>
-        <w:rPr>
-          <w:lang w:val="zh_TW" w:bidi="zh_TW"/>
-        </w:rPr>
-        <w:t>那些悖逆神的人因為不信，而被審判在這個曠野中死去（</w:t>
-      </w:r>
-      <w:hyperlink r:id="rId20">
-        <w:r>
-          <w:rPr>
-            <w:lang w:val="zh_TW" w:bidi="zh_TW"/>
-          </w:rPr>
-          <w:rPr>
-            <w:color w:val="0000EE"/>
-            <w:u w:val="single"/>
-          </w:rPr>
-          <w:t>民14:22–23</w:t>
-        </w:r>
-      </w:hyperlink>
-      <w:r>
-        <w:rPr>
-          <w:lang w:val="zh_TW" w:bidi="zh_TW"/>
-        </w:rPr>
-        <w:t>）。</w:t>
-      </w:r>
-    </w:p>
-    <w:p>
-      <w:pPr>
-        <w:pStyle w:val="ListBullet"/>
-        <w:spacing w:line="240" w:lineRule="auto"/>
-        <w:ind w:left="720"/>
-      </w:pPr>
-      <w:r>
-        <w:rPr>
-          <w:lang w:val="zh_TW" w:bidi="zh_TW"/>
-        </w:rPr>
-      </w:r>
-      <w:r>
-        <w:rPr>
-          <w:lang w:val="zh_TW" w:bidi="zh_TW"/>
-        </w:rPr>
-        <w:t>摩西在這片曠野中犯了罪，因為他沒有在水從磐石中流出時尊神為聖（</w:t>
-      </w:r>
-      <w:hyperlink r:id="rId21">
-        <w:r>
-          <w:rPr>
-            <w:lang w:val="zh_TW" w:bidi="zh_TW"/>
-          </w:rPr>
-          <w:rPr>
-            <w:color w:val="0000EE"/>
-            <w:u w:val="single"/>
-          </w:rPr>
-          <w:t>民20:1–13</w:t>
-        </w:r>
-      </w:hyperlink>
-      <w:r>
-        <w:rPr>
-          <w:lang w:val="zh_TW" w:bidi="zh_TW"/>
-        </w:rPr>
-        <w:t>，</w:t>
-      </w:r>
-      <w:hyperlink r:id="rId22">
-        <w:r>
-          <w:rPr>
-            <w:lang w:val="zh_TW" w:bidi="zh_TW"/>
-          </w:rPr>
-          <w:rPr>
-            <w:color w:val="0000EE"/>
-            <w:u w:val="single"/>
-          </w:rPr>
-          <w:t>27:14</w:t>
-        </w:r>
-      </w:hyperlink>
-      <w:r>
-        <w:rPr>
-          <w:lang w:val="zh_TW" w:bidi="zh_TW"/>
-        </w:rPr>
-        <w:t>）。</w:t>
-      </w:r>
-    </w:p>
-    <w:p>
-      <w:pPr>
-        <w:pStyle w:val="ListBullet"/>
-        <w:spacing w:line="240" w:lineRule="auto"/>
-        <w:ind w:left="720"/>
-      </w:pPr>
-      <w:r>
-        <w:rPr>
-          <w:lang w:val="zh_TW" w:bidi="zh_TW"/>
-        </w:rPr>
-      </w:r>
-      <w:r>
-        <w:rPr>
-          <w:lang w:val="zh_TW" w:bidi="zh_TW"/>
-        </w:rPr>
-        <w:t>摩西的姊姊米利暗死在這裡，並被埋葬於此（</w:t>
-      </w:r>
-      <w:hyperlink r:id="rId23">
-        <w:r>
-          <w:rPr>
-            <w:lang w:val="zh_TW" w:bidi="zh_TW"/>
-          </w:rPr>
-          <w:rPr>
-            <w:color w:val="0000EE"/>
-            <w:u w:val="single"/>
-          </w:rPr>
-          <w:t>民20:1</w:t>
-        </w:r>
-      </w:hyperlink>
-      <w:r>
-        <w:rPr>
-          <w:lang w:val="zh_TW" w:bidi="zh_TW"/>
-        </w:rPr>
-        <w:t>）。</w:t>
+        <w:t>的措辭，該章描述的是猶太人最重要的獻祭。</w:t>
       </w:r>
     </w:p>
     <w:p>
@@ -711,9 +1148,9 @@
         <w:rPr>
           <w:lang w:val="zh_TW" w:bidi="zh_TW"/>
         </w:rPr>
-        <w:t>聖經描述這個地方是「大而可怕的曠野」（</w:t>
-      </w:r>
-      <w:hyperlink r:id="rId24">
+        <w:t>彼得在寫到信徒被基督的血（</w:t>
+      </w:r>
+      <w:hyperlink r:id="rId43">
         <w:r>
           <w:rPr>
             <w:lang w:val="zh_TW" w:bidi="zh_TW"/>
@@ -722,16 +1159,16 @@
             <w:color w:val="0000EE"/>
             <w:u w:val="single"/>
           </w:rPr>
-          <w:t>申1:19</w:t>
+          <w:t>彼前1:2</w:t>
         </w:r>
       </w:hyperlink>
       <w:r>
         <w:rPr>
           <w:lang w:val="zh_TW" w:bidi="zh_TW"/>
         </w:rPr>
-        <w:t>，</w:t>
-      </w:r>
-      <w:hyperlink r:id="rId25">
+        <w:t>）所灑時，也提到「立約的血」（此處引用</w:t>
+      </w:r>
+      <w:hyperlink r:id="rId31">
         <w:r>
           <w:rPr>
             <w:lang w:val="zh_TW" w:bidi="zh_TW"/>
@@ -740,7 +1177,79 @@
             <w:color w:val="0000EE"/>
             <w:u w:val="single"/>
           </w:rPr>
-          <w:t>8:15</w:t>
+          <w:t>出24章</w:t>
+        </w:r>
+      </w:hyperlink>
+      <w:r>
+        <w:rPr>
+          <w:lang w:val="zh_TW" w:bidi="zh_TW"/>
+        </w:rPr>
+        <w:t>）。他同時宣告，信徒藉著耶穌的血得蒙救贖（</w:t>
+      </w:r>
+      <w:hyperlink r:id="rId44">
+        <w:r>
+          <w:rPr>
+            <w:lang w:val="zh_TW" w:bidi="zh_TW"/>
+          </w:rPr>
+          <w:rPr>
+            <w:color w:val="0000EE"/>
+            <w:u w:val="single"/>
+          </w:rPr>
+          <w:t>彼前1:9</w:t>
+        </w:r>
+      </w:hyperlink>
+      <w:r>
+        <w:rPr>
+          <w:lang w:val="zh_TW" w:bidi="zh_TW"/>
+        </w:rPr>
+        <w:t>）。他稱基督為「無瑕疵、無玷污的羔羊」，可能是聯想到</w:t>
+      </w:r>
+      <w:hyperlink r:id="rId45">
+        <w:r>
+          <w:rPr>
+            <w:lang w:val="zh_TW" w:bidi="zh_TW"/>
+          </w:rPr>
+          <w:rPr>
+            <w:color w:val="0000EE"/>
+            <w:u w:val="single"/>
+          </w:rPr>
+          <w:t>以賽亞書五十三章</w:t>
+        </w:r>
+      </w:hyperlink>
+      <w:r>
+        <w:rPr>
+          <w:lang w:val="zh_TW" w:bidi="zh_TW"/>
+        </w:rPr>
+        <w:t>中的僕人，或逾越節的羔羊。希伯來書的作者指出，基督完成了舊約聖經中的獻祭體系，因為祂的死成為最完全的獻祭（</w:t>
+      </w:r>
+      <w:hyperlink r:id="rId46">
+        <w:r>
+          <w:rPr>
+            <w:lang w:val="zh_TW" w:bidi="zh_TW"/>
+          </w:rPr>
+          <w:rPr>
+            <w:color w:val="0000EE"/>
+            <w:u w:val="single"/>
+          </w:rPr>
+          <w:t>來9:7–28</w:t>
+        </w:r>
+      </w:hyperlink>
+      <w:r>
+        <w:rPr>
+          <w:lang w:val="zh_TW" w:bidi="zh_TW"/>
+        </w:rPr>
+        <w:t>，</w:t>
+      </w:r>
+      <w:hyperlink r:id="rId47">
+        <w:r>
+          <w:rPr>
+            <w:lang w:val="zh_TW" w:bidi="zh_TW"/>
+          </w:rPr>
+          <w:rPr>
+            <w:color w:val="0000EE"/>
+            <w:u w:val="single"/>
+          </w:rPr>
+          <w:t>13:11–12</w:t>
         </w:r>
       </w:hyperlink>
       <w:r>
@@ -759,16 +1268,824 @@
       </w:r>
       <w:r>
         <w:rPr>
+          <w:lang w:val="zh_TW" w:bidi="zh_TW"/>
+        </w:rPr>
+        <w:t>新約聖經多處提到基督的血，顯明神藉著祂兒子的死成就了完全的救贖（</w:t>
+      </w:r>
+      <w:hyperlink r:id="rId48">
+        <w:r>
+          <w:rPr>
+            <w:lang w:val="zh_TW" w:bidi="zh_TW"/>
+          </w:rPr>
+          <w:rPr>
+            <w:color w:val="0000EE"/>
+            <w:u w:val="single"/>
+          </w:rPr>
+          <w:t>來10:20</w:t>
+        </w:r>
+      </w:hyperlink>
+      <w:r>
+        <w:rPr>
+          <w:lang w:val="zh_TW" w:bidi="zh_TW"/>
+        </w:rPr>
+        <w:t>）。神同時彰顯公義，也使人得稱為義（與神和好）（</w:t>
+      </w:r>
+      <w:hyperlink r:id="rId49">
+        <w:r>
+          <w:rPr>
+            <w:lang w:val="zh_TW" w:bidi="zh_TW"/>
+          </w:rPr>
+          <w:rPr>
+            <w:color w:val="0000EE"/>
+            <w:u w:val="single"/>
+          </w:rPr>
+          <w:t>羅3:26</w:t>
+        </w:r>
+      </w:hyperlink>
+      <w:r>
+        <w:rPr>
+          <w:lang w:val="zh_TW" w:bidi="zh_TW"/>
+        </w:rPr>
+        <w:t>）。基督的血成為「一次而永遠」的救贖手段（</w:t>
+      </w:r>
+      <w:hyperlink r:id="rId50">
+        <w:r>
+          <w:rPr>
+            <w:lang w:val="zh_TW" w:bidi="zh_TW"/>
+          </w:rPr>
+          <w:rPr>
+            <w:color w:val="0000EE"/>
+            <w:u w:val="single"/>
+          </w:rPr>
+          <w:t>來9:26</w:t>
+        </w:r>
+      </w:hyperlink>
+      <w:r>
+        <w:rPr>
+          <w:lang w:val="zh_TW" w:bidi="zh_TW"/>
+        </w:rPr>
+        <w:t>）。</w:t>
+      </w:r>
+    </w:p>
+    <w:p>
+      <w:pPr/>
+      <w:r>
+        <w:rPr>
+          <w:lang w:val="zh_TW" w:bidi="zh_TW"/>
+        </w:rPr>
+      </w:r>
+      <w:r>
+        <w:rPr>
           <w:i/>
           <w:lang w:val="zh_TW" w:bidi="zh_TW"/>
         </w:rPr>
-        <w:t xml:space="preserve">另見 </w:t>
-      </w:r>
-      <w:r>
-        <w:rPr>
-          <w:lang w:val="zh_TW" w:bidi="zh_TW"/>
-        </w:rPr>
-        <w:t>曠野漂流</w:t>
+        <w:t>見</w:t>
+      </w:r>
+      <w:r>
+        <w:rPr>
+          <w:lang w:val="zh_TW" w:bidi="zh_TW"/>
+        </w:rPr>
+        <w:t>贖罪；</w:t>
+      </w:r>
+      <w:r>
+        <w:rPr>
+          <w:lang w:val="zh_TW" w:bidi="zh_TW"/>
+        </w:rPr>
+        <w:t>供物和獻祭</w:t>
+      </w:r>
+      <w:r>
+        <w:rPr>
+          <w:lang w:val="zh_TW" w:bidi="zh_TW"/>
+        </w:rPr>
+        <w:t>。</w:t>
+      </w:r>
+      <w:r>
+        <w:rPr>
+          <w:lang w:val="zh_TW" w:bidi="zh_TW"/>
+        </w:rPr>
+      </w:r>
+      <w:r>
+        <w:rPr>
+          <w:lang w:val="zh_TW" w:bidi="zh_TW"/>
+        </w:rPr>
+      </w:r>
+    </w:p>
+    <w:p>
+      <w:pPr/>
+      <w:r>
+        <w:rPr>
+          <w:lang w:val="zh_TW" w:bidi="zh_TW"/>
+        </w:rPr>
+      </w:r>
+    </w:p>
+    <w:p>
+      <w:pPr>
+        <w:pStyle w:val="Heading2"/>
+      </w:pPr>
+      <w:r>
+        <w:rPr>
+          <w:lang w:val="zh_TW" w:bidi="zh_TW"/>
+        </w:rPr>
+        <w:t>血漏</w:t>
+      </w:r>
+      <w:r>
+        <w:rPr>
+          <w:lang w:val="zh_TW" w:bidi="zh_TW"/>
+        </w:rPr>
+      </w:r>
+    </w:p>
+    <w:p>
+      <w:pPr>
+        <w:pStyle w:val="ListNumber"/>
+        <w:numPr>
+          <w:ilvl w:val="0"/>
+          <w:numId w:val="14"/>
+        </w:numPr>
+        <w:spacing w:line="240" w:lineRule="auto"/>
+        <w:ind w:left="720"/>
+      </w:pPr>
+      <w:r>
+        <w:rPr>
+          <w:lang w:val="zh_TW" w:bidi="zh_TW"/>
+        </w:rPr>
+      </w:r>
+      <w:r>
+        <w:rPr>
+          <w:lang w:val="zh_TW" w:bidi="zh_TW"/>
+        </w:rPr>
+        <w:t>女性在月經期間陰道出血。</w:t>
+      </w:r>
+      <w:hyperlink r:id="rId51">
+        <w:r>
+          <w:rPr>
+            <w:lang w:val="zh_TW" w:bidi="zh_TW"/>
+          </w:rPr>
+          <w:rPr>
+            <w:color w:val="0000EE"/>
+            <w:u w:val="single"/>
+          </w:rPr>
+          <w:t>利未記十五章</w:t>
+        </w:r>
+      </w:hyperlink>
+      <w:r>
+        <w:rPr>
+          <w:lang w:val="zh_TW" w:bidi="zh_TW"/>
+        </w:rPr>
+        <w:t>記載神藉摩西頒布的有關生殖器分泌物的律法。一個陰道出血的婦人，在出血期間以及之後的七天內，被視為禮儀上的不潔。在此期間，她不得參加會幕或聖殿中的敬拜，也不得上街或進入市場。任何觸碰她或她物品的人也被視為不潔（</w:t>
+      </w:r>
+      <w:hyperlink r:id="rId52">
+        <w:r>
+          <w:rPr>
+            <w:lang w:val="zh_TW" w:bidi="zh_TW"/>
+          </w:rPr>
+          <w:rPr>
+            <w:color w:val="0000EE"/>
+            <w:u w:val="single"/>
+          </w:rPr>
+          <w:t>利15:19</w:t>
+        </w:r>
+      </w:hyperlink>
+      <w:r>
+        <w:rPr>
+          <w:lang w:val="zh_TW" w:bidi="zh_TW"/>
+        </w:rPr>
+        <w:t>–</w:t>
+      </w:r>
+      <w:hyperlink r:id="rId52">
+        <w:r>
+          <w:rPr>
+            <w:lang w:val="zh_TW" w:bidi="zh_TW"/>
+          </w:rPr>
+          <w:rPr>
+            <w:color w:val="0000EE"/>
+            <w:u w:val="single"/>
+          </w:rPr>
+          <w:t>28</w:t>
+        </w:r>
+      </w:hyperlink>
+      <w:r>
+        <w:rPr>
+          <w:lang w:val="zh_TW" w:bidi="zh_TW"/>
+        </w:rPr>
+        <w:t>）。在婦人不潔期間，禁止發生性行為。她出血停止後七天，可以獻上兩隻斑鳩或雛鴿作為祭物，由祭司為她贖罪，以潔淨她的不潔時期（</w:t>
+      </w:r>
+      <w:hyperlink r:id="rId53">
+        <w:r>
+          <w:rPr>
+            <w:lang w:val="zh_TW" w:bidi="zh_TW"/>
+          </w:rPr>
+          <w:rPr>
+            <w:color w:val="0000EE"/>
+            <w:u w:val="single"/>
+          </w:rPr>
+          <w:t>利15:29</w:t>
+        </w:r>
+      </w:hyperlink>
+      <w:r>
+        <w:rPr>
+          <w:lang w:val="zh_TW" w:bidi="zh_TW"/>
+        </w:rPr>
+        <w:t>–</w:t>
+      </w:r>
+      <w:hyperlink r:id="rId53">
+        <w:r>
+          <w:rPr>
+            <w:lang w:val="zh_TW" w:bidi="zh_TW"/>
+          </w:rPr>
+          <w:rPr>
+            <w:color w:val="0000EE"/>
+            <w:u w:val="single"/>
+          </w:rPr>
+          <w:t>30</w:t>
+        </w:r>
+      </w:hyperlink>
+      <w:r>
+        <w:rPr>
+          <w:lang w:val="zh_TW" w:bidi="zh_TW"/>
+        </w:rPr>
+        <w:t>）。</w:t>
+        <w:br/>
+      </w:r>
+      <w:r>
+        <w:rPr>
+          <w:lang w:val="zh_TW" w:bidi="zh_TW"/>
+        </w:rPr>
+        <w:t>耶穌醫治一個患血漏12年的女人的事蹟，記載在三卷福音書中（</w:t>
+      </w:r>
+      <w:hyperlink r:id="rId54">
+        <w:r>
+          <w:rPr>
+            <w:lang w:val="zh_TW" w:bidi="zh_TW"/>
+          </w:rPr>
+          <w:rPr>
+            <w:color w:val="0000EE"/>
+            <w:u w:val="single"/>
+          </w:rPr>
+          <w:t>太9:20–22</w:t>
+        </w:r>
+      </w:hyperlink>
+      <w:r>
+        <w:rPr>
+          <w:lang w:val="zh_TW" w:bidi="zh_TW"/>
+        </w:rPr>
+        <w:t>；</w:t>
+      </w:r>
+      <w:hyperlink r:id="rId55">
+        <w:r>
+          <w:rPr>
+            <w:lang w:val="zh_TW" w:bidi="zh_TW"/>
+          </w:rPr>
+          <w:rPr>
+            <w:color w:val="0000EE"/>
+            <w:u w:val="single"/>
+          </w:rPr>
+          <w:t>可5:25</w:t>
+        </w:r>
+      </w:hyperlink>
+      <w:r>
+        <w:rPr>
+          <w:lang w:val="zh_TW" w:bidi="zh_TW"/>
+        </w:rPr>
+        <w:t>–</w:t>
+      </w:r>
+      <w:hyperlink r:id="rId55">
+        <w:r>
+          <w:rPr>
+            <w:lang w:val="zh_TW" w:bidi="zh_TW"/>
+          </w:rPr>
+          <w:rPr>
+            <w:color w:val="0000EE"/>
+            <w:u w:val="single"/>
+          </w:rPr>
+          <w:t>34</w:t>
+        </w:r>
+      </w:hyperlink>
+      <w:r>
+        <w:rPr>
+          <w:lang w:val="zh_TW" w:bidi="zh_TW"/>
+        </w:rPr>
+        <w:t>；</w:t>
+      </w:r>
+      <w:hyperlink r:id="rId56">
+        <w:r>
+          <w:rPr>
+            <w:lang w:val="zh_TW" w:bidi="zh_TW"/>
+          </w:rPr>
+          <w:rPr>
+            <w:color w:val="0000EE"/>
+            <w:u w:val="single"/>
+          </w:rPr>
+          <w:t>路8:43</w:t>
+        </w:r>
+      </w:hyperlink>
+      <w:r>
+        <w:rPr>
+          <w:lang w:val="zh_TW" w:bidi="zh_TW"/>
+        </w:rPr>
+        <w:t>–</w:t>
+      </w:r>
+      <w:hyperlink r:id="rId56">
+        <w:r>
+          <w:rPr>
+            <w:lang w:val="zh_TW" w:bidi="zh_TW"/>
+          </w:rPr>
+          <w:rPr>
+            <w:color w:val="0000EE"/>
+            <w:u w:val="single"/>
+          </w:rPr>
+          <w:t>48</w:t>
+        </w:r>
+      </w:hyperlink>
+      <w:r>
+        <w:rPr>
+          <w:lang w:val="zh_TW" w:bidi="zh_TW"/>
+        </w:rPr>
+        <w:t>）。如果她是陰道出血，那麼她長期的不潔狀態（以及因此與他人隔離）必然非常艱難。她除了焦慮和不適，還可能因此無法懷孕。經文記載她「在好些醫生手裡受了許多的苦，又花盡了她所有的，一點也不見好，病勢反倒更重了」（</w:t>
+      </w:r>
+      <w:hyperlink r:id="rId57">
+        <w:r>
+          <w:rPr>
+            <w:lang w:val="zh_TW" w:bidi="zh_TW"/>
+          </w:rPr>
+          <w:rPr>
+            <w:color w:val="0000EE"/>
+            <w:u w:val="single"/>
+          </w:rPr>
+          <w:t>可5:26</w:t>
+        </w:r>
+      </w:hyperlink>
+      <w:r>
+        <w:rPr>
+          <w:lang w:val="zh_TW" w:bidi="zh_TW"/>
+        </w:rPr>
+        <w:t>）。最後，她無視有關不潔的規定，穿過人群觸摸耶穌。當她觸摸耶穌時，她的血漏立刻止住了。</w:t>
+      </w:r>
+    </w:p>
+    <w:p>
+      <w:pPr>
+        <w:pStyle w:val="ListNumber"/>
+        <w:spacing w:line="240" w:lineRule="auto"/>
+        <w:ind w:left="720"/>
+      </w:pPr>
+      <w:r>
+        <w:rPr>
+          <w:lang w:val="zh_TW" w:bidi="zh_TW"/>
+        </w:rPr>
+      </w:r>
+      <w:r>
+        <w:rPr>
+          <w:lang w:val="zh_TW" w:bidi="zh_TW"/>
+        </w:rPr>
+        <w:t>血便。部百流的父親患有某種形式的痢疾（</w:t>
+      </w:r>
+      <w:hyperlink r:id="rId58">
+        <w:r>
+          <w:rPr>
+            <w:lang w:val="zh_TW" w:bidi="zh_TW"/>
+          </w:rPr>
+          <w:rPr>
+            <w:color w:val="0000EE"/>
+            <w:u w:val="single"/>
+          </w:rPr>
+          <w:t>徒28:8</w:t>
+        </w:r>
+      </w:hyperlink>
+      <w:r>
+        <w:rPr>
+          <w:lang w:val="zh_TW" w:bidi="zh_TW"/>
+        </w:rPr>
+        <w:t>）。</w:t>
+      </w:r>
+    </w:p>
+    <w:p>
+      <w:pPr/>
+      <w:r>
+        <w:rPr>
+          <w:lang w:val="zh_TW" w:bidi="zh_TW"/>
+        </w:rPr>
+      </w:r>
+      <w:r>
+        <w:rPr>
+          <w:i/>
+          <w:lang w:val="zh_TW" w:bidi="zh_TW"/>
+        </w:rPr>
+        <w:t>另見</w:t>
+      </w:r>
+      <w:r>
+        <w:rPr>
+          <w:lang w:val="zh_TW" w:bidi="zh_TW"/>
+        </w:rPr>
+        <w:t xml:space="preserve"> </w:t>
+      </w:r>
+      <w:r>
+        <w:rPr>
+          <w:lang w:val="zh_TW" w:bidi="zh_TW"/>
+        </w:rPr>
+        <w:t>藥物與醫療實踐</w:t>
+      </w:r>
+      <w:r>
+        <w:rPr>
+          <w:lang w:val="zh_TW" w:bidi="zh_TW"/>
+        </w:rPr>
+        <w:t>；</w:t>
+      </w:r>
+      <w:r>
+        <w:rPr>
+          <w:lang w:val="zh_TW" w:bidi="zh_TW"/>
+        </w:rPr>
+        <w:t>出血</w:t>
+      </w:r>
+      <w:r>
+        <w:rPr>
+          <w:lang w:val="zh_TW" w:bidi="zh_TW"/>
+        </w:rPr>
+        <w:t>。</w:t>
+      </w:r>
+      <w:r>
+        <w:rPr>
+          <w:lang w:val="zh_TW" w:bidi="zh_TW"/>
+        </w:rPr>
+      </w:r>
+      <w:r>
+        <w:rPr>
+          <w:lang w:val="zh_TW" w:bidi="zh_TW"/>
+        </w:rPr>
+      </w:r>
+    </w:p>
+    <w:p>
+      <w:pPr/>
+      <w:r>
+        <w:rPr>
+          <w:lang w:val="zh_TW" w:bidi="zh_TW"/>
+        </w:rPr>
+      </w:r>
+    </w:p>
+    <w:p>
+      <w:pPr>
+        <w:pStyle w:val="Heading2"/>
+      </w:pPr>
+      <w:r>
+        <w:rPr>
+          <w:lang w:val="zh_TW" w:bidi="zh_TW"/>
+        </w:rPr>
+        <w:t>血漏</w:t>
+      </w:r>
+      <w:r>
+        <w:rPr>
+          <w:lang w:val="zh_TW" w:bidi="zh_TW"/>
+        </w:rPr>
+      </w:r>
+    </w:p>
+    <w:p>
+      <w:pPr/>
+      <w:r>
+        <w:rPr>
+          <w:lang w:val="zh_TW" w:bidi="zh_TW"/>
+        </w:rPr>
+      </w:r>
+      <w:r>
+        <w:rPr>
+          <w:lang w:val="zh_TW" w:bidi="zh_TW"/>
+        </w:rPr>
+        <w:t>也可解作從割傷或流鼻血中流出來的血（</w:t>
+      </w:r>
+      <w:hyperlink r:id="rId59">
+        <w:r>
+          <w:rPr>
+            <w:lang w:val="zh_TW" w:bidi="zh_TW"/>
+          </w:rPr>
+          <w:rPr>
+            <w:color w:val="0000EE"/>
+            <w:u w:val="single"/>
+          </w:rPr>
+          <w:t>箴言30:33</w:t>
+        </w:r>
+      </w:hyperlink>
+      <w:r>
+        <w:rPr>
+          <w:lang w:val="zh_TW" w:bidi="zh_TW"/>
+        </w:rPr>
+        <w:t>）。</w:t>
+      </w:r>
+    </w:p>
+    <w:p>
+      <w:pPr/>
+      <w:r>
+        <w:rPr>
+          <w:lang w:val="zh_TW" w:bidi="zh_TW"/>
+        </w:rPr>
+      </w:r>
+      <w:r>
+        <w:rPr>
+          <w:lang w:val="zh_TW" w:bidi="zh_TW"/>
+        </w:rPr>
+        <w:t>在聖經中，它大多指月經。在</w:t>
+      </w:r>
+      <w:hyperlink r:id="rId60">
+        <w:r>
+          <w:rPr>
+            <w:lang w:val="zh_TW" w:bidi="zh_TW"/>
+          </w:rPr>
+          <w:rPr>
+            <w:color w:val="0000EE"/>
+            <w:u w:val="single"/>
+          </w:rPr>
+          <w:t>利未記15:19</w:t>
+        </w:r>
+      </w:hyperlink>
+      <w:r>
+        <w:rPr>
+          <w:lang w:val="zh_TW" w:bidi="zh_TW"/>
+        </w:rPr>
+        <w:t>–</w:t>
+      </w:r>
+      <w:hyperlink r:id="rId60">
+        <w:r>
+          <w:rPr>
+            <w:lang w:val="zh_TW" w:bidi="zh_TW"/>
+          </w:rPr>
+          <w:rPr>
+            <w:color w:val="0000EE"/>
+            <w:u w:val="single"/>
+          </w:rPr>
+          <w:t>30，</w:t>
+        </w:r>
+      </w:hyperlink>
+      <w:r>
+        <w:rPr>
+          <w:lang w:val="zh_TW" w:bidi="zh_TW"/>
+        </w:rPr>
+        <w:t>記載了有關正常和異常月經的法律記載：一位正常月經的婦女不潔淨七天，以及她所接觸的任何東西；任何流血超過七天的婦女在流血期間不潔淨，還要再加七天。</w:t>
+      </w:r>
+    </w:p>
+    <w:p>
+      <w:pPr/>
+      <w:r>
+        <w:rPr>
+          <w:lang w:val="zh_TW" w:bidi="zh_TW"/>
+        </w:rPr>
+      </w:r>
+      <w:r>
+        <w:rPr>
+          <w:lang w:val="zh_TW" w:bidi="zh_TW"/>
+        </w:rPr>
+        <w:t>除了約翰福音以外，其它三本福音書都講述了耶穌奇蹟般地治癒了一位血漏12年的婦女的故事（</w:t>
+      </w:r>
+      <w:hyperlink r:id="rId54">
+        <w:r>
+          <w:rPr>
+            <w:lang w:val="zh_TW" w:bidi="zh_TW"/>
+          </w:rPr>
+          <w:rPr>
+            <w:color w:val="0000EE"/>
+            <w:u w:val="single"/>
+          </w:rPr>
+          <w:t>太9:20</w:t>
+        </w:r>
+      </w:hyperlink>
+      <w:r>
+        <w:rPr>
+          <w:lang w:val="zh_TW" w:bidi="zh_TW"/>
+        </w:rPr>
+        <w:t>–</w:t>
+      </w:r>
+      <w:hyperlink r:id="rId54">
+        <w:r>
+          <w:rPr>
+            <w:lang w:val="zh_TW" w:bidi="zh_TW"/>
+          </w:rPr>
+          <w:rPr>
+            <w:color w:val="0000EE"/>
+            <w:u w:val="single"/>
+          </w:rPr>
+          <w:t>22</w:t>
+        </w:r>
+      </w:hyperlink>
+      <w:r>
+        <w:rPr>
+          <w:lang w:val="zh_TW" w:bidi="zh_TW"/>
+        </w:rPr>
+        <w:t>，</w:t>
+      </w:r>
+      <w:hyperlink r:id="rId55">
+        <w:r>
+          <w:rPr>
+            <w:lang w:val="zh_TW" w:bidi="zh_TW"/>
+          </w:rPr>
+          <w:rPr>
+            <w:color w:val="0000EE"/>
+            <w:u w:val="single"/>
+          </w:rPr>
+          <w:t>可5:25</w:t>
+        </w:r>
+      </w:hyperlink>
+      <w:r>
+        <w:rPr>
+          <w:lang w:val="zh_TW" w:bidi="zh_TW"/>
+        </w:rPr>
+        <w:t>–</w:t>
+      </w:r>
+      <w:hyperlink r:id="rId55">
+        <w:r>
+          <w:rPr>
+            <w:lang w:val="zh_TW" w:bidi="zh_TW"/>
+          </w:rPr>
+          <w:rPr>
+            <w:color w:val="0000EE"/>
+            <w:u w:val="single"/>
+          </w:rPr>
+          <w:t>34</w:t>
+        </w:r>
+      </w:hyperlink>
+      <w:r>
+        <w:rPr>
+          <w:lang w:val="zh_TW" w:bidi="zh_TW"/>
+        </w:rPr>
+        <w:t>，</w:t>
+      </w:r>
+      <w:hyperlink r:id="rId56">
+        <w:r>
+          <w:rPr>
+            <w:lang w:val="zh_TW" w:bidi="zh_TW"/>
+          </w:rPr>
+          <w:rPr>
+            <w:color w:val="0000EE"/>
+            <w:u w:val="single"/>
+          </w:rPr>
+          <w:t>路8:43</w:t>
+        </w:r>
+      </w:hyperlink>
+      <w:r>
+        <w:rPr>
+          <w:lang w:val="zh_TW" w:bidi="zh_TW"/>
+        </w:rPr>
+        <w:t>–</w:t>
+      </w:r>
+      <w:hyperlink r:id="rId56">
+        <w:r>
+          <w:rPr>
+            <w:lang w:val="zh_TW" w:bidi="zh_TW"/>
+          </w:rPr>
+          <w:rPr>
+            <w:color w:val="0000EE"/>
+            <w:u w:val="single"/>
+          </w:rPr>
+          <w:t>48</w:t>
+        </w:r>
+      </w:hyperlink>
+      <w:r>
+        <w:rPr>
+          <w:lang w:val="zh_TW" w:bidi="zh_TW"/>
+        </w:rPr>
+        <w:t>）。通過觸摸耶穌的衣服，這位婦女違反了舊約聖經中關於月經的律法，因為她使耶穌的衣服不潔淨（</w:t>
+      </w:r>
+      <w:hyperlink r:id="rId51">
+        <w:r>
+          <w:rPr>
+            <w:lang w:val="zh_TW" w:bidi="zh_TW"/>
+          </w:rPr>
+          <w:rPr>
+            <w:color w:val="0000EE"/>
+            <w:u w:val="single"/>
+          </w:rPr>
+          <w:t>利未記15</w:t>
+        </w:r>
+      </w:hyperlink>
+      <w:r>
+        <w:rPr>
+          <w:lang w:val="zh_TW" w:bidi="zh_TW"/>
+        </w:rPr>
+        <w:t>），然而，她對耶穌的信心醫治了她。</w:t>
+      </w:r>
+    </w:p>
+    <w:p>
+      <w:pPr/>
+      <w:r>
+        <w:rPr>
+          <w:lang w:val="zh_TW" w:bidi="zh_TW"/>
+        </w:rPr>
+      </w:r>
+      <w:r>
+        <w:rPr>
+          <w:i/>
+          <w:lang w:val="zh_TW" w:bidi="zh_TW"/>
+        </w:rPr>
+        <w:t>另見</w:t>
+      </w:r>
+      <w:r>
+        <w:rPr>
+          <w:lang w:val="zh_TW" w:bidi="zh_TW"/>
+        </w:rPr>
+        <w:t xml:space="preserve"> </w:t>
+      </w:r>
+      <w:r>
+        <w:rPr>
+          <w:lang w:val="zh_TW" w:bidi="zh_TW"/>
+        </w:rPr>
+        <w:t>藥物與醫療實踐</w:t>
+      </w:r>
+      <w:r>
+        <w:rPr>
+          <w:lang w:val="zh_TW" w:bidi="zh_TW"/>
+        </w:rPr>
+        <w:t>。</w:t>
+      </w:r>
+      <w:r>
+        <w:rPr>
+          <w:lang w:val="zh_TW" w:bidi="zh_TW"/>
+        </w:rPr>
+      </w:r>
+      <w:r>
+        <w:rPr>
+          <w:lang w:val="zh_TW" w:bidi="zh_TW"/>
+        </w:rPr>
+      </w:r>
+    </w:p>
+    <w:p>
+      <w:pPr/>
+      <w:r>
+        <w:rPr>
+          <w:lang w:val="zh_TW" w:bidi="zh_TW"/>
+        </w:rPr>
+      </w:r>
+    </w:p>
+    <w:p>
+      <w:pPr>
+        <w:pStyle w:val="Heading2"/>
+      </w:pPr>
+      <w:r>
+        <w:rPr>
+          <w:lang w:val="zh_TW" w:bidi="zh_TW"/>
+        </w:rPr>
+        <w:t>血漏的問題</w:t>
+      </w:r>
+      <w:r>
+        <w:rPr>
+          <w:lang w:val="zh_TW" w:bidi="zh_TW"/>
+        </w:rPr>
+      </w:r>
+    </w:p>
+    <w:p>
+      <w:pPr/>
+      <w:r>
+        <w:rPr>
+          <w:lang w:val="zh_TW" w:bidi="zh_TW"/>
+        </w:rPr>
+      </w:r>
+      <w:r>
+        <w:rPr>
+          <w:lang w:val="zh_TW" w:bidi="zh_TW"/>
+        </w:rPr>
+        <w:t>「血漏」在</w:t>
+      </w:r>
+      <w:hyperlink r:id="rId33">
+        <w:r>
+          <w:rPr>
+            <w:lang w:val="zh_TW" w:bidi="zh_TW"/>
+          </w:rPr>
+          <w:rPr>
+            <w:color w:val="0000EE"/>
+            <w:u w:val="single"/>
+          </w:rPr>
+          <w:t>太9:20</w:t>
+        </w:r>
+      </w:hyperlink>
+      <w:r>
+        <w:rPr>
+          <w:lang w:val="zh_TW" w:bidi="zh_TW"/>
+        </w:rPr>
+        <w:t>和</w:t>
+      </w:r>
+      <w:hyperlink r:id="rId61">
+        <w:r>
+          <w:rPr>
+            <w:lang w:val="zh_TW" w:bidi="zh_TW"/>
+          </w:rPr>
+          <w:rPr>
+            <w:color w:val="0000EE"/>
+            <w:u w:val="single"/>
+          </w:rPr>
+          <w:t>可5:25</w:t>
+        </w:r>
+      </w:hyperlink>
+      <w:r>
+        <w:rPr>
+          <w:lang w:val="zh_TW" w:bidi="zh_TW"/>
+        </w:rPr>
+        <w:t>的翻譯。</w:t>
+      </w:r>
+      <w:r>
+        <w:rPr>
+          <w:i/>
+          <w:lang w:val="zh_TW" w:bidi="zh_TW"/>
+        </w:rPr>
+        <w:t>見</w:t>
+      </w:r>
+      <w:r>
+        <w:rPr>
+          <w:lang w:val="zh_TW" w:bidi="zh_TW"/>
+        </w:rPr>
+        <w:t>血漏</w:t>
       </w:r>
       <w:r>
         <w:rPr>
@@ -2676,6 +3993,12 @@
   </w:num>
   <w:num w:numId="13" w16cid:durableId="592781308">
     <w:abstractNumId w:val="11"/>
+  </w:num>
+  <w:num w:numId="14">
+    <w:abstractNumId w:val="3"/>
+    <w:lvlOverride w:ilvl="0">
+      <w:startOverride w:val="1"/>
+    </w:lvlOverride>
   </w:num>
   <w:numIdMacAtCleanup w:val="10"/>
 </w:numbering>

--- a/zht/docx/182.content.docx
+++ b/zht/docx/182.content.docx
@@ -149,7 +149,7 @@
         <w:rPr>
           <w:lang w:val="zh_TW" w:bidi="zh_TW"/>
         </w:rPr>
-        <w:t>xue</w:t>
+        <w:t>xiang</w:t>
       </w:r>
       <w:r>
         <w:rPr>
@@ -212,7 +212,7 @@
         <w:rPr>
           <w:lang w:val="zh_TW" w:bidi="zh_TW"/>
         </w:rPr>
-        <w:t>血</w:t>
+        <w:t>香料</w:t>
       </w:r>
       <w:r>
         <w:rPr>
@@ -231,7 +231,18 @@
         <w:rPr>
           <w:lang w:val="zh_TW" w:bidi="zh_TW"/>
         </w:rPr>
-        <w:t>血是在人和動物身體裡流動的紅色液體。</w:t>
+        <w:t>聖經中的香料涵蓋多種材料，包括磨成粉末的礦物、植物油和植物根部製成的芳香製品。自古以來，人們會使用這些香料來整理儀容、散發怡人的香氣，並用於日常生活和宗教用途。</w:t>
+      </w:r>
+    </w:p>
+    <w:p>
+      <w:pPr>
+        <w:pStyle w:val="Heading3"/>
+      </w:pPr>
+      <w:r>
+        <w:rPr>
+          <w:lang w:val="zh_TW" w:bidi="zh_TW"/>
+        </w:rPr>
+        <w:t>聖經中的香料種類</w:t>
       </w:r>
     </w:p>
     <w:p>
@@ -245,43 +256,252 @@
         <w:rPr>
           <w:lang w:val="zh_TW" w:bidi="zh_TW"/>
         </w:rPr>
-        <w:t>在聖經裡，「血」的意思不只是指實際的血液，還有多種含義。有時經文用「血」來形容紅色：「日頭要變為黑暗， 月亮要變為血」（</w:t>
-      </w:r>
-      <w:hyperlink r:id="rId13">
-        <w:r>
-          <w:rPr>
-            <w:lang w:val="zh_TW" w:bidi="zh_TW"/>
-          </w:rPr>
-          <w:rPr>
-            <w:color w:val="0000EE"/>
-            <w:u w:val="single"/>
-          </w:rPr>
-          <w:t>徒2:20</w:t>
-        </w:r>
-      </w:hyperlink>
-      <w:r>
-        <w:rPr>
-          <w:lang w:val="zh_TW" w:bidi="zh_TW"/>
-        </w:rPr>
-        <w:t>）。有時，就像在</w:t>
-      </w:r>
-      <w:hyperlink r:id="rId14">
-        <w:r>
-          <w:rPr>
-            <w:lang w:val="zh_TW" w:bidi="zh_TW"/>
-          </w:rPr>
-          <w:rPr>
-            <w:color w:val="0000EE"/>
-            <w:u w:val="single"/>
-          </w:rPr>
-          <w:t>申命記三十二章14節</w:t>
-        </w:r>
-      </w:hyperlink>
-      <w:r>
-        <w:rPr>
-          <w:lang w:val="zh_TW" w:bidi="zh_TW"/>
-        </w:rPr>
-        <w:t>中，經文會用「血」來指酒（這裡的「酒」，希伯來文原文直譯作「葡萄的血」）。</w:t>
+        <w:t>聖經提到過許多不同種類的香料，例如：</w:t>
+      </w:r>
+    </w:p>
+    <w:p>
+      <w:pPr>
+        <w:pStyle w:val="ListBullet"/>
+        <w:spacing w:line="240" w:lineRule="auto"/>
+        <w:ind w:left="720"/>
+      </w:pPr>
+      <w:r>
+        <w:rPr>
+          <w:lang w:val="zh_TW" w:bidi="zh_TW"/>
+        </w:rPr>
+      </w:r>
+      <w:r>
+        <w:rPr>
+          <w:lang w:val="zh_TW" w:bidi="zh_TW"/>
+        </w:rPr>
+        <w:t>沉香（Aloes）</w:t>
+      </w:r>
+    </w:p>
+    <w:p>
+      <w:pPr>
+        <w:pStyle w:val="ListBullet"/>
+        <w:spacing w:line="240" w:lineRule="auto"/>
+        <w:ind w:left="720"/>
+      </w:pPr>
+      <w:r>
+        <w:rPr>
+          <w:lang w:val="zh_TW" w:bidi="zh_TW"/>
+        </w:rPr>
+      </w:r>
+      <w:r>
+        <w:rPr>
+          <w:lang w:val="zh_TW" w:bidi="zh_TW"/>
+        </w:rPr>
+        <w:t>乳香（Balm）</w:t>
+      </w:r>
+    </w:p>
+    <w:p>
+      <w:pPr>
+        <w:pStyle w:val="ListBullet"/>
+        <w:spacing w:line="240" w:lineRule="auto"/>
+        <w:ind w:left="720"/>
+      </w:pPr>
+      <w:r>
+        <w:rPr>
+          <w:lang w:val="zh_TW" w:bidi="zh_TW"/>
+        </w:rPr>
+      </w:r>
+      <w:r>
+        <w:rPr>
+          <w:lang w:val="zh_TW" w:bidi="zh_TW"/>
+        </w:rPr>
+        <w:t>香膠（Balsam）</w:t>
+      </w:r>
+    </w:p>
+    <w:p>
+      <w:pPr>
+        <w:pStyle w:val="ListBullet"/>
+        <w:spacing w:line="240" w:lineRule="auto"/>
+        <w:ind w:left="720"/>
+      </w:pPr>
+      <w:r>
+        <w:rPr>
+          <w:lang w:val="zh_TW" w:bidi="zh_TW"/>
+        </w:rPr>
+      </w:r>
+      <w:r>
+        <w:rPr>
+          <w:lang w:val="zh_TW" w:bidi="zh_TW"/>
+        </w:rPr>
+        <w:t>珍珠（Bdellium）</w:t>
+      </w:r>
+    </w:p>
+    <w:p>
+      <w:pPr>
+        <w:pStyle w:val="ListBullet"/>
+        <w:spacing w:line="240" w:lineRule="auto"/>
+        <w:ind w:left="720"/>
+      </w:pPr>
+      <w:r>
+        <w:rPr>
+          <w:lang w:val="zh_TW" w:bidi="zh_TW"/>
+        </w:rPr>
+      </w:r>
+      <w:r>
+        <w:rPr>
+          <w:lang w:val="zh_TW" w:bidi="zh_TW"/>
+        </w:rPr>
+        <w:t>桂皮（Cassia）</w:t>
+      </w:r>
+    </w:p>
+    <w:p>
+      <w:pPr>
+        <w:pStyle w:val="ListBullet"/>
+        <w:spacing w:line="240" w:lineRule="auto"/>
+        <w:ind w:left="720"/>
+      </w:pPr>
+      <w:r>
+        <w:rPr>
+          <w:lang w:val="zh_TW" w:bidi="zh_TW"/>
+        </w:rPr>
+      </w:r>
+      <w:r>
+        <w:rPr>
+          <w:lang w:val="zh_TW" w:bidi="zh_TW"/>
+        </w:rPr>
+        <w:t>肉桂（Cinnamon）</w:t>
+      </w:r>
+    </w:p>
+    <w:p>
+      <w:pPr>
+        <w:pStyle w:val="ListBullet"/>
+        <w:spacing w:line="240" w:lineRule="auto"/>
+        <w:ind w:left="720"/>
+      </w:pPr>
+      <w:r>
+        <w:rPr>
+          <w:lang w:val="zh_TW" w:bidi="zh_TW"/>
+        </w:rPr>
+      </w:r>
+      <w:r>
+        <w:rPr>
+          <w:lang w:val="zh_TW" w:bidi="zh_TW"/>
+        </w:rPr>
+        <w:t>乳香（Frankincense）</w:t>
+      </w:r>
+    </w:p>
+    <w:p>
+      <w:pPr>
+        <w:pStyle w:val="ListBullet"/>
+        <w:spacing w:line="240" w:lineRule="auto"/>
+        <w:ind w:left="720"/>
+      </w:pPr>
+      <w:r>
+        <w:rPr>
+          <w:lang w:val="zh_TW" w:bidi="zh_TW"/>
+        </w:rPr>
+      </w:r>
+      <w:r>
+        <w:rPr>
+          <w:lang w:val="zh_TW" w:bidi="zh_TW"/>
+        </w:rPr>
+        <w:t>樹膠（Gum）</w:t>
+      </w:r>
+    </w:p>
+    <w:p>
+      <w:pPr>
+        <w:pStyle w:val="ListBullet"/>
+        <w:spacing w:line="240" w:lineRule="auto"/>
+        <w:ind w:left="720"/>
+      </w:pPr>
+      <w:r>
+        <w:rPr>
+          <w:lang w:val="zh_TW" w:bidi="zh_TW"/>
+        </w:rPr>
+      </w:r>
+      <w:r>
+        <w:rPr>
+          <w:lang w:val="zh_TW" w:bidi="zh_TW"/>
+        </w:rPr>
+        <w:t>沒藥（Myrrh）</w:t>
+      </w:r>
+    </w:p>
+    <w:p>
+      <w:pPr>
+        <w:pStyle w:val="ListBullet"/>
+        <w:spacing w:line="240" w:lineRule="auto"/>
+        <w:ind w:left="720"/>
+      </w:pPr>
+      <w:r>
+        <w:rPr>
+          <w:lang w:val="zh_TW" w:bidi="zh_TW"/>
+        </w:rPr>
+      </w:r>
+      <w:r>
+        <w:rPr>
+          <w:lang w:val="zh_TW" w:bidi="zh_TW"/>
+        </w:rPr>
+        <w:t>哪噠香膏（Nard）</w:t>
+      </w:r>
+    </w:p>
+    <w:p>
+      <w:pPr>
+        <w:pStyle w:val="ListBullet"/>
+        <w:spacing w:line="240" w:lineRule="auto"/>
+        <w:ind w:left="720"/>
+      </w:pPr>
+      <w:r>
+        <w:rPr>
+          <w:lang w:val="zh_TW" w:bidi="zh_TW"/>
+        </w:rPr>
+      </w:r>
+      <w:r>
+        <w:rPr>
+          <w:lang w:val="zh_TW" w:bidi="zh_TW"/>
+        </w:rPr>
+        <w:t>菖蒲（Sweet cane）</w:t>
+      </w:r>
+    </w:p>
+    <w:p>
+      <w:pPr>
+        <w:pStyle w:val="ListBullet"/>
+        <w:spacing w:line="240" w:lineRule="auto"/>
+        <w:ind w:left="720"/>
+      </w:pPr>
+      <w:r>
+        <w:rPr>
+          <w:lang w:val="zh_TW" w:bidi="zh_TW"/>
+        </w:rPr>
+      </w:r>
+      <w:r>
+        <w:rPr>
+          <w:lang w:val="zh_TW" w:bidi="zh_TW"/>
+        </w:rPr>
+        <w:t>香料（Spices）</w:t>
+      </w:r>
+    </w:p>
+    <w:p>
+      <w:pPr>
+        <w:pStyle w:val="ListBullet"/>
+        <w:spacing w:line="240" w:lineRule="auto"/>
+        <w:ind w:left="720"/>
+      </w:pPr>
+      <w:r>
+        <w:rPr>
+          <w:lang w:val="zh_TW" w:bidi="zh_TW"/>
+        </w:rPr>
+      </w:r>
+      <w:r>
+        <w:rPr>
+          <w:lang w:val="zh_TW" w:bidi="zh_TW"/>
+        </w:rPr>
+        <w:t>香膏（Ointments）</w:t>
+      </w:r>
+    </w:p>
+    <w:p>
+      <w:pPr>
+        <w:pStyle w:val="Heading3"/>
+      </w:pPr>
+      <w:r>
+        <w:rPr>
+          <w:lang w:val="zh_TW" w:bidi="zh_TW"/>
+        </w:rPr>
+        <w:t>香料貿易</w:t>
       </w:r>
     </w:p>
     <w:p>
@@ -295,108 +515,109 @@
         <w:rPr>
           <w:lang w:val="zh_TW" w:bidi="zh_TW"/>
         </w:rPr>
-        <w:t>聖經使用「血肉」這個片語時，意思是指普通的人。例如，當耶穌告訴彼得「這不是屬血肉的指示你的，乃是我在天上的父指示的」時，祂的意思是沒有任何普通的人把這事告訴彼得（</w:t>
-      </w:r>
-      <w:hyperlink r:id="rId15">
-        <w:r>
-          <w:rPr>
-            <w:lang w:val="zh_TW" w:bidi="zh_TW"/>
-          </w:rPr>
-          <w:rPr>
-            <w:color w:val="0000EE"/>
-            <w:u w:val="single"/>
-          </w:rPr>
-          <w:t>太16:17</w:t>
-        </w:r>
-      </w:hyperlink>
-      <w:r>
-        <w:rPr>
-          <w:lang w:val="zh_TW" w:bidi="zh_TW"/>
-        </w:rPr>
-        <w:t>；另見</w:t>
-      </w:r>
-      <w:hyperlink r:id="rId16">
-        <w:r>
-          <w:rPr>
-            <w:lang w:val="zh_TW" w:bidi="zh_TW"/>
-          </w:rPr>
-          <w:rPr>
-            <w:color w:val="0000EE"/>
-            <w:u w:val="single"/>
-          </w:rPr>
-          <w:t>林前15:50</w:t>
-        </w:r>
-      </w:hyperlink>
-      <w:r>
-        <w:rPr>
-          <w:lang w:val="zh_TW" w:bidi="zh_TW"/>
-        </w:rPr>
-        <w:t>；</w:t>
-      </w:r>
-      <w:hyperlink r:id="rId17">
-        <w:r>
-          <w:rPr>
-            <w:lang w:val="zh_TW" w:bidi="zh_TW"/>
-          </w:rPr>
-          <w:rPr>
-            <w:color w:val="0000EE"/>
-            <w:u w:val="single"/>
-          </w:rPr>
-          <w:t>加1:16</w:t>
-        </w:r>
-      </w:hyperlink>
-      <w:r>
-        <w:rPr>
-          <w:lang w:val="zh_TW" w:bidi="zh_TW"/>
-        </w:rPr>
-        <w:t>；</w:t>
-      </w:r>
-      <w:hyperlink r:id="rId18">
-        <w:r>
-          <w:rPr>
-            <w:lang w:val="zh_TW" w:bidi="zh_TW"/>
-          </w:rPr>
-          <w:rPr>
-            <w:color w:val="0000EE"/>
-            <w:u w:val="single"/>
-          </w:rPr>
-          <w:t>弗6:12</w:t>
-        </w:r>
-      </w:hyperlink>
-      <w:r>
-        <w:rPr>
-          <w:lang w:val="zh_TW" w:bidi="zh_TW"/>
-        </w:rPr>
-        <w:t>），這啟示仍是來自神。猶大出賣耶穌之後，也承認自己「賣了無辜之人的血是有罪了」（</w:t>
-      </w:r>
-      <w:hyperlink r:id="rId19">
-        <w:r>
-          <w:rPr>
-            <w:lang w:val="zh_TW" w:bidi="zh_TW"/>
-          </w:rPr>
-          <w:rPr>
-            <w:color w:val="0000EE"/>
-            <w:u w:val="single"/>
-          </w:rPr>
-          <w:t>太27:4</w:t>
-        </w:r>
-      </w:hyperlink>
-      <w:r>
-        <w:rPr>
-          <w:lang w:val="zh_TW" w:bidi="zh_TW"/>
-        </w:rPr>
-        <w:t>）。在這些經文裡，「血」指自然的生命，而不是屬靈的生命或天上的生命。</w:t>
+        <w:t>許多地方都從事香料貿易：</w:t>
       </w:r>
     </w:p>
     <w:p>
       <w:pPr>
-        <w:pStyle w:val="Heading3"/>
-      </w:pPr>
-      <w:r>
-        <w:rPr>
-          <w:lang w:val="zh_TW" w:bidi="zh_TW"/>
-        </w:rPr>
-        <w:t>血與生命的關聯</w:t>
+        <w:pStyle w:val="ListBullet"/>
+        <w:spacing w:line="240" w:lineRule="auto"/>
+        <w:ind w:left="720"/>
+      </w:pPr>
+      <w:r>
+        <w:rPr>
+          <w:lang w:val="zh_TW" w:bidi="zh_TW"/>
+        </w:rPr>
+      </w:r>
+      <w:r>
+        <w:rPr>
+          <w:lang w:val="zh_TW" w:bidi="zh_TW"/>
+        </w:rPr>
+        <w:t>阿拉伯買賣乳香和沒藥。</w:t>
+      </w:r>
+    </w:p>
+    <w:p>
+      <w:pPr>
+        <w:pStyle w:val="ListBullet"/>
+        <w:spacing w:line="240" w:lineRule="auto"/>
+        <w:ind w:left="720"/>
+      </w:pPr>
+      <w:r>
+        <w:rPr>
+          <w:lang w:val="zh_TW" w:bidi="zh_TW"/>
+        </w:rPr>
+      </w:r>
+      <w:r>
+        <w:rPr>
+          <w:lang w:val="zh_TW" w:bidi="zh_TW"/>
+        </w:rPr>
+        <w:t>印度買賣沉香和哪噠香膏。</w:t>
+      </w:r>
+    </w:p>
+    <w:p>
+      <w:pPr>
+        <w:pStyle w:val="ListBullet"/>
+        <w:spacing w:line="240" w:lineRule="auto"/>
+        <w:ind w:left="720"/>
+      </w:pPr>
+      <w:r>
+        <w:rPr>
+          <w:lang w:val="zh_TW" w:bidi="zh_TW"/>
+        </w:rPr>
+      </w:r>
+      <w:r>
+        <w:rPr>
+          <w:lang w:val="zh_TW" w:bidi="zh_TW"/>
+        </w:rPr>
+        <w:t>錫蘭（Ceylon）買賣肉桂。</w:t>
+      </w:r>
+    </w:p>
+    <w:p>
+      <w:pPr>
+        <w:pStyle w:val="ListBullet"/>
+        <w:spacing w:line="240" w:lineRule="auto"/>
+        <w:ind w:left="720"/>
+      </w:pPr>
+      <w:r>
+        <w:rPr>
+          <w:lang w:val="zh_TW" w:bidi="zh_TW"/>
+        </w:rPr>
+      </w:r>
+      <w:r>
+        <w:rPr>
+          <w:lang w:val="zh_TW" w:bidi="zh_TW"/>
+        </w:rPr>
+        <w:t>波斯買賣</w:t>
+      </w:r>
+      <w:r>
+        <w:rPr>
+          <w:lang w:val="zh_TW" w:bidi="zh_TW"/>
+        </w:rPr>
+        <w:t>淨乳香</w:t>
+      </w:r>
+      <w:r>
+        <w:rPr>
+          <w:lang w:val="zh_TW" w:bidi="zh_TW"/>
+        </w:rPr>
+        <w:t>（galbanum）。</w:t>
+      </w:r>
+    </w:p>
+    <w:p>
+      <w:pPr>
+        <w:pStyle w:val="ListBullet"/>
+        <w:spacing w:line="240" w:lineRule="auto"/>
+        <w:ind w:left="720"/>
+      </w:pPr>
+      <w:r>
+        <w:rPr>
+          <w:lang w:val="zh_TW" w:bidi="zh_TW"/>
+        </w:rPr>
+      </w:r>
+      <w:r>
+        <w:rPr>
+          <w:lang w:val="zh_TW" w:bidi="zh_TW"/>
+        </w:rPr>
+        <w:t>索馬利蘭（Somaliland）買賣乳香。</w:t>
       </w:r>
     </w:p>
     <w:p>
@@ -410,9 +631,27 @@
         <w:rPr>
           <w:lang w:val="zh_TW" w:bidi="zh_TW"/>
         </w:rPr>
-        <w:t>聖經也用「血」來表達流血的行為，也就是殺人。</w:t>
-      </w:r>
-      <w:hyperlink r:id="rId20">
+        <w:t>聖經提到的香料商人包括：</w:t>
+      </w:r>
+    </w:p>
+    <w:p>
+      <w:pPr>
+        <w:pStyle w:val="ListBullet"/>
+        <w:spacing w:line="240" w:lineRule="auto"/>
+        <w:ind w:left="720"/>
+      </w:pPr>
+      <w:r>
+        <w:rPr>
+          <w:lang w:val="zh_TW" w:bidi="zh_TW"/>
+        </w:rPr>
+      </w:r>
+      <w:r>
+        <w:rPr>
+          <w:lang w:val="zh_TW" w:bidi="zh_TW"/>
+        </w:rPr>
+        <w:t>把約瑟帶到埃及去的阿拉伯（以實瑪利）商人（</w:t>
+      </w:r>
+      <w:hyperlink r:id="rId13">
         <w:r>
           <w:rPr>
             <w:lang w:val="zh_TW" w:bidi="zh_TW"/>
@@ -421,16 +660,34 @@
             <w:color w:val="0000EE"/>
             <w:u w:val="single"/>
           </w:rPr>
-          <w:t>詩篇九篇12節</w:t>
+          <w:t>創37:25</w:t>
         </w:r>
       </w:hyperlink>
       <w:r>
         <w:rPr>
           <w:lang w:val="zh_TW" w:bidi="zh_TW"/>
         </w:rPr>
-        <w:t>提到「追討流人血之罪的」。</w:t>
-      </w:r>
-      <w:hyperlink r:id="rId21">
+        <w:t>），</w:t>
+      </w:r>
+    </w:p>
+    <w:p>
+      <w:pPr>
+        <w:pStyle w:val="ListBullet"/>
+        <w:spacing w:line="240" w:lineRule="auto"/>
+        <w:ind w:left="720"/>
+      </w:pPr>
+      <w:r>
+        <w:rPr>
+          <w:lang w:val="zh_TW" w:bidi="zh_TW"/>
+        </w:rPr>
+      </w:r>
+      <w:r>
+        <w:rPr>
+          <w:lang w:val="zh_TW" w:bidi="zh_TW"/>
+        </w:rPr>
+        <w:t>示巴女王的商隊（</w:t>
+      </w:r>
+      <w:hyperlink r:id="rId14">
         <w:r>
           <w:rPr>
             <w:lang w:val="zh_TW" w:bidi="zh_TW"/>
@@ -439,16 +696,34 @@
             <w:color w:val="0000EE"/>
             <w:u w:val="single"/>
           </w:rPr>
-          <w:t>創世記三十七章26節</w:t>
+          <w:t>列王紀上10:10</w:t>
         </w:r>
       </w:hyperlink>
       <w:r>
         <w:rPr>
           <w:lang w:val="zh_TW" w:bidi="zh_TW"/>
         </w:rPr>
-        <w:t>說到約瑟的兄弟藏了他的血，意思就是要殺害他。經文說人「背負流人血之罪」，意思是犯了殺人的罪（</w:t>
-      </w:r>
-      <w:hyperlink r:id="rId22">
+        <w:t>），以及</w:t>
+      </w:r>
+    </w:p>
+    <w:p>
+      <w:pPr>
+        <w:pStyle w:val="ListBullet"/>
+        <w:spacing w:line="240" w:lineRule="auto"/>
+        <w:ind w:left="720"/>
+      </w:pPr>
+      <w:r>
+        <w:rPr>
+          <w:lang w:val="zh_TW" w:bidi="zh_TW"/>
+        </w:rPr>
+      </w:r>
+      <w:r>
+        <w:rPr>
+          <w:lang w:val="zh_TW" w:bidi="zh_TW"/>
+        </w:rPr>
+        <w:t>把香料運到泰爾的示巴和拉瑪商人（</w:t>
+      </w:r>
+      <w:hyperlink r:id="rId15">
         <w:r>
           <w:rPr>
             <w:lang w:val="zh_TW" w:bidi="zh_TW"/>
@@ -457,32 +732,25 @@
             <w:color w:val="0000EE"/>
             <w:u w:val="single"/>
           </w:rPr>
-          <w:t>箴28:17</w:t>
+          <w:t>結27:22</w:t>
         </w:r>
       </w:hyperlink>
       <w:r>
         <w:rPr>
           <w:lang w:val="zh_TW" w:bidi="zh_TW"/>
         </w:rPr>
-        <w:t>）。耶穌被釘十字架之前，彼拉多說：「流這義人的血，罪不在我」（</w:t>
-      </w:r>
-      <w:hyperlink r:id="rId23">
-        <w:r>
-          <w:rPr>
-            <w:lang w:val="zh_TW" w:bidi="zh_TW"/>
-          </w:rPr>
-          <w:rPr>
-            <w:color w:val="0000EE"/>
-            <w:u w:val="single"/>
-          </w:rPr>
-          <w:t>太27:24–25</w:t>
-        </w:r>
-      </w:hyperlink>
-      <w:r>
-        <w:rPr>
-          <w:lang w:val="zh_TW" w:bidi="zh_TW"/>
-        </w:rPr>
-        <w:t>）。因此，聖經經常把暴力的死亡與血聯繫起來。</w:t>
+        <w:t>）。</w:t>
+      </w:r>
+    </w:p>
+    <w:p>
+      <w:pPr>
+        <w:pStyle w:val="Heading3"/>
+      </w:pPr>
+      <w:r>
+        <w:rPr>
+          <w:lang w:val="zh_TW" w:bidi="zh_TW"/>
+        </w:rPr>
+        <w:t>香料的製作與用途</w:t>
       </w:r>
     </w:p>
     <w:p>
@@ -496,7 +764,323 @@
         <w:rPr>
           <w:lang w:val="zh_TW" w:bidi="zh_TW"/>
         </w:rPr>
-        <w:t>這樣的推理是有道理的，因為血與生命緊密相連。舊約聖經中有三處經文清楚表明血與生命之間的關係：</w:t>
+        <w:t>聖經提到一些製作香料的人。例如，比撒列為會幕製作聖膏油和聖香（</w:t>
+      </w:r>
+      <w:hyperlink r:id="rId16">
+        <w:r>
+          <w:rPr>
+            <w:lang w:val="zh_TW" w:bidi="zh_TW"/>
+          </w:rPr>
+          <w:rPr>
+            <w:color w:val="0000EE"/>
+            <w:u w:val="single"/>
+          </w:rPr>
+          <w:t>出37:29</w:t>
+        </w:r>
+      </w:hyperlink>
+      <w:r>
+        <w:rPr>
+          <w:lang w:val="zh_TW" w:bidi="zh_TW"/>
+        </w:rPr>
+        <w:t>）。聖膏油是由沒藥、肉桂、菖蒲和桂皮調製而成，並以橄欖油作基底（</w:t>
+      </w:r>
+      <w:hyperlink r:id="rId17">
+        <w:r>
+          <w:rPr>
+            <w:lang w:val="zh_TW" w:bidi="zh_TW"/>
+          </w:rPr>
+          <w:rPr>
+            <w:color w:val="0000EE"/>
+            <w:u w:val="single"/>
+          </w:rPr>
+          <w:t>出30:22–25</w:t>
+        </w:r>
+      </w:hyperlink>
+      <w:r>
+        <w:rPr>
+          <w:lang w:val="zh_TW" w:bidi="zh_TW"/>
+        </w:rPr>
+        <w:t>）。從巴比倫被擄歸回後，一些祭司負責調製燒香所用的香料（</w:t>
+      </w:r>
+      <w:hyperlink r:id="rId18">
+        <w:r>
+          <w:rPr>
+            <w:lang w:val="zh_TW" w:bidi="zh_TW"/>
+          </w:rPr>
+          <w:rPr>
+            <w:color w:val="0000EE"/>
+            <w:u w:val="single"/>
+          </w:rPr>
+          <w:t>代上9:30</w:t>
+        </w:r>
+      </w:hyperlink>
+      <w:r>
+        <w:rPr>
+          <w:lang w:val="zh_TW" w:bidi="zh_TW"/>
+        </w:rPr>
+        <w:t>）。尼希米記提到，一位製作香料的人也參與城牆的修築工作（</w:t>
+      </w:r>
+      <w:hyperlink r:id="rId19">
+        <w:r>
+          <w:rPr>
+            <w:lang w:val="zh_TW" w:bidi="zh_TW"/>
+          </w:rPr>
+          <w:rPr>
+            <w:color w:val="0000EE"/>
+            <w:u w:val="single"/>
+          </w:rPr>
+          <w:t>尼3:8</w:t>
+        </w:r>
+      </w:hyperlink>
+      <w:r>
+        <w:rPr>
+          <w:lang w:val="zh_TW" w:bidi="zh_TW"/>
+        </w:rPr>
+        <w:t>）。</w:t>
+      </w:r>
+    </w:p>
+    <w:p>
+      <w:pPr>
+        <w:pStyle w:val="Heading4"/>
+      </w:pPr>
+      <w:r>
+        <w:rPr>
+          <w:lang w:val="zh_TW" w:bidi="zh_TW"/>
+        </w:rPr>
+        <w:t>香料的儲存</w:t>
+      </w:r>
+    </w:p>
+    <w:p>
+      <w:pPr/>
+      <w:r>
+        <w:rPr>
+          <w:lang w:val="zh_TW" w:bidi="zh_TW"/>
+        </w:rPr>
+      </w:r>
+      <w:r>
+        <w:rPr>
+          <w:lang w:val="zh_TW" w:bidi="zh_TW"/>
+        </w:rPr>
+        <w:t>現代考古發掘發現了各種盛載化妝品的器皿和相關工具，雖然聖經對這些物品的記載不多（</w:t>
+      </w:r>
+      <w:hyperlink r:id="rId20">
+        <w:r>
+          <w:rPr>
+            <w:lang w:val="zh_TW" w:bidi="zh_TW"/>
+          </w:rPr>
+          <w:rPr>
+            <w:color w:val="0000EE"/>
+            <w:u w:val="single"/>
+          </w:rPr>
+          <w:t>賽3:20</w:t>
+        </w:r>
+      </w:hyperlink>
+      <w:r>
+        <w:rPr>
+          <w:lang w:val="zh_TW" w:bidi="zh_TW"/>
+        </w:rPr>
+        <w:t>；</w:t>
+      </w:r>
+      <w:hyperlink r:id="rId21">
+        <w:r>
+          <w:rPr>
+            <w:lang w:val="zh_TW" w:bidi="zh_TW"/>
+          </w:rPr>
+          <w:rPr>
+            <w:color w:val="0000EE"/>
+            <w:u w:val="single"/>
+          </w:rPr>
+          <w:t>太26:7</w:t>
+        </w:r>
+      </w:hyperlink>
+      <w:r>
+        <w:rPr>
+          <w:lang w:val="zh_TW" w:bidi="zh_TW"/>
+        </w:rPr>
+        <w:t>；</w:t>
+      </w:r>
+      <w:hyperlink r:id="rId22">
+        <w:r>
+          <w:rPr>
+            <w:lang w:val="zh_TW" w:bidi="zh_TW"/>
+          </w:rPr>
+          <w:rPr>
+            <w:color w:val="0000EE"/>
+            <w:u w:val="single"/>
+          </w:rPr>
+          <w:t>可14:3</w:t>
+        </w:r>
+      </w:hyperlink>
+      <w:r>
+        <w:rPr>
+          <w:lang w:val="zh_TW" w:bidi="zh_TW"/>
+        </w:rPr>
+        <w:t>；</w:t>
+      </w:r>
+      <w:hyperlink r:id="rId23">
+        <w:r>
+          <w:rPr>
+            <w:lang w:val="zh_TW" w:bidi="zh_TW"/>
+          </w:rPr>
+          <w:rPr>
+            <w:color w:val="0000EE"/>
+            <w:u w:val="single"/>
+          </w:rPr>
+          <w:t>路7:37</w:t>
+        </w:r>
+      </w:hyperlink>
+      <w:r>
+        <w:rPr>
+          <w:lang w:val="zh_TW" w:bidi="zh_TW"/>
+        </w:rPr>
+        <w:t>）。聖經提到的雪花石膏玉瓶，也得到埃及出土文物和考古發現的印證。考古學家在巴勒斯坦的古代遺址中發現許多小型裝飾化妝碗，其中不少以玉石製成；此外，還發現了盛載香料和膏油的小瓶，以及調配化妝品用的調色板。</w:t>
+      </w:r>
+    </w:p>
+    <w:p>
+      <w:pPr>
+        <w:pStyle w:val="Heading4"/>
+      </w:pPr>
+      <w:r>
+        <w:rPr>
+          <w:lang w:val="zh_TW" w:bidi="zh_TW"/>
+        </w:rPr>
+        <w:t>香料的用途</w:t>
+      </w:r>
+    </w:p>
+    <w:p>
+      <w:pPr/>
+      <w:r>
+        <w:rPr>
+          <w:lang w:val="zh_TW" w:bidi="zh_TW"/>
+        </w:rPr>
+      </w:r>
+      <w:r>
+        <w:rPr>
+          <w:lang w:val="zh_TW" w:bidi="zh_TW"/>
+        </w:rPr>
+        <w:t>香料無論是粉末還是膏油，都有許多用途。人們會用帶有香氣的膏油膏抹身體，滋潤因日曬而乾燥的皮膚（</w:t>
+      </w:r>
+      <w:hyperlink r:id="rId24">
+        <w:r>
+          <w:rPr>
+            <w:lang w:val="zh_TW" w:bidi="zh_TW"/>
+          </w:rPr>
+          <w:rPr>
+            <w:color w:val="0000EE"/>
+            <w:u w:val="single"/>
+          </w:rPr>
+          <w:t>撒下12:20</w:t>
+        </w:r>
+      </w:hyperlink>
+      <w:r>
+        <w:rPr>
+          <w:lang w:val="zh_TW" w:bidi="zh_TW"/>
+        </w:rPr>
+        <w:t>；</w:t>
+      </w:r>
+      <w:hyperlink r:id="rId25">
+        <w:r>
+          <w:rPr>
+            <w:lang w:val="zh_TW" w:bidi="zh_TW"/>
+          </w:rPr>
+          <w:rPr>
+            <w:color w:val="0000EE"/>
+            <w:u w:val="single"/>
+          </w:rPr>
+          <w:t>得3:3</w:t>
+        </w:r>
+      </w:hyperlink>
+      <w:r>
+        <w:rPr>
+          <w:lang w:val="zh_TW" w:bidi="zh_TW"/>
+        </w:rPr>
+        <w:t>）。亞哈斯王曾為從被擄之地歸回的人提供衣服和食物，並為他們抹油（</w:t>
+      </w:r>
+      <w:hyperlink r:id="rId26">
+        <w:r>
+          <w:rPr>
+            <w:lang w:val="zh_TW" w:bidi="zh_TW"/>
+          </w:rPr>
+          <w:rPr>
+            <w:color w:val="0000EE"/>
+            <w:u w:val="single"/>
+          </w:rPr>
+          <w:t>代下28:15</w:t>
+        </w:r>
+      </w:hyperlink>
+      <w:r>
+        <w:rPr>
+          <w:lang w:val="zh_TW" w:bidi="zh_TW"/>
+        </w:rPr>
+        <w:t>）。富人能享用「上等的油」（</w:t>
+      </w:r>
+      <w:hyperlink r:id="rId27">
+        <w:r>
+          <w:rPr>
+            <w:lang w:val="zh_TW" w:bidi="zh_TW"/>
+          </w:rPr>
+          <w:rPr>
+            <w:color w:val="0000EE"/>
+            <w:u w:val="single"/>
+          </w:rPr>
+          <w:t>摩6:6</w:t>
+        </w:r>
+      </w:hyperlink>
+      <w:r>
+        <w:rPr>
+          <w:lang w:val="zh_TW" w:bidi="zh_TW"/>
+        </w:rPr>
+        <w:t>），但這類奢侈享受往往價值不菲（</w:t>
+      </w:r>
+      <w:hyperlink r:id="rId28">
+        <w:r>
+          <w:rPr>
+            <w:lang w:val="zh_TW" w:bidi="zh_TW"/>
+          </w:rPr>
+          <w:rPr>
+            <w:color w:val="0000EE"/>
+            <w:u w:val="single"/>
+          </w:rPr>
+          <w:t>箴21:17</w:t>
+        </w:r>
+      </w:hyperlink>
+      <w:r>
+        <w:rPr>
+          <w:lang w:val="zh_TW" w:bidi="zh_TW"/>
+        </w:rPr>
+        <w:t>）。埃及和美索不達米亞的考古證據也證實了這一點。在當地的王宮中，人們曾大量使用香油和膏油。</w:t>
+      </w:r>
+    </w:p>
+    <w:p>
+      <w:pPr/>
+      <w:r>
+        <w:rPr>
+          <w:lang w:val="zh_TW" w:bidi="zh_TW"/>
+        </w:rPr>
+      </w:r>
+      <w:r>
+        <w:rPr>
+          <w:lang w:val="zh_TW" w:bidi="zh_TW"/>
+        </w:rPr>
+        <w:t>人們常常使用散發怡人香氣的膏油和香油。雅歌經常提到這類香料和膏油（</w:t>
+      </w:r>
+      <w:hyperlink r:id="rId29">
+        <w:r>
+          <w:rPr>
+            <w:lang w:val="zh_TW" w:bidi="zh_TW"/>
+          </w:rPr>
+          <w:rPr>
+            <w:color w:val="0000EE"/>
+            <w:u w:val="single"/>
+          </w:rPr>
+          <w:t>歌1:3</w:t>
+        </w:r>
+      </w:hyperlink>
+      <w:r>
+        <w:rPr>
+          <w:lang w:val="zh_TW" w:bidi="zh_TW"/>
+        </w:rPr>
+        <w:t>），其中有些還直接提到名稱：</w:t>
       </w:r>
     </w:p>
     <w:p>
@@ -514,9 +1098,9 @@
         <w:rPr>
           <w:lang w:val="zh_TW" w:bidi="zh_TW"/>
         </w:rPr>
-        <w:t>「惟獨肉帶著血，那就是牠的生命，你們不可吃」（</w:t>
-      </w:r>
-      <w:hyperlink r:id="rId24">
+        <w:t>哪噠香膏（</w:t>
+      </w:r>
+      <w:hyperlink r:id="rId30">
         <w:r>
           <w:rPr>
             <w:lang w:val="zh_TW" w:bidi="zh_TW"/>
@@ -525,7 +1109,25 @@
             <w:color w:val="0000EE"/>
             <w:u w:val="single"/>
           </w:rPr>
-          <w:t>創9:4</w:t>
+          <w:t>1:12</w:t>
+        </w:r>
+      </w:hyperlink>
+      <w:r>
+        <w:rPr>
+          <w:lang w:val="zh_TW" w:bidi="zh_TW"/>
+        </w:rPr>
+        <w:t>，</w:t>
+      </w:r>
+      <w:hyperlink r:id="rId31">
+        <w:r>
+          <w:rPr>
+            <w:lang w:val="zh_TW" w:bidi="zh_TW"/>
+          </w:rPr>
+          <w:rPr>
+            <w:color w:val="0000EE"/>
+            <w:u w:val="single"/>
+          </w:rPr>
+          <w:t>4:13–14</w:t>
         </w:r>
       </w:hyperlink>
       <w:r>
@@ -550,9 +1152,9 @@
         <w:rPr>
           <w:lang w:val="zh_TW" w:bidi="zh_TW"/>
         </w:rPr>
-        <w:t>「因為活物的生命是在血中」（</w:t>
-      </w:r>
-      <w:hyperlink r:id="rId25">
+        <w:t>沒藥（</w:t>
+      </w:r>
+      <w:hyperlink r:id="rId32">
         <w:r>
           <w:rPr>
             <w:lang w:val="zh_TW" w:bidi="zh_TW"/>
@@ -561,7 +1163,97 @@
             <w:color w:val="0000EE"/>
             <w:u w:val="single"/>
           </w:rPr>
-          <w:t>利17:11</w:t>
+          <w:t>1:13</w:t>
+        </w:r>
+      </w:hyperlink>
+      <w:r>
+        <w:rPr>
+          <w:lang w:val="zh_TW" w:bidi="zh_TW"/>
+        </w:rPr>
+        <w:t>，</w:t>
+      </w:r>
+      <w:hyperlink r:id="rId33">
+        <w:r>
+          <w:rPr>
+            <w:lang w:val="zh_TW" w:bidi="zh_TW"/>
+          </w:rPr>
+          <w:rPr>
+            <w:color w:val="0000EE"/>
+            <w:u w:val="single"/>
+          </w:rPr>
+          <w:t>3:6</w:t>
+        </w:r>
+      </w:hyperlink>
+      <w:r>
+        <w:rPr>
+          <w:lang w:val="zh_TW" w:bidi="zh_TW"/>
+        </w:rPr>
+        <w:t>，</w:t>
+      </w:r>
+      <w:hyperlink r:id="rId34">
+        <w:r>
+          <w:rPr>
+            <w:lang w:val="zh_TW" w:bidi="zh_TW"/>
+          </w:rPr>
+          <w:rPr>
+            <w:color w:val="0000EE"/>
+            <w:u w:val="single"/>
+          </w:rPr>
+          <w:t>4:6</w:t>
+        </w:r>
+      </w:hyperlink>
+      <w:r>
+        <w:rPr>
+          <w:lang w:val="zh_TW" w:bidi="zh_TW"/>
+        </w:rPr>
+        <w:t>，</w:t>
+      </w:r>
+      <w:hyperlink r:id="rId35">
+        <w:r>
+          <w:rPr>
+            <w:lang w:val="zh_TW" w:bidi="zh_TW"/>
+          </w:rPr>
+          <w:rPr>
+            <w:color w:val="0000EE"/>
+            <w:u w:val="single"/>
+          </w:rPr>
+          <w:t>5:1</w:t>
+        </w:r>
+      </w:hyperlink>
+      <w:r>
+        <w:rPr>
+          <w:lang w:val="zh_TW" w:bidi="zh_TW"/>
+        </w:rPr>
+        <w:t>、</w:t>
+      </w:r>
+      <w:hyperlink r:id="rId35">
+        <w:r>
+          <w:rPr>
+            <w:lang w:val="zh_TW" w:bidi="zh_TW"/>
+          </w:rPr>
+          <w:rPr>
+            <w:color w:val="0000EE"/>
+            <w:u w:val="single"/>
+          </w:rPr>
+          <w:t>5</w:t>
+        </w:r>
+      </w:hyperlink>
+      <w:r>
+        <w:rPr>
+          <w:lang w:val="zh_TW" w:bidi="zh_TW"/>
+        </w:rPr>
+        <w:t>、</w:t>
+      </w:r>
+      <w:hyperlink r:id="rId35">
+        <w:r>
+          <w:rPr>
+            <w:lang w:val="zh_TW" w:bidi="zh_TW"/>
+          </w:rPr>
+          <w:rPr>
+            <w:color w:val="0000EE"/>
+            <w:u w:val="single"/>
+          </w:rPr>
+          <w:t>13</w:t>
         </w:r>
       </w:hyperlink>
       <w:r>
@@ -586,9 +1278,9 @@
         <w:rPr>
           <w:lang w:val="zh_TW" w:bidi="zh_TW"/>
         </w:rPr>
-        <w:t>「只是你要心意堅定，不可吃血，因為血是生命」（</w:t>
-      </w:r>
-      <w:hyperlink r:id="rId26">
+        <w:t>乳香（</w:t>
+      </w:r>
+      <w:hyperlink r:id="rId33">
         <w:r>
           <w:rPr>
             <w:lang w:val="zh_TW" w:bidi="zh_TW"/>
@@ -597,14 +1289,284 @@
             <w:color w:val="0000EE"/>
             <w:u w:val="single"/>
           </w:rPr>
-          <w:t>申12:23</w:t>
+          <w:t>3:6</w:t>
         </w:r>
       </w:hyperlink>
       <w:r>
         <w:rPr>
           <w:lang w:val="zh_TW" w:bidi="zh_TW"/>
         </w:rPr>
-        <w:t>）。</w:t>
+        <w:t>、</w:t>
+      </w:r>
+      <w:hyperlink r:id="rId34">
+        <w:r>
+          <w:rPr>
+            <w:lang w:val="zh_TW" w:bidi="zh_TW"/>
+          </w:rPr>
+          <w:rPr>
+            <w:color w:val="0000EE"/>
+            <w:u w:val="single"/>
+          </w:rPr>
+          <w:t>4:6</w:t>
+        </w:r>
+      </w:hyperlink>
+      <w:r>
+        <w:rPr>
+          <w:lang w:val="zh_TW" w:bidi="zh_TW"/>
+        </w:rPr>
+        <w:t>）</w:t>
+      </w:r>
+    </w:p>
+    <w:p>
+      <w:pPr>
+        <w:pStyle w:val="ListBullet"/>
+        <w:spacing w:line="240" w:lineRule="auto"/>
+        <w:ind w:left="720"/>
+      </w:pPr>
+      <w:r>
+        <w:rPr>
+          <w:lang w:val="zh_TW" w:bidi="zh_TW"/>
+        </w:rPr>
+      </w:r>
+      <w:r>
+        <w:rPr>
+          <w:lang w:val="zh_TW" w:bidi="zh_TW"/>
+        </w:rPr>
+        <w:t>香料（</w:t>
+      </w:r>
+      <w:hyperlink r:id="rId36">
+        <w:r>
+          <w:rPr>
+            <w:lang w:val="zh_TW" w:bidi="zh_TW"/>
+          </w:rPr>
+          <w:rPr>
+            <w:color w:val="0000EE"/>
+            <w:u w:val="single"/>
+          </w:rPr>
+          <w:t>5:13</w:t>
+        </w:r>
+      </w:hyperlink>
+      <w:r>
+        <w:rPr>
+          <w:lang w:val="zh_TW" w:bidi="zh_TW"/>
+        </w:rPr>
+        <w:t>，</w:t>
+      </w:r>
+      <w:hyperlink r:id="rId37">
+        <w:r>
+          <w:rPr>
+            <w:lang w:val="zh_TW" w:bidi="zh_TW"/>
+          </w:rPr>
+          <w:rPr>
+            <w:color w:val="0000EE"/>
+            <w:u w:val="single"/>
+          </w:rPr>
+          <w:t>6:2</w:t>
+        </w:r>
+      </w:hyperlink>
+      <w:r>
+        <w:rPr>
+          <w:lang w:val="zh_TW" w:bidi="zh_TW"/>
+        </w:rPr>
+        <w:t>，</w:t>
+      </w:r>
+      <w:hyperlink r:id="rId38">
+        <w:r>
+          <w:rPr>
+            <w:lang w:val="zh_TW" w:bidi="zh_TW"/>
+          </w:rPr>
+          <w:rPr>
+            <w:color w:val="0000EE"/>
+            <w:u w:val="single"/>
+          </w:rPr>
+          <w:t>8:14</w:t>
+        </w:r>
+      </w:hyperlink>
+      <w:r>
+        <w:rPr>
+          <w:lang w:val="zh_TW" w:bidi="zh_TW"/>
+        </w:rPr>
+        <w:t>）</w:t>
+      </w:r>
+    </w:p>
+    <w:p>
+      <w:pPr>
+        <w:pStyle w:val="ListBullet"/>
+        <w:spacing w:line="240" w:lineRule="auto"/>
+        <w:ind w:left="720"/>
+      </w:pPr>
+      <w:r>
+        <w:rPr>
+          <w:lang w:val="zh_TW" w:bidi="zh_TW"/>
+        </w:rPr>
+      </w:r>
+      <w:r>
+        <w:rPr>
+          <w:lang w:val="zh_TW" w:bidi="zh_TW"/>
+        </w:rPr>
+        <w:t>鳳仙花（</w:t>
+      </w:r>
+      <w:hyperlink r:id="rId39">
+        <w:r>
+          <w:rPr>
+            <w:lang w:val="zh_TW" w:bidi="zh_TW"/>
+          </w:rPr>
+          <w:rPr>
+            <w:color w:val="0000EE"/>
+            <w:u w:val="single"/>
+          </w:rPr>
+          <w:t>1:14</w:t>
+        </w:r>
+      </w:hyperlink>
+      <w:r>
+        <w:rPr>
+          <w:lang w:val="zh_TW" w:bidi="zh_TW"/>
+        </w:rPr>
+        <w:t>，</w:t>
+      </w:r>
+      <w:hyperlink r:id="rId40">
+        <w:r>
+          <w:rPr>
+            <w:lang w:val="zh_TW" w:bidi="zh_TW"/>
+          </w:rPr>
+          <w:rPr>
+            <w:color w:val="0000EE"/>
+            <w:u w:val="single"/>
+          </w:rPr>
+          <w:t>4:13</w:t>
+        </w:r>
+      </w:hyperlink>
+      <w:r>
+        <w:rPr>
+          <w:lang w:val="zh_TW" w:bidi="zh_TW"/>
+        </w:rPr>
+        <w:t>）</w:t>
+      </w:r>
+    </w:p>
+    <w:p>
+      <w:pPr>
+        <w:pStyle w:val="ListBullet"/>
+        <w:spacing w:line="240" w:lineRule="auto"/>
+        <w:ind w:left="720"/>
+      </w:pPr>
+      <w:r>
+        <w:rPr>
+          <w:lang w:val="zh_TW" w:bidi="zh_TW"/>
+        </w:rPr>
+      </w:r>
+      <w:r>
+        <w:rPr>
+          <w:lang w:val="zh_TW" w:bidi="zh_TW"/>
+        </w:rPr>
+        <w:t>香粉薰（</w:t>
+      </w:r>
+      <w:hyperlink r:id="rId33">
+        <w:r>
+          <w:rPr>
+            <w:lang w:val="zh_TW" w:bidi="zh_TW"/>
+          </w:rPr>
+          <w:rPr>
+            <w:color w:val="0000EE"/>
+            <w:u w:val="single"/>
+          </w:rPr>
+          <w:t>3:6</w:t>
+        </w:r>
+      </w:hyperlink>
+      <w:r>
+        <w:rPr>
+          <w:lang w:val="zh_TW" w:bidi="zh_TW"/>
+        </w:rPr>
+        <w:t>）</w:t>
+      </w:r>
+    </w:p>
+    <w:p>
+      <w:pPr>
+        <w:pStyle w:val="ListBullet"/>
+        <w:spacing w:line="240" w:lineRule="auto"/>
+        <w:ind w:left="720"/>
+      </w:pPr>
+      <w:r>
+        <w:rPr>
+          <w:lang w:val="zh_TW" w:bidi="zh_TW"/>
+        </w:rPr>
+      </w:r>
+      <w:r>
+        <w:rPr>
+          <w:lang w:val="zh_TW" w:bidi="zh_TW"/>
+        </w:rPr>
+        <w:t>番紅花（</w:t>
+      </w:r>
+      <w:hyperlink r:id="rId41">
+        <w:r>
+          <w:rPr>
+            <w:lang w:val="zh_TW" w:bidi="zh_TW"/>
+          </w:rPr>
+          <w:rPr>
+            <w:color w:val="0000EE"/>
+            <w:u w:val="single"/>
+          </w:rPr>
+          <w:t>4:14</w:t>
+        </w:r>
+      </w:hyperlink>
+      <w:r>
+        <w:rPr>
+          <w:lang w:val="zh_TW" w:bidi="zh_TW"/>
+        </w:rPr>
+        <w:t>）</w:t>
+      </w:r>
+    </w:p>
+    <w:p>
+      <w:pPr>
+        <w:pStyle w:val="ListBullet"/>
+        <w:spacing w:line="240" w:lineRule="auto"/>
+        <w:ind w:left="720"/>
+      </w:pPr>
+      <w:r>
+        <w:rPr>
+          <w:lang w:val="zh_TW" w:bidi="zh_TW"/>
+        </w:rPr>
+      </w:r>
+      <w:r>
+        <w:rPr>
+          <w:lang w:val="zh_TW" w:bidi="zh_TW"/>
+        </w:rPr>
+        <w:t>菖蒲</w:t>
+      </w:r>
+    </w:p>
+    <w:p>
+      <w:pPr>
+        <w:pStyle w:val="ListBullet"/>
+        <w:spacing w:line="240" w:lineRule="auto"/>
+        <w:ind w:left="720"/>
+      </w:pPr>
+      <w:r>
+        <w:rPr>
+          <w:lang w:val="zh_TW" w:bidi="zh_TW"/>
+        </w:rPr>
+      </w:r>
+      <w:r>
+        <w:rPr>
+          <w:lang w:val="zh_TW" w:bidi="zh_TW"/>
+        </w:rPr>
+        <w:t>肉桂（</w:t>
+      </w:r>
+      <w:hyperlink r:id="rId41">
+        <w:r>
+          <w:rPr>
+            <w:lang w:val="zh_TW" w:bidi="zh_TW"/>
+          </w:rPr>
+          <w:rPr>
+            <w:color w:val="0000EE"/>
+            <w:u w:val="single"/>
+          </w:rPr>
+          <w:t>4:14</w:t>
+        </w:r>
+      </w:hyperlink>
+      <w:r>
+        <w:rPr>
+          <w:lang w:val="zh_TW" w:bidi="zh_TW"/>
+        </w:rPr>
+        <w:t>）</w:t>
       </w:r>
     </w:p>
     <w:p>
@@ -618,9 +1580,9 @@
         <w:rPr>
           <w:lang w:val="zh_TW" w:bidi="zh_TW"/>
         </w:rPr>
-        <w:t>神創造一切生命，因此流人血是極其嚴重的事。血是聖的，所以神禁止人吃血（見</w:t>
-      </w:r>
-      <w:hyperlink r:id="rId27">
+        <w:t>聖經其它地方也提到了香料和膏油（</w:t>
+      </w:r>
+      <w:hyperlink r:id="rId42">
         <w:r>
           <w:rPr>
             <w:lang w:val="zh_TW" w:bidi="zh_TW"/>
@@ -629,25 +1591,86 @@
             <w:color w:val="0000EE"/>
             <w:u w:val="single"/>
           </w:rPr>
-          <w:t>徒15:20</w:t>
+          <w:t>王上10:2</w:t>
         </w:r>
       </w:hyperlink>
       <w:r>
         <w:rPr>
           <w:lang w:val="zh_TW" w:bidi="zh_TW"/>
         </w:rPr>
-        <w:t>）。血象徵神所賜給我們的生命。</w:t>
-      </w:r>
-    </w:p>
-    <w:p>
-      <w:pPr>
-        <w:pStyle w:val="Heading3"/>
-      </w:pPr>
-      <w:r>
-        <w:rPr>
-          <w:lang w:val="zh_TW" w:bidi="zh_TW"/>
-        </w:rPr>
-        <w:t>獻祭中的血</w:t>
+        <w:t>、</w:t>
+      </w:r>
+      <w:hyperlink r:id="rId42">
+        <w:r>
+          <w:rPr>
+            <w:lang w:val="zh_TW" w:bidi="zh_TW"/>
+          </w:rPr>
+          <w:rPr>
+            <w:color w:val="0000EE"/>
+            <w:u w:val="single"/>
+          </w:rPr>
+          <w:t>10</w:t>
+        </w:r>
+      </w:hyperlink>
+      <w:r>
+        <w:rPr>
+          <w:lang w:val="zh_TW" w:bidi="zh_TW"/>
+        </w:rPr>
+        <w:t>；</w:t>
+      </w:r>
+      <w:hyperlink r:id="rId43">
+        <w:r>
+          <w:rPr>
+            <w:lang w:val="zh_TW" w:bidi="zh_TW"/>
+          </w:rPr>
+          <w:rPr>
+            <w:color w:val="0000EE"/>
+            <w:u w:val="single"/>
+          </w:rPr>
+          <w:t>王下20:13</w:t>
+        </w:r>
+      </w:hyperlink>
+      <w:r>
+        <w:rPr>
+          <w:lang w:val="zh_TW" w:bidi="zh_TW"/>
+        </w:rPr>
+        <w:t>；</w:t>
+      </w:r>
+      <w:hyperlink r:id="rId44">
+        <w:r>
+          <w:rPr>
+            <w:lang w:val="zh_TW" w:bidi="zh_TW"/>
+          </w:rPr>
+          <w:rPr>
+            <w:color w:val="0000EE"/>
+            <w:u w:val="single"/>
+          </w:rPr>
+          <w:t>箴27:9</w:t>
+        </w:r>
+      </w:hyperlink>
+      <w:r>
+        <w:rPr>
+          <w:lang w:val="zh_TW" w:bidi="zh_TW"/>
+        </w:rPr>
+        <w:t>；</w:t>
+      </w:r>
+      <w:hyperlink r:id="rId45">
+        <w:r>
+          <w:rPr>
+            <w:lang w:val="zh_TW" w:bidi="zh_TW"/>
+          </w:rPr>
+          <w:rPr>
+            <w:color w:val="0000EE"/>
+            <w:u w:val="single"/>
+          </w:rPr>
+          <w:t>賽3:24</w:t>
+        </w:r>
+      </w:hyperlink>
+      <w:r>
+        <w:rPr>
+          <w:lang w:val="zh_TW" w:bidi="zh_TW"/>
+        </w:rPr>
+        <w:t>）。</w:t>
       </w:r>
     </w:p>
     <w:p>
@@ -661,9 +1684,9 @@
         <w:rPr>
           <w:lang w:val="zh_TW" w:bidi="zh_TW"/>
         </w:rPr>
-        <w:t>血在宗教獻祭中極其重要，因為血代表生命。贖罪日那天，祭司把公牛和山羊的血灑在壇上（</w:t>
-      </w:r>
-      <w:hyperlink r:id="rId28">
+        <w:t>人們會將香料會塗抹在衣服上，也會灑在臥榻上（</w:t>
+      </w:r>
+      <w:hyperlink r:id="rId46">
         <w:r>
           <w:rPr>
             <w:lang w:val="zh_TW" w:bidi="zh_TW"/>
@@ -672,16 +1695,16 @@
             <w:color w:val="0000EE"/>
             <w:u w:val="single"/>
           </w:rPr>
-          <w:t>利16章</w:t>
+          <w:t>詩45:8</w:t>
         </w:r>
       </w:hyperlink>
       <w:r>
         <w:rPr>
           <w:lang w:val="zh_TW" w:bidi="zh_TW"/>
         </w:rPr>
-        <w:t>）。死亡臨到時，血（生命）就傾倒出來。百姓把動物的生命交出，用來代替自己的生命。百姓的罪藉著獻祭轉移到動物身上，於是神就能施行完全的審判，也能完成贖罪。這種轉移的觀念，也在贖罪日藉著替罪羊顯明出來（</w:t>
-      </w:r>
-      <w:hyperlink r:id="rId29">
+        <w:t>；</w:t>
+      </w:r>
+      <w:hyperlink r:id="rId47">
         <w:r>
           <w:rPr>
             <w:lang w:val="zh_TW" w:bidi="zh_TW"/>
@@ -690,16 +1713,16 @@
             <w:color w:val="0000EE"/>
             <w:u w:val="single"/>
           </w:rPr>
-          <w:t>利16:20–22</w:t>
+          <w:t>歌4:11</w:t>
         </w:r>
       </w:hyperlink>
       <w:r>
         <w:rPr>
           <w:lang w:val="zh_TW" w:bidi="zh_TW"/>
         </w:rPr>
-        <w:t>）。第一次逾越節時，血也帶著同樣的意義（</w:t>
-      </w:r>
-      <w:hyperlink r:id="rId30">
+        <w:t>；</w:t>
+      </w:r>
+      <w:hyperlink r:id="rId48">
         <w:r>
           <w:rPr>
             <w:lang w:val="zh_TW" w:bidi="zh_TW"/>
@@ -708,14 +1731,123 @@
             <w:color w:val="0000EE"/>
             <w:u w:val="single"/>
           </w:rPr>
-          <w:t>出12:1–13</w:t>
+          <w:t>箴7:17</w:t>
         </w:r>
       </w:hyperlink>
       <w:r>
         <w:rPr>
           <w:lang w:val="zh_TW" w:bidi="zh_TW"/>
         </w:rPr>
-        <w:t>）。百姓把動物的血塗在門框上，表示已經有死亡發生，因此滅命的使者就會越過那些房屋。</w:t>
+        <w:t>）。香料在喪葬禮儀中也十分重要。人們會用香料保存遺體，並在喪禮中灑撒或焚燒香料（</w:t>
+      </w:r>
+      <w:hyperlink r:id="rId49">
+        <w:r>
+          <w:rPr>
+            <w:lang w:val="zh_TW" w:bidi="zh_TW"/>
+          </w:rPr>
+          <w:rPr>
+            <w:color w:val="0000EE"/>
+            <w:u w:val="single"/>
+          </w:rPr>
+          <w:t>創50:2–3</w:t>
+        </w:r>
+      </w:hyperlink>
+      <w:r>
+        <w:rPr>
+          <w:lang w:val="zh_TW" w:bidi="zh_TW"/>
+        </w:rPr>
+        <w:t>、</w:t>
+      </w:r>
+      <w:hyperlink r:id="rId49">
+        <w:r>
+          <w:rPr>
+            <w:lang w:val="zh_TW" w:bidi="zh_TW"/>
+          </w:rPr>
+          <w:rPr>
+            <w:color w:val="0000EE"/>
+            <w:u w:val="single"/>
+          </w:rPr>
+          <w:t>26</w:t>
+        </w:r>
+      </w:hyperlink>
+      <w:r>
+        <w:rPr>
+          <w:lang w:val="zh_TW" w:bidi="zh_TW"/>
+        </w:rPr>
+        <w:t>；</w:t>
+      </w:r>
+      <w:hyperlink r:id="rId50">
+        <w:r>
+          <w:rPr>
+            <w:lang w:val="zh_TW" w:bidi="zh_TW"/>
+          </w:rPr>
+          <w:rPr>
+            <w:color w:val="0000EE"/>
+            <w:u w:val="single"/>
+          </w:rPr>
+          <w:t>代下16:14</w:t>
+        </w:r>
+      </w:hyperlink>
+      <w:r>
+        <w:rPr>
+          <w:lang w:val="zh_TW" w:bidi="zh_TW"/>
+        </w:rPr>
+        <w:t>）。尼哥德慕曾帶著沒藥和沉香來裹耶穌的身體（</w:t>
+      </w:r>
+      <w:hyperlink r:id="rId51">
+        <w:r>
+          <w:rPr>
+            <w:lang w:val="zh_TW" w:bidi="zh_TW"/>
+          </w:rPr>
+          <w:rPr>
+            <w:color w:val="0000EE"/>
+            <w:u w:val="single"/>
+          </w:rPr>
+          <w:t>約19:39–40</w:t>
+        </w:r>
+      </w:hyperlink>
+      <w:r>
+        <w:rPr>
+          <w:lang w:val="zh_TW" w:bidi="zh_TW"/>
+        </w:rPr>
+        <w:t>）。在大希律（Herod the Great）的喪禮上，有500名奴僕抬著香料隨行（約瑟夫〔Josephus〕的</w:t>
+      </w:r>
+      <w:r>
+        <w:rPr>
+          <w:i/>
+          <w:lang w:val="zh_TW" w:bidi="zh_TW"/>
+        </w:rPr>
+        <w:t>猶太古史記</w:t>
+      </w:r>
+      <w:r>
+        <w:rPr>
+          <w:lang w:val="zh_TW" w:bidi="zh_TW"/>
+        </w:rPr>
+        <w:t xml:space="preserve"> </w:t>
+      </w:r>
+      <w:r>
+        <w:rPr>
+          <w:i/>
+          <w:lang w:val="zh_TW" w:bidi="zh_TW"/>
+        </w:rPr>
+        <w:t>〔Antiquities〕</w:t>
+      </w:r>
+      <w:r>
+        <w:rPr>
+          <w:lang w:val="zh_TW" w:bidi="zh_TW"/>
+        </w:rPr>
+        <w:t>17.8.3）。</w:t>
+      </w:r>
+    </w:p>
+    <w:p>
+      <w:pPr>
+        <w:pStyle w:val="Heading4"/>
+      </w:pPr>
+      <w:r>
+        <w:rPr>
+          <w:lang w:val="zh_TW" w:bidi="zh_TW"/>
+        </w:rPr>
+        <w:t>香料在敬拜中的用途</w:t>
       </w:r>
     </w:p>
     <w:p>
@@ -729,9 +1861,9 @@
         <w:rPr>
           <w:lang w:val="zh_TW" w:bidi="zh_TW"/>
         </w:rPr>
-        <w:t>血也成為獻給神最重要的供物之一。</w:t>
-      </w:r>
-      <w:hyperlink r:id="rId31">
+        <w:t>除了個人用途之外，油、香料和香也會用於敬拜。人們用聖膏油膏抹會幕、會幕中的器具，以及亞倫家的祭司，使他們分別為聖、承接聖職（</w:t>
+      </w:r>
+      <w:hyperlink r:id="rId17">
         <w:r>
           <w:rPr>
             <w:lang w:val="zh_TW" w:bidi="zh_TW"/>
@@ -740,16 +1872,16 @@
             <w:color w:val="0000EE"/>
             <w:u w:val="single"/>
           </w:rPr>
-          <w:t>出埃及記二十四章</w:t>
+          <w:t>出30:22–25</w:t>
         </w:r>
       </w:hyperlink>
       <w:r>
         <w:rPr>
           <w:lang w:val="zh_TW" w:bidi="zh_TW"/>
         </w:rPr>
-        <w:t>中記載，百姓同意立約之後，摩西把獻祭之血一半灑在壇上，另一半灑在百姓身上。他這樣行的時候說：「你看！這是立約的血，是耶和華按這一切話與你們立約的憑據」（</w:t>
-      </w:r>
-      <w:hyperlink r:id="rId32">
+        <w:t>；</w:t>
+      </w:r>
+      <w:hyperlink r:id="rId52">
         <w:r>
           <w:rPr>
             <w:lang w:val="zh_TW" w:bidi="zh_TW"/>
@@ -758,14 +1890,43 @@
             <w:color w:val="0000EE"/>
             <w:u w:val="single"/>
           </w:rPr>
-          <w:t>出24:8</w:t>
+          <w:t>詩133篇</w:t>
         </w:r>
       </w:hyperlink>
       <w:r>
         <w:rPr>
           <w:lang w:val="zh_TW" w:bidi="zh_TW"/>
         </w:rPr>
-        <w:t>）。血同時灑在壇上和百姓身上，顯明神與以色列的百姓一同立約（這稱為「立約的關係」）。</w:t>
+        <w:t>）。</w:t>
+      </w:r>
+      <w:hyperlink r:id="rId53">
+        <w:r>
+          <w:rPr>
+            <w:lang w:val="zh_TW" w:bidi="zh_TW"/>
+          </w:rPr>
+          <w:rPr>
+            <w:color w:val="0000EE"/>
+            <w:u w:val="single"/>
+          </w:rPr>
+          <w:t>出埃及記三十章34至35節</w:t>
+        </w:r>
+      </w:hyperlink>
+      <w:r>
+        <w:rPr>
+          <w:lang w:val="zh_TW" w:bidi="zh_TW"/>
+        </w:rPr>
+        <w:t>中便詳細記載了聖香的配方。這種香不但在以色列廣為人知，在古代近東也享有盛名。</w:t>
+      </w:r>
+    </w:p>
+    <w:p>
+      <w:pPr>
+        <w:pStyle w:val="Heading3"/>
+      </w:pPr>
+      <w:r>
+        <w:rPr>
+          <w:lang w:val="zh_TW" w:bidi="zh_TW"/>
+        </w:rPr>
+        <w:t>香料的比喻用法</w:t>
       </w:r>
     </w:p>
     <w:p>
@@ -779,97 +1940,61 @@
         <w:rPr>
           <w:lang w:val="zh_TW" w:bidi="zh_TW"/>
         </w:rPr>
-        <w:t>在以色列的宗教禮儀中，血帶著多重意義。血可以代表：</w:t>
-      </w:r>
-    </w:p>
-    <w:p>
-      <w:pPr>
-        <w:pStyle w:val="ListBullet"/>
-        <w:spacing w:line="240" w:lineRule="auto"/>
-        <w:ind w:left="720"/>
-      </w:pPr>
-      <w:r>
-        <w:rPr>
-          <w:lang w:val="zh_TW" w:bidi="zh_TW"/>
-        </w:rPr>
-      </w:r>
-      <w:r>
-        <w:rPr>
-          <w:lang w:val="zh_TW" w:bidi="zh_TW"/>
-        </w:rPr>
-        <w:t>死亡（自然生命的結束）</w:t>
-      </w:r>
-    </w:p>
-    <w:p>
-      <w:pPr>
-        <w:pStyle w:val="ListBullet"/>
-        <w:spacing w:line="240" w:lineRule="auto"/>
-        <w:ind w:left="720"/>
-      </w:pPr>
-      <w:r>
-        <w:rPr>
-          <w:lang w:val="zh_TW" w:bidi="zh_TW"/>
-        </w:rPr>
-      </w:r>
-      <w:r>
-        <w:rPr>
-          <w:lang w:val="zh_TW" w:bidi="zh_TW"/>
-        </w:rPr>
-        <w:t>審判（指神判定人所行的是非對錯）</w:t>
-      </w:r>
-    </w:p>
-    <w:p>
-      <w:pPr>
-        <w:pStyle w:val="ListBullet"/>
-        <w:spacing w:line="240" w:lineRule="auto"/>
-        <w:ind w:left="720"/>
-      </w:pPr>
-      <w:r>
-        <w:rPr>
-          <w:lang w:val="zh_TW" w:bidi="zh_TW"/>
-        </w:rPr>
-      </w:r>
-      <w:r>
-        <w:rPr>
-          <w:lang w:val="zh_TW" w:bidi="zh_TW"/>
-        </w:rPr>
-        <w:t>獻祭（獻供物給神）</w:t>
-      </w:r>
-    </w:p>
-    <w:p>
-      <w:pPr>
-        <w:pStyle w:val="ListBullet"/>
-        <w:spacing w:line="240" w:lineRule="auto"/>
-        <w:ind w:left="720"/>
-      </w:pPr>
-      <w:r>
-        <w:rPr>
-          <w:lang w:val="zh_TW" w:bidi="zh_TW"/>
-        </w:rPr>
-      </w:r>
-      <w:r>
-        <w:rPr>
-          <w:lang w:val="zh_TW" w:bidi="zh_TW"/>
-        </w:rPr>
-        <w:t>代替（用一個生命來拯救另一個生命）</w:t>
-      </w:r>
-    </w:p>
-    <w:p>
-      <w:pPr>
-        <w:pStyle w:val="ListBullet"/>
-        <w:spacing w:line="240" w:lineRule="auto"/>
-        <w:ind w:left="720"/>
-      </w:pPr>
-      <w:r>
-        <w:rPr>
-          <w:lang w:val="zh_TW" w:bidi="zh_TW"/>
-        </w:rPr>
-      </w:r>
-      <w:r>
-        <w:rPr>
-          <w:lang w:val="zh_TW" w:bidi="zh_TW"/>
-        </w:rPr>
-        <w:t>救贖（從罪中得釋放）</w:t>
+        <w:t>新約聖經也用香料作比喻。基督將自己獻給神，成為馨香的供物和祭物（</w:t>
+      </w:r>
+      <w:hyperlink r:id="rId54">
+        <w:r>
+          <w:rPr>
+            <w:lang w:val="zh_TW" w:bidi="zh_TW"/>
+          </w:rPr>
+          <w:rPr>
+            <w:color w:val="0000EE"/>
+            <w:u w:val="single"/>
+          </w:rPr>
+          <w:t>弗5:2</w:t>
+        </w:r>
+      </w:hyperlink>
+      <w:r>
+        <w:rPr>
+          <w:lang w:val="zh_TW" w:bidi="zh_TW"/>
+        </w:rPr>
+        <w:t>）。經文形容腓立比教會送給保羅的禮物為馨香之氣的供物（</w:t>
+      </w:r>
+      <w:hyperlink r:id="rId55">
+        <w:r>
+          <w:rPr>
+            <w:lang w:val="zh_TW" w:bidi="zh_TW"/>
+          </w:rPr>
+          <w:rPr>
+            <w:color w:val="0000EE"/>
+            <w:u w:val="single"/>
+          </w:rPr>
+          <w:t>腓4:18</w:t>
+        </w:r>
+      </w:hyperlink>
+      <w:r>
+        <w:rPr>
+          <w:lang w:val="zh_TW" w:bidi="zh_TW"/>
+        </w:rPr>
+        <w:t>）。眾聖徒的禱告則好像盛滿香的金爐（</w:t>
+      </w:r>
+      <w:hyperlink r:id="rId56">
+        <w:r>
+          <w:rPr>
+            <w:lang w:val="zh_TW" w:bidi="zh_TW"/>
+          </w:rPr>
+          <w:rPr>
+            <w:color w:val="0000EE"/>
+            <w:u w:val="single"/>
+          </w:rPr>
+          <w:t>啟5:8</w:t>
+        </w:r>
+      </w:hyperlink>
+      <w:r>
+        <w:rPr>
+          <w:lang w:val="zh_TW" w:bidi="zh_TW"/>
+        </w:rPr>
+        <w:t>）。</w:t>
       </w:r>
     </w:p>
     <w:p>
@@ -881,1211 +2006,64 @@
       </w:r>
       <w:r>
         <w:rPr>
-          <w:lang w:val="zh_TW" w:bidi="zh_TW"/>
-        </w:rPr>
-        <w:t>人能與神同得生命，正是藉著血而成。</w:t>
-      </w:r>
-    </w:p>
-    <w:p>
-      <w:pPr>
-        <w:pStyle w:val="Heading3"/>
-      </w:pPr>
-      <w:r>
-        <w:rPr>
-          <w:lang w:val="zh_TW" w:bidi="zh_TW"/>
-        </w:rPr>
-        <w:t>基督的血</w:t>
-      </w:r>
-    </w:p>
-    <w:p>
-      <w:pPr/>
-      <w:r>
-        <w:rPr>
-          <w:lang w:val="zh_TW" w:bidi="zh_TW"/>
-        </w:rPr>
-      </w:r>
-      <w:r>
-        <w:rPr>
-          <w:lang w:val="zh_TW" w:bidi="zh_TW"/>
-        </w:rPr>
-        <w:t>在新約聖經裡，經文除了提到醫治的情況（例如，</w:t>
-      </w:r>
-      <w:hyperlink r:id="rId33">
-        <w:r>
-          <w:rPr>
-            <w:lang w:val="zh_TW" w:bidi="zh_TW"/>
-          </w:rPr>
-          <w:rPr>
-            <w:color w:val="0000EE"/>
-            <w:u w:val="single"/>
-          </w:rPr>
-          <w:t>太9:20</w:t>
-        </w:r>
-      </w:hyperlink>
-      <w:r>
-        <w:rPr>
-          <w:lang w:val="zh_TW" w:bidi="zh_TW"/>
-        </w:rPr>
-        <w:t>）和殺人（例如，</w:t>
-      </w:r>
-      <w:hyperlink r:id="rId34">
-        <w:r>
-          <w:rPr>
-            <w:lang w:val="zh_TW" w:bidi="zh_TW"/>
-          </w:rPr>
-          <w:rPr>
-            <w:color w:val="0000EE"/>
-            <w:u w:val="single"/>
-          </w:rPr>
-          <w:t>徒22:20</w:t>
-        </w:r>
-      </w:hyperlink>
-      <w:r>
-        <w:rPr>
-          <w:lang w:val="zh_TW" w:bidi="zh_TW"/>
-        </w:rPr>
-        <w:t>）之外，也把重點放在基督的血上。這一點延續了舊約聖經的觀念。共觀福音書（馬太福音、馬可福音和路加福音）記載，耶穌在最後的晚餐中將自己的血視為新約的象徵（</w:t>
-      </w:r>
-      <w:hyperlink r:id="rId35">
-        <w:r>
-          <w:rPr>
-            <w:lang w:val="zh_TW" w:bidi="zh_TW"/>
-          </w:rPr>
-          <w:rPr>
-            <w:color w:val="0000EE"/>
-            <w:u w:val="single"/>
-          </w:rPr>
-          <w:t>太26:28</w:t>
-        </w:r>
-      </w:hyperlink>
+          <w:i/>
+          <w:lang w:val="zh_TW" w:bidi="zh_TW"/>
+        </w:rPr>
+        <w:t>另見</w:t>
+      </w:r>
+      <w:r>
+        <w:rPr>
+          <w:lang w:val="zh_TW" w:bidi="zh_TW"/>
+        </w:rPr>
+        <w:t xml:space="preserve"> </w:t>
+      </w:r>
+      <w:r>
+        <w:rPr>
+          <w:lang w:val="zh_TW" w:bidi="zh_TW"/>
+        </w:rPr>
+        <w:t>香品</w:t>
+      </w:r>
       <w:r>
         <w:rPr>
           <w:lang w:val="zh_TW" w:bidi="zh_TW"/>
         </w:rPr>
         <w:t>；</w:t>
       </w:r>
-      <w:hyperlink r:id="rId36">
-        <w:r>
-          <w:rPr>
-            <w:lang w:val="zh_TW" w:bidi="zh_TW"/>
-          </w:rPr>
-          <w:rPr>
-            <w:color w:val="0000EE"/>
-            <w:u w:val="single"/>
-          </w:rPr>
-          <w:t>可14:24</w:t>
-        </w:r>
-      </w:hyperlink>
+      <w:r>
+        <w:rPr>
+          <w:lang w:val="zh_TW" w:bidi="zh_TW"/>
+        </w:rPr>
+        <w:t>油</w:t>
+      </w:r>
       <w:r>
         <w:rPr>
           <w:lang w:val="zh_TW" w:bidi="zh_TW"/>
         </w:rPr>
         <w:t>；</w:t>
       </w:r>
-      <w:hyperlink r:id="rId37">
-        <w:r>
-          <w:rPr>
-            <w:lang w:val="zh_TW" w:bidi="zh_TW"/>
-          </w:rPr>
-          <w:rPr>
-            <w:color w:val="0000EE"/>
-            <w:u w:val="single"/>
-          </w:rPr>
-          <w:t>路22:20</w:t>
-        </w:r>
-      </w:hyperlink>
-      <w:r>
-        <w:rPr>
-          <w:lang w:val="zh_TW" w:bidi="zh_TW"/>
-        </w:rPr>
-        <w:t>）。這樣的說法顯明祂的死是一種獻祭，也表明祂的死具有救贖的意義。約翰福音同樣表達了這個觀念，但是用不同的說法來描述：「你們若不吃人子的肉，不喝人子的血，就沒有生命在你們裡面」（</w:t>
-      </w:r>
-      <w:hyperlink r:id="rId38">
-        <w:r>
-          <w:rPr>
-            <w:lang w:val="zh_TW" w:bidi="zh_TW"/>
-          </w:rPr>
-          <w:rPr>
-            <w:color w:val="0000EE"/>
-            <w:u w:val="single"/>
-          </w:rPr>
-          <w:t>約6:53</w:t>
-        </w:r>
-      </w:hyperlink>
-      <w:r>
-        <w:rPr>
-          <w:lang w:val="zh_TW" w:bidi="zh_TW"/>
-        </w:rPr>
-        <w:t>）。信的人藉著信心，參與耶穌的死和復活（另見</w:t>
-      </w:r>
-      <w:hyperlink r:id="rId39">
-        <w:r>
-          <w:rPr>
-            <w:lang w:val="zh_TW" w:bidi="zh_TW"/>
-          </w:rPr>
-          <w:rPr>
-            <w:color w:val="0000EE"/>
-            <w:u w:val="single"/>
-          </w:rPr>
-          <w:t>林前10:16</w:t>
-        </w:r>
-      </w:hyperlink>
-      <w:r>
-        <w:rPr>
-          <w:lang w:val="zh_TW" w:bidi="zh_TW"/>
-        </w:rPr>
-        <w:t>）。</w:t>
-      </w:r>
-    </w:p>
-    <w:p>
-      <w:pPr/>
-      <w:r>
-        <w:rPr>
-          <w:lang w:val="zh_TW" w:bidi="zh_TW"/>
-        </w:rPr>
-      </w:r>
-      <w:r>
-        <w:rPr>
-          <w:lang w:val="zh_TW" w:bidi="zh_TW"/>
-        </w:rPr>
-        <w:t>保羅的書信也將血與基督的死聯繫起來。保羅的書信也把血與基督的死連在一起。當他使用「血」或「十字架」這些詞語時，他指的是耶穌的死，以及這死如何拯救人。例如，他寫到耶穌藉著「在十字架上所流的血」，使萬有與神和好，成就和平（</w:t>
-      </w:r>
-      <w:hyperlink r:id="rId40">
-        <w:r>
-          <w:rPr>
-            <w:lang w:val="zh_TW" w:bidi="zh_TW"/>
-          </w:rPr>
-          <w:rPr>
-            <w:color w:val="0000EE"/>
-            <w:u w:val="single"/>
-          </w:rPr>
-          <w:t>西1:20</w:t>
-        </w:r>
-      </w:hyperlink>
-      <w:r>
-        <w:rPr>
-          <w:lang w:val="zh_TW" w:bidi="zh_TW"/>
-        </w:rPr>
-        <w:t>）。他也寫到，那些從前遠離神的人，如今「靠著他的血，已經得親近了」（</w:t>
-      </w:r>
-      <w:hyperlink r:id="rId41">
-        <w:r>
-          <w:rPr>
-            <w:lang w:val="zh_TW" w:bidi="zh_TW"/>
-          </w:rPr>
-          <w:rPr>
-            <w:color w:val="0000EE"/>
-            <w:u w:val="single"/>
-          </w:rPr>
-          <w:t>弗2:13</w:t>
-        </w:r>
-      </w:hyperlink>
-      <w:r>
-        <w:rPr>
-          <w:lang w:val="zh_TW" w:bidi="zh_TW"/>
-        </w:rPr>
-        <w:t>）。這些話表明，無論是猶太人還是外邦人，都能因著耶穌的死，與神建立關係。</w:t>
-      </w:r>
-    </w:p>
-    <w:p>
-      <w:pPr/>
-      <w:r>
-        <w:rPr>
-          <w:lang w:val="zh_TW" w:bidi="zh_TW"/>
-        </w:rPr>
-      </w:r>
-      <w:r>
-        <w:rPr>
-          <w:lang w:val="zh_TW" w:bidi="zh_TW"/>
-        </w:rPr>
-        <w:t>保羅在論及贖罪日的獻祭時提到，神藉著基督的血設立耶穌作挽回祭（使人和神之間的關係得以恢復）（</w:t>
-      </w:r>
-      <w:hyperlink r:id="rId42">
-        <w:r>
-          <w:rPr>
-            <w:lang w:val="zh_TW" w:bidi="zh_TW"/>
-          </w:rPr>
-          <w:rPr>
-            <w:color w:val="0000EE"/>
-            <w:u w:val="single"/>
-          </w:rPr>
-          <w:t>羅3:25</w:t>
-        </w:r>
-      </w:hyperlink>
-      <w:r>
-        <w:rPr>
-          <w:lang w:val="zh_TW" w:bidi="zh_TW"/>
-        </w:rPr>
-        <w:t>）。他使用了</w:t>
-      </w:r>
-      <w:hyperlink r:id="rId28">
-        <w:r>
-          <w:rPr>
-            <w:lang w:val="zh_TW" w:bidi="zh_TW"/>
-          </w:rPr>
-          <w:rPr>
-            <w:color w:val="0000EE"/>
-            <w:u w:val="single"/>
-          </w:rPr>
-          <w:t>利未記十六章</w:t>
-        </w:r>
-      </w:hyperlink>
-      <w:r>
-        <w:rPr>
-          <w:lang w:val="zh_TW" w:bidi="zh_TW"/>
-        </w:rPr>
-        <w:t>的措辭，該章描述的是猶太人最重要的獻祭。</w:t>
-      </w:r>
-    </w:p>
-    <w:p>
-      <w:pPr/>
-      <w:r>
-        <w:rPr>
-          <w:lang w:val="zh_TW" w:bidi="zh_TW"/>
-        </w:rPr>
-      </w:r>
-      <w:r>
-        <w:rPr>
-          <w:lang w:val="zh_TW" w:bidi="zh_TW"/>
-        </w:rPr>
-        <w:t>彼得在寫到信徒被基督的血（</w:t>
-      </w:r>
-      <w:hyperlink r:id="rId43">
-        <w:r>
-          <w:rPr>
-            <w:lang w:val="zh_TW" w:bidi="zh_TW"/>
-          </w:rPr>
-          <w:rPr>
-            <w:color w:val="0000EE"/>
-            <w:u w:val="single"/>
-          </w:rPr>
-          <w:t>彼前1:2</w:t>
-        </w:r>
-      </w:hyperlink>
-      <w:r>
-        <w:rPr>
-          <w:lang w:val="zh_TW" w:bidi="zh_TW"/>
-        </w:rPr>
-        <w:t>）所灑時，也提到「立約的血」（此處引用</w:t>
-      </w:r>
-      <w:hyperlink r:id="rId31">
-        <w:r>
-          <w:rPr>
-            <w:lang w:val="zh_TW" w:bidi="zh_TW"/>
-          </w:rPr>
-          <w:rPr>
-            <w:color w:val="0000EE"/>
-            <w:u w:val="single"/>
-          </w:rPr>
-          <w:t>出24章</w:t>
-        </w:r>
-      </w:hyperlink>
-      <w:r>
-        <w:rPr>
-          <w:lang w:val="zh_TW" w:bidi="zh_TW"/>
-        </w:rPr>
-        <w:t>）。他同時宣告，信徒藉著耶穌的血得蒙救贖（</w:t>
-      </w:r>
-      <w:hyperlink r:id="rId44">
-        <w:r>
-          <w:rPr>
-            <w:lang w:val="zh_TW" w:bidi="zh_TW"/>
-          </w:rPr>
-          <w:rPr>
-            <w:color w:val="0000EE"/>
-            <w:u w:val="single"/>
-          </w:rPr>
-          <w:t>彼前1:9</w:t>
-        </w:r>
-      </w:hyperlink>
-      <w:r>
-        <w:rPr>
-          <w:lang w:val="zh_TW" w:bidi="zh_TW"/>
-        </w:rPr>
-        <w:t>）。他稱基督為「無瑕疵、無玷污的羔羊」，可能是聯想到</w:t>
-      </w:r>
-      <w:hyperlink r:id="rId45">
-        <w:r>
-          <w:rPr>
-            <w:lang w:val="zh_TW" w:bidi="zh_TW"/>
-          </w:rPr>
-          <w:rPr>
-            <w:color w:val="0000EE"/>
-            <w:u w:val="single"/>
-          </w:rPr>
-          <w:t>以賽亞書五十三章</w:t>
-        </w:r>
-      </w:hyperlink>
-      <w:r>
-        <w:rPr>
-          <w:lang w:val="zh_TW" w:bidi="zh_TW"/>
-        </w:rPr>
-        <w:t>中的僕人，或逾越節的羔羊。希伯來書的作者指出，基督完成了舊約聖經中的獻祭體系，因為祂的死成為最完全的獻祭（</w:t>
-      </w:r>
-      <w:hyperlink r:id="rId46">
-        <w:r>
-          <w:rPr>
-            <w:lang w:val="zh_TW" w:bidi="zh_TW"/>
-          </w:rPr>
-          <w:rPr>
-            <w:color w:val="0000EE"/>
-            <w:u w:val="single"/>
-          </w:rPr>
-          <w:t>來9:7–28</w:t>
-        </w:r>
-      </w:hyperlink>
-      <w:r>
-        <w:rPr>
-          <w:lang w:val="zh_TW" w:bidi="zh_TW"/>
-        </w:rPr>
-        <w:t>，</w:t>
-      </w:r>
-      <w:hyperlink r:id="rId47">
-        <w:r>
-          <w:rPr>
-            <w:lang w:val="zh_TW" w:bidi="zh_TW"/>
-          </w:rPr>
-          <w:rPr>
-            <w:color w:val="0000EE"/>
-            <w:u w:val="single"/>
-          </w:rPr>
-          <w:t>13:11–12</w:t>
-        </w:r>
-      </w:hyperlink>
-      <w:r>
-        <w:rPr>
-          <w:lang w:val="zh_TW" w:bidi="zh_TW"/>
-        </w:rPr>
-        <w:t>）。</w:t>
-      </w:r>
-    </w:p>
-    <w:p>
-      <w:pPr/>
-      <w:r>
-        <w:rPr>
-          <w:lang w:val="zh_TW" w:bidi="zh_TW"/>
-        </w:rPr>
-      </w:r>
-      <w:r>
-        <w:rPr>
-          <w:lang w:val="zh_TW" w:bidi="zh_TW"/>
-        </w:rPr>
-        <w:t>新約聖經多處提到基督的血，顯明神藉著祂兒子的死成就了完全的救贖（</w:t>
-      </w:r>
-      <w:hyperlink r:id="rId48">
-        <w:r>
-          <w:rPr>
-            <w:lang w:val="zh_TW" w:bidi="zh_TW"/>
-          </w:rPr>
-          <w:rPr>
-            <w:color w:val="0000EE"/>
-            <w:u w:val="single"/>
-          </w:rPr>
-          <w:t>來10:20</w:t>
-        </w:r>
-      </w:hyperlink>
-      <w:r>
-        <w:rPr>
-          <w:lang w:val="zh_TW" w:bidi="zh_TW"/>
-        </w:rPr>
-        <w:t>）。神同時彰顯公義，也使人得稱為義（與神和好）（</w:t>
-      </w:r>
-      <w:hyperlink r:id="rId49">
-        <w:r>
-          <w:rPr>
-            <w:lang w:val="zh_TW" w:bidi="zh_TW"/>
-          </w:rPr>
-          <w:rPr>
-            <w:color w:val="0000EE"/>
-            <w:u w:val="single"/>
-          </w:rPr>
-          <w:t>羅3:26</w:t>
-        </w:r>
-      </w:hyperlink>
-      <w:r>
-        <w:rPr>
-          <w:lang w:val="zh_TW" w:bidi="zh_TW"/>
-        </w:rPr>
-        <w:t>）。基督的血成為「一次而永遠」的救贖手段（</w:t>
-      </w:r>
-      <w:hyperlink r:id="rId50">
-        <w:r>
-          <w:rPr>
-            <w:lang w:val="zh_TW" w:bidi="zh_TW"/>
-          </w:rPr>
-          <w:rPr>
-            <w:color w:val="0000EE"/>
-            <w:u w:val="single"/>
-          </w:rPr>
-          <w:t>來9:26</w:t>
-        </w:r>
-      </w:hyperlink>
-      <w:r>
-        <w:rPr>
-          <w:lang w:val="zh_TW" w:bidi="zh_TW"/>
-        </w:rPr>
-        <w:t>）。</w:t>
-      </w:r>
-    </w:p>
-    <w:p>
-      <w:pPr/>
-      <w:r>
-        <w:rPr>
-          <w:lang w:val="zh_TW" w:bidi="zh_TW"/>
-        </w:rPr>
-      </w:r>
-      <w:r>
-        <w:rPr>
-          <w:i/>
-          <w:lang w:val="zh_TW" w:bidi="zh_TW"/>
-        </w:rPr>
-        <w:t>見</w:t>
-      </w:r>
-      <w:r>
-        <w:rPr>
-          <w:lang w:val="zh_TW" w:bidi="zh_TW"/>
-        </w:rPr>
-        <w:t>贖罪；</w:t>
-      </w:r>
-      <w:r>
-        <w:rPr>
-          <w:lang w:val="zh_TW" w:bidi="zh_TW"/>
-        </w:rPr>
-        <w:t>供物和獻祭</w:t>
-      </w:r>
-      <w:r>
-        <w:rPr>
-          <w:lang w:val="zh_TW" w:bidi="zh_TW"/>
-        </w:rPr>
-        <w:t>。</w:t>
-      </w:r>
-      <w:r>
-        <w:rPr>
-          <w:lang w:val="zh_TW" w:bidi="zh_TW"/>
-        </w:rPr>
-      </w:r>
-      <w:r>
-        <w:rPr>
-          <w:lang w:val="zh_TW" w:bidi="zh_TW"/>
-        </w:rPr>
-      </w:r>
-    </w:p>
-    <w:p>
-      <w:pPr/>
-      <w:r>
-        <w:rPr>
-          <w:lang w:val="zh_TW" w:bidi="zh_TW"/>
-        </w:rPr>
-      </w:r>
-    </w:p>
-    <w:p>
-      <w:pPr>
-        <w:pStyle w:val="Heading2"/>
-      </w:pPr>
-      <w:r>
-        <w:rPr>
-          <w:lang w:val="zh_TW" w:bidi="zh_TW"/>
-        </w:rPr>
-        <w:t>血漏</w:t>
-      </w:r>
-      <w:r>
-        <w:rPr>
-          <w:lang w:val="zh_TW" w:bidi="zh_TW"/>
-        </w:rPr>
-      </w:r>
-    </w:p>
-    <w:p>
-      <w:pPr>
-        <w:pStyle w:val="ListNumber"/>
-        <w:numPr>
-          <w:ilvl w:val="0"/>
-          <w:numId w:val="14"/>
-        </w:numPr>
-        <w:spacing w:line="240" w:lineRule="auto"/>
-        <w:ind w:left="720"/>
-      </w:pPr>
-      <w:r>
-        <w:rPr>
-          <w:lang w:val="zh_TW" w:bidi="zh_TW"/>
-        </w:rPr>
-      </w:r>
-      <w:r>
-        <w:rPr>
-          <w:lang w:val="zh_TW" w:bidi="zh_TW"/>
-        </w:rPr>
-        <w:t>女性在月經期間陰道出血。</w:t>
-      </w:r>
-      <w:hyperlink r:id="rId51">
-        <w:r>
-          <w:rPr>
-            <w:lang w:val="zh_TW" w:bidi="zh_TW"/>
-          </w:rPr>
-          <w:rPr>
-            <w:color w:val="0000EE"/>
-            <w:u w:val="single"/>
-          </w:rPr>
-          <w:t>利未記十五章</w:t>
-        </w:r>
-      </w:hyperlink>
-      <w:r>
-        <w:rPr>
-          <w:lang w:val="zh_TW" w:bidi="zh_TW"/>
-        </w:rPr>
-        <w:t>記載神藉摩西頒布的有關生殖器分泌物的律法。一個陰道出血的婦人，在出血期間以及之後的七天內，被視為禮儀上的不潔。在此期間，她不得參加會幕或聖殿中的敬拜，也不得上街或進入市場。任何觸碰她或她物品的人也被視為不潔（</w:t>
-      </w:r>
-      <w:hyperlink r:id="rId52">
-        <w:r>
-          <w:rPr>
-            <w:lang w:val="zh_TW" w:bidi="zh_TW"/>
-          </w:rPr>
-          <w:rPr>
-            <w:color w:val="0000EE"/>
-            <w:u w:val="single"/>
-          </w:rPr>
-          <w:t>利15:19</w:t>
-        </w:r>
-      </w:hyperlink>
-      <w:r>
-        <w:rPr>
-          <w:lang w:val="zh_TW" w:bidi="zh_TW"/>
-        </w:rPr>
-        <w:t>–</w:t>
-      </w:r>
-      <w:hyperlink r:id="rId52">
-        <w:r>
-          <w:rPr>
-            <w:lang w:val="zh_TW" w:bidi="zh_TW"/>
-          </w:rPr>
-          <w:rPr>
-            <w:color w:val="0000EE"/>
-            <w:u w:val="single"/>
-          </w:rPr>
-          <w:t>28</w:t>
-        </w:r>
-      </w:hyperlink>
-      <w:r>
-        <w:rPr>
-          <w:lang w:val="zh_TW" w:bidi="zh_TW"/>
-        </w:rPr>
-        <w:t>）。在婦人不潔期間，禁止發生性行為。她出血停止後七天，可以獻上兩隻斑鳩或雛鴿作為祭物，由祭司為她贖罪，以潔淨她的不潔時期（</w:t>
-      </w:r>
-      <w:hyperlink r:id="rId53">
-        <w:r>
-          <w:rPr>
-            <w:lang w:val="zh_TW" w:bidi="zh_TW"/>
-          </w:rPr>
-          <w:rPr>
-            <w:color w:val="0000EE"/>
-            <w:u w:val="single"/>
-          </w:rPr>
-          <w:t>利15:29</w:t>
-        </w:r>
-      </w:hyperlink>
-      <w:r>
-        <w:rPr>
-          <w:lang w:val="zh_TW" w:bidi="zh_TW"/>
-        </w:rPr>
-        <w:t>–</w:t>
-      </w:r>
-      <w:hyperlink r:id="rId53">
-        <w:r>
-          <w:rPr>
-            <w:lang w:val="zh_TW" w:bidi="zh_TW"/>
-          </w:rPr>
-          <w:rPr>
-            <w:color w:val="0000EE"/>
-            <w:u w:val="single"/>
-          </w:rPr>
-          <w:t>30</w:t>
-        </w:r>
-      </w:hyperlink>
-      <w:r>
-        <w:rPr>
-          <w:lang w:val="zh_TW" w:bidi="zh_TW"/>
-        </w:rPr>
-        <w:t>）。</w:t>
-        <w:br/>
-      </w:r>
-      <w:r>
-        <w:rPr>
-          <w:lang w:val="zh_TW" w:bidi="zh_TW"/>
-        </w:rPr>
-        <w:t>耶穌醫治一個患血漏12年的女人的事蹟，記載在三卷福音書中（</w:t>
-      </w:r>
-      <w:hyperlink r:id="rId54">
-        <w:r>
-          <w:rPr>
-            <w:lang w:val="zh_TW" w:bidi="zh_TW"/>
-          </w:rPr>
-          <w:rPr>
-            <w:color w:val="0000EE"/>
-            <w:u w:val="single"/>
-          </w:rPr>
-          <w:t>太9:20–22</w:t>
-        </w:r>
-      </w:hyperlink>
+      <w:r>
+        <w:rPr>
+          <w:lang w:val="zh_TW" w:bidi="zh_TW"/>
+        </w:rPr>
+        <w:t>香膏</w:t>
+      </w:r>
       <w:r>
         <w:rPr>
           <w:lang w:val="zh_TW" w:bidi="zh_TW"/>
         </w:rPr>
         <w:t>；</w:t>
       </w:r>
-      <w:hyperlink r:id="rId55">
-        <w:r>
-          <w:rPr>
-            <w:lang w:val="zh_TW" w:bidi="zh_TW"/>
-          </w:rPr>
-          <w:rPr>
-            <w:color w:val="0000EE"/>
-            <w:u w:val="single"/>
-          </w:rPr>
-          <w:t>可5:25</w:t>
-        </w:r>
-      </w:hyperlink>
-      <w:r>
-        <w:rPr>
-          <w:lang w:val="zh_TW" w:bidi="zh_TW"/>
-        </w:rPr>
-        <w:t>–</w:t>
-      </w:r>
-      <w:hyperlink r:id="rId55">
-        <w:r>
-          <w:rPr>
-            <w:lang w:val="zh_TW" w:bidi="zh_TW"/>
-          </w:rPr>
-          <w:rPr>
-            <w:color w:val="0000EE"/>
-            <w:u w:val="single"/>
-          </w:rPr>
-          <w:t>34</w:t>
-        </w:r>
-      </w:hyperlink>
-      <w:r>
-        <w:rPr>
-          <w:lang w:val="zh_TW" w:bidi="zh_TW"/>
-        </w:rPr>
-        <w:t>；</w:t>
-      </w:r>
-      <w:hyperlink r:id="rId56">
-        <w:r>
-          <w:rPr>
-            <w:lang w:val="zh_TW" w:bidi="zh_TW"/>
-          </w:rPr>
-          <w:rPr>
-            <w:color w:val="0000EE"/>
-            <w:u w:val="single"/>
-          </w:rPr>
-          <w:t>路8:43</w:t>
-        </w:r>
-      </w:hyperlink>
-      <w:r>
-        <w:rPr>
-          <w:lang w:val="zh_TW" w:bidi="zh_TW"/>
-        </w:rPr>
-        <w:t>–</w:t>
-      </w:r>
-      <w:hyperlink r:id="rId56">
-        <w:r>
-          <w:rPr>
-            <w:lang w:val="zh_TW" w:bidi="zh_TW"/>
-          </w:rPr>
-          <w:rPr>
-            <w:color w:val="0000EE"/>
-            <w:u w:val="single"/>
-          </w:rPr>
-          <w:t>48</w:t>
-        </w:r>
-      </w:hyperlink>
-      <w:r>
-        <w:rPr>
-          <w:lang w:val="zh_TW" w:bidi="zh_TW"/>
-        </w:rPr>
-        <w:t>）。如果她是陰道出血，那麼她長期的不潔狀態（以及因此與他人隔離）必然非常艱難。她除了焦慮和不適，還可能因此無法懷孕。經文記載她「在好些醫生手裡受了許多的苦，又花盡了她所有的，一點也不見好，病勢反倒更重了」（</w:t>
-      </w:r>
-      <w:hyperlink r:id="rId57">
-        <w:r>
-          <w:rPr>
-            <w:lang w:val="zh_TW" w:bidi="zh_TW"/>
-          </w:rPr>
-          <w:rPr>
-            <w:color w:val="0000EE"/>
-            <w:u w:val="single"/>
-          </w:rPr>
-          <w:t>可5:26</w:t>
-        </w:r>
-      </w:hyperlink>
-      <w:r>
-        <w:rPr>
-          <w:lang w:val="zh_TW" w:bidi="zh_TW"/>
-        </w:rPr>
-        <w:t>）。最後，她無視有關不潔的規定，穿過人群觸摸耶穌。當她觸摸耶穌時，她的血漏立刻止住了。</w:t>
-      </w:r>
-    </w:p>
-    <w:p>
-      <w:pPr>
-        <w:pStyle w:val="ListNumber"/>
-        <w:spacing w:line="240" w:lineRule="auto"/>
-        <w:ind w:left="720"/>
-      </w:pPr>
-      <w:r>
-        <w:rPr>
-          <w:lang w:val="zh_TW" w:bidi="zh_TW"/>
-        </w:rPr>
-      </w:r>
-      <w:r>
-        <w:rPr>
-          <w:lang w:val="zh_TW" w:bidi="zh_TW"/>
-        </w:rPr>
-        <w:t>血便。部百流的父親患有某種形式的痢疾（</w:t>
-      </w:r>
-      <w:hyperlink r:id="rId58">
-        <w:r>
-          <w:rPr>
-            <w:lang w:val="zh_TW" w:bidi="zh_TW"/>
-          </w:rPr>
-          <w:rPr>
-            <w:color w:val="0000EE"/>
-            <w:u w:val="single"/>
-          </w:rPr>
-          <w:t>徒28:8</w:t>
-        </w:r>
-      </w:hyperlink>
-      <w:r>
-        <w:rPr>
-          <w:lang w:val="zh_TW" w:bidi="zh_TW"/>
-        </w:rPr>
-        <w:t>）。</w:t>
-      </w:r>
-    </w:p>
-    <w:p>
-      <w:pPr/>
-      <w:r>
-        <w:rPr>
-          <w:lang w:val="zh_TW" w:bidi="zh_TW"/>
-        </w:rPr>
-      </w:r>
-      <w:r>
-        <w:rPr>
-          <w:i/>
-          <w:lang w:val="zh_TW" w:bidi="zh_TW"/>
-        </w:rPr>
-        <w:t>另見</w:t>
-      </w:r>
-      <w:r>
-        <w:rPr>
-          <w:lang w:val="zh_TW" w:bidi="zh_TW"/>
-        </w:rPr>
-        <w:t xml:space="preserve"> </w:t>
-      </w:r>
-      <w:r>
-        <w:rPr>
-          <w:lang w:val="zh_TW" w:bidi="zh_TW"/>
-        </w:rPr>
-        <w:t>藥物與醫療實踐</w:t>
-      </w:r>
-      <w:r>
-        <w:rPr>
-          <w:lang w:val="zh_TW" w:bidi="zh_TW"/>
-        </w:rPr>
-        <w:t>；</w:t>
-      </w:r>
-      <w:r>
-        <w:rPr>
-          <w:lang w:val="zh_TW" w:bidi="zh_TW"/>
-        </w:rPr>
-        <w:t>出血</w:t>
-      </w:r>
-      <w:r>
-        <w:rPr>
-          <w:lang w:val="zh_TW" w:bidi="zh_TW"/>
-        </w:rPr>
-        <w:t>。</w:t>
-      </w:r>
-      <w:r>
-        <w:rPr>
-          <w:lang w:val="zh_TW" w:bidi="zh_TW"/>
-        </w:rPr>
-      </w:r>
-      <w:r>
-        <w:rPr>
-          <w:lang w:val="zh_TW" w:bidi="zh_TW"/>
-        </w:rPr>
-      </w:r>
-    </w:p>
-    <w:p>
-      <w:pPr/>
-      <w:r>
-        <w:rPr>
-          <w:lang w:val="zh_TW" w:bidi="zh_TW"/>
-        </w:rPr>
-      </w:r>
-    </w:p>
-    <w:p>
-      <w:pPr>
-        <w:pStyle w:val="Heading2"/>
-      </w:pPr>
-      <w:r>
-        <w:rPr>
-          <w:lang w:val="zh_TW" w:bidi="zh_TW"/>
-        </w:rPr>
-        <w:t>血漏</w:t>
-      </w:r>
-      <w:r>
-        <w:rPr>
-          <w:lang w:val="zh_TW" w:bidi="zh_TW"/>
-        </w:rPr>
-      </w:r>
-    </w:p>
-    <w:p>
-      <w:pPr/>
-      <w:r>
-        <w:rPr>
-          <w:lang w:val="zh_TW" w:bidi="zh_TW"/>
-        </w:rPr>
-      </w:r>
-      <w:r>
-        <w:rPr>
-          <w:lang w:val="zh_TW" w:bidi="zh_TW"/>
-        </w:rPr>
-        <w:t>也可解作從割傷或流鼻血中流出來的血（</w:t>
-      </w:r>
-      <w:hyperlink r:id="rId59">
-        <w:r>
-          <w:rPr>
-            <w:lang w:val="zh_TW" w:bidi="zh_TW"/>
-          </w:rPr>
-          <w:rPr>
-            <w:color w:val="0000EE"/>
-            <w:u w:val="single"/>
-          </w:rPr>
-          <w:t>箴言30:33</w:t>
-        </w:r>
-      </w:hyperlink>
-      <w:r>
-        <w:rPr>
-          <w:lang w:val="zh_TW" w:bidi="zh_TW"/>
-        </w:rPr>
-        <w:t>）。</w:t>
-      </w:r>
-    </w:p>
-    <w:p>
-      <w:pPr/>
-      <w:r>
-        <w:rPr>
-          <w:lang w:val="zh_TW" w:bidi="zh_TW"/>
-        </w:rPr>
-      </w:r>
-      <w:r>
-        <w:rPr>
-          <w:lang w:val="zh_TW" w:bidi="zh_TW"/>
-        </w:rPr>
-        <w:t>在聖經中，它大多指月經。在</w:t>
-      </w:r>
-      <w:hyperlink r:id="rId60">
-        <w:r>
-          <w:rPr>
-            <w:lang w:val="zh_TW" w:bidi="zh_TW"/>
-          </w:rPr>
-          <w:rPr>
-            <w:color w:val="0000EE"/>
-            <w:u w:val="single"/>
-          </w:rPr>
-          <w:t>利未記15:19</w:t>
-        </w:r>
-      </w:hyperlink>
-      <w:r>
-        <w:rPr>
-          <w:lang w:val="zh_TW" w:bidi="zh_TW"/>
-        </w:rPr>
-        <w:t>–</w:t>
-      </w:r>
-      <w:hyperlink r:id="rId60">
-        <w:r>
-          <w:rPr>
-            <w:lang w:val="zh_TW" w:bidi="zh_TW"/>
-          </w:rPr>
-          <w:rPr>
-            <w:color w:val="0000EE"/>
-            <w:u w:val="single"/>
-          </w:rPr>
-          <w:t>30，</w:t>
-        </w:r>
-      </w:hyperlink>
-      <w:r>
-        <w:rPr>
-          <w:lang w:val="zh_TW" w:bidi="zh_TW"/>
-        </w:rPr>
-        <w:t>記載了有關正常和異常月經的法律記載：一位正常月經的婦女不潔淨七天，以及她所接觸的任何東西；任何流血超過七天的婦女在流血期間不潔淨，還要再加七天。</w:t>
-      </w:r>
-    </w:p>
-    <w:p>
-      <w:pPr/>
-      <w:r>
-        <w:rPr>
-          <w:lang w:val="zh_TW" w:bidi="zh_TW"/>
-        </w:rPr>
-      </w:r>
-      <w:r>
-        <w:rPr>
-          <w:lang w:val="zh_TW" w:bidi="zh_TW"/>
-        </w:rPr>
-        <w:t>除了約翰福音以外，其它三本福音書都講述了耶穌奇蹟般地治癒了一位血漏12年的婦女的故事（</w:t>
-      </w:r>
-      <w:hyperlink r:id="rId54">
-        <w:r>
-          <w:rPr>
-            <w:lang w:val="zh_TW" w:bidi="zh_TW"/>
-          </w:rPr>
-          <w:rPr>
-            <w:color w:val="0000EE"/>
-            <w:u w:val="single"/>
-          </w:rPr>
-          <w:t>太9:20</w:t>
-        </w:r>
-      </w:hyperlink>
-      <w:r>
-        <w:rPr>
-          <w:lang w:val="zh_TW" w:bidi="zh_TW"/>
-        </w:rPr>
-        <w:t>–</w:t>
-      </w:r>
-      <w:hyperlink r:id="rId54">
-        <w:r>
-          <w:rPr>
-            <w:lang w:val="zh_TW" w:bidi="zh_TW"/>
-          </w:rPr>
-          <w:rPr>
-            <w:color w:val="0000EE"/>
-            <w:u w:val="single"/>
-          </w:rPr>
-          <w:t>22</w:t>
-        </w:r>
-      </w:hyperlink>
-      <w:r>
-        <w:rPr>
-          <w:lang w:val="zh_TW" w:bidi="zh_TW"/>
-        </w:rPr>
-        <w:t>，</w:t>
-      </w:r>
-      <w:hyperlink r:id="rId55">
-        <w:r>
-          <w:rPr>
-            <w:lang w:val="zh_TW" w:bidi="zh_TW"/>
-          </w:rPr>
-          <w:rPr>
-            <w:color w:val="0000EE"/>
-            <w:u w:val="single"/>
-          </w:rPr>
-          <w:t>可5:25</w:t>
-        </w:r>
-      </w:hyperlink>
-      <w:r>
-        <w:rPr>
-          <w:lang w:val="zh_TW" w:bidi="zh_TW"/>
-        </w:rPr>
-        <w:t>–</w:t>
-      </w:r>
-      <w:hyperlink r:id="rId55">
-        <w:r>
-          <w:rPr>
-            <w:lang w:val="zh_TW" w:bidi="zh_TW"/>
-          </w:rPr>
-          <w:rPr>
-            <w:color w:val="0000EE"/>
-            <w:u w:val="single"/>
-          </w:rPr>
-          <w:t>34</w:t>
-        </w:r>
-      </w:hyperlink>
-      <w:r>
-        <w:rPr>
-          <w:lang w:val="zh_TW" w:bidi="zh_TW"/>
-        </w:rPr>
-        <w:t>，</w:t>
-      </w:r>
-      <w:hyperlink r:id="rId56">
-        <w:r>
-          <w:rPr>
-            <w:lang w:val="zh_TW" w:bidi="zh_TW"/>
-          </w:rPr>
-          <w:rPr>
-            <w:color w:val="0000EE"/>
-            <w:u w:val="single"/>
-          </w:rPr>
-          <w:t>路8:43</w:t>
-        </w:r>
-      </w:hyperlink>
-      <w:r>
-        <w:rPr>
-          <w:lang w:val="zh_TW" w:bidi="zh_TW"/>
-        </w:rPr>
-        <w:t>–</w:t>
-      </w:r>
-      <w:hyperlink r:id="rId56">
-        <w:r>
-          <w:rPr>
-            <w:lang w:val="zh_TW" w:bidi="zh_TW"/>
-          </w:rPr>
-          <w:rPr>
-            <w:color w:val="0000EE"/>
-            <w:u w:val="single"/>
-          </w:rPr>
-          <w:t>48</w:t>
-        </w:r>
-      </w:hyperlink>
-      <w:r>
-        <w:rPr>
-          <w:lang w:val="zh_TW" w:bidi="zh_TW"/>
-        </w:rPr>
-        <w:t>）。通過觸摸耶穌的衣服，這位婦女違反了舊約聖經中關於月經的律法，因為她使耶穌的衣服不潔淨（</w:t>
-      </w:r>
-      <w:hyperlink r:id="rId51">
-        <w:r>
-          <w:rPr>
-            <w:lang w:val="zh_TW" w:bidi="zh_TW"/>
-          </w:rPr>
-          <w:rPr>
-            <w:color w:val="0000EE"/>
-            <w:u w:val="single"/>
-          </w:rPr>
-          <w:t>利未記15</w:t>
-        </w:r>
-      </w:hyperlink>
-      <w:r>
-        <w:rPr>
-          <w:lang w:val="zh_TW" w:bidi="zh_TW"/>
-        </w:rPr>
-        <w:t>），然而，她對耶穌的信心醫治了她。</w:t>
-      </w:r>
-    </w:p>
-    <w:p>
-      <w:pPr/>
-      <w:r>
-        <w:rPr>
-          <w:lang w:val="zh_TW" w:bidi="zh_TW"/>
-        </w:rPr>
-      </w:r>
-      <w:r>
-        <w:rPr>
-          <w:i/>
-          <w:lang w:val="zh_TW" w:bidi="zh_TW"/>
-        </w:rPr>
-        <w:t>另見</w:t>
-      </w:r>
-      <w:r>
-        <w:rPr>
-          <w:lang w:val="zh_TW" w:bidi="zh_TW"/>
-        </w:rPr>
-        <w:t xml:space="preserve"> </w:t>
-      </w:r>
-      <w:r>
-        <w:rPr>
-          <w:lang w:val="zh_TW" w:bidi="zh_TW"/>
-        </w:rPr>
-        <w:t>藥物與醫療實踐</w:t>
-      </w:r>
-      <w:r>
-        <w:rPr>
-          <w:lang w:val="zh_TW" w:bidi="zh_TW"/>
-        </w:rPr>
-        <w:t>。</w:t>
-      </w:r>
-      <w:r>
-        <w:rPr>
-          <w:lang w:val="zh_TW" w:bidi="zh_TW"/>
-        </w:rPr>
-      </w:r>
-      <w:r>
-        <w:rPr>
-          <w:lang w:val="zh_TW" w:bidi="zh_TW"/>
-        </w:rPr>
-      </w:r>
-    </w:p>
-    <w:p>
-      <w:pPr/>
-      <w:r>
-        <w:rPr>
-          <w:lang w:val="zh_TW" w:bidi="zh_TW"/>
-        </w:rPr>
-      </w:r>
-    </w:p>
-    <w:p>
-      <w:pPr>
-        <w:pStyle w:val="Heading2"/>
-      </w:pPr>
-      <w:r>
-        <w:rPr>
-          <w:lang w:val="zh_TW" w:bidi="zh_TW"/>
-        </w:rPr>
-        <w:t>血漏的問題</w:t>
-      </w:r>
-      <w:r>
-        <w:rPr>
-          <w:lang w:val="zh_TW" w:bidi="zh_TW"/>
-        </w:rPr>
-      </w:r>
-    </w:p>
-    <w:p>
-      <w:pPr/>
-      <w:r>
-        <w:rPr>
-          <w:lang w:val="zh_TW" w:bidi="zh_TW"/>
-        </w:rPr>
-      </w:r>
-      <w:r>
-        <w:rPr>
-          <w:lang w:val="zh_TW" w:bidi="zh_TW"/>
-        </w:rPr>
-        <w:t>「血漏」在</w:t>
-      </w:r>
-      <w:hyperlink r:id="rId33">
-        <w:r>
-          <w:rPr>
-            <w:lang w:val="zh_TW" w:bidi="zh_TW"/>
-          </w:rPr>
-          <w:rPr>
-            <w:color w:val="0000EE"/>
-            <w:u w:val="single"/>
-          </w:rPr>
-          <w:t>太9:20</w:t>
-        </w:r>
-      </w:hyperlink>
-      <w:r>
-        <w:rPr>
-          <w:lang w:val="zh_TW" w:bidi="zh_TW"/>
-        </w:rPr>
-        <w:t>和</w:t>
-      </w:r>
-      <w:hyperlink r:id="rId61">
-        <w:r>
-          <w:rPr>
-            <w:lang w:val="zh_TW" w:bidi="zh_TW"/>
-          </w:rPr>
-          <w:rPr>
-            <w:color w:val="0000EE"/>
-            <w:u w:val="single"/>
-          </w:rPr>
-          <w:t>可5:25</w:t>
-        </w:r>
-      </w:hyperlink>
-      <w:r>
-        <w:rPr>
-          <w:lang w:val="zh_TW" w:bidi="zh_TW"/>
-        </w:rPr>
-        <w:t>的翻譯。</w:t>
-      </w:r>
-      <w:r>
-        <w:rPr>
-          <w:i/>
-          <w:lang w:val="zh_TW" w:bidi="zh_TW"/>
-        </w:rPr>
-        <w:t>見</w:t>
-      </w:r>
-      <w:r>
-        <w:rPr>
-          <w:lang w:val="zh_TW" w:bidi="zh_TW"/>
-        </w:rPr>
-        <w:t>血漏</w:t>
+      <w:r>
+        <w:rPr>
+          <w:lang w:val="zh_TW" w:bidi="zh_TW"/>
+        </w:rPr>
+        <w:t>製造</w:t>
+      </w:r>
+      <w:r>
+        <w:rPr>
+          <w:lang w:val="zh_TW" w:bidi="zh_TW"/>
+        </w:rPr>
+        <w:t>香膏的人（Perfumer）</w:t>
       </w:r>
       <w:r>
         <w:rPr>
@@ -3993,12 +3971,6 @@
   </w:num>
   <w:num w:numId="13" w16cid:durableId="592781308">
     <w:abstractNumId w:val="11"/>
-  </w:num>
-  <w:num w:numId="14">
-    <w:abstractNumId w:val="3"/>
-    <w:lvlOverride w:ilvl="0">
-      <w:startOverride w:val="1"/>
-    </w:lvlOverride>
   </w:num>
   <w:numIdMacAtCleanup w:val="10"/>
 </w:numbering>

--- a/zht/docx/182.content.docx
+++ b/zht/docx/182.content.docx
@@ -149,7 +149,7 @@
         <w:rPr>
           <w:lang w:val="zh_TW" w:bidi="zh_TW"/>
         </w:rPr>
-        <w:t>xiang</w:t>
+        <w:t>wu</w:t>
       </w:r>
       <w:r>
         <w:rPr>
@@ -212,12 +212,35 @@
         <w:rPr>
           <w:lang w:val="zh_TW" w:bidi="zh_TW"/>
         </w:rPr>
-        <w:t>香料</w:t>
-      </w:r>
-      <w:r>
-        <w:rPr>
-          <w:lang w:val="zh_TW" w:bidi="zh_TW"/>
-        </w:rPr>
+        <w:t>烏薩（人物）</w:t>
+      </w:r>
+      <w:r>
+        <w:rPr>
+          <w:lang w:val="zh_TW" w:bidi="zh_TW"/>
+        </w:rPr>
+      </w:r>
+    </w:p>
+    <w:p>
+      <w:pPr>
+        <w:pStyle w:val="Heading2"/>
+      </w:pPr>
+      <w:r>
+        <w:rPr>
+          <w:lang w:val="zh_TW" w:bidi="zh_TW"/>
+        </w:rPr>
+        <w:t>烏</w:t>
+      </w:r>
+      <w:r>
+        <w:rPr>
+          <w:lang w:val="zh_TW" w:bidi="zh_TW"/>
+        </w:rPr>
+        <w:t>薩</w:t>
+      </w:r>
+      <w:r>
+        <w:rPr>
+          <w:lang w:val="zh_TW" w:bidi="zh_TW"/>
+        </w:rPr>
+        <w:t>（人物）</w:t>
       </w:r>
     </w:p>
     <w:p>
@@ -231,425 +254,7 @@
         <w:rPr>
           <w:lang w:val="zh_TW" w:bidi="zh_TW"/>
         </w:rPr>
-        <w:t>聖經中的香料涵蓋多種材料，包括磨成粉末的礦物、植物油和植物根部製成的芳香製品。自古以來，人們會使用這些香料來整理儀容、散發怡人的香氣，並用於日常生活和宗教用途。</w:t>
-      </w:r>
-    </w:p>
-    <w:p>
-      <w:pPr>
-        <w:pStyle w:val="Heading3"/>
-      </w:pPr>
-      <w:r>
-        <w:rPr>
-          <w:lang w:val="zh_TW" w:bidi="zh_TW"/>
-        </w:rPr>
-        <w:t>聖經中的香料種類</w:t>
-      </w:r>
-    </w:p>
-    <w:p>
-      <w:pPr/>
-      <w:r>
-        <w:rPr>
-          <w:lang w:val="zh_TW" w:bidi="zh_TW"/>
-        </w:rPr>
-      </w:r>
-      <w:r>
-        <w:rPr>
-          <w:lang w:val="zh_TW" w:bidi="zh_TW"/>
-        </w:rPr>
-        <w:t>聖經提到過許多不同種類的香料，例如：</w:t>
-      </w:r>
-    </w:p>
-    <w:p>
-      <w:pPr>
-        <w:pStyle w:val="ListBullet"/>
-        <w:spacing w:line="240" w:lineRule="auto"/>
-        <w:ind w:left="720"/>
-      </w:pPr>
-      <w:r>
-        <w:rPr>
-          <w:lang w:val="zh_TW" w:bidi="zh_TW"/>
-        </w:rPr>
-      </w:r>
-      <w:r>
-        <w:rPr>
-          <w:lang w:val="zh_TW" w:bidi="zh_TW"/>
-        </w:rPr>
-        <w:t>沉香（Aloes）</w:t>
-      </w:r>
-    </w:p>
-    <w:p>
-      <w:pPr>
-        <w:pStyle w:val="ListBullet"/>
-        <w:spacing w:line="240" w:lineRule="auto"/>
-        <w:ind w:left="720"/>
-      </w:pPr>
-      <w:r>
-        <w:rPr>
-          <w:lang w:val="zh_TW" w:bidi="zh_TW"/>
-        </w:rPr>
-      </w:r>
-      <w:r>
-        <w:rPr>
-          <w:lang w:val="zh_TW" w:bidi="zh_TW"/>
-        </w:rPr>
-        <w:t>乳香（Balm）</w:t>
-      </w:r>
-    </w:p>
-    <w:p>
-      <w:pPr>
-        <w:pStyle w:val="ListBullet"/>
-        <w:spacing w:line="240" w:lineRule="auto"/>
-        <w:ind w:left="720"/>
-      </w:pPr>
-      <w:r>
-        <w:rPr>
-          <w:lang w:val="zh_TW" w:bidi="zh_TW"/>
-        </w:rPr>
-      </w:r>
-      <w:r>
-        <w:rPr>
-          <w:lang w:val="zh_TW" w:bidi="zh_TW"/>
-        </w:rPr>
-        <w:t>香膠（Balsam）</w:t>
-      </w:r>
-    </w:p>
-    <w:p>
-      <w:pPr>
-        <w:pStyle w:val="ListBullet"/>
-        <w:spacing w:line="240" w:lineRule="auto"/>
-        <w:ind w:left="720"/>
-      </w:pPr>
-      <w:r>
-        <w:rPr>
-          <w:lang w:val="zh_TW" w:bidi="zh_TW"/>
-        </w:rPr>
-      </w:r>
-      <w:r>
-        <w:rPr>
-          <w:lang w:val="zh_TW" w:bidi="zh_TW"/>
-        </w:rPr>
-        <w:t>珍珠（Bdellium）</w:t>
-      </w:r>
-    </w:p>
-    <w:p>
-      <w:pPr>
-        <w:pStyle w:val="ListBullet"/>
-        <w:spacing w:line="240" w:lineRule="auto"/>
-        <w:ind w:left="720"/>
-      </w:pPr>
-      <w:r>
-        <w:rPr>
-          <w:lang w:val="zh_TW" w:bidi="zh_TW"/>
-        </w:rPr>
-      </w:r>
-      <w:r>
-        <w:rPr>
-          <w:lang w:val="zh_TW" w:bidi="zh_TW"/>
-        </w:rPr>
-        <w:t>桂皮（Cassia）</w:t>
-      </w:r>
-    </w:p>
-    <w:p>
-      <w:pPr>
-        <w:pStyle w:val="ListBullet"/>
-        <w:spacing w:line="240" w:lineRule="auto"/>
-        <w:ind w:left="720"/>
-      </w:pPr>
-      <w:r>
-        <w:rPr>
-          <w:lang w:val="zh_TW" w:bidi="zh_TW"/>
-        </w:rPr>
-      </w:r>
-      <w:r>
-        <w:rPr>
-          <w:lang w:val="zh_TW" w:bidi="zh_TW"/>
-        </w:rPr>
-        <w:t>肉桂（Cinnamon）</w:t>
-      </w:r>
-    </w:p>
-    <w:p>
-      <w:pPr>
-        <w:pStyle w:val="ListBullet"/>
-        <w:spacing w:line="240" w:lineRule="auto"/>
-        <w:ind w:left="720"/>
-      </w:pPr>
-      <w:r>
-        <w:rPr>
-          <w:lang w:val="zh_TW" w:bidi="zh_TW"/>
-        </w:rPr>
-      </w:r>
-      <w:r>
-        <w:rPr>
-          <w:lang w:val="zh_TW" w:bidi="zh_TW"/>
-        </w:rPr>
-        <w:t>乳香（Frankincense）</w:t>
-      </w:r>
-    </w:p>
-    <w:p>
-      <w:pPr>
-        <w:pStyle w:val="ListBullet"/>
-        <w:spacing w:line="240" w:lineRule="auto"/>
-        <w:ind w:left="720"/>
-      </w:pPr>
-      <w:r>
-        <w:rPr>
-          <w:lang w:val="zh_TW" w:bidi="zh_TW"/>
-        </w:rPr>
-      </w:r>
-      <w:r>
-        <w:rPr>
-          <w:lang w:val="zh_TW" w:bidi="zh_TW"/>
-        </w:rPr>
-        <w:t>樹膠（Gum）</w:t>
-      </w:r>
-    </w:p>
-    <w:p>
-      <w:pPr>
-        <w:pStyle w:val="ListBullet"/>
-        <w:spacing w:line="240" w:lineRule="auto"/>
-        <w:ind w:left="720"/>
-      </w:pPr>
-      <w:r>
-        <w:rPr>
-          <w:lang w:val="zh_TW" w:bidi="zh_TW"/>
-        </w:rPr>
-      </w:r>
-      <w:r>
-        <w:rPr>
-          <w:lang w:val="zh_TW" w:bidi="zh_TW"/>
-        </w:rPr>
-        <w:t>沒藥（Myrrh）</w:t>
-      </w:r>
-    </w:p>
-    <w:p>
-      <w:pPr>
-        <w:pStyle w:val="ListBullet"/>
-        <w:spacing w:line="240" w:lineRule="auto"/>
-        <w:ind w:left="720"/>
-      </w:pPr>
-      <w:r>
-        <w:rPr>
-          <w:lang w:val="zh_TW" w:bidi="zh_TW"/>
-        </w:rPr>
-      </w:r>
-      <w:r>
-        <w:rPr>
-          <w:lang w:val="zh_TW" w:bidi="zh_TW"/>
-        </w:rPr>
-        <w:t>哪噠香膏（Nard）</w:t>
-      </w:r>
-    </w:p>
-    <w:p>
-      <w:pPr>
-        <w:pStyle w:val="ListBullet"/>
-        <w:spacing w:line="240" w:lineRule="auto"/>
-        <w:ind w:left="720"/>
-      </w:pPr>
-      <w:r>
-        <w:rPr>
-          <w:lang w:val="zh_TW" w:bidi="zh_TW"/>
-        </w:rPr>
-      </w:r>
-      <w:r>
-        <w:rPr>
-          <w:lang w:val="zh_TW" w:bidi="zh_TW"/>
-        </w:rPr>
-        <w:t>菖蒲（Sweet cane）</w:t>
-      </w:r>
-    </w:p>
-    <w:p>
-      <w:pPr>
-        <w:pStyle w:val="ListBullet"/>
-        <w:spacing w:line="240" w:lineRule="auto"/>
-        <w:ind w:left="720"/>
-      </w:pPr>
-      <w:r>
-        <w:rPr>
-          <w:lang w:val="zh_TW" w:bidi="zh_TW"/>
-        </w:rPr>
-      </w:r>
-      <w:r>
-        <w:rPr>
-          <w:lang w:val="zh_TW" w:bidi="zh_TW"/>
-        </w:rPr>
-        <w:t>香料（Spices）</w:t>
-      </w:r>
-    </w:p>
-    <w:p>
-      <w:pPr>
-        <w:pStyle w:val="ListBullet"/>
-        <w:spacing w:line="240" w:lineRule="auto"/>
-        <w:ind w:left="720"/>
-      </w:pPr>
-      <w:r>
-        <w:rPr>
-          <w:lang w:val="zh_TW" w:bidi="zh_TW"/>
-        </w:rPr>
-      </w:r>
-      <w:r>
-        <w:rPr>
-          <w:lang w:val="zh_TW" w:bidi="zh_TW"/>
-        </w:rPr>
-        <w:t>香膏（Ointments）</w:t>
-      </w:r>
-    </w:p>
-    <w:p>
-      <w:pPr>
-        <w:pStyle w:val="Heading3"/>
-      </w:pPr>
-      <w:r>
-        <w:rPr>
-          <w:lang w:val="zh_TW" w:bidi="zh_TW"/>
-        </w:rPr>
-        <w:t>香料貿易</w:t>
-      </w:r>
-    </w:p>
-    <w:p>
-      <w:pPr/>
-      <w:r>
-        <w:rPr>
-          <w:lang w:val="zh_TW" w:bidi="zh_TW"/>
-        </w:rPr>
-      </w:r>
-      <w:r>
-        <w:rPr>
-          <w:lang w:val="zh_TW" w:bidi="zh_TW"/>
-        </w:rPr>
-        <w:t>許多地方都從事香料貿易：</w:t>
-      </w:r>
-    </w:p>
-    <w:p>
-      <w:pPr>
-        <w:pStyle w:val="ListBullet"/>
-        <w:spacing w:line="240" w:lineRule="auto"/>
-        <w:ind w:left="720"/>
-      </w:pPr>
-      <w:r>
-        <w:rPr>
-          <w:lang w:val="zh_TW" w:bidi="zh_TW"/>
-        </w:rPr>
-      </w:r>
-      <w:r>
-        <w:rPr>
-          <w:lang w:val="zh_TW" w:bidi="zh_TW"/>
-        </w:rPr>
-        <w:t>阿拉伯買賣乳香和沒藥。</w:t>
-      </w:r>
-    </w:p>
-    <w:p>
-      <w:pPr>
-        <w:pStyle w:val="ListBullet"/>
-        <w:spacing w:line="240" w:lineRule="auto"/>
-        <w:ind w:left="720"/>
-      </w:pPr>
-      <w:r>
-        <w:rPr>
-          <w:lang w:val="zh_TW" w:bidi="zh_TW"/>
-        </w:rPr>
-      </w:r>
-      <w:r>
-        <w:rPr>
-          <w:lang w:val="zh_TW" w:bidi="zh_TW"/>
-        </w:rPr>
-        <w:t>印度買賣沉香和哪噠香膏。</w:t>
-      </w:r>
-    </w:p>
-    <w:p>
-      <w:pPr>
-        <w:pStyle w:val="ListBullet"/>
-        <w:spacing w:line="240" w:lineRule="auto"/>
-        <w:ind w:left="720"/>
-      </w:pPr>
-      <w:r>
-        <w:rPr>
-          <w:lang w:val="zh_TW" w:bidi="zh_TW"/>
-        </w:rPr>
-      </w:r>
-      <w:r>
-        <w:rPr>
-          <w:lang w:val="zh_TW" w:bidi="zh_TW"/>
-        </w:rPr>
-        <w:t>錫蘭（Ceylon）買賣肉桂。</w:t>
-      </w:r>
-    </w:p>
-    <w:p>
-      <w:pPr>
-        <w:pStyle w:val="ListBullet"/>
-        <w:spacing w:line="240" w:lineRule="auto"/>
-        <w:ind w:left="720"/>
-      </w:pPr>
-      <w:r>
-        <w:rPr>
-          <w:lang w:val="zh_TW" w:bidi="zh_TW"/>
-        </w:rPr>
-      </w:r>
-      <w:r>
-        <w:rPr>
-          <w:lang w:val="zh_TW" w:bidi="zh_TW"/>
-        </w:rPr>
-        <w:t>波斯買賣</w:t>
-      </w:r>
-      <w:r>
-        <w:rPr>
-          <w:lang w:val="zh_TW" w:bidi="zh_TW"/>
-        </w:rPr>
-        <w:t>淨乳香</w:t>
-      </w:r>
-      <w:r>
-        <w:rPr>
-          <w:lang w:val="zh_TW" w:bidi="zh_TW"/>
-        </w:rPr>
-        <w:t>（galbanum）。</w:t>
-      </w:r>
-    </w:p>
-    <w:p>
-      <w:pPr>
-        <w:pStyle w:val="ListBullet"/>
-        <w:spacing w:line="240" w:lineRule="auto"/>
-        <w:ind w:left="720"/>
-      </w:pPr>
-      <w:r>
-        <w:rPr>
-          <w:lang w:val="zh_TW" w:bidi="zh_TW"/>
-        </w:rPr>
-      </w:r>
-      <w:r>
-        <w:rPr>
-          <w:lang w:val="zh_TW" w:bidi="zh_TW"/>
-        </w:rPr>
-        <w:t>索馬利蘭（Somaliland）買賣乳香。</w:t>
-      </w:r>
-    </w:p>
-    <w:p>
-      <w:pPr/>
-      <w:r>
-        <w:rPr>
-          <w:lang w:val="zh_TW" w:bidi="zh_TW"/>
-        </w:rPr>
-      </w:r>
-      <w:r>
-        <w:rPr>
-          <w:lang w:val="zh_TW" w:bidi="zh_TW"/>
-        </w:rPr>
-        <w:t>聖經提到的香料商人包括：</w:t>
-      </w:r>
-    </w:p>
-    <w:p>
-      <w:pPr>
-        <w:pStyle w:val="ListBullet"/>
-        <w:spacing w:line="240" w:lineRule="auto"/>
-        <w:ind w:left="720"/>
-      </w:pPr>
-      <w:r>
-        <w:rPr>
-          <w:lang w:val="zh_TW" w:bidi="zh_TW"/>
-        </w:rPr>
-      </w:r>
-      <w:r>
-        <w:rPr>
-          <w:lang w:val="zh_TW" w:bidi="zh_TW"/>
-        </w:rPr>
-        <w:t>把約瑟帶到埃及去的阿拉伯（以實瑪利）商人（</w:t>
+        <w:t>約坍的兒子，屬於閃族支系中希伯的後裔（</w:t>
       </w:r>
       <w:hyperlink r:id="rId13">
         <w:r>
@@ -660,32 +265,14 @@
             <w:color w:val="0000EE"/>
             <w:u w:val="single"/>
           </w:rPr>
-          <w:t>創37:25</w:t>
+          <w:t>創10:27</w:t>
         </w:r>
       </w:hyperlink>
       <w:r>
         <w:rPr>
           <w:lang w:val="zh_TW" w:bidi="zh_TW"/>
         </w:rPr>
-        <w:t>），</w:t>
-      </w:r>
-    </w:p>
-    <w:p>
-      <w:pPr>
-        <w:pStyle w:val="ListBullet"/>
-        <w:spacing w:line="240" w:lineRule="auto"/>
-        <w:ind w:left="720"/>
-      </w:pPr>
-      <w:r>
-        <w:rPr>
-          <w:lang w:val="zh_TW" w:bidi="zh_TW"/>
-        </w:rPr>
-      </w:r>
-      <w:r>
-        <w:rPr>
-          <w:lang w:val="zh_TW" w:bidi="zh_TW"/>
-        </w:rPr>
-        <w:t>示巴女王的商隊（</w:t>
+        <w:t>；</w:t>
       </w:r>
       <w:hyperlink r:id="rId14">
         <w:r>
@@ -696,32 +283,62 @@
             <w:color w:val="0000EE"/>
             <w:u w:val="single"/>
           </w:rPr>
-          <w:t>列王紀上10:10</w:t>
+          <w:t>代上1:21</w:t>
         </w:r>
       </w:hyperlink>
       <w:r>
         <w:rPr>
           <w:lang w:val="zh_TW" w:bidi="zh_TW"/>
         </w:rPr>
-        <w:t>），以及</w:t>
+        <w:t>）。</w:t>
+      </w:r>
+      <w:r>
+        <w:rPr>
+          <w:lang w:val="zh_TW" w:bidi="zh_TW"/>
+        </w:rPr>
+      </w:r>
+      <w:r>
+        <w:rPr>
+          <w:lang w:val="zh_TW" w:bidi="zh_TW"/>
+        </w:rPr>
       </w:r>
     </w:p>
     <w:p>
-      <w:pPr>
-        <w:pStyle w:val="ListBullet"/>
-        <w:spacing w:line="240" w:lineRule="auto"/>
-        <w:ind w:left="720"/>
-      </w:pPr>
-      <w:r>
-        <w:rPr>
-          <w:lang w:val="zh_TW" w:bidi="zh_TW"/>
-        </w:rPr>
-      </w:r>
-      <w:r>
-        <w:rPr>
-          <w:lang w:val="zh_TW" w:bidi="zh_TW"/>
-        </w:rPr>
-        <w:t>把香料運到泰爾的示巴和拉瑪商人（</w:t>
+      <w:pPr/>
+      <w:r>
+        <w:rPr>
+          <w:lang w:val="zh_TW" w:bidi="zh_TW"/>
+        </w:rPr>
+      </w:r>
+    </w:p>
+    <w:p>
+      <w:pPr>
+        <w:pStyle w:val="Heading2"/>
+      </w:pPr>
+      <w:r>
+        <w:rPr>
+          <w:lang w:val="zh_TW" w:bidi="zh_TW"/>
+        </w:rPr>
+        <w:t>烏斯（地點）</w:t>
+      </w:r>
+      <w:r>
+        <w:rPr>
+          <w:lang w:val="zh_TW" w:bidi="zh_TW"/>
+        </w:rPr>
+      </w:r>
+    </w:p>
+    <w:p>
+      <w:pPr/>
+      <w:r>
+        <w:rPr>
+          <w:lang w:val="zh_TW" w:bidi="zh_TW"/>
+        </w:rPr>
+      </w:r>
+      <w:r>
+        <w:rPr>
+          <w:lang w:val="zh_TW" w:bidi="zh_TW"/>
+        </w:rPr>
+        <w:t>烏斯是約伯的故鄉（</w:t>
       </w:r>
       <w:hyperlink r:id="rId15">
         <w:r>
@@ -732,39 +349,14 @@
             <w:color w:val="0000EE"/>
             <w:u w:val="single"/>
           </w:rPr>
-          <w:t>結27:22</w:t>
+          <w:t>伯1:1</w:t>
         </w:r>
       </w:hyperlink>
       <w:r>
         <w:rPr>
           <w:lang w:val="zh_TW" w:bidi="zh_TW"/>
         </w:rPr>
-        <w:t>）。</w:t>
-      </w:r>
-    </w:p>
-    <w:p>
-      <w:pPr>
-        <w:pStyle w:val="Heading3"/>
-      </w:pPr>
-      <w:r>
-        <w:rPr>
-          <w:lang w:val="zh_TW" w:bidi="zh_TW"/>
-        </w:rPr>
-        <w:t>香料的製作與用途</w:t>
-      </w:r>
-    </w:p>
-    <w:p>
-      <w:pPr/>
-      <w:r>
-        <w:rPr>
-          <w:lang w:val="zh_TW" w:bidi="zh_TW"/>
-        </w:rPr>
-      </w:r>
-      <w:r>
-        <w:rPr>
-          <w:lang w:val="zh_TW" w:bidi="zh_TW"/>
-        </w:rPr>
-        <w:t>聖經提到一些製作香料的人。例如，比撒列為會幕製作聖膏油和聖香（</w:t>
+        <w:t>）。這個地名與以東並列出現，並與西珥的何利人族譜中的烏斯有關（</w:t>
       </w:r>
       <w:hyperlink r:id="rId16">
         <w:r>
@@ -775,14 +367,14 @@
             <w:color w:val="0000EE"/>
             <w:u w:val="single"/>
           </w:rPr>
-          <w:t>出37:29</w:t>
+          <w:t>哀4:21</w:t>
         </w:r>
       </w:hyperlink>
       <w:r>
         <w:rPr>
           <w:lang w:val="zh_TW" w:bidi="zh_TW"/>
         </w:rPr>
-        <w:t>）。聖膏油是由沒藥、肉桂、菖蒲和桂皮調製而成，並以橄欖油作基底（</w:t>
+        <w:t>）。然而約伯記中並未明確地標示出烏斯地的具體位置，但書中提到「東方人」（Kedem）居住在那裡（</w:t>
       </w:r>
       <w:hyperlink r:id="rId17">
         <w:r>
@@ -793,14 +385,14 @@
             <w:color w:val="0000EE"/>
             <w:u w:val="single"/>
           </w:rPr>
-          <w:t>出30:22–25</w:t>
+          <w:t>伯1:3</w:t>
         </w:r>
       </w:hyperlink>
       <w:r>
         <w:rPr>
           <w:lang w:val="zh_TW" w:bidi="zh_TW"/>
         </w:rPr>
-        <w:t>）。從巴比倫被擄歸回後，一些祭司負責調製燒香所用的香料（</w:t>
+        <w:t>）。經文還提到烏斯靠近曠野（</w:t>
       </w:r>
       <w:hyperlink r:id="rId18">
         <w:r>
@@ -811,14 +403,14 @@
             <w:color w:val="0000EE"/>
             <w:u w:val="single"/>
           </w:rPr>
-          <w:t>代上9:30</w:t>
+          <w:t>15</w:t>
         </w:r>
       </w:hyperlink>
       <w:r>
         <w:rPr>
           <w:lang w:val="zh_TW" w:bidi="zh_TW"/>
         </w:rPr>
-        <w:t>）。尼希米記提到，一位製作香料的人也參與城牆的修築工作（</w:t>
+        <w:t>節），而且鄰近迦勒底人（</w:t>
       </w:r>
       <w:hyperlink r:id="rId19">
         <w:r>
@@ -829,25 +421,14 @@
             <w:color w:val="0000EE"/>
             <w:u w:val="single"/>
           </w:rPr>
-          <w:t>尼3:8</w:t>
+          <w:t>17</w:t>
         </w:r>
       </w:hyperlink>
       <w:r>
         <w:rPr>
           <w:lang w:val="zh_TW" w:bidi="zh_TW"/>
         </w:rPr>
-        <w:t>）。</w:t>
-      </w:r>
-    </w:p>
-    <w:p>
-      <w:pPr>
-        <w:pStyle w:val="Heading4"/>
-      </w:pPr>
-      <w:r>
-        <w:rPr>
-          <w:lang w:val="zh_TW" w:bidi="zh_TW"/>
-        </w:rPr>
-        <w:t>香料的儲存</w:t>
+        <w:t>節）。這顯示出其位於以色列地的東邊。</w:t>
       </w:r>
     </w:p>
     <w:p>
@@ -861,7 +442,7 @@
         <w:rPr>
           <w:lang w:val="zh_TW" w:bidi="zh_TW"/>
         </w:rPr>
-        <w:t>現代考古發掘發現了各種盛載化妝品的器皿和相關工具，雖然聖經對這些物品的記載不多（</w:t>
+        <w:t>由於烏斯與以東有著上述聯繫，這有力地暗示了烏斯地是由何利人西珥的後裔所居住。在約伯記希臘文譯本末尾的一段經文進一步支持了這個觀點：「因為他住在以東與阿拉伯交界處的烏斯地。」除此之外，某些古代傳統認為約伯的故鄉位在巴珊。約瑟夫（Josephus）亦參照亞蘭族譜中的烏斯（</w:t>
       </w:r>
       <w:hyperlink r:id="rId20">
         <w:r>
@@ -872,14 +453,122 @@
             <w:color w:val="0000EE"/>
             <w:u w:val="single"/>
           </w:rPr>
-          <w:t>賽3:20</w:t>
+          <w:t>創10:23</w:t>
         </w:r>
       </w:hyperlink>
       <w:r>
         <w:rPr>
           <w:lang w:val="zh_TW" w:bidi="zh_TW"/>
         </w:rPr>
-        <w:t>；</w:t>
+        <w:t>），指出約伯曾居住在特拉可尼和大馬士革（</w:t>
+      </w:r>
+      <w:r>
+        <w:rPr>
+          <w:i/>
+          <w:lang w:val="zh_TW" w:bidi="zh_TW"/>
+        </w:rPr>
+        <w:t>猶太古史記</w:t>
+      </w:r>
+      <w:r>
+        <w:rPr>
+          <w:i/>
+          <w:lang w:val="zh_TW" w:bidi="zh_TW"/>
+        </w:rPr>
+        <w:t>〔</w:t>
+      </w:r>
+      <w:r>
+        <w:rPr>
+          <w:i/>
+          <w:lang w:val="zh_TW" w:bidi="zh_TW"/>
+        </w:rPr>
+        <w:t>Antiquities</w:t>
+      </w:r>
+      <w:r>
+        <w:rPr>
+          <w:i/>
+          <w:lang w:val="zh_TW" w:bidi="zh_TW"/>
+        </w:rPr>
+        <w:t>〕</w:t>
+      </w:r>
+      <w:r>
+        <w:rPr>
+          <w:lang w:val="zh_TW" w:bidi="zh_TW"/>
+        </w:rPr>
+        <w:t>1.6.4）。</w:t>
+      </w:r>
+      <w:r>
+        <w:rPr>
+          <w:lang w:val="zh_TW" w:bidi="zh_TW"/>
+        </w:rPr>
+      </w:r>
+      <w:r>
+        <w:rPr>
+          <w:lang w:val="zh_TW" w:bidi="zh_TW"/>
+        </w:rPr>
+      </w:r>
+    </w:p>
+    <w:p>
+      <w:pPr/>
+      <w:r>
+        <w:rPr>
+          <w:lang w:val="zh_TW" w:bidi="zh_TW"/>
+        </w:rPr>
+      </w:r>
+    </w:p>
+    <w:p>
+      <w:pPr>
+        <w:pStyle w:val="Heading2"/>
+      </w:pPr>
+      <w:r>
+        <w:rPr>
+          <w:lang w:val="zh_TW" w:bidi="zh_TW"/>
+        </w:rPr>
+        <w:t>烏斯（人物）</w:t>
+      </w:r>
+      <w:r>
+        <w:rPr>
+          <w:lang w:val="zh_TW" w:bidi="zh_TW"/>
+        </w:rPr>
+      </w:r>
+    </w:p>
+    <w:p>
+      <w:pPr>
+        <w:pStyle w:val="ListNumber"/>
+        <w:numPr>
+          <w:ilvl w:val="0"/>
+          <w:numId w:val="14"/>
+        </w:numPr>
+        <w:spacing w:line="240" w:lineRule="auto"/>
+        <w:ind w:left="720"/>
+      </w:pPr>
+      <w:r>
+        <w:rPr>
+          <w:lang w:val="zh_TW" w:bidi="zh_TW"/>
+        </w:rPr>
+      </w:r>
+      <w:r>
+        <w:rPr>
+          <w:lang w:val="zh_TW" w:bidi="zh_TW"/>
+        </w:rPr>
+        <w:t>亞蘭的長子，也是閃的後代（</w:t>
+      </w:r>
+      <w:hyperlink r:id="rId20">
+        <w:r>
+          <w:rPr>
+            <w:lang w:val="zh_TW" w:bidi="zh_TW"/>
+          </w:rPr>
+          <w:rPr>
+            <w:color w:val="0000EE"/>
+            <w:u w:val="single"/>
+          </w:rPr>
+          <w:t>創10:23</w:t>
+        </w:r>
+      </w:hyperlink>
+      <w:r>
+        <w:rPr>
+          <w:lang w:val="zh_TW" w:bidi="zh_TW"/>
+        </w:rPr>
+        <w:t>）。在</w:t>
       </w:r>
       <w:hyperlink r:id="rId21">
         <w:r>
@@ -890,14 +579,44 @@
             <w:color w:val="0000EE"/>
             <w:u w:val="single"/>
           </w:rPr>
-          <w:t>太26:7</w:t>
+          <w:t>歷代志上一章17節</w:t>
         </w:r>
       </w:hyperlink>
       <w:r>
         <w:rPr>
           <w:lang w:val="zh_TW" w:bidi="zh_TW"/>
         </w:rPr>
-        <w:t>；</w:t>
+        <w:t>的平行經文中，</w:t>
+      </w:r>
+      <w:r>
+        <w:rPr>
+          <w:lang w:val="zh_TW" w:bidi="zh_TW"/>
+        </w:rPr>
+        <w:t>烏斯直接列為閃的後裔，而未提及亞蘭</w:t>
+      </w:r>
+      <w:r>
+        <w:rPr>
+          <w:lang w:val="zh_TW" w:bidi="zh_TW"/>
+        </w:rPr>
+        <w:t>。他或許是居住在敘利亞沙漠地區之亞蘭民族的祖先。</w:t>
+      </w:r>
+    </w:p>
+    <w:p>
+      <w:pPr>
+        <w:pStyle w:val="ListNumber"/>
+        <w:spacing w:line="240" w:lineRule="auto"/>
+        <w:ind w:left="720"/>
+      </w:pPr>
+      <w:r>
+        <w:rPr>
+          <w:lang w:val="zh_TW" w:bidi="zh_TW"/>
+        </w:rPr>
+      </w:r>
+      <w:r>
+        <w:rPr>
+          <w:lang w:val="zh_TW" w:bidi="zh_TW"/>
+        </w:rPr>
+        <w:t>亞伯拉罕的兄弟拿鶴與其妾密迦所生的長子（</w:t>
       </w:r>
       <w:hyperlink r:id="rId22">
         <w:r>
@@ -908,14 +627,32 @@
             <w:color w:val="0000EE"/>
             <w:u w:val="single"/>
           </w:rPr>
-          <w:t>可14:3</w:t>
+          <w:t>創22:21</w:t>
         </w:r>
       </w:hyperlink>
       <w:r>
         <w:rPr>
           <w:lang w:val="zh_TW" w:bidi="zh_TW"/>
         </w:rPr>
-        <w:t>；</w:t>
+        <w:t>）。</w:t>
+      </w:r>
+    </w:p>
+    <w:p>
+      <w:pPr>
+        <w:pStyle w:val="ListNumber"/>
+        <w:spacing w:line="240" w:lineRule="auto"/>
+        <w:ind w:left="720"/>
+      </w:pPr>
+      <w:r>
+        <w:rPr>
+          <w:lang w:val="zh_TW" w:bidi="zh_TW"/>
+        </w:rPr>
+      </w:r>
+      <w:r>
+        <w:rPr>
+          <w:lang w:val="zh_TW" w:bidi="zh_TW"/>
+        </w:rPr>
+        <w:t>底珊的兒子，何利人西珥的子孫（</w:t>
       </w:r>
       <w:hyperlink r:id="rId23">
         <w:r>
@@ -926,39 +663,14 @@
             <w:color w:val="0000EE"/>
             <w:u w:val="single"/>
           </w:rPr>
-          <w:t>路7:37</w:t>
+          <w:t>創36:28</w:t>
         </w:r>
       </w:hyperlink>
       <w:r>
         <w:rPr>
           <w:lang w:val="zh_TW" w:bidi="zh_TW"/>
         </w:rPr>
-        <w:t>）。聖經提到的雪花石膏玉瓶，也得到埃及出土文物和考古發現的印證。考古學家在巴勒斯坦的古代遺址中發現許多小型裝飾化妝碗，其中不少以玉石製成；此外，還發現了盛載香料和膏油的小瓶，以及調配化妝品用的調色板。</w:t>
-      </w:r>
-    </w:p>
-    <w:p>
-      <w:pPr>
-        <w:pStyle w:val="Heading4"/>
-      </w:pPr>
-      <w:r>
-        <w:rPr>
-          <w:lang w:val="zh_TW" w:bidi="zh_TW"/>
-        </w:rPr>
-        <w:t>香料的用途</w:t>
-      </w:r>
-    </w:p>
-    <w:p>
-      <w:pPr/>
-      <w:r>
-        <w:rPr>
-          <w:lang w:val="zh_TW" w:bidi="zh_TW"/>
-        </w:rPr>
-      </w:r>
-      <w:r>
-        <w:rPr>
-          <w:lang w:val="zh_TW" w:bidi="zh_TW"/>
-        </w:rPr>
-        <w:t>香料無論是粉末還是膏油，都有許多用途。人們會用帶有香氣的膏油膏抹身體，滋潤因日曬而乾燥的皮膚（</w:t>
+        <w:t>；</w:t>
       </w:r>
       <w:hyperlink r:id="rId24">
         <w:r>
@@ -969,14 +681,155 @@
             <w:color w:val="0000EE"/>
             <w:u w:val="single"/>
           </w:rPr>
-          <w:t>撒下12:20</w:t>
+          <w:t>代上1:42</w:t>
         </w:r>
       </w:hyperlink>
       <w:r>
         <w:rPr>
           <w:lang w:val="zh_TW" w:bidi="zh_TW"/>
         </w:rPr>
-        <w:t>；</w:t>
+        <w:t>）。</w:t>
+      </w:r>
+      <w:r>
+        <w:rPr>
+          <w:lang w:val="zh_TW" w:bidi="zh_TW"/>
+        </w:rPr>
+      </w:r>
+      <w:r>
+        <w:rPr>
+          <w:lang w:val="zh_TW" w:bidi="zh_TW"/>
+        </w:rPr>
+      </w:r>
+    </w:p>
+    <w:p>
+      <w:pPr/>
+      <w:r>
+        <w:rPr>
+          <w:lang w:val="zh_TW" w:bidi="zh_TW"/>
+        </w:rPr>
+      </w:r>
+    </w:p>
+    <w:p>
+      <w:pPr>
+        <w:pStyle w:val="Heading2"/>
+      </w:pPr>
+      <w:r>
+        <w:rPr>
+          <w:lang w:val="zh_TW" w:bidi="zh_TW"/>
+        </w:rPr>
+        <w:t>烏斯（Huz）</w:t>
+      </w:r>
+      <w:r>
+        <w:rPr>
+          <w:lang w:val="zh_TW" w:bidi="zh_TW"/>
+        </w:rPr>
+      </w:r>
+    </w:p>
+    <w:p>
+      <w:pPr/>
+      <w:r>
+        <w:rPr>
+          <w:lang w:val="zh_TW" w:bidi="zh_TW"/>
+        </w:rPr>
+      </w:r>
+      <w:r>
+        <w:rPr>
+          <w:lang w:val="zh_TW" w:bidi="zh_TW"/>
+        </w:rPr>
+        <w:t>在</w:t>
+      </w:r>
+      <w:hyperlink r:id="rId22">
+        <w:r>
+          <w:rPr>
+            <w:lang w:val="zh_TW" w:bidi="zh_TW"/>
+          </w:rPr>
+          <w:rPr>
+            <w:color w:val="0000EE"/>
+            <w:u w:val="single"/>
+          </w:rPr>
+          <w:t>創世記二十二章21節</w:t>
+        </w:r>
+      </w:hyperlink>
+      <w:r>
+        <w:rPr>
+          <w:lang w:val="zh_TW" w:bidi="zh_TW"/>
+        </w:rPr>
+        <w:t>中，有些英文譯本將「烏斯（Uz）」譯為「烏斯（Huz）」，指的是拿鶴的兒子烏斯。</w:t>
+      </w:r>
+    </w:p>
+    <w:p>
+      <w:pPr/>
+      <w:r>
+        <w:rPr>
+          <w:lang w:val="zh_TW" w:bidi="zh_TW"/>
+        </w:rPr>
+      </w:r>
+      <w:r>
+        <w:rPr>
+          <w:i/>
+          <w:lang w:val="zh_TW" w:bidi="zh_TW"/>
+        </w:rPr>
+        <w:t xml:space="preserve">見 </w:t>
+      </w:r>
+      <w:r>
+        <w:rPr>
+          <w:lang w:val="zh_TW" w:bidi="zh_TW"/>
+        </w:rPr>
+        <w:t>烏斯（人物）#2</w:t>
+      </w:r>
+      <w:r>
+        <w:rPr>
+          <w:lang w:val="zh_TW" w:bidi="zh_TW"/>
+        </w:rPr>
+        <w:t>。</w:t>
+      </w:r>
+      <w:r>
+        <w:rPr>
+          <w:lang w:val="zh_TW" w:bidi="zh_TW"/>
+        </w:rPr>
+      </w:r>
+      <w:r>
+        <w:rPr>
+          <w:lang w:val="zh_TW" w:bidi="zh_TW"/>
+        </w:rPr>
+      </w:r>
+    </w:p>
+    <w:p>
+      <w:pPr/>
+      <w:r>
+        <w:rPr>
+          <w:lang w:val="zh_TW" w:bidi="zh_TW"/>
+        </w:rPr>
+      </w:r>
+    </w:p>
+    <w:p>
+      <w:pPr>
+        <w:pStyle w:val="Heading2"/>
+      </w:pPr>
+      <w:r>
+        <w:rPr>
+          <w:lang w:val="zh_TW" w:bidi="zh_TW"/>
+        </w:rPr>
+        <w:t>吾珥 (地方)</w:t>
+      </w:r>
+      <w:r>
+        <w:rPr>
+          <w:lang w:val="zh_TW" w:bidi="zh_TW"/>
+        </w:rPr>
+      </w:r>
+    </w:p>
+    <w:p>
+      <w:pPr/>
+      <w:r>
+        <w:rPr>
+          <w:lang w:val="zh_TW" w:bidi="zh_TW"/>
+        </w:rPr>
+      </w:r>
+      <w:r>
+        <w:rPr>
+          <w:lang w:val="zh_TW" w:bidi="zh_TW"/>
+        </w:rPr>
+        <w:t>這是他拉（亞伯拉罕之父）的故鄉，也是亞伯拉罕與撒拉的出生地。聖經中僅提及其名四次（</w:t>
       </w:r>
       <w:hyperlink r:id="rId25">
         <w:r>
@@ -987,14 +840,32 @@
             <w:color w:val="0000EE"/>
             <w:u w:val="single"/>
           </w:rPr>
-          <w:t>得3:3</w:t>
+          <w:t>創11:28</w:t>
         </w:r>
       </w:hyperlink>
       <w:r>
         <w:rPr>
           <w:lang w:val="zh_TW" w:bidi="zh_TW"/>
         </w:rPr>
-        <w:t>）。亞哈斯王曾為從被擄之地歸回的人提供衣服和食物，並為他們抹油（</w:t>
+        <w:t>、</w:t>
+      </w:r>
+      <w:hyperlink r:id="rId25">
+        <w:r>
+          <w:rPr>
+            <w:lang w:val="zh_TW" w:bidi="zh_TW"/>
+          </w:rPr>
+          <w:rPr>
+            <w:color w:val="0000EE"/>
+            <w:u w:val="single"/>
+          </w:rPr>
+          <w:t>31</w:t>
+        </w:r>
+      </w:hyperlink>
+      <w:r>
+        <w:rPr>
+          <w:lang w:val="zh_TW" w:bidi="zh_TW"/>
+        </w:rPr>
+        <w:t>，</w:t>
       </w:r>
       <w:hyperlink r:id="rId26">
         <w:r>
@@ -1005,14 +876,14 @@
             <w:color w:val="0000EE"/>
             <w:u w:val="single"/>
           </w:rPr>
-          <w:t>代下28:15</w:t>
+          <w:t>15:7</w:t>
         </w:r>
       </w:hyperlink>
       <w:r>
         <w:rPr>
           <w:lang w:val="zh_TW" w:bidi="zh_TW"/>
         </w:rPr>
-        <w:t>）。富人能享用「上等的油」（</w:t>
+        <w:t>，</w:t>
       </w:r>
       <w:hyperlink r:id="rId27">
         <w:r>
@@ -1023,32 +894,14 @@
             <w:color w:val="0000EE"/>
             <w:u w:val="single"/>
           </w:rPr>
-          <w:t>摩6:6</w:t>
+          <w:t>尼9:7</w:t>
         </w:r>
       </w:hyperlink>
       <w:r>
         <w:rPr>
           <w:lang w:val="zh_TW" w:bidi="zh_TW"/>
         </w:rPr>
-        <w:t>），但這類奢侈享受往往價值不菲（</w:t>
-      </w:r>
-      <w:hyperlink r:id="rId28">
-        <w:r>
-          <w:rPr>
-            <w:lang w:val="zh_TW" w:bidi="zh_TW"/>
-          </w:rPr>
-          <w:rPr>
-            <w:color w:val="0000EE"/>
-            <w:u w:val="single"/>
-          </w:rPr>
-          <w:t>箴21:17</w:t>
-        </w:r>
-      </w:hyperlink>
-      <w:r>
-        <w:rPr>
-          <w:lang w:val="zh_TW" w:bidi="zh_TW"/>
-        </w:rPr>
-        <w:t>）。埃及和美索不達米亞的考古證據也證實了這一點。在當地的王宮中，人們曾大量使用香油和膏油。</w:t>
+        <w:t>），且始終以全稱「迦勒底的吾珥」出現。</w:t>
       </w:r>
     </w:p>
     <w:p>
@@ -1062,511 +915,7 @@
         <w:rPr>
           <w:lang w:val="zh_TW" w:bidi="zh_TW"/>
         </w:rPr>
-        <w:t>人們常常使用散發怡人香氣的膏油和香油。雅歌經常提到這類香料和膏油（</w:t>
-      </w:r>
-      <w:hyperlink r:id="rId29">
-        <w:r>
-          <w:rPr>
-            <w:lang w:val="zh_TW" w:bidi="zh_TW"/>
-          </w:rPr>
-          <w:rPr>
-            <w:color w:val="0000EE"/>
-            <w:u w:val="single"/>
-          </w:rPr>
-          <w:t>歌1:3</w:t>
-        </w:r>
-      </w:hyperlink>
-      <w:r>
-        <w:rPr>
-          <w:lang w:val="zh_TW" w:bidi="zh_TW"/>
-        </w:rPr>
-        <w:t>），其中有些還直接提到名稱：</w:t>
-      </w:r>
-    </w:p>
-    <w:p>
-      <w:pPr>
-        <w:pStyle w:val="ListBullet"/>
-        <w:spacing w:line="240" w:lineRule="auto"/>
-        <w:ind w:left="720"/>
-      </w:pPr>
-      <w:r>
-        <w:rPr>
-          <w:lang w:val="zh_TW" w:bidi="zh_TW"/>
-        </w:rPr>
-      </w:r>
-      <w:r>
-        <w:rPr>
-          <w:lang w:val="zh_TW" w:bidi="zh_TW"/>
-        </w:rPr>
-        <w:t>哪噠香膏（</w:t>
-      </w:r>
-      <w:hyperlink r:id="rId30">
-        <w:r>
-          <w:rPr>
-            <w:lang w:val="zh_TW" w:bidi="zh_TW"/>
-          </w:rPr>
-          <w:rPr>
-            <w:color w:val="0000EE"/>
-            <w:u w:val="single"/>
-          </w:rPr>
-          <w:t>1:12</w:t>
-        </w:r>
-      </w:hyperlink>
-      <w:r>
-        <w:rPr>
-          <w:lang w:val="zh_TW" w:bidi="zh_TW"/>
-        </w:rPr>
-        <w:t>，</w:t>
-      </w:r>
-      <w:hyperlink r:id="rId31">
-        <w:r>
-          <w:rPr>
-            <w:lang w:val="zh_TW" w:bidi="zh_TW"/>
-          </w:rPr>
-          <w:rPr>
-            <w:color w:val="0000EE"/>
-            <w:u w:val="single"/>
-          </w:rPr>
-          <w:t>4:13–14</w:t>
-        </w:r>
-      </w:hyperlink>
-      <w:r>
-        <w:rPr>
-          <w:lang w:val="zh_TW" w:bidi="zh_TW"/>
-        </w:rPr>
-        <w:t>）</w:t>
-      </w:r>
-    </w:p>
-    <w:p>
-      <w:pPr>
-        <w:pStyle w:val="ListBullet"/>
-        <w:spacing w:line="240" w:lineRule="auto"/>
-        <w:ind w:left="720"/>
-      </w:pPr>
-      <w:r>
-        <w:rPr>
-          <w:lang w:val="zh_TW" w:bidi="zh_TW"/>
-        </w:rPr>
-      </w:r>
-      <w:r>
-        <w:rPr>
-          <w:lang w:val="zh_TW" w:bidi="zh_TW"/>
-        </w:rPr>
-        <w:t>沒藥（</w:t>
-      </w:r>
-      <w:hyperlink r:id="rId32">
-        <w:r>
-          <w:rPr>
-            <w:lang w:val="zh_TW" w:bidi="zh_TW"/>
-          </w:rPr>
-          <w:rPr>
-            <w:color w:val="0000EE"/>
-            <w:u w:val="single"/>
-          </w:rPr>
-          <w:t>1:13</w:t>
-        </w:r>
-      </w:hyperlink>
-      <w:r>
-        <w:rPr>
-          <w:lang w:val="zh_TW" w:bidi="zh_TW"/>
-        </w:rPr>
-        <w:t>，</w:t>
-      </w:r>
-      <w:hyperlink r:id="rId33">
-        <w:r>
-          <w:rPr>
-            <w:lang w:val="zh_TW" w:bidi="zh_TW"/>
-          </w:rPr>
-          <w:rPr>
-            <w:color w:val="0000EE"/>
-            <w:u w:val="single"/>
-          </w:rPr>
-          <w:t>3:6</w:t>
-        </w:r>
-      </w:hyperlink>
-      <w:r>
-        <w:rPr>
-          <w:lang w:val="zh_TW" w:bidi="zh_TW"/>
-        </w:rPr>
-        <w:t>，</w:t>
-      </w:r>
-      <w:hyperlink r:id="rId34">
-        <w:r>
-          <w:rPr>
-            <w:lang w:val="zh_TW" w:bidi="zh_TW"/>
-          </w:rPr>
-          <w:rPr>
-            <w:color w:val="0000EE"/>
-            <w:u w:val="single"/>
-          </w:rPr>
-          <w:t>4:6</w:t>
-        </w:r>
-      </w:hyperlink>
-      <w:r>
-        <w:rPr>
-          <w:lang w:val="zh_TW" w:bidi="zh_TW"/>
-        </w:rPr>
-        <w:t>，</w:t>
-      </w:r>
-      <w:hyperlink r:id="rId35">
-        <w:r>
-          <w:rPr>
-            <w:lang w:val="zh_TW" w:bidi="zh_TW"/>
-          </w:rPr>
-          <w:rPr>
-            <w:color w:val="0000EE"/>
-            <w:u w:val="single"/>
-          </w:rPr>
-          <w:t>5:1</w:t>
-        </w:r>
-      </w:hyperlink>
-      <w:r>
-        <w:rPr>
-          <w:lang w:val="zh_TW" w:bidi="zh_TW"/>
-        </w:rPr>
-        <w:t>、</w:t>
-      </w:r>
-      <w:hyperlink r:id="rId35">
-        <w:r>
-          <w:rPr>
-            <w:lang w:val="zh_TW" w:bidi="zh_TW"/>
-          </w:rPr>
-          <w:rPr>
-            <w:color w:val="0000EE"/>
-            <w:u w:val="single"/>
-          </w:rPr>
-          <w:t>5</w:t>
-        </w:r>
-      </w:hyperlink>
-      <w:r>
-        <w:rPr>
-          <w:lang w:val="zh_TW" w:bidi="zh_TW"/>
-        </w:rPr>
-        <w:t>、</w:t>
-      </w:r>
-      <w:hyperlink r:id="rId35">
-        <w:r>
-          <w:rPr>
-            <w:lang w:val="zh_TW" w:bidi="zh_TW"/>
-          </w:rPr>
-          <w:rPr>
-            <w:color w:val="0000EE"/>
-            <w:u w:val="single"/>
-          </w:rPr>
-          <w:t>13</w:t>
-        </w:r>
-      </w:hyperlink>
-      <w:r>
-        <w:rPr>
-          <w:lang w:val="zh_TW" w:bidi="zh_TW"/>
-        </w:rPr>
-        <w:t>）</w:t>
-      </w:r>
-    </w:p>
-    <w:p>
-      <w:pPr>
-        <w:pStyle w:val="ListBullet"/>
-        <w:spacing w:line="240" w:lineRule="auto"/>
-        <w:ind w:left="720"/>
-      </w:pPr>
-      <w:r>
-        <w:rPr>
-          <w:lang w:val="zh_TW" w:bidi="zh_TW"/>
-        </w:rPr>
-      </w:r>
-      <w:r>
-        <w:rPr>
-          <w:lang w:val="zh_TW" w:bidi="zh_TW"/>
-        </w:rPr>
-        <w:t>乳香（</w:t>
-      </w:r>
-      <w:hyperlink r:id="rId33">
-        <w:r>
-          <w:rPr>
-            <w:lang w:val="zh_TW" w:bidi="zh_TW"/>
-          </w:rPr>
-          <w:rPr>
-            <w:color w:val="0000EE"/>
-            <w:u w:val="single"/>
-          </w:rPr>
-          <w:t>3:6</w:t>
-        </w:r>
-      </w:hyperlink>
-      <w:r>
-        <w:rPr>
-          <w:lang w:val="zh_TW" w:bidi="zh_TW"/>
-        </w:rPr>
-        <w:t>、</w:t>
-      </w:r>
-      <w:hyperlink r:id="rId34">
-        <w:r>
-          <w:rPr>
-            <w:lang w:val="zh_TW" w:bidi="zh_TW"/>
-          </w:rPr>
-          <w:rPr>
-            <w:color w:val="0000EE"/>
-            <w:u w:val="single"/>
-          </w:rPr>
-          <w:t>4:6</w:t>
-        </w:r>
-      </w:hyperlink>
-      <w:r>
-        <w:rPr>
-          <w:lang w:val="zh_TW" w:bidi="zh_TW"/>
-        </w:rPr>
-        <w:t>）</w:t>
-      </w:r>
-    </w:p>
-    <w:p>
-      <w:pPr>
-        <w:pStyle w:val="ListBullet"/>
-        <w:spacing w:line="240" w:lineRule="auto"/>
-        <w:ind w:left="720"/>
-      </w:pPr>
-      <w:r>
-        <w:rPr>
-          <w:lang w:val="zh_TW" w:bidi="zh_TW"/>
-        </w:rPr>
-      </w:r>
-      <w:r>
-        <w:rPr>
-          <w:lang w:val="zh_TW" w:bidi="zh_TW"/>
-        </w:rPr>
-        <w:t>香料（</w:t>
-      </w:r>
-      <w:hyperlink r:id="rId36">
-        <w:r>
-          <w:rPr>
-            <w:lang w:val="zh_TW" w:bidi="zh_TW"/>
-          </w:rPr>
-          <w:rPr>
-            <w:color w:val="0000EE"/>
-            <w:u w:val="single"/>
-          </w:rPr>
-          <w:t>5:13</w:t>
-        </w:r>
-      </w:hyperlink>
-      <w:r>
-        <w:rPr>
-          <w:lang w:val="zh_TW" w:bidi="zh_TW"/>
-        </w:rPr>
-        <w:t>，</w:t>
-      </w:r>
-      <w:hyperlink r:id="rId37">
-        <w:r>
-          <w:rPr>
-            <w:lang w:val="zh_TW" w:bidi="zh_TW"/>
-          </w:rPr>
-          <w:rPr>
-            <w:color w:val="0000EE"/>
-            <w:u w:val="single"/>
-          </w:rPr>
-          <w:t>6:2</w:t>
-        </w:r>
-      </w:hyperlink>
-      <w:r>
-        <w:rPr>
-          <w:lang w:val="zh_TW" w:bidi="zh_TW"/>
-        </w:rPr>
-        <w:t>，</w:t>
-      </w:r>
-      <w:hyperlink r:id="rId38">
-        <w:r>
-          <w:rPr>
-            <w:lang w:val="zh_TW" w:bidi="zh_TW"/>
-          </w:rPr>
-          <w:rPr>
-            <w:color w:val="0000EE"/>
-            <w:u w:val="single"/>
-          </w:rPr>
-          <w:t>8:14</w:t>
-        </w:r>
-      </w:hyperlink>
-      <w:r>
-        <w:rPr>
-          <w:lang w:val="zh_TW" w:bidi="zh_TW"/>
-        </w:rPr>
-        <w:t>）</w:t>
-      </w:r>
-    </w:p>
-    <w:p>
-      <w:pPr>
-        <w:pStyle w:val="ListBullet"/>
-        <w:spacing w:line="240" w:lineRule="auto"/>
-        <w:ind w:left="720"/>
-      </w:pPr>
-      <w:r>
-        <w:rPr>
-          <w:lang w:val="zh_TW" w:bidi="zh_TW"/>
-        </w:rPr>
-      </w:r>
-      <w:r>
-        <w:rPr>
-          <w:lang w:val="zh_TW" w:bidi="zh_TW"/>
-        </w:rPr>
-        <w:t>鳳仙花（</w:t>
-      </w:r>
-      <w:hyperlink r:id="rId39">
-        <w:r>
-          <w:rPr>
-            <w:lang w:val="zh_TW" w:bidi="zh_TW"/>
-          </w:rPr>
-          <w:rPr>
-            <w:color w:val="0000EE"/>
-            <w:u w:val="single"/>
-          </w:rPr>
-          <w:t>1:14</w:t>
-        </w:r>
-      </w:hyperlink>
-      <w:r>
-        <w:rPr>
-          <w:lang w:val="zh_TW" w:bidi="zh_TW"/>
-        </w:rPr>
-        <w:t>，</w:t>
-      </w:r>
-      <w:hyperlink r:id="rId40">
-        <w:r>
-          <w:rPr>
-            <w:lang w:val="zh_TW" w:bidi="zh_TW"/>
-          </w:rPr>
-          <w:rPr>
-            <w:color w:val="0000EE"/>
-            <w:u w:val="single"/>
-          </w:rPr>
-          <w:t>4:13</w:t>
-        </w:r>
-      </w:hyperlink>
-      <w:r>
-        <w:rPr>
-          <w:lang w:val="zh_TW" w:bidi="zh_TW"/>
-        </w:rPr>
-        <w:t>）</w:t>
-      </w:r>
-    </w:p>
-    <w:p>
-      <w:pPr>
-        <w:pStyle w:val="ListBullet"/>
-        <w:spacing w:line="240" w:lineRule="auto"/>
-        <w:ind w:left="720"/>
-      </w:pPr>
-      <w:r>
-        <w:rPr>
-          <w:lang w:val="zh_TW" w:bidi="zh_TW"/>
-        </w:rPr>
-      </w:r>
-      <w:r>
-        <w:rPr>
-          <w:lang w:val="zh_TW" w:bidi="zh_TW"/>
-        </w:rPr>
-        <w:t>香粉薰（</w:t>
-      </w:r>
-      <w:hyperlink r:id="rId33">
-        <w:r>
-          <w:rPr>
-            <w:lang w:val="zh_TW" w:bidi="zh_TW"/>
-          </w:rPr>
-          <w:rPr>
-            <w:color w:val="0000EE"/>
-            <w:u w:val="single"/>
-          </w:rPr>
-          <w:t>3:6</w:t>
-        </w:r>
-      </w:hyperlink>
-      <w:r>
-        <w:rPr>
-          <w:lang w:val="zh_TW" w:bidi="zh_TW"/>
-        </w:rPr>
-        <w:t>）</w:t>
-      </w:r>
-    </w:p>
-    <w:p>
-      <w:pPr>
-        <w:pStyle w:val="ListBullet"/>
-        <w:spacing w:line="240" w:lineRule="auto"/>
-        <w:ind w:left="720"/>
-      </w:pPr>
-      <w:r>
-        <w:rPr>
-          <w:lang w:val="zh_TW" w:bidi="zh_TW"/>
-        </w:rPr>
-      </w:r>
-      <w:r>
-        <w:rPr>
-          <w:lang w:val="zh_TW" w:bidi="zh_TW"/>
-        </w:rPr>
-        <w:t>番紅花（</w:t>
-      </w:r>
-      <w:hyperlink r:id="rId41">
-        <w:r>
-          <w:rPr>
-            <w:lang w:val="zh_TW" w:bidi="zh_TW"/>
-          </w:rPr>
-          <w:rPr>
-            <w:color w:val="0000EE"/>
-            <w:u w:val="single"/>
-          </w:rPr>
-          <w:t>4:14</w:t>
-        </w:r>
-      </w:hyperlink>
-      <w:r>
-        <w:rPr>
-          <w:lang w:val="zh_TW" w:bidi="zh_TW"/>
-        </w:rPr>
-        <w:t>）</w:t>
-      </w:r>
-    </w:p>
-    <w:p>
-      <w:pPr>
-        <w:pStyle w:val="ListBullet"/>
-        <w:spacing w:line="240" w:lineRule="auto"/>
-        <w:ind w:left="720"/>
-      </w:pPr>
-      <w:r>
-        <w:rPr>
-          <w:lang w:val="zh_TW" w:bidi="zh_TW"/>
-        </w:rPr>
-      </w:r>
-      <w:r>
-        <w:rPr>
-          <w:lang w:val="zh_TW" w:bidi="zh_TW"/>
-        </w:rPr>
-        <w:t>菖蒲</w:t>
-      </w:r>
-    </w:p>
-    <w:p>
-      <w:pPr>
-        <w:pStyle w:val="ListBullet"/>
-        <w:spacing w:line="240" w:lineRule="auto"/>
-        <w:ind w:left="720"/>
-      </w:pPr>
-      <w:r>
-        <w:rPr>
-          <w:lang w:val="zh_TW" w:bidi="zh_TW"/>
-        </w:rPr>
-      </w:r>
-      <w:r>
-        <w:rPr>
-          <w:lang w:val="zh_TW" w:bidi="zh_TW"/>
-        </w:rPr>
-        <w:t>肉桂（</w:t>
-      </w:r>
-      <w:hyperlink r:id="rId41">
-        <w:r>
-          <w:rPr>
-            <w:lang w:val="zh_TW" w:bidi="zh_TW"/>
-          </w:rPr>
-          <w:rPr>
-            <w:color w:val="0000EE"/>
-            <w:u w:val="single"/>
-          </w:rPr>
-          <w:t>4:14</w:t>
-        </w:r>
-      </w:hyperlink>
-      <w:r>
-        <w:rPr>
-          <w:lang w:val="zh_TW" w:bidi="zh_TW"/>
-        </w:rPr>
-        <w:t>）</w:t>
+        <w:t>現代遺址被稱為穆卡亞廢丘（Tell el Muqayyar），意思為「石漆之丘」。考古調查結果證明，亞伯拉罕出身於一座文化深厚、高尚且強大的大城市。這城的景觀由金字塔型廟宇（ziggurat）或聖殿塔所主導，而城市的生活則由一個多神信仰的宗教所控制。主神是南納（Nannar）或稱辛（Sin）——即月亮神——其在哈蘭同樣受到膜拜。在此神的金字塔型廟宇附近有一座神廟，供奉其配偶——月亮女神寧伽爾（Ningal）。</w:t>
       </w:r>
     </w:p>
     <w:p>
@@ -1580,97 +929,7 @@
         <w:rPr>
           <w:lang w:val="zh_TW" w:bidi="zh_TW"/>
         </w:rPr>
-        <w:t>聖經其它地方也提到了香料和膏油（</w:t>
-      </w:r>
-      <w:hyperlink r:id="rId42">
-        <w:r>
-          <w:rPr>
-            <w:lang w:val="zh_TW" w:bidi="zh_TW"/>
-          </w:rPr>
-          <w:rPr>
-            <w:color w:val="0000EE"/>
-            <w:u w:val="single"/>
-          </w:rPr>
-          <w:t>王上10:2</w:t>
-        </w:r>
-      </w:hyperlink>
-      <w:r>
-        <w:rPr>
-          <w:lang w:val="zh_TW" w:bidi="zh_TW"/>
-        </w:rPr>
-        <w:t>、</w:t>
-      </w:r>
-      <w:hyperlink r:id="rId42">
-        <w:r>
-          <w:rPr>
-            <w:lang w:val="zh_TW" w:bidi="zh_TW"/>
-          </w:rPr>
-          <w:rPr>
-            <w:color w:val="0000EE"/>
-            <w:u w:val="single"/>
-          </w:rPr>
-          <w:t>10</w:t>
-        </w:r>
-      </w:hyperlink>
-      <w:r>
-        <w:rPr>
-          <w:lang w:val="zh_TW" w:bidi="zh_TW"/>
-        </w:rPr>
-        <w:t>；</w:t>
-      </w:r>
-      <w:hyperlink r:id="rId43">
-        <w:r>
-          <w:rPr>
-            <w:lang w:val="zh_TW" w:bidi="zh_TW"/>
-          </w:rPr>
-          <w:rPr>
-            <w:color w:val="0000EE"/>
-            <w:u w:val="single"/>
-          </w:rPr>
-          <w:t>王下20:13</w:t>
-        </w:r>
-      </w:hyperlink>
-      <w:r>
-        <w:rPr>
-          <w:lang w:val="zh_TW" w:bidi="zh_TW"/>
-        </w:rPr>
-        <w:t>；</w:t>
-      </w:r>
-      <w:hyperlink r:id="rId44">
-        <w:r>
-          <w:rPr>
-            <w:lang w:val="zh_TW" w:bidi="zh_TW"/>
-          </w:rPr>
-          <w:rPr>
-            <w:color w:val="0000EE"/>
-            <w:u w:val="single"/>
-          </w:rPr>
-          <w:t>箴27:9</w:t>
-        </w:r>
-      </w:hyperlink>
-      <w:r>
-        <w:rPr>
-          <w:lang w:val="zh_TW" w:bidi="zh_TW"/>
-        </w:rPr>
-        <w:t>；</w:t>
-      </w:r>
-      <w:hyperlink r:id="rId45">
-        <w:r>
-          <w:rPr>
-            <w:lang w:val="zh_TW" w:bidi="zh_TW"/>
-          </w:rPr>
-          <w:rPr>
-            <w:color w:val="0000EE"/>
-            <w:u w:val="single"/>
-          </w:rPr>
-          <w:t>賽3:24</w:t>
-        </w:r>
-      </w:hyperlink>
-      <w:r>
-        <w:rPr>
-          <w:lang w:val="zh_TW" w:bidi="zh_TW"/>
-        </w:rPr>
-        <w:t>）。</w:t>
+        <w:t>吾珥出土的大量泥版記載了這座城市的商業生活，其運作主要是圍繞著神廟及其收入展開的。這裡設有工廠，例如製造毛織品的織造場。有些泥板內容涉及宗教、歷史、法律和教育。學生接受楔形文字（cuneiform）的讀寫訓練，學習乘法和除法，有些人甚至能計算平方根和立方根。</w:t>
       </w:r>
     </w:p>
     <w:p>
@@ -1684,392 +943,31 @@
         <w:rPr>
           <w:lang w:val="zh_TW" w:bidi="zh_TW"/>
         </w:rPr>
-        <w:t>人們會將香料會塗抹在衣服上，也會灑在臥榻上（</w:t>
-      </w:r>
-      <w:hyperlink r:id="rId46">
-        <w:r>
-          <w:rPr>
-            <w:lang w:val="zh_TW" w:bidi="zh_TW"/>
-          </w:rPr>
-          <w:rPr>
-            <w:color w:val="0000EE"/>
-            <w:u w:val="single"/>
-          </w:rPr>
-          <w:t>詩45:8</w:t>
-        </w:r>
-      </w:hyperlink>
-      <w:r>
-        <w:rPr>
-          <w:lang w:val="zh_TW" w:bidi="zh_TW"/>
-        </w:rPr>
-        <w:t>；</w:t>
-      </w:r>
-      <w:hyperlink r:id="rId47">
-        <w:r>
-          <w:rPr>
-            <w:lang w:val="zh_TW" w:bidi="zh_TW"/>
-          </w:rPr>
-          <w:rPr>
-            <w:color w:val="0000EE"/>
-            <w:u w:val="single"/>
-          </w:rPr>
-          <w:t>歌4:11</w:t>
-        </w:r>
-      </w:hyperlink>
-      <w:r>
-        <w:rPr>
-          <w:lang w:val="zh_TW" w:bidi="zh_TW"/>
-        </w:rPr>
-        <w:t>；</w:t>
-      </w:r>
-      <w:hyperlink r:id="rId48">
-        <w:r>
-          <w:rPr>
-            <w:lang w:val="zh_TW" w:bidi="zh_TW"/>
-          </w:rPr>
-          <w:rPr>
-            <w:color w:val="0000EE"/>
-            <w:u w:val="single"/>
-          </w:rPr>
-          <w:t>箴7:17</w:t>
-        </w:r>
-      </w:hyperlink>
-      <w:r>
-        <w:rPr>
-          <w:lang w:val="zh_TW" w:bidi="zh_TW"/>
-        </w:rPr>
-        <w:t>）。香料在喪葬禮儀中也十分重要。人們會用香料保存遺體，並在喪禮中灑撒或焚燒香料（</w:t>
-      </w:r>
-      <w:hyperlink r:id="rId49">
-        <w:r>
-          <w:rPr>
-            <w:lang w:val="zh_TW" w:bidi="zh_TW"/>
-          </w:rPr>
-          <w:rPr>
-            <w:color w:val="0000EE"/>
-            <w:u w:val="single"/>
-          </w:rPr>
-          <w:t>創50:2–3</w:t>
-        </w:r>
-      </w:hyperlink>
-      <w:r>
-        <w:rPr>
-          <w:lang w:val="zh_TW" w:bidi="zh_TW"/>
-        </w:rPr>
-        <w:t>、</w:t>
-      </w:r>
-      <w:hyperlink r:id="rId49">
-        <w:r>
-          <w:rPr>
-            <w:lang w:val="zh_TW" w:bidi="zh_TW"/>
-          </w:rPr>
-          <w:rPr>
-            <w:color w:val="0000EE"/>
-            <w:u w:val="single"/>
-          </w:rPr>
-          <w:t>26</w:t>
-        </w:r>
-      </w:hyperlink>
-      <w:r>
-        <w:rPr>
-          <w:lang w:val="zh_TW" w:bidi="zh_TW"/>
-        </w:rPr>
-        <w:t>；</w:t>
-      </w:r>
-      <w:hyperlink r:id="rId50">
-        <w:r>
-          <w:rPr>
-            <w:lang w:val="zh_TW" w:bidi="zh_TW"/>
-          </w:rPr>
-          <w:rPr>
-            <w:color w:val="0000EE"/>
-            <w:u w:val="single"/>
-          </w:rPr>
-          <w:t>代下16:14</w:t>
-        </w:r>
-      </w:hyperlink>
-      <w:r>
-        <w:rPr>
-          <w:lang w:val="zh_TW" w:bidi="zh_TW"/>
-        </w:rPr>
-        <w:t>）。尼哥德慕曾帶著沒藥和沉香來裹耶穌的身體（</w:t>
-      </w:r>
-      <w:hyperlink r:id="rId51">
-        <w:r>
-          <w:rPr>
-            <w:lang w:val="zh_TW" w:bidi="zh_TW"/>
-          </w:rPr>
-          <w:rPr>
-            <w:color w:val="0000EE"/>
-            <w:u w:val="single"/>
-          </w:rPr>
-          <w:t>約19:39–40</w:t>
-        </w:r>
-      </w:hyperlink>
-      <w:r>
-        <w:rPr>
-          <w:lang w:val="zh_TW" w:bidi="zh_TW"/>
-        </w:rPr>
-        <w:t>）。在大希律（Herod the Great）的喪禮上，有500名奴僕抬著香料隨行（約瑟夫〔Josephus〕的</w:t>
-      </w:r>
-      <w:r>
-        <w:rPr>
-          <w:i/>
-          <w:lang w:val="zh_TW" w:bidi="zh_TW"/>
-        </w:rPr>
-        <w:t>猶太古史記</w:t>
-      </w:r>
-      <w:r>
-        <w:rPr>
-          <w:lang w:val="zh_TW" w:bidi="zh_TW"/>
-        </w:rPr>
-        <w:t xml:space="preserve"> </w:t>
-      </w:r>
-      <w:r>
-        <w:rPr>
-          <w:i/>
-          <w:lang w:val="zh_TW" w:bidi="zh_TW"/>
-        </w:rPr>
-        <w:t>〔Antiquities〕</w:t>
-      </w:r>
-      <w:r>
-        <w:rPr>
-          <w:lang w:val="zh_TW" w:bidi="zh_TW"/>
-        </w:rPr>
-        <w:t>17.8.3）。</w:t>
-      </w:r>
-    </w:p>
-    <w:p>
-      <w:pPr>
-        <w:pStyle w:val="Heading4"/>
-      </w:pPr>
-      <w:r>
-        <w:rPr>
-          <w:lang w:val="zh_TW" w:bidi="zh_TW"/>
-        </w:rPr>
-        <w:t>香料在敬拜中的用途</w:t>
-      </w:r>
-    </w:p>
-    <w:p>
-      <w:pPr/>
-      <w:r>
-        <w:rPr>
-          <w:lang w:val="zh_TW" w:bidi="zh_TW"/>
-        </w:rPr>
-      </w:r>
-      <w:r>
-        <w:rPr>
-          <w:lang w:val="zh_TW" w:bidi="zh_TW"/>
-        </w:rPr>
-        <w:t>除了個人用途之外，油、香料和香也會用於敬拜。人們用聖膏油膏抹會幕、會幕中的器具，以及亞倫家的祭司，使他們分別為聖、承接聖職（</w:t>
-      </w:r>
-      <w:hyperlink r:id="rId17">
-        <w:r>
-          <w:rPr>
-            <w:lang w:val="zh_TW" w:bidi="zh_TW"/>
-          </w:rPr>
-          <w:rPr>
-            <w:color w:val="0000EE"/>
-            <w:u w:val="single"/>
-          </w:rPr>
-          <w:t>出30:22–25</w:t>
-        </w:r>
-      </w:hyperlink>
-      <w:r>
-        <w:rPr>
-          <w:lang w:val="zh_TW" w:bidi="zh_TW"/>
-        </w:rPr>
-        <w:t>；</w:t>
-      </w:r>
-      <w:hyperlink r:id="rId52">
-        <w:r>
-          <w:rPr>
-            <w:lang w:val="zh_TW" w:bidi="zh_TW"/>
-          </w:rPr>
-          <w:rPr>
-            <w:color w:val="0000EE"/>
-            <w:u w:val="single"/>
-          </w:rPr>
-          <w:t>詩133篇</w:t>
-        </w:r>
-      </w:hyperlink>
-      <w:r>
-        <w:rPr>
-          <w:lang w:val="zh_TW" w:bidi="zh_TW"/>
-        </w:rPr>
-        <w:t>）。</w:t>
-      </w:r>
-      <w:hyperlink r:id="rId53">
-        <w:r>
-          <w:rPr>
-            <w:lang w:val="zh_TW" w:bidi="zh_TW"/>
-          </w:rPr>
-          <w:rPr>
-            <w:color w:val="0000EE"/>
-            <w:u w:val="single"/>
-          </w:rPr>
-          <w:t>出埃及記三十章34至35節</w:t>
-        </w:r>
-      </w:hyperlink>
-      <w:r>
-        <w:rPr>
-          <w:lang w:val="zh_TW" w:bidi="zh_TW"/>
-        </w:rPr>
-        <w:t>中便詳細記載了聖香的配方。這種香不但在以色列廣為人知，在古代近東也享有盛名。</w:t>
-      </w:r>
-    </w:p>
-    <w:p>
-      <w:pPr>
-        <w:pStyle w:val="Heading3"/>
-      </w:pPr>
-      <w:r>
-        <w:rPr>
-          <w:lang w:val="zh_TW" w:bidi="zh_TW"/>
-        </w:rPr>
-        <w:t>香料的比喻用法</w:t>
-      </w:r>
-    </w:p>
-    <w:p>
-      <w:pPr/>
-      <w:r>
-        <w:rPr>
-          <w:lang w:val="zh_TW" w:bidi="zh_TW"/>
-        </w:rPr>
-      </w:r>
-      <w:r>
-        <w:rPr>
-          <w:lang w:val="zh_TW" w:bidi="zh_TW"/>
-        </w:rPr>
-        <w:t>新約聖經也用香料作比喻。基督將自己獻給神，成為馨香的供物和祭物（</w:t>
-      </w:r>
-      <w:hyperlink r:id="rId54">
-        <w:r>
-          <w:rPr>
-            <w:lang w:val="zh_TW" w:bidi="zh_TW"/>
-          </w:rPr>
-          <w:rPr>
-            <w:color w:val="0000EE"/>
-            <w:u w:val="single"/>
-          </w:rPr>
-          <w:t>弗5:2</w:t>
-        </w:r>
-      </w:hyperlink>
-      <w:r>
-        <w:rPr>
-          <w:lang w:val="zh_TW" w:bidi="zh_TW"/>
-        </w:rPr>
-        <w:t>）。經文形容腓立比教會送給保羅的禮物為馨香之氣的供物（</w:t>
-      </w:r>
-      <w:hyperlink r:id="rId55">
-        <w:r>
-          <w:rPr>
-            <w:lang w:val="zh_TW" w:bidi="zh_TW"/>
-          </w:rPr>
-          <w:rPr>
-            <w:color w:val="0000EE"/>
-            <w:u w:val="single"/>
-          </w:rPr>
-          <w:t>腓4:18</w:t>
-        </w:r>
-      </w:hyperlink>
-      <w:r>
-        <w:rPr>
-          <w:lang w:val="zh_TW" w:bidi="zh_TW"/>
-        </w:rPr>
-        <w:t>）。眾聖徒的禱告則好像盛滿香的金爐（</w:t>
-      </w:r>
-      <w:hyperlink r:id="rId56">
-        <w:r>
-          <w:rPr>
-            <w:lang w:val="zh_TW" w:bidi="zh_TW"/>
-          </w:rPr>
-          <w:rPr>
-            <w:color w:val="0000EE"/>
-            <w:u w:val="single"/>
-          </w:rPr>
-          <w:t>啟5:8</w:t>
-        </w:r>
-      </w:hyperlink>
-      <w:r>
-        <w:rPr>
-          <w:lang w:val="zh_TW" w:bidi="zh_TW"/>
-        </w:rPr>
-        <w:t>）。</w:t>
-      </w:r>
-    </w:p>
-    <w:p>
-      <w:pPr/>
-      <w:r>
-        <w:rPr>
-          <w:lang w:val="zh_TW" w:bidi="zh_TW"/>
-        </w:rPr>
-      </w:r>
-      <w:r>
-        <w:rPr>
-          <w:i/>
-          <w:lang w:val="zh_TW" w:bidi="zh_TW"/>
-        </w:rPr>
-        <w:t>另見</w:t>
-      </w:r>
-      <w:r>
-        <w:rPr>
-          <w:lang w:val="zh_TW" w:bidi="zh_TW"/>
-        </w:rPr>
-        <w:t xml:space="preserve"> </w:t>
-      </w:r>
-      <w:r>
-        <w:rPr>
-          <w:lang w:val="zh_TW" w:bidi="zh_TW"/>
-        </w:rPr>
-        <w:t>香品</w:t>
-      </w:r>
-      <w:r>
-        <w:rPr>
-          <w:lang w:val="zh_TW" w:bidi="zh_TW"/>
-        </w:rPr>
-        <w:t>；</w:t>
-      </w:r>
-      <w:r>
-        <w:rPr>
-          <w:lang w:val="zh_TW" w:bidi="zh_TW"/>
-        </w:rPr>
-        <w:t>油</w:t>
-      </w:r>
-      <w:r>
-        <w:rPr>
-          <w:lang w:val="zh_TW" w:bidi="zh_TW"/>
-        </w:rPr>
-        <w:t>；</w:t>
-      </w:r>
-      <w:r>
-        <w:rPr>
-          <w:lang w:val="zh_TW" w:bidi="zh_TW"/>
-        </w:rPr>
-        <w:t>香膏</w:t>
-      </w:r>
-      <w:r>
-        <w:rPr>
-          <w:lang w:val="zh_TW" w:bidi="zh_TW"/>
-        </w:rPr>
-        <w:t>；</w:t>
-      </w:r>
-      <w:r>
-        <w:rPr>
-          <w:lang w:val="zh_TW" w:bidi="zh_TW"/>
-        </w:rPr>
-        <w:t>製造</w:t>
-      </w:r>
-      <w:r>
-        <w:rPr>
-          <w:lang w:val="zh_TW" w:bidi="zh_TW"/>
-        </w:rPr>
-        <w:t>香膏的人（Perfumer）</w:t>
-      </w:r>
-      <w:r>
-        <w:rPr>
-          <w:lang w:val="zh_TW" w:bidi="zh_TW"/>
-        </w:rPr>
-        <w:t>。</w:t>
+        <w:t>民宅建築高度發展，房屋多為兩層樓，包含許多房間（10到20間），有時還設有私人小禮拜堂。考古學家發現了小型黏土宗教雕像（</w:t>
+      </w:r>
+      <w:r>
+        <w:rPr>
+          <w:lang w:val="zh_TW" w:bidi="zh_TW"/>
+        </w:rPr>
+        <w:t>家中的神像〔</w:t>
+      </w:r>
+      <w:r>
+        <w:rPr>
+          <w:lang w:val="zh_TW" w:bidi="zh_TW"/>
+        </w:rPr>
+        <w:t>teraphim</w:t>
+      </w:r>
+      <w:r>
+        <w:rPr>
+          <w:lang w:val="zh_TW" w:bidi="zh_TW"/>
+        </w:rPr>
+        <w:t>〕</w:t>
+      </w:r>
+      <w:r>
+        <w:rPr>
+          <w:lang w:val="zh_TW" w:bidi="zh_TW"/>
+        </w:rPr>
+        <w:t>或家中的偶像）。許多由貴金屬和其它昂貴材料製成的藝術品已被挖掘出來，特別是在王室墓穴中。這些墓穴中還發現了陪葬者的遺骸，他們想必是在皇室成員下葬時被處死，以便在來世陪伴主人。</w:t>
       </w:r>
       <w:r>
         <w:rPr>
@@ -3971,6 +2869,12 @@
   </w:num>
   <w:num w:numId="13" w16cid:durableId="592781308">
     <w:abstractNumId w:val="11"/>
+  </w:num>
+  <w:num w:numId="14">
+    <w:abstractNumId w:val="3"/>
+    <w:lvlOverride w:ilvl="0">
+      <w:startOverride w:val="1"/>
+    </w:lvlOverride>
   </w:num>
   <w:numIdMacAtCleanup w:val="10"/>
 </w:numbering>

--- a/zht/docx/182.content.docx
+++ b/zht/docx/182.content.docx
@@ -149,7 +149,7 @@
         <w:rPr>
           <w:lang w:val="zh_TW" w:bidi="zh_TW"/>
         </w:rPr>
-        <w:t>wu</w:t>
+        <w:t>wang</w:t>
       </w:r>
       <w:r>
         <w:rPr>
@@ -212,35 +212,12 @@
         <w:rPr>
           <w:lang w:val="zh_TW" w:bidi="zh_TW"/>
         </w:rPr>
-        <w:t>烏薩（人物）</w:t>
-      </w:r>
-      <w:r>
-        <w:rPr>
-          <w:lang w:val="zh_TW" w:bidi="zh_TW"/>
-        </w:rPr>
-      </w:r>
-    </w:p>
-    <w:p>
-      <w:pPr>
-        <w:pStyle w:val="Heading2"/>
-      </w:pPr>
-      <w:r>
-        <w:rPr>
-          <w:lang w:val="zh_TW" w:bidi="zh_TW"/>
-        </w:rPr>
-        <w:t>烏</w:t>
-      </w:r>
-      <w:r>
-        <w:rPr>
-          <w:lang w:val="zh_TW" w:bidi="zh_TW"/>
-        </w:rPr>
-        <w:t>薩</w:t>
-      </w:r>
-      <w:r>
-        <w:rPr>
-          <w:lang w:val="zh_TW" w:bidi="zh_TW"/>
-        </w:rPr>
-        <w:t>（人物）</w:t>
+        <w:t>王</w:t>
+      </w:r>
+      <w:r>
+        <w:rPr>
+          <w:lang w:val="zh_TW" w:bidi="zh_TW"/>
+        </w:rPr>
       </w:r>
     </w:p>
     <w:p>
@@ -254,7 +231,7 @@
         <w:rPr>
           <w:lang w:val="zh_TW" w:bidi="zh_TW"/>
         </w:rPr>
-        <w:t>約坍的兒子，屬於閃族支系中希伯的後裔（</w:t>
+        <w:t>希伯來文舊約聖經裡，melek（王）這個詞出現超過2,000次。它可以指神（</w:t>
       </w:r>
       <w:hyperlink r:id="rId13">
         <w:r>
@@ -265,14 +242,14 @@
             <w:color w:val="0000EE"/>
             <w:u w:val="single"/>
           </w:rPr>
-          <w:t>創10:27</w:t>
+          <w:t>詩95:3</w:t>
         </w:r>
       </w:hyperlink>
       <w:r>
         <w:rPr>
           <w:lang w:val="zh_TW" w:bidi="zh_TW"/>
         </w:rPr>
-        <w:t>；</w:t>
+        <w:t>），也可以指人的統治者。一般來說，它指一位在其臣民之上擁有至高權柄與大能的統治者。在舊約聖經中，melek是用來指一個支派的統治者（「米甸的王」，</w:t>
       </w:r>
       <w:hyperlink r:id="rId14">
         <w:r>
@@ -283,24 +260,68 @@
             <w:color w:val="0000EE"/>
             <w:u w:val="single"/>
           </w:rPr>
-          <w:t>代上1:21</w:t>
+          <w:t>民31:8</w:t>
         </w:r>
       </w:hyperlink>
       <w:r>
         <w:rPr>
           <w:lang w:val="zh_TW" w:bidi="zh_TW"/>
         </w:rPr>
-        <w:t>）。</w:t>
-      </w:r>
-      <w:r>
-        <w:rPr>
-          <w:lang w:val="zh_TW" w:bidi="zh_TW"/>
-        </w:rPr>
-      </w:r>
-      <w:r>
-        <w:rPr>
-          <w:lang w:val="zh_TW" w:bidi="zh_TW"/>
-        </w:rPr>
+        <w:t>）、一座城的王（耶利哥、艾城；參</w:t>
+      </w:r>
+      <w:hyperlink r:id="rId15">
+        <w:r>
+          <w:rPr>
+            <w:lang w:val="zh_TW" w:bidi="zh_TW"/>
+          </w:rPr>
+          <w:rPr>
+            <w:color w:val="0000EE"/>
+            <w:u w:val="single"/>
+          </w:rPr>
+          <w:t>書12:9–24</w:t>
+        </w:r>
+      </w:hyperlink>
+      <w:r>
+        <w:rPr>
+          <w:lang w:val="zh_TW" w:bidi="zh_TW"/>
+        </w:rPr>
+        <w:t>，其中列出了以色列人所征服的31個城邦的王）、一個民族的王（以色列、猶大、亞捫、摩押、亞蘭），或是一個列邦的君王（如埃及、亞述、巴比倫，或波斯）。也有其它詞語可以指王室身分。非利士人將seren（首領）這個稱號引入希伯來文的詞彙中。非利士的五座城由五個首領治理。另一個指以色列王的詞語是nagid（君王）。掃羅和大衛都曾受膏作以色列的nagid（</w:t>
+      </w:r>
+      <w:hyperlink r:id="rId16">
+        <w:r>
+          <w:rPr>
+            <w:lang w:val="zh_TW" w:bidi="zh_TW"/>
+          </w:rPr>
+          <w:rPr>
+            <w:color w:val="0000EE"/>
+            <w:u w:val="single"/>
+          </w:rPr>
+          <w:t>撒上10:1</w:t>
+        </w:r>
+      </w:hyperlink>
+      <w:r>
+        <w:rPr>
+          <w:lang w:val="zh_TW" w:bidi="zh_TW"/>
+        </w:rPr>
+        <w:t>，</w:t>
+      </w:r>
+      <w:hyperlink r:id="rId17">
+        <w:r>
+          <w:rPr>
+            <w:lang w:val="zh_TW" w:bidi="zh_TW"/>
+          </w:rPr>
+          <w:rPr>
+            <w:color w:val="0000EE"/>
+            <w:u w:val="single"/>
+          </w:rPr>
+          <w:t>16:13</w:t>
+        </w:r>
+      </w:hyperlink>
+      <w:r>
+        <w:rPr>
+          <w:lang w:val="zh_TW" w:bidi="zh_TW"/>
+        </w:rPr>
+        <w:t>）。在新約聖經與七十士譯本（舊約聖經的希臘文譯本）中，希臘文的basileus在意思上與希伯來文的melek相近。新約聖經的basileus可以指公元一世紀的世俗統治者、以色列的王、過去的統治者，也可以指那位屬神的王，就是耶穌基督。</w:t>
       </w:r>
     </w:p>
     <w:p>
@@ -310,21 +331,76 @@
           <w:lang w:val="zh_TW" w:bidi="zh_TW"/>
         </w:rPr>
       </w:r>
+      <w:r>
+        <w:rPr>
+          <w:lang w:val="zh_TW" w:bidi="zh_TW"/>
+        </w:rPr>
+        <w:t>「萬王之王」這個稱號是用在耶穌身上（</w:t>
+      </w:r>
+      <w:hyperlink r:id="rId18">
+        <w:r>
+          <w:rPr>
+            <w:lang w:val="zh_TW" w:bidi="zh_TW"/>
+          </w:rPr>
+          <w:rPr>
+            <w:color w:val="0000EE"/>
+            <w:u w:val="single"/>
+          </w:rPr>
+          <w:t>提前6:15</w:t>
+        </w:r>
+      </w:hyperlink>
+      <w:r>
+        <w:rPr>
+          <w:lang w:val="zh_TW" w:bidi="zh_TW"/>
+        </w:rPr>
+        <w:t>），是一個希伯來式的說法，意思是至高的王，或最偉大的王。例如，以西結預言泰爾傾覆的經文中稱尼布甲尼撒為「諸王之王」（</w:t>
+      </w:r>
+      <w:hyperlink r:id="rId19">
+        <w:r>
+          <w:rPr>
+            <w:lang w:val="zh_TW" w:bidi="zh_TW"/>
+          </w:rPr>
+          <w:rPr>
+            <w:color w:val="0000EE"/>
+            <w:u w:val="single"/>
+          </w:rPr>
+          <w:t>結26:7</w:t>
+        </w:r>
+      </w:hyperlink>
+      <w:r>
+        <w:rPr>
+          <w:lang w:val="zh_TW" w:bidi="zh_TW"/>
+        </w:rPr>
+        <w:t>）。亞述和巴比倫的大君王引入這個稱號。在他們之前，統治者的稱號是「王」或「大王」，例如</w:t>
+      </w:r>
+      <w:hyperlink r:id="rId20">
+        <w:r>
+          <w:rPr>
+            <w:lang w:val="zh_TW" w:bidi="zh_TW"/>
+          </w:rPr>
+          <w:rPr>
+            <w:color w:val="0000EE"/>
+            <w:u w:val="single"/>
+          </w:rPr>
+          <w:t>列王紀下十八章28節</w:t>
+        </w:r>
+      </w:hyperlink>
+      <w:r>
+        <w:rPr>
+          <w:lang w:val="zh_TW" w:bidi="zh_TW"/>
+        </w:rPr>
+        <w:t>所述：「你們當聽亞述大王的話」。後來的統治者擴張帝國疆域時，也會改變自己的稱號。</w:t>
+      </w:r>
     </w:p>
     <w:p>
       <w:pPr>
-        <w:pStyle w:val="Heading2"/>
-      </w:pPr>
-      <w:r>
-        <w:rPr>
-          <w:lang w:val="zh_TW" w:bidi="zh_TW"/>
-        </w:rPr>
-        <w:t>烏斯（地點）</w:t>
-      </w:r>
-      <w:r>
-        <w:rPr>
-          <w:lang w:val="zh_TW" w:bidi="zh_TW"/>
-        </w:rPr>
+        <w:pStyle w:val="Heading3"/>
+      </w:pPr>
+      <w:r>
+        <w:rPr>
+          <w:lang w:val="zh_TW" w:bidi="zh_TW"/>
+        </w:rPr>
+        <w:t>以色列的王權</w:t>
       </w:r>
     </w:p>
     <w:p>
@@ -338,9 +414,9 @@
         <w:rPr>
           <w:lang w:val="zh_TW" w:bidi="zh_TW"/>
         </w:rPr>
-        <w:t>烏斯是約伯的故鄉（</w:t>
-      </w:r>
-      <w:hyperlink r:id="rId15">
+        <w:t>神揀選亞伯拉罕作多國之父；彌賽亞要藉著他和他的後裔在地上掌權。神在賜給亞伯拉罕的應許裡屢次向他保證，他必作一個強大民族之父，神要把迦南地賜給這個民族，而且君王必從他的後裔而出（</w:t>
+      </w:r>
+      <w:hyperlink r:id="rId21">
         <w:r>
           <w:rPr>
             <w:lang w:val="zh_TW" w:bidi="zh_TW"/>
@@ -349,16 +425,16 @@
             <w:color w:val="0000EE"/>
             <w:u w:val="single"/>
           </w:rPr>
-          <w:t>伯1:1</w:t>
+          <w:t>創17:6</w:t>
         </w:r>
       </w:hyperlink>
       <w:r>
         <w:rPr>
           <w:lang w:val="zh_TW" w:bidi="zh_TW"/>
         </w:rPr>
-        <w:t>）。這個地名與以東並列出現，並與西珥的何利人族譜中的烏斯有關（</w:t>
-      </w:r>
-      <w:hyperlink r:id="rId16">
+        <w:t>）。亞伯拉罕遵行神吩咐他受割禮的命令，表明他接受神在他家中掌權；這也使亞伯拉罕的宗族分別出來，事奉神（</w:t>
+      </w:r>
+      <w:hyperlink r:id="rId22">
         <w:r>
           <w:rPr>
             <w:lang w:val="zh_TW" w:bidi="zh_TW"/>
@@ -367,16 +443,16 @@
             <w:color w:val="0000EE"/>
             <w:u w:val="single"/>
           </w:rPr>
-          <w:t>哀4:21</w:t>
+          <w:t>10–14</w:t>
         </w:r>
       </w:hyperlink>
       <w:r>
         <w:rPr>
           <w:lang w:val="zh_TW" w:bidi="zh_TW"/>
         </w:rPr>
-        <w:t>）。然而約伯記中並未明確地標示出烏斯地的具體位置，但書中提到「東方人」（Kedem）居住在那裡（</w:t>
-      </w:r>
-      <w:hyperlink r:id="rId17">
+        <w:t>節）。神與亞伯拉罕和他後裔建立關係的終極目的是，神要作以色列的王，而祂的百姓也要藉著忠心順服祂，表明他們接受祂掌權（</w:t>
+      </w:r>
+      <w:hyperlink r:id="rId23">
         <w:r>
           <w:rPr>
             <w:lang w:val="zh_TW" w:bidi="zh_TW"/>
@@ -385,50 +461,14 @@
             <w:color w:val="0000EE"/>
             <w:u w:val="single"/>
           </w:rPr>
-          <w:t>伯1:3</w:t>
+          <w:t>9</w:t>
         </w:r>
       </w:hyperlink>
       <w:r>
         <w:rPr>
           <w:lang w:val="zh_TW" w:bidi="zh_TW"/>
         </w:rPr>
-        <w:t>）。經文還提到烏斯靠近曠野（</w:t>
-      </w:r>
-      <w:hyperlink r:id="rId18">
-        <w:r>
-          <w:rPr>
-            <w:lang w:val="zh_TW" w:bidi="zh_TW"/>
-          </w:rPr>
-          <w:rPr>
-            <w:color w:val="0000EE"/>
-            <w:u w:val="single"/>
-          </w:rPr>
-          <w:t>15</w:t>
-        </w:r>
-      </w:hyperlink>
-      <w:r>
-        <w:rPr>
-          <w:lang w:val="zh_TW" w:bidi="zh_TW"/>
-        </w:rPr>
-        <w:t>節），而且鄰近迦勒底人（</w:t>
-      </w:r>
-      <w:hyperlink r:id="rId19">
-        <w:r>
-          <w:rPr>
-            <w:lang w:val="zh_TW" w:bidi="zh_TW"/>
-          </w:rPr>
-          <w:rPr>
-            <w:color w:val="0000EE"/>
-            <w:u w:val="single"/>
-          </w:rPr>
-          <w:t>17</w:t>
-        </w:r>
-      </w:hyperlink>
-      <w:r>
-        <w:rPr>
-          <w:lang w:val="zh_TW" w:bidi="zh_TW"/>
-        </w:rPr>
-        <w:t>節）。這顯示出其位於以色列地的東邊。</w:t>
+        <w:t>節）。</w:t>
       </w:r>
     </w:p>
     <w:p>
@@ -442,69 +482,7 @@
         <w:rPr>
           <w:lang w:val="zh_TW" w:bidi="zh_TW"/>
         </w:rPr>
-        <w:t>由於烏斯與以東有著上述聯繫，這有力地暗示了烏斯地是由何利人西珥的後裔所居住。在約伯記希臘文譯本末尾的一段經文進一步支持了這個觀點：「因為他住在以東與阿拉伯交界處的烏斯地。」除此之外，某些古代傳統認為約伯的故鄉位在巴珊。約瑟夫（Josephus）亦參照亞蘭族譜中的烏斯（</w:t>
-      </w:r>
-      <w:hyperlink r:id="rId20">
-        <w:r>
-          <w:rPr>
-            <w:lang w:val="zh_TW" w:bidi="zh_TW"/>
-          </w:rPr>
-          <w:rPr>
-            <w:color w:val="0000EE"/>
-            <w:u w:val="single"/>
-          </w:rPr>
-          <w:t>創10:23</w:t>
-        </w:r>
-      </w:hyperlink>
-      <w:r>
-        <w:rPr>
-          <w:lang w:val="zh_TW" w:bidi="zh_TW"/>
-        </w:rPr>
-        <w:t>），指出約伯曾居住在特拉可尼和大馬士革（</w:t>
-      </w:r>
-      <w:r>
-        <w:rPr>
-          <w:i/>
-          <w:lang w:val="zh_TW" w:bidi="zh_TW"/>
-        </w:rPr>
-        <w:t>猶太古史記</w:t>
-      </w:r>
-      <w:r>
-        <w:rPr>
-          <w:i/>
-          <w:lang w:val="zh_TW" w:bidi="zh_TW"/>
-        </w:rPr>
-        <w:t>〔</w:t>
-      </w:r>
-      <w:r>
-        <w:rPr>
-          <w:i/>
-          <w:lang w:val="zh_TW" w:bidi="zh_TW"/>
-        </w:rPr>
-        <w:t>Antiquities</w:t>
-      </w:r>
-      <w:r>
-        <w:rPr>
-          <w:i/>
-          <w:lang w:val="zh_TW" w:bidi="zh_TW"/>
-        </w:rPr>
-        <w:t>〕</w:t>
-      </w:r>
-      <w:r>
-        <w:rPr>
-          <w:lang w:val="zh_TW" w:bidi="zh_TW"/>
-        </w:rPr>
-        <w:t>1.6.4）。</w:t>
-      </w:r>
-      <w:r>
-        <w:rPr>
-          <w:lang w:val="zh_TW" w:bidi="zh_TW"/>
-        </w:rPr>
-      </w:r>
-      <w:r>
-        <w:rPr>
-          <w:lang w:val="zh_TW" w:bidi="zh_TW"/>
-        </w:rPr>
+        <w:t>這約的核心是，神期望他們忠於祂的掌權。亞伯拉罕和他的後裔要與這位大君王相交，藉著這樣的生活，在列邦中施行神所賜的「治理」。祂要藉著亞伯拉罕和他的後裔興起一個「君尊的民族（royal nation）」，使他們得以重新承受治理祂所創造萬有的全部特權。</w:t>
       </w:r>
     </w:p>
     <w:p>
@@ -514,45 +492,13 @@
           <w:lang w:val="zh_TW" w:bidi="zh_TW"/>
         </w:rPr>
       </w:r>
-    </w:p>
-    <w:p>
-      <w:pPr>
-        <w:pStyle w:val="Heading2"/>
-      </w:pPr>
-      <w:r>
-        <w:rPr>
-          <w:lang w:val="zh_TW" w:bidi="zh_TW"/>
-        </w:rPr>
-        <w:t>烏斯（人物）</w:t>
-      </w:r>
-      <w:r>
-        <w:rPr>
-          <w:lang w:val="zh_TW" w:bidi="zh_TW"/>
-        </w:rPr>
-      </w:r>
-    </w:p>
-    <w:p>
-      <w:pPr>
-        <w:pStyle w:val="ListNumber"/>
-        <w:numPr>
-          <w:ilvl w:val="0"/>
-          <w:numId w:val="14"/>
-        </w:numPr>
-        <w:spacing w:line="240" w:lineRule="auto"/>
-        <w:ind w:left="720"/>
-      </w:pPr>
-      <w:r>
-        <w:rPr>
-          <w:lang w:val="zh_TW" w:bidi="zh_TW"/>
-        </w:rPr>
-      </w:r>
-      <w:r>
-        <w:rPr>
-          <w:lang w:val="zh_TW" w:bidi="zh_TW"/>
-        </w:rPr>
-        <w:t>亞蘭的長子，也是閃的後代（</w:t>
-      </w:r>
-      <w:hyperlink r:id="rId20">
+      <w:r>
+        <w:rPr>
+          <w:lang w:val="zh_TW" w:bidi="zh_TW"/>
+        </w:rPr>
+        <w:t>耶和華也與以色列立約。這約是出於主權的恩典與應許的治理；耶和華藉著祂律法的約束，也藉著祂親自同在，使這百姓分別為聖歸給祂。這個民族親眼看見神怎樣看顧他們，就必須學習：他們如果順服神的要求，神權政體的國度（theocratic kingdom）就能在地上成為現實。在西奈之約裡，神權政體（theocracy，就是神的掌權）得以建立。神把誡命託付給以色列，好叫他們顯出自己是神權政體的民族，正如神向摩西所啟示的話：「如今你們若實在聽從我的話，遵守我的約，就要在萬民中作屬我的子民，因為全地都是我的。你們要歸我作祭司的國度，為聖潔的國民。」（</w:t>
+      </w:r>
+      <w:hyperlink r:id="rId24">
         <w:r>
           <w:rPr>
             <w:lang w:val="zh_TW" w:bidi="zh_TW"/>
@@ -561,144 +507,14 @@
             <w:color w:val="0000EE"/>
             <w:u w:val="single"/>
           </w:rPr>
-          <w:t>創10:23</w:t>
+          <w:t>出19:5–6</w:t>
         </w:r>
       </w:hyperlink>
       <w:r>
         <w:rPr>
           <w:lang w:val="zh_TW" w:bidi="zh_TW"/>
         </w:rPr>
-        <w:t>）。在</w:t>
-      </w:r>
-      <w:hyperlink r:id="rId21">
-        <w:r>
-          <w:rPr>
-            <w:lang w:val="zh_TW" w:bidi="zh_TW"/>
-          </w:rPr>
-          <w:rPr>
-            <w:color w:val="0000EE"/>
-            <w:u w:val="single"/>
-          </w:rPr>
-          <w:t>歷代志上一章17節</w:t>
-        </w:r>
-      </w:hyperlink>
-      <w:r>
-        <w:rPr>
-          <w:lang w:val="zh_TW" w:bidi="zh_TW"/>
-        </w:rPr>
-        <w:t>的平行經文中，</w:t>
-      </w:r>
-      <w:r>
-        <w:rPr>
-          <w:lang w:val="zh_TW" w:bidi="zh_TW"/>
-        </w:rPr>
-        <w:t>烏斯直接列為閃的後裔，而未提及亞蘭</w:t>
-      </w:r>
-      <w:r>
-        <w:rPr>
-          <w:lang w:val="zh_TW" w:bidi="zh_TW"/>
-        </w:rPr>
-        <w:t>。他或許是居住在敘利亞沙漠地區之亞蘭民族的祖先。</w:t>
-      </w:r>
-    </w:p>
-    <w:p>
-      <w:pPr>
-        <w:pStyle w:val="ListNumber"/>
-        <w:spacing w:line="240" w:lineRule="auto"/>
-        <w:ind w:left="720"/>
-      </w:pPr>
-      <w:r>
-        <w:rPr>
-          <w:lang w:val="zh_TW" w:bidi="zh_TW"/>
-        </w:rPr>
-      </w:r>
-      <w:r>
-        <w:rPr>
-          <w:lang w:val="zh_TW" w:bidi="zh_TW"/>
-        </w:rPr>
-        <w:t>亞伯拉罕的兄弟拿鶴與其妾密迦所生的長子（</w:t>
-      </w:r>
-      <w:hyperlink r:id="rId22">
-        <w:r>
-          <w:rPr>
-            <w:lang w:val="zh_TW" w:bidi="zh_TW"/>
-          </w:rPr>
-          <w:rPr>
-            <w:color w:val="0000EE"/>
-            <w:u w:val="single"/>
-          </w:rPr>
-          <w:t>創22:21</w:t>
-        </w:r>
-      </w:hyperlink>
-      <w:r>
-        <w:rPr>
-          <w:lang w:val="zh_TW" w:bidi="zh_TW"/>
-        </w:rPr>
-        <w:t>）。</w:t>
-      </w:r>
-    </w:p>
-    <w:p>
-      <w:pPr>
-        <w:pStyle w:val="ListNumber"/>
-        <w:spacing w:line="240" w:lineRule="auto"/>
-        <w:ind w:left="720"/>
-      </w:pPr>
-      <w:r>
-        <w:rPr>
-          <w:lang w:val="zh_TW" w:bidi="zh_TW"/>
-        </w:rPr>
-      </w:r>
-      <w:r>
-        <w:rPr>
-          <w:lang w:val="zh_TW" w:bidi="zh_TW"/>
-        </w:rPr>
-        <w:t>底珊的兒子，何利人西珥的子孫（</w:t>
-      </w:r>
-      <w:hyperlink r:id="rId23">
-        <w:r>
-          <w:rPr>
-            <w:lang w:val="zh_TW" w:bidi="zh_TW"/>
-          </w:rPr>
-          <w:rPr>
-            <w:color w:val="0000EE"/>
-            <w:u w:val="single"/>
-          </w:rPr>
-          <w:t>創36:28</w:t>
-        </w:r>
-      </w:hyperlink>
-      <w:r>
-        <w:rPr>
-          <w:lang w:val="zh_TW" w:bidi="zh_TW"/>
-        </w:rPr>
-        <w:t>；</w:t>
-      </w:r>
-      <w:hyperlink r:id="rId24">
-        <w:r>
-          <w:rPr>
-            <w:lang w:val="zh_TW" w:bidi="zh_TW"/>
-          </w:rPr>
-          <w:rPr>
-            <w:color w:val="0000EE"/>
-            <w:u w:val="single"/>
-          </w:rPr>
-          <w:t>代上1:42</w:t>
-        </w:r>
-      </w:hyperlink>
-      <w:r>
-        <w:rPr>
-          <w:lang w:val="zh_TW" w:bidi="zh_TW"/>
-        </w:rPr>
-        <w:t>）。</w:t>
-      </w:r>
-      <w:r>
-        <w:rPr>
-          <w:lang w:val="zh_TW" w:bidi="zh_TW"/>
-        </w:rPr>
-      </w:r>
-      <w:r>
-        <w:rPr>
-          <w:lang w:val="zh_TW" w:bidi="zh_TW"/>
-        </w:rPr>
+        <w:t>）。他們是神為列邦所揀選的；藉著以色列像祭司一樣的順服與代求，全地就能認識創造主—救贖主（Creator-Redeemer）。</w:t>
       </w:r>
     </w:p>
     <w:p>
@@ -708,21 +524,11 @@
           <w:lang w:val="zh_TW" w:bidi="zh_TW"/>
         </w:rPr>
       </w:r>
-    </w:p>
-    <w:p>
-      <w:pPr>
-        <w:pStyle w:val="Heading2"/>
-      </w:pPr>
-      <w:r>
-        <w:rPr>
-          <w:lang w:val="zh_TW" w:bidi="zh_TW"/>
-        </w:rPr>
-        <w:t>烏斯（Huz）</w:t>
-      </w:r>
-      <w:r>
-        <w:rPr>
-          <w:lang w:val="zh_TW" w:bidi="zh_TW"/>
-        </w:rPr>
+      <w:r>
+        <w:rPr>
+          <w:lang w:val="zh_TW" w:bidi="zh_TW"/>
+        </w:rPr>
+        <w:t>神的王權的特質包括：大能、榮耀、信實、智慧、眷顧、服事、將權柄分派給人、賜福與保護、公義的治理、審判、伸冤、拯救。以色列的王權也應當與神的王權一樣。他們多樣且有時複雜的律法，教導以色列分辨聖與俗、潔淨與不潔淨、神的道路與列邦的道路。神的道路增進愛、信實、公義、和平、和諧、服事、對人的眷顧、智慧的生活、保護困苦的人，並審判有罪的人。世界諸國的道路卻往往助長自私、混亂、專制，並且輕看公義。</w:t>
       </w:r>
     </w:p>
     <w:p>
@@ -736,9 +542,9 @@
         <w:rPr>
           <w:lang w:val="zh_TW" w:bidi="zh_TW"/>
         </w:rPr>
-        <w:t>在</w:t>
-      </w:r>
-      <w:hyperlink r:id="rId22">
+        <w:t>耶和華也設立一套組織架構，為要推動祂神權政體的目的。在曠野，摩西和以色列所揀選的領袖（</w:t>
+      </w:r>
+      <w:hyperlink r:id="rId25">
         <w:r>
           <w:rPr>
             <w:lang w:val="zh_TW" w:bidi="zh_TW"/>
@@ -747,14 +553,194 @@
             <w:color w:val="0000EE"/>
             <w:u w:val="single"/>
           </w:rPr>
-          <w:t>創世記二十二章21節</w:t>
+          <w:t>出18:19–26</w:t>
         </w:r>
       </w:hyperlink>
       <w:r>
         <w:rPr>
           <w:lang w:val="zh_TW" w:bidi="zh_TW"/>
         </w:rPr>
-        <w:t>中，有些英文譯本將「烏斯（Uz）」譯為「烏斯（Huz）」，指的是拿鶴的兒子烏斯。</w:t>
+        <w:t>；</w:t>
+      </w:r>
+      <w:hyperlink r:id="rId26">
+        <w:r>
+          <w:rPr>
+            <w:lang w:val="zh_TW" w:bidi="zh_TW"/>
+          </w:rPr>
+          <w:rPr>
+            <w:color w:val="0000EE"/>
+            <w:u w:val="single"/>
+          </w:rPr>
+          <w:t>民11:24–25</w:t>
+        </w:r>
+      </w:hyperlink>
+      <w:r>
+        <w:rPr>
+          <w:lang w:val="zh_TW" w:bidi="zh_TW"/>
+        </w:rPr>
+        <w:t>；參</w:t>
+      </w:r>
+      <w:hyperlink r:id="rId27">
+        <w:r>
+          <w:rPr>
+            <w:lang w:val="zh_TW" w:bidi="zh_TW"/>
+          </w:rPr>
+          <w:rPr>
+            <w:color w:val="0000EE"/>
+            <w:u w:val="single"/>
+          </w:rPr>
+          <w:t>申1:15–18</w:t>
+        </w:r>
+      </w:hyperlink>
+      <w:r>
+        <w:rPr>
+          <w:lang w:val="zh_TW" w:bidi="zh_TW"/>
+        </w:rPr>
+        <w:t>）成為神的器皿，在以色列中維護祂作王的統治。摩西死後，約書亞接續承擔神權政體的治理。耶和華與他同在，正如祂與摩西同在一樣；以色列眾人也看出，在約書亞的帶領中，神得以繼續掌權（</w:t>
+      </w:r>
+      <w:hyperlink r:id="rId28">
+        <w:r>
+          <w:rPr>
+            <w:lang w:val="zh_TW" w:bidi="zh_TW"/>
+          </w:rPr>
+          <w:rPr>
+            <w:color w:val="0000EE"/>
+            <w:u w:val="single"/>
+          </w:rPr>
+          <w:t>申34:9</w:t>
+        </w:r>
+      </w:hyperlink>
+      <w:r>
+        <w:rPr>
+          <w:lang w:val="zh_TW" w:bidi="zh_TW"/>
+        </w:rPr>
+        <w:t>；</w:t>
+      </w:r>
+      <w:hyperlink r:id="rId29">
+        <w:r>
+          <w:rPr>
+            <w:lang w:val="zh_TW" w:bidi="zh_TW"/>
+          </w:rPr>
+          <w:rPr>
+            <w:color w:val="0000EE"/>
+            <w:u w:val="single"/>
+          </w:rPr>
+          <w:t>書3:7</w:t>
+        </w:r>
+      </w:hyperlink>
+      <w:r>
+        <w:rPr>
+          <w:lang w:val="zh_TW" w:bidi="zh_TW"/>
+        </w:rPr>
+        <w:t>，</w:t>
+      </w:r>
+      <w:hyperlink r:id="rId30">
+        <w:r>
+          <w:rPr>
+            <w:lang w:val="zh_TW" w:bidi="zh_TW"/>
+          </w:rPr>
+          <w:rPr>
+            <w:color w:val="0000EE"/>
+            <w:u w:val="single"/>
+          </w:rPr>
+          <w:t>4:14</w:t>
+        </w:r>
+      </w:hyperlink>
+      <w:r>
+        <w:rPr>
+          <w:lang w:val="zh_TW" w:bidi="zh_TW"/>
+        </w:rPr>
+        <w:t>）。約書亞像摩西臨終前所作的一樣，勸勉領袖和以色列要持守這恩典的立約關係（</w:t>
+      </w:r>
+      <w:hyperlink r:id="rId31">
+        <w:r>
+          <w:rPr>
+            <w:lang w:val="zh_TW" w:bidi="zh_TW"/>
+          </w:rPr>
+          <w:rPr>
+            <w:color w:val="0000EE"/>
+            <w:u w:val="single"/>
+          </w:rPr>
+          <w:t>書23–24章</w:t>
+        </w:r>
+      </w:hyperlink>
+      <w:r>
+        <w:rPr>
+          <w:lang w:val="zh_TW" w:bidi="zh_TW"/>
+        </w:rPr>
+        <w:t>）。然而，以色列因貪婪、淫亂、紛爭、拜偶像而走向滅亡。在士師的時期，各人任意而行，自以為對（</w:t>
+      </w:r>
+      <w:hyperlink r:id="rId32">
+        <w:r>
+          <w:rPr>
+            <w:lang w:val="zh_TW" w:bidi="zh_TW"/>
+          </w:rPr>
+          <w:rPr>
+            <w:color w:val="0000EE"/>
+            <w:u w:val="single"/>
+          </w:rPr>
+          <w:t>士17:6</w:t>
+        </w:r>
+      </w:hyperlink>
+      <w:r>
+        <w:rPr>
+          <w:lang w:val="zh_TW" w:bidi="zh_TW"/>
+        </w:rPr>
+        <w:t>，</w:t>
+      </w:r>
+      <w:hyperlink r:id="rId33">
+        <w:r>
+          <w:rPr>
+            <w:lang w:val="zh_TW" w:bidi="zh_TW"/>
+          </w:rPr>
+          <w:rPr>
+            <w:color w:val="0000EE"/>
+            <w:u w:val="single"/>
+          </w:rPr>
+          <w:t>18:1</w:t>
+        </w:r>
+      </w:hyperlink>
+      <w:r>
+        <w:rPr>
+          <w:lang w:val="zh_TW" w:bidi="zh_TW"/>
+        </w:rPr>
+        <w:t>，</w:t>
+      </w:r>
+      <w:hyperlink r:id="rId34">
+        <w:r>
+          <w:rPr>
+            <w:lang w:val="zh_TW" w:bidi="zh_TW"/>
+          </w:rPr>
+          <w:rPr>
+            <w:color w:val="0000EE"/>
+            <w:u w:val="single"/>
+          </w:rPr>
+          <w:t>19:1</w:t>
+        </w:r>
+      </w:hyperlink>
+      <w:r>
+        <w:rPr>
+          <w:lang w:val="zh_TW" w:bidi="zh_TW"/>
+        </w:rPr>
+        <w:t>，</w:t>
+      </w:r>
+      <w:hyperlink r:id="rId35">
+        <w:r>
+          <w:rPr>
+            <w:lang w:val="zh_TW" w:bidi="zh_TW"/>
+          </w:rPr>
+          <w:rPr>
+            <w:color w:val="0000EE"/>
+            <w:u w:val="single"/>
+          </w:rPr>
+          <w:t>21:25</w:t>
+        </w:r>
+      </w:hyperlink>
+      <w:r>
+        <w:rPr>
+          <w:lang w:val="zh_TW" w:bidi="zh_TW"/>
+        </w:rPr>
+        <w:t>）。那時以色列中沒有王。士師是軍事領袖，耶和華興起他們，為要拯救祂的百姓脫離外邦欺壓。然而，即使以色列活得好像神不是他們的王，神仍然作王。士師時期顯明，以色列背道，又不順服他們的王，所以無法有效應付周圍的列邦。</w:t>
       </w:r>
     </w:p>
     <w:p>
@@ -766,32 +752,99 @@
       </w:r>
       <w:r>
         <w:rPr>
-          <w:i/>
-          <w:lang w:val="zh_TW" w:bidi="zh_TW"/>
-        </w:rPr>
-        <w:t xml:space="preserve">見 </w:t>
-      </w:r>
-      <w:r>
-        <w:rPr>
-          <w:lang w:val="zh_TW" w:bidi="zh_TW"/>
-        </w:rPr>
-        <w:t>烏斯（人物）#2</w:t>
-      </w:r>
-      <w:r>
-        <w:rPr>
-          <w:lang w:val="zh_TW" w:bidi="zh_TW"/>
-        </w:rPr>
-        <w:t>。</w:t>
-      </w:r>
-      <w:r>
-        <w:rPr>
-          <w:lang w:val="zh_TW" w:bidi="zh_TW"/>
-        </w:rPr>
-      </w:r>
-      <w:r>
-        <w:rPr>
-          <w:lang w:val="zh_TW" w:bidi="zh_TW"/>
-        </w:rPr>
+          <w:lang w:val="zh_TW" w:bidi="zh_TW"/>
+        </w:rPr>
+        <w:t>撒母耳的事奉使以色列恢復神權政體的領導。撒母耳生在利未人的家中，在示羅的會幕事奉耶和華。他蒙召作先知——自從摩西死後，這職分一直沒有人承擔（</w:t>
+      </w:r>
+      <w:hyperlink r:id="rId36">
+        <w:r>
+          <w:rPr>
+            <w:lang w:val="zh_TW" w:bidi="zh_TW"/>
+          </w:rPr>
+          <w:rPr>
+            <w:color w:val="0000EE"/>
+            <w:u w:val="single"/>
+          </w:rPr>
+          <w:t>撒上3:20–21</w:t>
+        </w:r>
+      </w:hyperlink>
+      <w:r>
+        <w:rPr>
+          <w:lang w:val="zh_TW" w:bidi="zh_TW"/>
+        </w:rPr>
+        <w:t>）。百姓也承認他在以色列作士師（</w:t>
+      </w:r>
+      <w:hyperlink r:id="rId37">
+        <w:r>
+          <w:rPr>
+            <w:lang w:val="zh_TW" w:bidi="zh_TW"/>
+          </w:rPr>
+          <w:rPr>
+            <w:color w:val="0000EE"/>
+            <w:u w:val="single"/>
+          </w:rPr>
+          <w:t>7:15</w:t>
+        </w:r>
+      </w:hyperlink>
+      <w:r>
+        <w:rPr>
+          <w:lang w:val="zh_TW" w:bidi="zh_TW"/>
+        </w:rPr>
+        <w:t>）。在撒母耳身上，祭司、先知、君王的職分彷彿結合在一起。百姓從來不稱他為王，因為他的生活方式像先知，不像統治者。百姓精心提出要立王的要求，其實就是拒絕撒母耳的事奉。百姓不滿足於撒母耳那種屬靈、帶著恩賜的領導。他們想找一位更有魄力的領袖，因此覺得周圍列國君王的某些特點很吸引人：權勢、榮耀的彰顯，以及穩定。到那時為止，各支派已經經歷過幾場內戰，危及以色列的合一。人們以為立王就能解決各樣社會和政治問題。雖然神早已在律法裡預先提到以色列日後會有君王治理（</w:t>
+      </w:r>
+      <w:hyperlink r:id="rId38">
+        <w:r>
+          <w:rPr>
+            <w:lang w:val="zh_TW" w:bidi="zh_TW"/>
+          </w:rPr>
+          <w:rPr>
+            <w:color w:val="0000EE"/>
+            <w:u w:val="single"/>
+          </w:rPr>
+          <w:t>申17:14–20</w:t>
+        </w:r>
+      </w:hyperlink>
+      <w:r>
+        <w:rPr>
+          <w:lang w:val="zh_TW" w:bidi="zh_TW"/>
+        </w:rPr>
+        <w:t>），百姓推動王權卻不是出於宗教理由，而是出於世俗的原因：「現在求你為我們立一個王治理我們，像列國一樣」（</w:t>
+      </w:r>
+      <w:hyperlink r:id="rId39">
+        <w:r>
+          <w:rPr>
+            <w:lang w:val="zh_TW" w:bidi="zh_TW"/>
+          </w:rPr>
+          <w:rPr>
+            <w:color w:val="0000EE"/>
+            <w:u w:val="single"/>
+          </w:rPr>
+          <w:t>撒上8:5</w:t>
+        </w:r>
+      </w:hyperlink>
+      <w:r>
+        <w:rPr>
+          <w:lang w:val="zh_TW" w:bidi="zh_TW"/>
+        </w:rPr>
+        <w:t>）；「使我們像列國一樣，有王治理我們，統領我們，為我們爭戰。」（</w:t>
+      </w:r>
+      <w:hyperlink r:id="rId40">
+        <w:r>
+          <w:rPr>
+            <w:lang w:val="zh_TW" w:bidi="zh_TW"/>
+          </w:rPr>
+          <w:rPr>
+            <w:color w:val="0000EE"/>
+            <w:u w:val="single"/>
+          </w:rPr>
+          <w:t>20</w:t>
+        </w:r>
+      </w:hyperlink>
+      <w:r>
+        <w:rPr>
+          <w:lang w:val="zh_TW" w:bidi="zh_TW"/>
+        </w:rPr>
+        <w:t>節）。撒母耳從來不接受立王的想法，因為這種制度不符合神權政體的理想。</w:t>
       </w:r>
     </w:p>
     <w:p>
@@ -801,21 +854,11 @@
           <w:lang w:val="zh_TW" w:bidi="zh_TW"/>
         </w:rPr>
       </w:r>
-    </w:p>
-    <w:p>
-      <w:pPr>
-        <w:pStyle w:val="Heading2"/>
-      </w:pPr>
-      <w:r>
-        <w:rPr>
-          <w:lang w:val="zh_TW" w:bidi="zh_TW"/>
-        </w:rPr>
-        <w:t>吾珥 (地方)</w:t>
-      </w:r>
-      <w:r>
-        <w:rPr>
-          <w:lang w:val="zh_TW" w:bidi="zh_TW"/>
-        </w:rPr>
+      <w:r>
+        <w:rPr>
+          <w:lang w:val="zh_TW" w:bidi="zh_TW"/>
+        </w:rPr>
+        <w:t>以色列的王權與鄰國的王權最關鍵的差別，在於神把祂的靈賜給以色列的君王，使他在地上建立神的掌權。神為祂的百姓作王，百姓也從祂的掌權得著益處；祂供應他們、保護他們，又作那位替他們爭戰的勇士。</w:t>
       </w:r>
     </w:p>
     <w:p>
@@ -829,9 +872,9 @@
         <w:rPr>
           <w:lang w:val="zh_TW" w:bidi="zh_TW"/>
         </w:rPr>
-        <w:t>這是他拉（亞伯拉罕之父）的故鄉，也是亞伯拉罕與撒拉的出生地。聖經中僅提及其名四次（</w:t>
-      </w:r>
-      <w:hyperlink r:id="rId25">
+        <w:t>撒母耳膏立了掃羅（王權的一個可悲例子）和大衛（在神治理之下作王的良好例子），在當中起了關鍵作用。掃羅的王權顯出專制、冷漠、自我抬舉的態度。他一心要建立自己的王朝，卻沒有好好眷顧神的百姓。因此，耶和華厭棄他作王（</w:t>
+      </w:r>
+      <w:hyperlink r:id="rId41">
         <w:r>
           <w:rPr>
             <w:lang w:val="zh_TW" w:bidi="zh_TW"/>
@@ -840,68 +883,14 @@
             <w:color w:val="0000EE"/>
             <w:u w:val="single"/>
           </w:rPr>
-          <w:t>創11:28</w:t>
+          <w:t>撒上15:23</w:t>
         </w:r>
       </w:hyperlink>
       <w:r>
         <w:rPr>
           <w:lang w:val="zh_TW" w:bidi="zh_TW"/>
         </w:rPr>
-        <w:t>、</w:t>
-      </w:r>
-      <w:hyperlink r:id="rId25">
-        <w:r>
-          <w:rPr>
-            <w:lang w:val="zh_TW" w:bidi="zh_TW"/>
-          </w:rPr>
-          <w:rPr>
-            <w:color w:val="0000EE"/>
-            <w:u w:val="single"/>
-          </w:rPr>
-          <w:t>31</w:t>
-        </w:r>
-      </w:hyperlink>
-      <w:r>
-        <w:rPr>
-          <w:lang w:val="zh_TW" w:bidi="zh_TW"/>
-        </w:rPr>
-        <w:t>，</w:t>
-      </w:r>
-      <w:hyperlink r:id="rId26">
-        <w:r>
-          <w:rPr>
-            <w:lang w:val="zh_TW" w:bidi="zh_TW"/>
-          </w:rPr>
-          <w:rPr>
-            <w:color w:val="0000EE"/>
-            <w:u w:val="single"/>
-          </w:rPr>
-          <w:t>15:7</w:t>
-        </w:r>
-      </w:hyperlink>
-      <w:r>
-        <w:rPr>
-          <w:lang w:val="zh_TW" w:bidi="zh_TW"/>
-        </w:rPr>
-        <w:t>，</w:t>
-      </w:r>
-      <w:hyperlink r:id="rId27">
-        <w:r>
-          <w:rPr>
-            <w:lang w:val="zh_TW" w:bidi="zh_TW"/>
-          </w:rPr>
-          <w:rPr>
-            <w:color w:val="0000EE"/>
-            <w:u w:val="single"/>
-          </w:rPr>
-          <w:t>尼9:7</w:t>
-        </w:r>
-      </w:hyperlink>
-      <w:r>
-        <w:rPr>
-          <w:lang w:val="zh_TW" w:bidi="zh_TW"/>
-        </w:rPr>
-        <w:t>），且始終以全稱「迦勒底的吾珥」出現。</w:t>
+        <w:t>）。</w:t>
       </w:r>
     </w:p>
     <w:p>
@@ -915,7 +904,25 @@
         <w:rPr>
           <w:lang w:val="zh_TW" w:bidi="zh_TW"/>
         </w:rPr>
-        <w:t>現代遺址被稱為穆卡亞廢丘（Tell el Muqayyar），意思為「石漆之丘」。考古調查結果證明，亞伯拉罕出身於一座文化深厚、高尚且強大的大城市。這城的景觀由金字塔型廟宇（ziggurat）或聖殿塔所主導，而城市的生活則由一個多神信仰的宗教所控制。主神是南納（Nannar）或稱辛（Sin）——即月亮神——其在哈蘭同樣受到膜拜。在此神的金字塔型廟宇附近有一座神廟，供奉其配偶——月亮女神寧伽爾（Ningal）。</w:t>
+        <w:t>大衛的王權與掃羅的王權形成對比；大衛的王權符合神的心意，因為他反映出耶和華王權的榮耀。撒母耳記上下兩卷書記載大衛的一生和治理，用來說明王權的利與弊。從正面來看，大衛是合神心意的人，他尋求神的旨意，為自己的罪悔改，也尋求神的榮耀。從負面來看，大衛在個人生活和家庭生活上沒有持守神律法的高標準。然而，神仍喜悅揀選大衛的王朝，讓耶穌基督從這家系而出。先知拿單向大衛保證，他的王朝必長存：「你的家和你的國必在我面前永遠堅立。你的國位也必堅定，直到永遠。」（</w:t>
+      </w:r>
+      <w:hyperlink r:id="rId42">
+        <w:r>
+          <w:rPr>
+            <w:lang w:val="zh_TW" w:bidi="zh_TW"/>
+          </w:rPr>
+          <w:rPr>
+            <w:color w:val="0000EE"/>
+            <w:u w:val="single"/>
+          </w:rPr>
+          <w:t>撒下7:16</w:t>
+        </w:r>
+      </w:hyperlink>
+      <w:r>
+        <w:rPr>
+          <w:lang w:val="zh_TW" w:bidi="zh_TW"/>
+        </w:rPr>
+        <w:t>）。但神並沒有應許這王朝不會受審判，也不會被擄。</w:t>
       </w:r>
     </w:p>
     <w:p>
@@ -929,7 +936,61 @@
         <w:rPr>
           <w:lang w:val="zh_TW" w:bidi="zh_TW"/>
         </w:rPr>
-        <w:t>吾珥出土的大量泥版記載了這座城市的商業生活，其運作主要是圍繞著神廟及其收入展開的。這裡設有工廠，例如製造毛織品的織造場。有些泥板內容涉及宗教、歷史、法律和教育。學生接受楔形文字（cuneiform）的讀寫訓練，學習乘法和除法，有些人甚至能計算平方根和立方根。</w:t>
+        <w:t>大衛和他兒子所羅門的王權所顯出的卓越特質，反映出真正合乎神權政體的用意：他們關心耶和華、渴望有智慧和正直的心，也關心神百姓的福祉。他們關心耶和華，表現在為建造聖殿所作的預備，以及後來實際建成了聖殿（參</w:t>
+      </w:r>
+      <w:hyperlink r:id="rId43">
+        <w:r>
+          <w:rPr>
+            <w:lang w:val="zh_TW" w:bidi="zh_TW"/>
+          </w:rPr>
+          <w:rPr>
+            <w:color w:val="0000EE"/>
+            <w:u w:val="single"/>
+          </w:rPr>
+          <w:t>詩132篇</w:t>
+        </w:r>
+      </w:hyperlink>
+      <w:r>
+        <w:rPr>
+          <w:lang w:val="zh_TW" w:bidi="zh_TW"/>
+        </w:rPr>
+        <w:t>）。他們顯然重視正直和智慧，特別表現在大衛回應拿單責備的態度上（</w:t>
+      </w:r>
+      <w:hyperlink r:id="rId44">
+        <w:r>
+          <w:rPr>
+            <w:lang w:val="zh_TW" w:bidi="zh_TW"/>
+          </w:rPr>
+          <w:rPr>
+            <w:color w:val="0000EE"/>
+            <w:u w:val="single"/>
+          </w:rPr>
+          <w:t>撒下12章</w:t>
+        </w:r>
+      </w:hyperlink>
+      <w:r>
+        <w:rPr>
+          <w:lang w:val="zh_TW" w:bidi="zh_TW"/>
+        </w:rPr>
+        <w:t>），以及所羅門向神求一顆有智慧的心上（</w:t>
+      </w:r>
+      <w:hyperlink r:id="rId45">
+        <w:r>
+          <w:rPr>
+            <w:lang w:val="zh_TW" w:bidi="zh_TW"/>
+          </w:rPr>
+          <w:rPr>
+            <w:color w:val="0000EE"/>
+            <w:u w:val="single"/>
+          </w:rPr>
+          <w:t>王上3章</w:t>
+        </w:r>
+      </w:hyperlink>
+      <w:r>
+        <w:rPr>
+          <w:lang w:val="zh_TW" w:bidi="zh_TW"/>
+        </w:rPr>
+        <w:t>）。他們關心百姓，也表現在鞏固邊界抵擋仇敵、促成全國合一、並帶來經濟增長的機會。大衛和所羅門的時代確實在地上反映出神作王的掌權。</w:t>
       </w:r>
     </w:p>
     <w:p>
@@ -943,31 +1004,778 @@
         <w:rPr>
           <w:lang w:val="zh_TW" w:bidi="zh_TW"/>
         </w:rPr>
-        <w:t>民宅建築高度發展，房屋多為兩層樓，包含許多房間（10到20間），有時還設有私人小禮拜堂。考古學家發現了小型黏土宗教雕像（</w:t>
-      </w:r>
-      <w:r>
-        <w:rPr>
-          <w:lang w:val="zh_TW" w:bidi="zh_TW"/>
-        </w:rPr>
-        <w:t>家中的神像〔</w:t>
-      </w:r>
-      <w:r>
-        <w:rPr>
-          <w:lang w:val="zh_TW" w:bidi="zh_TW"/>
-        </w:rPr>
-        <w:t>teraphim</w:t>
-      </w:r>
-      <w:r>
-        <w:rPr>
-          <w:lang w:val="zh_TW" w:bidi="zh_TW"/>
-        </w:rPr>
-        <w:t>〕</w:t>
-      </w:r>
-      <w:r>
-        <w:rPr>
-          <w:lang w:val="zh_TW" w:bidi="zh_TW"/>
-        </w:rPr>
-        <w:t>或家中的偶像）。許多由貴金屬和其它昂貴材料製成的藝術品已被挖掘出來，特別是在王室墓穴中。這些墓穴中還發現了陪葬者的遺骸，他們想必是在皇室成員下葬時被處死，以便在來世陪伴主人。</w:t>
+        <w:t>列王紀和歷代志的記載展開了以色列和猶大往後王權的歷史。那些好王效法大衛和所羅門的榜樣、保衛耶路撒冷抵擋外邦入侵、供應聖殿的需要、使神的百姓在神的話語上領受教導，又照著摩西的律法作他們治理的準則。一個好的大衛王朝君王愛耶和華、愛聖殿、愛律法，也愛神的百姓；他像好牧人一樣服事他們。惡王卻拒絕這種王權的榜樣，反而選擇外邦的模式。因此，暗利和亞哈把實踐巴力崇拜的腓尼基文化引進來，完全不顧以色列的傳統。</w:t>
+      </w:r>
+    </w:p>
+    <w:p>
+      <w:pPr/>
+      <w:r>
+        <w:rPr>
+          <w:lang w:val="zh_TW" w:bidi="zh_TW"/>
+        </w:rPr>
+      </w:r>
+      <w:r>
+        <w:rPr>
+          <w:lang w:val="zh_TW" w:bidi="zh_TW"/>
+        </w:rPr>
+        <w:t>大衛王朝的君王被視為神家中的一員，是那位大君王的「兒子」（參</w:t>
+      </w:r>
+      <w:hyperlink r:id="rId46">
+        <w:r>
+          <w:rPr>
+            <w:lang w:val="zh_TW" w:bidi="zh_TW"/>
+          </w:rPr>
+          <w:rPr>
+            <w:color w:val="0000EE"/>
+            <w:u w:val="single"/>
+          </w:rPr>
+          <w:t>撒下7:14–16</w:t>
+        </w:r>
+      </w:hyperlink>
+      <w:r>
+        <w:rPr>
+          <w:lang w:val="zh_TW" w:bidi="zh_TW"/>
+        </w:rPr>
+        <w:t>；</w:t>
+      </w:r>
+      <w:hyperlink r:id="rId47">
+        <w:r>
+          <w:rPr>
+            <w:lang w:val="zh_TW" w:bidi="zh_TW"/>
+          </w:rPr>
+          <w:rPr>
+            <w:color w:val="0000EE"/>
+            <w:u w:val="single"/>
+          </w:rPr>
+          <w:t>詩2:6–7</w:t>
+        </w:r>
+      </w:hyperlink>
+      <w:r>
+        <w:rPr>
+          <w:lang w:val="zh_TW" w:bidi="zh_TW"/>
+        </w:rPr>
+        <w:t>）。大衛王朝的君王要忠於那位大君王耶和華。他像摩西和約書亞一樣，直接從耶和華領受命令；但與摩西不同，耶和華的話語是藉著眾先知傳達給他。他也像摩西和約書亞一樣，要服事他的神，也服事祂的百姓。</w:t>
+      </w:r>
+    </w:p>
+    <w:p>
+      <w:pPr>
+        <w:pStyle w:val="Heading3"/>
+      </w:pPr>
+      <w:r>
+        <w:rPr>
+          <w:lang w:val="zh_TW" w:bidi="zh_TW"/>
+        </w:rPr>
+        <w:t>彌賽亞—君王</w:t>
+      </w:r>
+    </w:p>
+    <w:p>
+      <w:pPr/>
+      <w:r>
+        <w:rPr>
+          <w:lang w:val="zh_TW" w:bidi="zh_TW"/>
+        </w:rPr>
+      </w:r>
+      <w:r>
+        <w:rPr>
+          <w:lang w:val="zh_TW" w:bidi="zh_TW"/>
+        </w:rPr>
+        <w:t>大衛的後裔無法維持並擴展神權政體。到了公元前八世紀和公元前七世紀，人們已經清楚看見，即使是最偉大的君王，也遠不及大衛和所羅門的地位。眾先知（</w:t>
+      </w:r>
+      <w:hyperlink r:id="rId48">
+        <w:r>
+          <w:rPr>
+            <w:lang w:val="zh_TW" w:bidi="zh_TW"/>
+          </w:rPr>
+          <w:rPr>
+            <w:color w:val="0000EE"/>
+            <w:u w:val="single"/>
+          </w:rPr>
+          <w:t>賽9:2–7</w:t>
+        </w:r>
+      </w:hyperlink>
+      <w:r>
+        <w:rPr>
+          <w:lang w:val="zh_TW" w:bidi="zh_TW"/>
+        </w:rPr>
+        <w:t>，</w:t>
+      </w:r>
+      <w:hyperlink r:id="rId49">
+        <w:r>
+          <w:rPr>
+            <w:lang w:val="zh_TW" w:bidi="zh_TW"/>
+          </w:rPr>
+          <w:rPr>
+            <w:color w:val="0000EE"/>
+            <w:u w:val="single"/>
+          </w:rPr>
+          <w:t>11:1–9</w:t>
+        </w:r>
+      </w:hyperlink>
+      <w:r>
+        <w:rPr>
+          <w:lang w:val="zh_TW" w:bidi="zh_TW"/>
+        </w:rPr>
+        <w:t>；</w:t>
+      </w:r>
+      <w:hyperlink r:id="rId50">
+        <w:r>
+          <w:rPr>
+            <w:lang w:val="zh_TW" w:bidi="zh_TW"/>
+          </w:rPr>
+          <w:rPr>
+            <w:color w:val="0000EE"/>
+            <w:u w:val="single"/>
+          </w:rPr>
+          <w:t>耶33:14–16</w:t>
+        </w:r>
+      </w:hyperlink>
+      <w:r>
+        <w:rPr>
+          <w:lang w:val="zh_TW" w:bidi="zh_TW"/>
+        </w:rPr>
+        <w:t>；</w:t>
+      </w:r>
+      <w:hyperlink r:id="rId51">
+        <w:r>
+          <w:rPr>
+            <w:lang w:val="zh_TW" w:bidi="zh_TW"/>
+          </w:rPr>
+          <w:rPr>
+            <w:color w:val="0000EE"/>
+            <w:u w:val="single"/>
+          </w:rPr>
+          <w:t>結34:22–31</w:t>
+        </w:r>
+      </w:hyperlink>
+      <w:r>
+        <w:rPr>
+          <w:lang w:val="zh_TW" w:bidi="zh_TW"/>
+        </w:rPr>
+        <w:t>；</w:t>
+      </w:r>
+      <w:hyperlink r:id="rId52">
+        <w:r>
+          <w:rPr>
+            <w:lang w:val="zh_TW" w:bidi="zh_TW"/>
+          </w:rPr>
+          <w:rPr>
+            <w:color w:val="0000EE"/>
+            <w:u w:val="single"/>
+          </w:rPr>
+          <w:t>彌5:2–5</w:t>
+        </w:r>
+      </w:hyperlink>
+      <w:r>
+        <w:rPr>
+          <w:lang w:val="zh_TW" w:bidi="zh_TW"/>
+        </w:rPr>
+        <w:t>）宣告了有另一位君王，就是彌賽亞；祂是大衛的後裔、要永遠掌權，並且藉著祂的掌權，使神的國度延伸到地極。祂要制伏一切反對神掌權的勢力、除去一切仇敵，帶來普世的和平與公義時代。彌賽亞君王要顯明屬神掌權的完全，因為神的靈要降在祂身上。祂的王權要以服事神的百姓為記號，使他們成為得著看顧的羊群；祂要作他們的牧人來服事他們。</w:t>
+      </w:r>
+    </w:p>
+    <w:p>
+      <w:pPr/>
+      <w:r>
+        <w:rPr>
+          <w:lang w:val="zh_TW" w:bidi="zh_TW"/>
+        </w:rPr>
+      </w:r>
+      <w:r>
+        <w:rPr>
+          <w:lang w:val="zh_TW" w:bidi="zh_TW"/>
+        </w:rPr>
+        <w:t>耶穌降臨的時候，彌賽亞的國度就更清楚顯明出來。祂就是天使所宣告的那位王：「因今天在大衛的城裡，為你們生了救主，就是主基督」（</w:t>
+      </w:r>
+      <w:hyperlink r:id="rId53">
+        <w:r>
+          <w:rPr>
+            <w:lang w:val="zh_TW" w:bidi="zh_TW"/>
+          </w:rPr>
+          <w:rPr>
+            <w:color w:val="0000EE"/>
+            <w:u w:val="single"/>
+          </w:rPr>
+          <w:t>路2:11</w:t>
+        </w:r>
+      </w:hyperlink>
+      <w:r>
+        <w:rPr>
+          <w:lang w:val="zh_TW" w:bidi="zh_TW"/>
+        </w:rPr>
+        <w:t>）。這些榮耀的話顯出它與先知的話一脈相承。耶穌是救主；祂的職分不單包括拯救人脫離罪，也包括拯救人脫離一切患難、邪惡，以及咒詛所帶來的各樣後果。祂的使命既關乎赦罪，也關乎在地上建立和平（</w:t>
+      </w:r>
+      <w:hyperlink r:id="rId54">
+        <w:r>
+          <w:rPr>
+            <w:lang w:val="zh_TW" w:bidi="zh_TW"/>
+          </w:rPr>
+          <w:rPr>
+            <w:color w:val="0000EE"/>
+            <w:u w:val="single"/>
+          </w:rPr>
+          <w:t>1:77–79</w:t>
+        </w:r>
+      </w:hyperlink>
+      <w:r>
+        <w:rPr>
+          <w:lang w:val="zh_TW" w:bidi="zh_TW"/>
+        </w:rPr>
+        <w:t>）。從這個角度來看，我們必須把耶穌醫治人、餵養人、對抗邪惡勢力、受苦、教導的事奉，看為在地上建立起神的國度。祂是服事人的王，祂與鬼魔的權勢爭戰，並且得勝。復活標記著祂的得勝；祂坐在父的右邊，戴上榮耀的冠冕（</w:t>
+      </w:r>
+      <w:hyperlink r:id="rId55">
+        <w:r>
+          <w:rPr>
+            <w:lang w:val="zh_TW" w:bidi="zh_TW"/>
+          </w:rPr>
+          <w:rPr>
+            <w:color w:val="0000EE"/>
+            <w:u w:val="single"/>
+          </w:rPr>
+          <w:t>徒2:33–36</w:t>
+        </w:r>
+      </w:hyperlink>
+      <w:r>
+        <w:rPr>
+          <w:lang w:val="zh_TW" w:bidi="zh_TW"/>
+        </w:rPr>
+        <w:t>；參</w:t>
+      </w:r>
+      <w:hyperlink r:id="rId56">
+        <w:r>
+          <w:rPr>
+            <w:lang w:val="zh_TW" w:bidi="zh_TW"/>
+          </w:rPr>
+          <w:rPr>
+            <w:color w:val="0000EE"/>
+            <w:u w:val="single"/>
+          </w:rPr>
+          <w:t>林前15:25</w:t>
+        </w:r>
+      </w:hyperlink>
+      <w:r>
+        <w:rPr>
+          <w:lang w:val="zh_TW" w:bidi="zh_TW"/>
+        </w:rPr>
+        <w:t>）。祂既作救主，祂就是主基督。早期使徒的宣講傳揚耶穌是神所立的彌賽亞，也是神。耶穌作主，與祂是彌賽亞是相連的。對呼求祂的人來說，祂是救主—彌賽亞—主（</w:t>
+      </w:r>
+      <w:hyperlink r:id="rId57">
+        <w:r>
+          <w:rPr>
+            <w:lang w:val="zh_TW" w:bidi="zh_TW"/>
+          </w:rPr>
+          <w:rPr>
+            <w:color w:val="0000EE"/>
+            <w:u w:val="single"/>
+          </w:rPr>
+          <w:t>羅10:9–15</w:t>
+        </w:r>
+      </w:hyperlink>
+      <w:r>
+        <w:rPr>
+          <w:lang w:val="zh_TW" w:bidi="zh_TW"/>
+        </w:rPr>
+        <w:t>），但對拒絕祂的人來說，祂是替父施行審判的勇士，眾膝都要在祂面前跪下，祂也要帶來父審判的時代（參</w:t>
+      </w:r>
+      <w:hyperlink r:id="rId58">
+        <w:r>
+          <w:rPr>
+            <w:lang w:val="zh_TW" w:bidi="zh_TW"/>
+          </w:rPr>
+          <w:rPr>
+            <w:color w:val="0000EE"/>
+            <w:u w:val="single"/>
+          </w:rPr>
+          <w:t>啟1:12–16</w:t>
+        </w:r>
+      </w:hyperlink>
+      <w:r>
+        <w:rPr>
+          <w:lang w:val="zh_TW" w:bidi="zh_TW"/>
+        </w:rPr>
+        <w:t>，</w:t>
+      </w:r>
+      <w:hyperlink r:id="rId59">
+        <w:r>
+          <w:rPr>
+            <w:lang w:val="zh_TW" w:bidi="zh_TW"/>
+          </w:rPr>
+          <w:rPr>
+            <w:color w:val="0000EE"/>
+            <w:u w:val="single"/>
+          </w:rPr>
+          <w:t>19:11–21</w:t>
+        </w:r>
+      </w:hyperlink>
+      <w:r>
+        <w:rPr>
+          <w:lang w:val="zh_TW" w:bidi="zh_TW"/>
+        </w:rPr>
+        <w:t>）。</w:t>
+      </w:r>
+    </w:p>
+    <w:p>
+      <w:pPr/>
+      <w:r>
+        <w:rPr>
+          <w:lang w:val="zh_TW" w:bidi="zh_TW"/>
+        </w:rPr>
+      </w:r>
+      <w:r>
+        <w:rPr>
+          <w:lang w:val="zh_TW" w:bidi="zh_TW"/>
+        </w:rPr>
+        <w:t>耶穌教導門徒：當祂在榮耀裡再來的時候，祂要坐在自己的寶座上，萬民都要向祂下拜。神要將祂的仇敵從祂面前趕出去，神的百姓要完全承受那國度（</w:t>
+      </w:r>
+      <w:hyperlink r:id="rId60">
+        <w:r>
+          <w:rPr>
+            <w:lang w:val="zh_TW" w:bidi="zh_TW"/>
+          </w:rPr>
+          <w:rPr>
+            <w:color w:val="0000EE"/>
+            <w:u w:val="single"/>
+          </w:rPr>
+          <w:t>太25:31–46</w:t>
+        </w:r>
+      </w:hyperlink>
+      <w:r>
+        <w:rPr>
+          <w:lang w:val="zh_TW" w:bidi="zh_TW"/>
+        </w:rPr>
+        <w:t>）。照著耶穌的教導，屬祂身體的肢體（就是教會），應當在生活中實踐神權政體的理想，使他們藉著行為與信心榮耀父，並顯明他們是屬祂的（</w:t>
+      </w:r>
+      <w:hyperlink r:id="rId61">
+        <w:r>
+          <w:rPr>
+            <w:lang w:val="zh_TW" w:bidi="zh_TW"/>
+          </w:rPr>
+          <w:rPr>
+            <w:color w:val="0000EE"/>
+            <w:u w:val="single"/>
+          </w:rPr>
+          <w:t>約17:20–26</w:t>
+        </w:r>
+      </w:hyperlink>
+      <w:r>
+        <w:rPr>
+          <w:lang w:val="zh_TW" w:bidi="zh_TW"/>
+        </w:rPr>
+        <w:t>；參</w:t>
+      </w:r>
+      <w:hyperlink r:id="rId62">
+        <w:r>
+          <w:rPr>
+            <w:lang w:val="zh_TW" w:bidi="zh_TW"/>
+          </w:rPr>
+          <w:rPr>
+            <w:color w:val="0000EE"/>
+            <w:u w:val="single"/>
+          </w:rPr>
+          <w:t>太25:33–40</w:t>
+        </w:r>
+      </w:hyperlink>
+      <w:r>
+        <w:rPr>
+          <w:lang w:val="zh_TW" w:bidi="zh_TW"/>
+        </w:rPr>
+        <w:t>）。這就是聖經所說的見證方式：以色列曾沒有作出這樣的見證，但教會蒙恩得著這樣的特權；正如保羅寫給提摩太的話：</w:t>
+      </w:r>
+    </w:p>
+    <w:p>
+      <w:pPr/>
+      <w:r>
+        <w:rPr>
+          <w:lang w:val="zh_TW" w:bidi="zh_TW"/>
+        </w:rPr>
+      </w:r>
+      <w:r>
+        <w:rPr>
+          <w:lang w:val="zh_TW" w:bidi="zh_TW"/>
+        </w:rPr>
+        <w:t>我在叫萬物生活的神面前，並在......基督耶穌面前囑咐你：要守這命令，毫不玷污，無可指責，直到我們的主耶穌基督顯現。到了日期，那可稱頌、獨有權能的萬王之王、萬主之主，就是那獨一不死、住在人不能靠近的光裡，是人未曾看見、也是不能看見的，要將他顯明出來。但願尊貴和永遠的權能都歸給他。阿們！（</w:t>
+      </w:r>
+      <w:hyperlink r:id="rId63">
+        <w:r>
+          <w:rPr>
+            <w:lang w:val="zh_TW" w:bidi="zh_TW"/>
+          </w:rPr>
+          <w:rPr>
+            <w:color w:val="0000EE"/>
+            <w:u w:val="single"/>
+          </w:rPr>
+          <w:t>提前6:13–16</w:t>
+        </w:r>
+      </w:hyperlink>
+      <w:r>
+        <w:rPr>
+          <w:lang w:val="zh_TW" w:bidi="zh_TW"/>
+        </w:rPr>
+        <w:t>）</w:t>
+      </w:r>
+    </w:p>
+    <w:p>
+      <w:pPr/>
+      <w:r>
+        <w:rPr>
+          <w:lang w:val="zh_TW" w:bidi="zh_TW"/>
+        </w:rPr>
+      </w:r>
+      <w:r>
+        <w:rPr>
+          <w:lang w:val="zh_TW" w:bidi="zh_TW"/>
+        </w:rPr>
+        <w:t>接著，保羅提出幾項吩咐，說明神的百姓必須怎樣顯明他們對耶穌的忠誠。啟示錄的經文把耶穌描寫成教會之上的王（</w:t>
+      </w:r>
+      <w:hyperlink r:id="rId64">
+        <w:r>
+          <w:rPr>
+            <w:lang w:val="zh_TW" w:bidi="zh_TW"/>
+          </w:rPr>
+          <w:rPr>
+            <w:color w:val="0000EE"/>
+            <w:u w:val="single"/>
+          </w:rPr>
+          <w:t>啟4:2</w:t>
+        </w:r>
+      </w:hyperlink>
+      <w:r>
+        <w:rPr>
+          <w:lang w:val="zh_TW" w:bidi="zh_TW"/>
+        </w:rPr>
+        <w:t>、</w:t>
+      </w:r>
+      <w:hyperlink r:id="rId64">
+        <w:r>
+          <w:rPr>
+            <w:lang w:val="zh_TW" w:bidi="zh_TW"/>
+          </w:rPr>
+          <w:rPr>
+            <w:color w:val="0000EE"/>
+            <w:u w:val="single"/>
+          </w:rPr>
+          <w:t>9–11</w:t>
+        </w:r>
+      </w:hyperlink>
+      <w:r>
+        <w:rPr>
+          <w:lang w:val="zh_TW" w:bidi="zh_TW"/>
+        </w:rPr>
+        <w:t>，</w:t>
+      </w:r>
+      <w:hyperlink r:id="rId65">
+        <w:r>
+          <w:rPr>
+            <w:lang w:val="zh_TW" w:bidi="zh_TW"/>
+          </w:rPr>
+          <w:rPr>
+            <w:color w:val="0000EE"/>
+            <w:u w:val="single"/>
+          </w:rPr>
+          <w:t>5:1</w:t>
+        </w:r>
+      </w:hyperlink>
+      <w:r>
+        <w:rPr>
+          <w:lang w:val="zh_TW" w:bidi="zh_TW"/>
+        </w:rPr>
+        <w:t>、</w:t>
+      </w:r>
+      <w:hyperlink r:id="rId65">
+        <w:r>
+          <w:rPr>
+            <w:lang w:val="zh_TW" w:bidi="zh_TW"/>
+          </w:rPr>
+          <w:rPr>
+            <w:color w:val="0000EE"/>
+            <w:u w:val="single"/>
+          </w:rPr>
+          <w:t>9–13</w:t>
+        </w:r>
+      </w:hyperlink>
+      <w:r>
+        <w:rPr>
+          <w:lang w:val="zh_TW" w:bidi="zh_TW"/>
+        </w:rPr>
+        <w:t>）。到了祂再來的時候，祂的王權就要建立起來。那時，那些十字架的仇敵要看見他們所拒絕的那一位，並要在彌賽亞君王面前屈膝（</w:t>
+      </w:r>
+      <w:hyperlink r:id="rId66">
+        <w:r>
+          <w:rPr>
+            <w:lang w:val="zh_TW" w:bidi="zh_TW"/>
+          </w:rPr>
+          <w:rPr>
+            <w:color w:val="0000EE"/>
+            <w:u w:val="single"/>
+          </w:rPr>
+          <w:t>林前15:25–28</w:t>
+        </w:r>
+      </w:hyperlink>
+      <w:r>
+        <w:rPr>
+          <w:lang w:val="zh_TW" w:bidi="zh_TW"/>
+        </w:rPr>
+        <w:t>）。「再後，末期到了，那時基督既將一切執政的、掌權的、有能的都毀滅了，就把國交與父神。」（</w:t>
+      </w:r>
+      <w:hyperlink r:id="rId67">
+        <w:r>
+          <w:rPr>
+            <w:lang w:val="zh_TW" w:bidi="zh_TW"/>
+          </w:rPr>
+          <w:rPr>
+            <w:color w:val="0000EE"/>
+            <w:u w:val="single"/>
+          </w:rPr>
+          <w:t>24</w:t>
+        </w:r>
+      </w:hyperlink>
+      <w:r>
+        <w:rPr>
+          <w:lang w:val="zh_TW" w:bidi="zh_TW"/>
+        </w:rPr>
+        <w:t>節）。</w:t>
+      </w:r>
+    </w:p>
+    <w:p>
+      <w:pPr/>
+      <w:r>
+        <w:rPr>
+          <w:lang w:val="zh_TW" w:bidi="zh_TW"/>
+        </w:rPr>
+      </w:r>
+      <w:r>
+        <w:rPr>
+          <w:i/>
+          <w:lang w:val="zh_TW" w:bidi="zh_TW"/>
+        </w:rPr>
+        <w:t>另見</w:t>
+      </w:r>
+      <w:r>
+        <w:rPr>
+          <w:lang w:val="zh_TW" w:bidi="zh_TW"/>
+        </w:rPr>
+        <w:t>以色列的歷史</w:t>
+      </w:r>
+      <w:r>
+        <w:rPr>
+          <w:lang w:val="zh_TW" w:bidi="zh_TW"/>
+        </w:rPr>
+        <w:t>；</w:t>
+      </w:r>
+      <w:r>
+        <w:rPr>
+          <w:lang w:val="zh_TW" w:bidi="zh_TW"/>
+        </w:rPr>
+        <w:t>神的國，天國</w:t>
+      </w:r>
+      <w:r>
+        <w:rPr>
+          <w:lang w:val="zh_TW" w:bidi="zh_TW"/>
+        </w:rPr>
+        <w:t>。</w:t>
+      </w:r>
+      <w:r>
+        <w:rPr>
+          <w:lang w:val="zh_TW" w:bidi="zh_TW"/>
+        </w:rPr>
+      </w:r>
+      <w:r>
+        <w:rPr>
+          <w:lang w:val="zh_TW" w:bidi="zh_TW"/>
+        </w:rPr>
+      </w:r>
+    </w:p>
+    <w:p>
+      <w:pPr/>
+      <w:r>
+        <w:rPr>
+          <w:lang w:val="zh_TW" w:bidi="zh_TW"/>
+        </w:rPr>
+      </w:r>
+    </w:p>
+    <w:p>
+      <w:pPr>
+        <w:pStyle w:val="Heading2"/>
+      </w:pPr>
+      <w:r>
+        <w:rPr>
+          <w:lang w:val="zh_TW" w:bidi="zh_TW"/>
+        </w:rPr>
+        <w:t>王谷</w:t>
+      </w:r>
+      <w:r>
+        <w:rPr>
+          <w:lang w:val="zh_TW" w:bidi="zh_TW"/>
+        </w:rPr>
+      </w:r>
+    </w:p>
+    <w:p>
+      <w:pPr/>
+      <w:r>
+        <w:rPr>
+          <w:lang w:val="zh_TW" w:bidi="zh_TW"/>
+        </w:rPr>
+      </w:r>
+      <w:r>
+        <w:rPr>
+          <w:lang w:val="zh_TW" w:bidi="zh_TW"/>
+        </w:rPr>
+        <w:t>其它譯本譯為撒冷城附近的王谷。撒冷城是</w:t>
+      </w:r>
+      <w:hyperlink r:id="rId68">
+        <w:r>
+          <w:rPr>
+            <w:lang w:val="zh_TW" w:bidi="zh_TW"/>
+          </w:rPr>
+          <w:rPr>
+            <w:color w:val="0000EE"/>
+            <w:u w:val="single"/>
+          </w:rPr>
+          <w:t>創世記十四章17節</w:t>
+        </w:r>
+      </w:hyperlink>
+      <w:r>
+        <w:rPr>
+          <w:lang w:val="zh_TW" w:bidi="zh_TW"/>
+        </w:rPr>
+        <w:t>中提到的麥基洗德的城市。</w:t>
+      </w:r>
+    </w:p>
+    <w:p>
+      <w:pPr/>
+      <w:r>
+        <w:rPr>
+          <w:lang w:val="zh_TW" w:bidi="zh_TW"/>
+        </w:rPr>
+      </w:r>
+      <w:r>
+        <w:rPr>
+          <w:i/>
+          <w:lang w:val="zh_TW" w:bidi="zh_TW"/>
+        </w:rPr>
+        <w:t>見</w:t>
+      </w:r>
+      <w:r>
+        <w:rPr>
+          <w:lang w:val="zh_TW" w:bidi="zh_TW"/>
+        </w:rPr>
+        <w:t>王谷</w:t>
+      </w:r>
+      <w:r>
+        <w:rPr>
+          <w:lang w:val="zh_TW" w:bidi="zh_TW"/>
+        </w:rPr>
+        <w:t>。</w:t>
+      </w:r>
+      <w:r>
+        <w:rPr>
+          <w:lang w:val="zh_TW" w:bidi="zh_TW"/>
+        </w:rPr>
+      </w:r>
+      <w:r>
+        <w:rPr>
+          <w:lang w:val="zh_TW" w:bidi="zh_TW"/>
+        </w:rPr>
+      </w:r>
+    </w:p>
+    <w:p>
+      <w:pPr/>
+      <w:r>
+        <w:rPr>
+          <w:lang w:val="zh_TW" w:bidi="zh_TW"/>
+        </w:rPr>
+      </w:r>
+    </w:p>
+    <w:p>
+      <w:pPr>
+        <w:pStyle w:val="Heading2"/>
+      </w:pPr>
+      <w:r>
+        <w:rPr>
+          <w:lang w:val="zh_TW" w:bidi="zh_TW"/>
+        </w:rPr>
+        <w:t>王谷</w:t>
+      </w:r>
+      <w:r>
+        <w:rPr>
+          <w:lang w:val="zh_TW" w:bidi="zh_TW"/>
+        </w:rPr>
+      </w:r>
+    </w:p>
+    <w:p>
+      <w:pPr/>
+      <w:r>
+        <w:rPr>
+          <w:lang w:val="zh_TW" w:bidi="zh_TW"/>
+        </w:rPr>
+      </w:r>
+      <w:r>
+        <w:rPr>
+          <w:lang w:val="zh_TW" w:bidi="zh_TW"/>
+        </w:rPr>
+        <w:t>這是靠近撒冷的一處山谷；撒冷是麥基洗德作王的城。亞伯拉罕曾在此與所多瑪王相會；他拒絕了所多瑪王所提出的在道德上不正當的提議（</w:t>
+      </w:r>
+      <w:hyperlink r:id="rId68">
+        <w:r>
+          <w:rPr>
+            <w:lang w:val="zh_TW" w:bidi="zh_TW"/>
+          </w:rPr>
+          <w:rPr>
+            <w:color w:val="0000EE"/>
+            <w:u w:val="single"/>
+          </w:rPr>
+          <w:t>創14:17</w:t>
+        </w:r>
+      </w:hyperlink>
+      <w:r>
+        <w:rPr>
+          <w:lang w:val="zh_TW" w:bidi="zh_TW"/>
+        </w:rPr>
+        <w:t>）。此谷亦稱為沙微。</w:t>
+      </w:r>
+    </w:p>
+    <w:p>
+      <w:pPr/>
+      <w:r>
+        <w:rPr>
+          <w:lang w:val="zh_TW" w:bidi="zh_TW"/>
+        </w:rPr>
+      </w:r>
+      <w:r>
+        <w:rPr>
+          <w:lang w:val="zh_TW" w:bidi="zh_TW"/>
+        </w:rPr>
+        <w:t>若撒冷即耶路撒冷，則「王谷」很可能是古耶路撒冷附近的汲淪谷或欣嫩子谷之一，因這兩個谷地都位於古耶路撒冷附近。</w:t>
+      </w:r>
+    </w:p>
+    <w:p>
+      <w:pPr/>
+      <w:r>
+        <w:rPr>
+          <w:lang w:val="zh_TW" w:bidi="zh_TW"/>
+        </w:rPr>
+      </w:r>
+      <w:r>
+        <w:rPr>
+          <w:lang w:val="zh_TW" w:bidi="zh_TW"/>
+        </w:rPr>
+        <w:t>這一個王谷也是押沙龍（大衛王之子）為自己立石柱作紀念碑的地方（</w:t>
+      </w:r>
+      <w:hyperlink r:id="rId69">
+        <w:r>
+          <w:rPr>
+            <w:lang w:val="zh_TW" w:bidi="zh_TW"/>
+          </w:rPr>
+          <w:rPr>
+            <w:color w:val="0000EE"/>
+            <w:u w:val="single"/>
+          </w:rPr>
+          <w:t>撒下18:18</w:t>
+        </w:r>
+      </w:hyperlink>
+      <w:r>
+        <w:rPr>
+          <w:lang w:val="zh_TW" w:bidi="zh_TW"/>
+        </w:rPr>
+        <w:t>）。</w:t>
       </w:r>
       <w:r>
         <w:rPr>
@@ -2869,12 +3677,6 @@
   </w:num>
   <w:num w:numId="13" w16cid:durableId="592781308">
     <w:abstractNumId w:val="11"/>
-  </w:num>
-  <w:num w:numId="14">
-    <w:abstractNumId w:val="3"/>
-    <w:lvlOverride w:ilvl="0">
-      <w:startOverride w:val="1"/>
-    </w:lvlOverride>
   </w:num>
   <w:numIdMacAtCleanup w:val="10"/>
 </w:numbering>

--- a/zht/docx/182.content.docx
+++ b/zht/docx/182.content.docx
@@ -233,90 +233,60 @@
         </w:rPr>
         <w:t>希伯來文舊約聖經裡，melek（王）這個詞出現超過2,000次。它可以指神（</w:t>
       </w:r>
-      <w:hyperlink r:id="rId13">
-        <w:r>
-          <w:rPr>
-            <w:lang w:val="zh_TW" w:bidi="zh_TW"/>
-          </w:rPr>
-          <w:rPr>
-            <w:color w:val="0000EE"/>
-            <w:u w:val="single"/>
-          </w:rPr>
-          <w:t>詩95:3</w:t>
-        </w:r>
-      </w:hyperlink>
+      <w:r>
+        <w:rPr>
+          <w:lang w:val="zh_TW" w:bidi="zh_TW"/>
+        </w:rPr>
+        <w:t>詩95:3</w:t>
+      </w:r>
       <w:r>
         <w:rPr>
           <w:lang w:val="zh_TW" w:bidi="zh_TW"/>
         </w:rPr>
         <w:t>），也可以指人的統治者。一般來說，它指一位在其臣民之上擁有至高權柄與大能的統治者。在舊約聖經中，melek是用來指一個支派的統治者（「米甸的王」，</w:t>
       </w:r>
-      <w:hyperlink r:id="rId14">
-        <w:r>
-          <w:rPr>
-            <w:lang w:val="zh_TW" w:bidi="zh_TW"/>
-          </w:rPr>
-          <w:rPr>
-            <w:color w:val="0000EE"/>
-            <w:u w:val="single"/>
-          </w:rPr>
-          <w:t>民31:8</w:t>
-        </w:r>
-      </w:hyperlink>
+      <w:r>
+        <w:rPr>
+          <w:lang w:val="zh_TW" w:bidi="zh_TW"/>
+        </w:rPr>
+        <w:t>民31:8</w:t>
+      </w:r>
       <w:r>
         <w:rPr>
           <w:lang w:val="zh_TW" w:bidi="zh_TW"/>
         </w:rPr>
         <w:t>）、一座城的王（耶利哥、艾城；參</w:t>
       </w:r>
-      <w:hyperlink r:id="rId15">
-        <w:r>
-          <w:rPr>
-            <w:lang w:val="zh_TW" w:bidi="zh_TW"/>
-          </w:rPr>
-          <w:rPr>
-            <w:color w:val="0000EE"/>
-            <w:u w:val="single"/>
-          </w:rPr>
-          <w:t>書12:9–24</w:t>
-        </w:r>
-      </w:hyperlink>
+      <w:r>
+        <w:rPr>
+          <w:lang w:val="zh_TW" w:bidi="zh_TW"/>
+        </w:rPr>
+        <w:t>書12:9–24</w:t>
+      </w:r>
       <w:r>
         <w:rPr>
           <w:lang w:val="zh_TW" w:bidi="zh_TW"/>
         </w:rPr>
         <w:t>，其中列出了以色列人所征服的31個城邦的王）、一個民族的王（以色列、猶大、亞捫、摩押、亞蘭），或是一個列邦的君王（如埃及、亞述、巴比倫，或波斯）。也有其它詞語可以指王室身分。非利士人將seren（首領）這個稱號引入希伯來文的詞彙中。非利士的五座城由五個首領治理。另一個指以色列王的詞語是nagid（君王）。掃羅和大衛都曾受膏作以色列的nagid（</w:t>
       </w:r>
-      <w:hyperlink r:id="rId16">
-        <w:r>
-          <w:rPr>
-            <w:lang w:val="zh_TW" w:bidi="zh_TW"/>
-          </w:rPr>
-          <w:rPr>
-            <w:color w:val="0000EE"/>
-            <w:u w:val="single"/>
-          </w:rPr>
-          <w:t>撒上10:1</w:t>
-        </w:r>
-      </w:hyperlink>
+      <w:r>
+        <w:rPr>
+          <w:lang w:val="zh_TW" w:bidi="zh_TW"/>
+        </w:rPr>
+        <w:t>撒上10:1</w:t>
+      </w:r>
       <w:r>
         <w:rPr>
           <w:lang w:val="zh_TW" w:bidi="zh_TW"/>
         </w:rPr>
         <w:t>，</w:t>
       </w:r>
-      <w:hyperlink r:id="rId17">
-        <w:r>
-          <w:rPr>
-            <w:lang w:val="zh_TW" w:bidi="zh_TW"/>
-          </w:rPr>
-          <w:rPr>
-            <w:color w:val="0000EE"/>
-            <w:u w:val="single"/>
-          </w:rPr>
-          <w:t>16:13</w:t>
-        </w:r>
-      </w:hyperlink>
+      <w:r>
+        <w:rPr>
+          <w:lang w:val="zh_TW" w:bidi="zh_TW"/>
+        </w:rPr>
+        <w:t>16:13</w:t>
+      </w:r>
       <w:r>
         <w:rPr>
           <w:lang w:val="zh_TW" w:bidi="zh_TW"/>
@@ -337,54 +307,36 @@
         </w:rPr>
         <w:t>「萬王之王」這個稱號是用在耶穌身上（</w:t>
       </w:r>
-      <w:hyperlink r:id="rId18">
-        <w:r>
-          <w:rPr>
-            <w:lang w:val="zh_TW" w:bidi="zh_TW"/>
-          </w:rPr>
-          <w:rPr>
-            <w:color w:val="0000EE"/>
-            <w:u w:val="single"/>
-          </w:rPr>
-          <w:t>提前6:15</w:t>
-        </w:r>
-      </w:hyperlink>
+      <w:r>
+        <w:rPr>
+          <w:lang w:val="zh_TW" w:bidi="zh_TW"/>
+        </w:rPr>
+        <w:t>提前6:15</w:t>
+      </w:r>
       <w:r>
         <w:rPr>
           <w:lang w:val="zh_TW" w:bidi="zh_TW"/>
         </w:rPr>
         <w:t>），是一個希伯來式的說法，意思是至高的王，或最偉大的王。例如，以西結預言泰爾傾覆的經文中稱尼布甲尼撒為「諸王之王」（</w:t>
       </w:r>
-      <w:hyperlink r:id="rId19">
-        <w:r>
-          <w:rPr>
-            <w:lang w:val="zh_TW" w:bidi="zh_TW"/>
-          </w:rPr>
-          <w:rPr>
-            <w:color w:val="0000EE"/>
-            <w:u w:val="single"/>
-          </w:rPr>
-          <w:t>結26:7</w:t>
-        </w:r>
-      </w:hyperlink>
+      <w:r>
+        <w:rPr>
+          <w:lang w:val="zh_TW" w:bidi="zh_TW"/>
+        </w:rPr>
+        <w:t>結26:7</w:t>
+      </w:r>
       <w:r>
         <w:rPr>
           <w:lang w:val="zh_TW" w:bidi="zh_TW"/>
         </w:rPr>
         <w:t>）。亞述和巴比倫的大君王引入這個稱號。在他們之前，統治者的稱號是「王」或「大王」，例如</w:t>
       </w:r>
-      <w:hyperlink r:id="rId20">
-        <w:r>
-          <w:rPr>
-            <w:lang w:val="zh_TW" w:bidi="zh_TW"/>
-          </w:rPr>
-          <w:rPr>
-            <w:color w:val="0000EE"/>
-            <w:u w:val="single"/>
-          </w:rPr>
-          <w:t>列王紀下十八章28節</w:t>
-        </w:r>
-      </w:hyperlink>
+      <w:r>
+        <w:rPr>
+          <w:lang w:val="zh_TW" w:bidi="zh_TW"/>
+        </w:rPr>
+        <w:t>列王紀下十八章28節</w:t>
+      </w:r>
       <w:r>
         <w:rPr>
           <w:lang w:val="zh_TW" w:bidi="zh_TW"/>
@@ -416,54 +368,36 @@
         </w:rPr>
         <w:t>神揀選亞伯拉罕作多國之父；彌賽亞要藉著他和他的後裔在地上掌權。神在賜給亞伯拉罕的應許裡屢次向他保證，他必作一個強大民族之父，神要把迦南地賜給這個民族，而且君王必從他的後裔而出（</w:t>
       </w:r>
-      <w:hyperlink r:id="rId21">
-        <w:r>
-          <w:rPr>
-            <w:lang w:val="zh_TW" w:bidi="zh_TW"/>
-          </w:rPr>
-          <w:rPr>
-            <w:color w:val="0000EE"/>
-            <w:u w:val="single"/>
-          </w:rPr>
-          <w:t>創17:6</w:t>
-        </w:r>
-      </w:hyperlink>
+      <w:r>
+        <w:rPr>
+          <w:lang w:val="zh_TW" w:bidi="zh_TW"/>
+        </w:rPr>
+        <w:t>創17:6</w:t>
+      </w:r>
       <w:r>
         <w:rPr>
           <w:lang w:val="zh_TW" w:bidi="zh_TW"/>
         </w:rPr>
         <w:t>）。亞伯拉罕遵行神吩咐他受割禮的命令，表明他接受神在他家中掌權；這也使亞伯拉罕的宗族分別出來，事奉神（</w:t>
       </w:r>
-      <w:hyperlink r:id="rId22">
-        <w:r>
-          <w:rPr>
-            <w:lang w:val="zh_TW" w:bidi="zh_TW"/>
-          </w:rPr>
-          <w:rPr>
-            <w:color w:val="0000EE"/>
-            <w:u w:val="single"/>
-          </w:rPr>
-          <w:t>10–14</w:t>
-        </w:r>
-      </w:hyperlink>
+      <w:r>
+        <w:rPr>
+          <w:lang w:val="zh_TW" w:bidi="zh_TW"/>
+        </w:rPr>
+        <w:t>10–14</w:t>
+      </w:r>
       <w:r>
         <w:rPr>
           <w:lang w:val="zh_TW" w:bidi="zh_TW"/>
         </w:rPr>
         <w:t>節）。神與亞伯拉罕和他後裔建立關係的終極目的是，神要作以色列的王，而祂的百姓也要藉著忠心順服祂，表明他們接受祂掌權（</w:t>
       </w:r>
-      <w:hyperlink r:id="rId23">
-        <w:r>
-          <w:rPr>
-            <w:lang w:val="zh_TW" w:bidi="zh_TW"/>
-          </w:rPr>
-          <w:rPr>
-            <w:color w:val="0000EE"/>
-            <w:u w:val="single"/>
-          </w:rPr>
-          <w:t>9</w:t>
-        </w:r>
-      </w:hyperlink>
+      <w:r>
+        <w:rPr>
+          <w:lang w:val="zh_TW" w:bidi="zh_TW"/>
+        </w:rPr>
+        <w:t>9</w:t>
+      </w:r>
       <w:r>
         <w:rPr>
           <w:lang w:val="zh_TW" w:bidi="zh_TW"/>
@@ -498,18 +432,12 @@
         </w:rPr>
         <w:t>耶和華也與以色列立約。這約是出於主權的恩典與應許的治理；耶和華藉著祂律法的約束，也藉著祂親自同在，使這百姓分別為聖歸給祂。這個民族親眼看見神怎樣看顧他們，就必須學習：他們如果順服神的要求，神權政體的國度（theocratic kingdom）就能在地上成為現實。在西奈之約裡，神權政體（theocracy，就是神的掌權）得以建立。神把誡命託付給以色列，好叫他們顯出自己是神權政體的民族，正如神向摩西所啟示的話：「如今你們若實在聽從我的話，遵守我的約，就要在萬民中作屬我的子民，因為全地都是我的。你們要歸我作祭司的國度，為聖潔的國民。」（</w:t>
       </w:r>
-      <w:hyperlink r:id="rId24">
-        <w:r>
-          <w:rPr>
-            <w:lang w:val="zh_TW" w:bidi="zh_TW"/>
-          </w:rPr>
-          <w:rPr>
-            <w:color w:val="0000EE"/>
-            <w:u w:val="single"/>
-          </w:rPr>
-          <w:t>出19:5–6</w:t>
-        </w:r>
-      </w:hyperlink>
+      <w:r>
+        <w:rPr>
+          <w:lang w:val="zh_TW" w:bidi="zh_TW"/>
+        </w:rPr>
+        <w:t>出19:5–6</w:t>
+      </w:r>
       <w:r>
         <w:rPr>
           <w:lang w:val="zh_TW" w:bidi="zh_TW"/>
@@ -544,198 +472,132 @@
         </w:rPr>
         <w:t>耶和華也設立一套組織架構，為要推動祂神權政體的目的。在曠野，摩西和以色列所揀選的領袖（</w:t>
       </w:r>
-      <w:hyperlink r:id="rId25">
-        <w:r>
-          <w:rPr>
-            <w:lang w:val="zh_TW" w:bidi="zh_TW"/>
-          </w:rPr>
-          <w:rPr>
-            <w:color w:val="0000EE"/>
-            <w:u w:val="single"/>
-          </w:rPr>
-          <w:t>出18:19–26</w:t>
-        </w:r>
-      </w:hyperlink>
+      <w:r>
+        <w:rPr>
+          <w:lang w:val="zh_TW" w:bidi="zh_TW"/>
+        </w:rPr>
+        <w:t>出18:19–26</w:t>
+      </w:r>
       <w:r>
         <w:rPr>
           <w:lang w:val="zh_TW" w:bidi="zh_TW"/>
         </w:rPr>
         <w:t>；</w:t>
       </w:r>
-      <w:hyperlink r:id="rId26">
-        <w:r>
-          <w:rPr>
-            <w:lang w:val="zh_TW" w:bidi="zh_TW"/>
-          </w:rPr>
-          <w:rPr>
-            <w:color w:val="0000EE"/>
-            <w:u w:val="single"/>
-          </w:rPr>
-          <w:t>民11:24–25</w:t>
-        </w:r>
-      </w:hyperlink>
+      <w:r>
+        <w:rPr>
+          <w:lang w:val="zh_TW" w:bidi="zh_TW"/>
+        </w:rPr>
+        <w:t>民11:24–25</w:t>
+      </w:r>
       <w:r>
         <w:rPr>
           <w:lang w:val="zh_TW" w:bidi="zh_TW"/>
         </w:rPr>
         <w:t>；參</w:t>
       </w:r>
-      <w:hyperlink r:id="rId27">
-        <w:r>
-          <w:rPr>
-            <w:lang w:val="zh_TW" w:bidi="zh_TW"/>
-          </w:rPr>
-          <w:rPr>
-            <w:color w:val="0000EE"/>
-            <w:u w:val="single"/>
-          </w:rPr>
-          <w:t>申1:15–18</w:t>
-        </w:r>
-      </w:hyperlink>
+      <w:r>
+        <w:rPr>
+          <w:lang w:val="zh_TW" w:bidi="zh_TW"/>
+        </w:rPr>
+        <w:t>申1:15–18</w:t>
+      </w:r>
       <w:r>
         <w:rPr>
           <w:lang w:val="zh_TW" w:bidi="zh_TW"/>
         </w:rPr>
         <w:t>）成為神的器皿，在以色列中維護祂作王的統治。摩西死後，約書亞接續承擔神權政體的治理。耶和華與他同在，正如祂與摩西同在一樣；以色列眾人也看出，在約書亞的帶領中，神得以繼續掌權（</w:t>
       </w:r>
-      <w:hyperlink r:id="rId28">
-        <w:r>
-          <w:rPr>
-            <w:lang w:val="zh_TW" w:bidi="zh_TW"/>
-          </w:rPr>
-          <w:rPr>
-            <w:color w:val="0000EE"/>
-            <w:u w:val="single"/>
-          </w:rPr>
-          <w:t>申34:9</w:t>
-        </w:r>
-      </w:hyperlink>
+      <w:r>
+        <w:rPr>
+          <w:lang w:val="zh_TW" w:bidi="zh_TW"/>
+        </w:rPr>
+        <w:t>申34:9</w:t>
+      </w:r>
       <w:r>
         <w:rPr>
           <w:lang w:val="zh_TW" w:bidi="zh_TW"/>
         </w:rPr>
         <w:t>；</w:t>
       </w:r>
-      <w:hyperlink r:id="rId29">
-        <w:r>
-          <w:rPr>
-            <w:lang w:val="zh_TW" w:bidi="zh_TW"/>
-          </w:rPr>
-          <w:rPr>
-            <w:color w:val="0000EE"/>
-            <w:u w:val="single"/>
-          </w:rPr>
-          <w:t>書3:7</w:t>
-        </w:r>
-      </w:hyperlink>
+      <w:r>
+        <w:rPr>
+          <w:lang w:val="zh_TW" w:bidi="zh_TW"/>
+        </w:rPr>
+        <w:t>書3:7</w:t>
+      </w:r>
       <w:r>
         <w:rPr>
           <w:lang w:val="zh_TW" w:bidi="zh_TW"/>
         </w:rPr>
         <w:t>，</w:t>
       </w:r>
-      <w:hyperlink r:id="rId30">
-        <w:r>
-          <w:rPr>
-            <w:lang w:val="zh_TW" w:bidi="zh_TW"/>
-          </w:rPr>
-          <w:rPr>
-            <w:color w:val="0000EE"/>
-            <w:u w:val="single"/>
-          </w:rPr>
-          <w:t>4:14</w:t>
-        </w:r>
-      </w:hyperlink>
+      <w:r>
+        <w:rPr>
+          <w:lang w:val="zh_TW" w:bidi="zh_TW"/>
+        </w:rPr>
+        <w:t>4:14</w:t>
+      </w:r>
       <w:r>
         <w:rPr>
           <w:lang w:val="zh_TW" w:bidi="zh_TW"/>
         </w:rPr>
         <w:t>）。約書亞像摩西臨終前所作的一樣，勸勉領袖和以色列要持守這恩典的立約關係（</w:t>
       </w:r>
-      <w:hyperlink r:id="rId31">
-        <w:r>
-          <w:rPr>
-            <w:lang w:val="zh_TW" w:bidi="zh_TW"/>
-          </w:rPr>
-          <w:rPr>
-            <w:color w:val="0000EE"/>
-            <w:u w:val="single"/>
-          </w:rPr>
-          <w:t>書23–24章</w:t>
-        </w:r>
-      </w:hyperlink>
+      <w:r>
+        <w:rPr>
+          <w:lang w:val="zh_TW" w:bidi="zh_TW"/>
+        </w:rPr>
+        <w:t>書23–24章</w:t>
+      </w:r>
       <w:r>
         <w:rPr>
           <w:lang w:val="zh_TW" w:bidi="zh_TW"/>
         </w:rPr>
         <w:t>）。然而，以色列因貪婪、淫亂、紛爭、拜偶像而走向滅亡。在士師的時期，各人任意而行，自以為對（</w:t>
       </w:r>
-      <w:hyperlink r:id="rId32">
-        <w:r>
-          <w:rPr>
-            <w:lang w:val="zh_TW" w:bidi="zh_TW"/>
-          </w:rPr>
-          <w:rPr>
-            <w:color w:val="0000EE"/>
-            <w:u w:val="single"/>
-          </w:rPr>
-          <w:t>士17:6</w:t>
-        </w:r>
-      </w:hyperlink>
+      <w:r>
+        <w:rPr>
+          <w:lang w:val="zh_TW" w:bidi="zh_TW"/>
+        </w:rPr>
+        <w:t>士17:6</w:t>
+      </w:r>
       <w:r>
         <w:rPr>
           <w:lang w:val="zh_TW" w:bidi="zh_TW"/>
         </w:rPr>
         <w:t>，</w:t>
       </w:r>
-      <w:hyperlink r:id="rId33">
-        <w:r>
-          <w:rPr>
-            <w:lang w:val="zh_TW" w:bidi="zh_TW"/>
-          </w:rPr>
-          <w:rPr>
-            <w:color w:val="0000EE"/>
-            <w:u w:val="single"/>
-          </w:rPr>
-          <w:t>18:1</w:t>
-        </w:r>
-      </w:hyperlink>
+      <w:r>
+        <w:rPr>
+          <w:lang w:val="zh_TW" w:bidi="zh_TW"/>
+        </w:rPr>
+        <w:t>18:1</w:t>
+      </w:r>
       <w:r>
         <w:rPr>
           <w:lang w:val="zh_TW" w:bidi="zh_TW"/>
         </w:rPr>
         <w:t>，</w:t>
       </w:r>
-      <w:hyperlink r:id="rId34">
-        <w:r>
-          <w:rPr>
-            <w:lang w:val="zh_TW" w:bidi="zh_TW"/>
-          </w:rPr>
-          <w:rPr>
-            <w:color w:val="0000EE"/>
-            <w:u w:val="single"/>
-          </w:rPr>
-          <w:t>19:1</w:t>
-        </w:r>
-      </w:hyperlink>
+      <w:r>
+        <w:rPr>
+          <w:lang w:val="zh_TW" w:bidi="zh_TW"/>
+        </w:rPr>
+        <w:t>19:1</w:t>
+      </w:r>
       <w:r>
         <w:rPr>
           <w:lang w:val="zh_TW" w:bidi="zh_TW"/>
         </w:rPr>
         <w:t>，</w:t>
       </w:r>
-      <w:hyperlink r:id="rId35">
-        <w:r>
-          <w:rPr>
-            <w:lang w:val="zh_TW" w:bidi="zh_TW"/>
-          </w:rPr>
-          <w:rPr>
-            <w:color w:val="0000EE"/>
-            <w:u w:val="single"/>
-          </w:rPr>
-          <w:t>21:25</w:t>
-        </w:r>
-      </w:hyperlink>
+      <w:r>
+        <w:rPr>
+          <w:lang w:val="zh_TW" w:bidi="zh_TW"/>
+        </w:rPr>
+        <w:t>21:25</w:t>
+      </w:r>
       <w:r>
         <w:rPr>
           <w:lang w:val="zh_TW" w:bidi="zh_TW"/>
@@ -756,90 +618,60 @@
         </w:rPr>
         <w:t>撒母耳的事奉使以色列恢復神權政體的領導。撒母耳生在利未人的家中，在示羅的會幕事奉耶和華。他蒙召作先知——自從摩西死後，這職分一直沒有人承擔（</w:t>
       </w:r>
-      <w:hyperlink r:id="rId36">
-        <w:r>
-          <w:rPr>
-            <w:lang w:val="zh_TW" w:bidi="zh_TW"/>
-          </w:rPr>
-          <w:rPr>
-            <w:color w:val="0000EE"/>
-            <w:u w:val="single"/>
-          </w:rPr>
-          <w:t>撒上3:20–21</w:t>
-        </w:r>
-      </w:hyperlink>
+      <w:r>
+        <w:rPr>
+          <w:lang w:val="zh_TW" w:bidi="zh_TW"/>
+        </w:rPr>
+        <w:t>撒上3:20–21</w:t>
+      </w:r>
       <w:r>
         <w:rPr>
           <w:lang w:val="zh_TW" w:bidi="zh_TW"/>
         </w:rPr>
         <w:t>）。百姓也承認他在以色列作士師（</w:t>
       </w:r>
-      <w:hyperlink r:id="rId37">
-        <w:r>
-          <w:rPr>
-            <w:lang w:val="zh_TW" w:bidi="zh_TW"/>
-          </w:rPr>
-          <w:rPr>
-            <w:color w:val="0000EE"/>
-            <w:u w:val="single"/>
-          </w:rPr>
-          <w:t>7:15</w:t>
-        </w:r>
-      </w:hyperlink>
+      <w:r>
+        <w:rPr>
+          <w:lang w:val="zh_TW" w:bidi="zh_TW"/>
+        </w:rPr>
+        <w:t>7:15</w:t>
+      </w:r>
       <w:r>
         <w:rPr>
           <w:lang w:val="zh_TW" w:bidi="zh_TW"/>
         </w:rPr>
         <w:t>）。在撒母耳身上，祭司、先知、君王的職分彷彿結合在一起。百姓從來不稱他為王，因為他的生活方式像先知，不像統治者。百姓精心提出要立王的要求，其實就是拒絕撒母耳的事奉。百姓不滿足於撒母耳那種屬靈、帶著恩賜的領導。他們想找一位更有魄力的領袖，因此覺得周圍列國君王的某些特點很吸引人：權勢、榮耀的彰顯，以及穩定。到那時為止，各支派已經經歷過幾場內戰，危及以色列的合一。人們以為立王就能解決各樣社會和政治問題。雖然神早已在律法裡預先提到以色列日後會有君王治理（</w:t>
       </w:r>
-      <w:hyperlink r:id="rId38">
-        <w:r>
-          <w:rPr>
-            <w:lang w:val="zh_TW" w:bidi="zh_TW"/>
-          </w:rPr>
-          <w:rPr>
-            <w:color w:val="0000EE"/>
-            <w:u w:val="single"/>
-          </w:rPr>
-          <w:t>申17:14–20</w:t>
-        </w:r>
-      </w:hyperlink>
+      <w:r>
+        <w:rPr>
+          <w:lang w:val="zh_TW" w:bidi="zh_TW"/>
+        </w:rPr>
+        <w:t>申17:14–20</w:t>
+      </w:r>
       <w:r>
         <w:rPr>
           <w:lang w:val="zh_TW" w:bidi="zh_TW"/>
         </w:rPr>
         <w:t>），百姓推動王權卻不是出於宗教理由，而是出於世俗的原因：「現在求你為我們立一個王治理我們，像列國一樣」（</w:t>
       </w:r>
-      <w:hyperlink r:id="rId39">
-        <w:r>
-          <w:rPr>
-            <w:lang w:val="zh_TW" w:bidi="zh_TW"/>
-          </w:rPr>
-          <w:rPr>
-            <w:color w:val="0000EE"/>
-            <w:u w:val="single"/>
-          </w:rPr>
-          <w:t>撒上8:5</w:t>
-        </w:r>
-      </w:hyperlink>
+      <w:r>
+        <w:rPr>
+          <w:lang w:val="zh_TW" w:bidi="zh_TW"/>
+        </w:rPr>
+        <w:t>撒上8:5</w:t>
+      </w:r>
       <w:r>
         <w:rPr>
           <w:lang w:val="zh_TW" w:bidi="zh_TW"/>
         </w:rPr>
         <w:t>）；「使我們像列國一樣，有王治理我們，統領我們，為我們爭戰。」（</w:t>
       </w:r>
-      <w:hyperlink r:id="rId40">
-        <w:r>
-          <w:rPr>
-            <w:lang w:val="zh_TW" w:bidi="zh_TW"/>
-          </w:rPr>
-          <w:rPr>
-            <w:color w:val="0000EE"/>
-            <w:u w:val="single"/>
-          </w:rPr>
-          <w:t>20</w:t>
-        </w:r>
-      </w:hyperlink>
+      <w:r>
+        <w:rPr>
+          <w:lang w:val="zh_TW" w:bidi="zh_TW"/>
+        </w:rPr>
+        <w:t>20</w:t>
+      </w:r>
       <w:r>
         <w:rPr>
           <w:lang w:val="zh_TW" w:bidi="zh_TW"/>
@@ -874,18 +706,12 @@
         </w:rPr>
         <w:t>撒母耳膏立了掃羅（王權的一個可悲例子）和大衛（在神治理之下作王的良好例子），在當中起了關鍵作用。掃羅的王權顯出專制、冷漠、自我抬舉的態度。他一心要建立自己的王朝，卻沒有好好眷顧神的百姓。因此，耶和華厭棄他作王（</w:t>
       </w:r>
-      <w:hyperlink r:id="rId41">
-        <w:r>
-          <w:rPr>
-            <w:lang w:val="zh_TW" w:bidi="zh_TW"/>
-          </w:rPr>
-          <w:rPr>
-            <w:color w:val="0000EE"/>
-            <w:u w:val="single"/>
-          </w:rPr>
-          <w:t>撒上15:23</w:t>
-        </w:r>
-      </w:hyperlink>
+      <w:r>
+        <w:rPr>
+          <w:lang w:val="zh_TW" w:bidi="zh_TW"/>
+        </w:rPr>
+        <w:t>撒上15:23</w:t>
+      </w:r>
       <w:r>
         <w:rPr>
           <w:lang w:val="zh_TW" w:bidi="zh_TW"/>
@@ -906,18 +732,12 @@
         </w:rPr>
         <w:t>大衛的王權與掃羅的王權形成對比；大衛的王權符合神的心意，因為他反映出耶和華王權的榮耀。撒母耳記上下兩卷書記載大衛的一生和治理，用來說明王權的利與弊。從正面來看，大衛是合神心意的人，他尋求神的旨意，為自己的罪悔改，也尋求神的榮耀。從負面來看，大衛在個人生活和家庭生活上沒有持守神律法的高標準。然而，神仍喜悅揀選大衛的王朝，讓耶穌基督從這家系而出。先知拿單向大衛保證，他的王朝必長存：「你的家和你的國必在我面前永遠堅立。你的國位也必堅定，直到永遠。」（</w:t>
       </w:r>
-      <w:hyperlink r:id="rId42">
-        <w:r>
-          <w:rPr>
-            <w:lang w:val="zh_TW" w:bidi="zh_TW"/>
-          </w:rPr>
-          <w:rPr>
-            <w:color w:val="0000EE"/>
-            <w:u w:val="single"/>
-          </w:rPr>
-          <w:t>撒下7:16</w:t>
-        </w:r>
-      </w:hyperlink>
+      <w:r>
+        <w:rPr>
+          <w:lang w:val="zh_TW" w:bidi="zh_TW"/>
+        </w:rPr>
+        <w:t>撒下7:16</w:t>
+      </w:r>
       <w:r>
         <w:rPr>
           <w:lang w:val="zh_TW" w:bidi="zh_TW"/>
@@ -938,54 +758,36 @@
         </w:rPr>
         <w:t>大衛和他兒子所羅門的王權所顯出的卓越特質，反映出真正合乎神權政體的用意：他們關心耶和華、渴望有智慧和正直的心，也關心神百姓的福祉。他們關心耶和華，表現在為建造聖殿所作的預備，以及後來實際建成了聖殿（參</w:t>
       </w:r>
-      <w:hyperlink r:id="rId43">
-        <w:r>
-          <w:rPr>
-            <w:lang w:val="zh_TW" w:bidi="zh_TW"/>
-          </w:rPr>
-          <w:rPr>
-            <w:color w:val="0000EE"/>
-            <w:u w:val="single"/>
-          </w:rPr>
-          <w:t>詩132篇</w:t>
-        </w:r>
-      </w:hyperlink>
+      <w:r>
+        <w:rPr>
+          <w:lang w:val="zh_TW" w:bidi="zh_TW"/>
+        </w:rPr>
+        <w:t>詩132篇</w:t>
+      </w:r>
       <w:r>
         <w:rPr>
           <w:lang w:val="zh_TW" w:bidi="zh_TW"/>
         </w:rPr>
         <w:t>）。他們顯然重視正直和智慧，特別表現在大衛回應拿單責備的態度上（</w:t>
       </w:r>
-      <w:hyperlink r:id="rId44">
-        <w:r>
-          <w:rPr>
-            <w:lang w:val="zh_TW" w:bidi="zh_TW"/>
-          </w:rPr>
-          <w:rPr>
-            <w:color w:val="0000EE"/>
-            <w:u w:val="single"/>
-          </w:rPr>
-          <w:t>撒下12章</w:t>
-        </w:r>
-      </w:hyperlink>
+      <w:r>
+        <w:rPr>
+          <w:lang w:val="zh_TW" w:bidi="zh_TW"/>
+        </w:rPr>
+        <w:t>撒下12章</w:t>
+      </w:r>
       <w:r>
         <w:rPr>
           <w:lang w:val="zh_TW" w:bidi="zh_TW"/>
         </w:rPr>
         <w:t>），以及所羅門向神求一顆有智慧的心上（</w:t>
       </w:r>
-      <w:hyperlink r:id="rId45">
-        <w:r>
-          <w:rPr>
-            <w:lang w:val="zh_TW" w:bidi="zh_TW"/>
-          </w:rPr>
-          <w:rPr>
-            <w:color w:val="0000EE"/>
-            <w:u w:val="single"/>
-          </w:rPr>
-          <w:t>王上3章</w:t>
-        </w:r>
-      </w:hyperlink>
+      <w:r>
+        <w:rPr>
+          <w:lang w:val="zh_TW" w:bidi="zh_TW"/>
+        </w:rPr>
+        <w:t>王上3章</w:t>
+      </w:r>
       <w:r>
         <w:rPr>
           <w:lang w:val="zh_TW" w:bidi="zh_TW"/>
@@ -1020,36 +822,24 @@
         </w:rPr>
         <w:t>大衛王朝的君王被視為神家中的一員，是那位大君王的「兒子」（參</w:t>
       </w:r>
-      <w:hyperlink r:id="rId46">
-        <w:r>
-          <w:rPr>
-            <w:lang w:val="zh_TW" w:bidi="zh_TW"/>
-          </w:rPr>
-          <w:rPr>
-            <w:color w:val="0000EE"/>
-            <w:u w:val="single"/>
-          </w:rPr>
-          <w:t>撒下7:14–16</w:t>
-        </w:r>
-      </w:hyperlink>
+      <w:r>
+        <w:rPr>
+          <w:lang w:val="zh_TW" w:bidi="zh_TW"/>
+        </w:rPr>
+        <w:t>撒下7:14–16</w:t>
+      </w:r>
       <w:r>
         <w:rPr>
           <w:lang w:val="zh_TW" w:bidi="zh_TW"/>
         </w:rPr>
         <w:t>；</w:t>
       </w:r>
-      <w:hyperlink r:id="rId47">
-        <w:r>
-          <w:rPr>
-            <w:lang w:val="zh_TW" w:bidi="zh_TW"/>
-          </w:rPr>
-          <w:rPr>
-            <w:color w:val="0000EE"/>
-            <w:u w:val="single"/>
-          </w:rPr>
-          <w:t>詩2:6–7</w:t>
-        </w:r>
-      </w:hyperlink>
+      <w:r>
+        <w:rPr>
+          <w:lang w:val="zh_TW" w:bidi="zh_TW"/>
+        </w:rPr>
+        <w:t>詩2:6–7</w:t>
+      </w:r>
       <w:r>
         <w:rPr>
           <w:lang w:val="zh_TW" w:bidi="zh_TW"/>
@@ -1081,90 +871,60 @@
         </w:rPr>
         <w:t>大衛的後裔無法維持並擴展神權政體。到了公元前八世紀和公元前七世紀，人們已經清楚看見，即使是最偉大的君王，也遠不及大衛和所羅門的地位。眾先知（</w:t>
       </w:r>
-      <w:hyperlink r:id="rId48">
-        <w:r>
-          <w:rPr>
-            <w:lang w:val="zh_TW" w:bidi="zh_TW"/>
-          </w:rPr>
-          <w:rPr>
-            <w:color w:val="0000EE"/>
-            <w:u w:val="single"/>
-          </w:rPr>
-          <w:t>賽9:2–7</w:t>
-        </w:r>
-      </w:hyperlink>
+      <w:r>
+        <w:rPr>
+          <w:lang w:val="zh_TW" w:bidi="zh_TW"/>
+        </w:rPr>
+        <w:t>賽9:2–7</w:t>
+      </w:r>
       <w:r>
         <w:rPr>
           <w:lang w:val="zh_TW" w:bidi="zh_TW"/>
         </w:rPr>
         <w:t>，</w:t>
       </w:r>
-      <w:hyperlink r:id="rId49">
-        <w:r>
-          <w:rPr>
-            <w:lang w:val="zh_TW" w:bidi="zh_TW"/>
-          </w:rPr>
-          <w:rPr>
-            <w:color w:val="0000EE"/>
-            <w:u w:val="single"/>
-          </w:rPr>
-          <w:t>11:1–9</w:t>
-        </w:r>
-      </w:hyperlink>
+      <w:r>
+        <w:rPr>
+          <w:lang w:val="zh_TW" w:bidi="zh_TW"/>
+        </w:rPr>
+        <w:t>11:1–9</w:t>
+      </w:r>
       <w:r>
         <w:rPr>
           <w:lang w:val="zh_TW" w:bidi="zh_TW"/>
         </w:rPr>
         <w:t>；</w:t>
       </w:r>
-      <w:hyperlink r:id="rId50">
-        <w:r>
-          <w:rPr>
-            <w:lang w:val="zh_TW" w:bidi="zh_TW"/>
-          </w:rPr>
-          <w:rPr>
-            <w:color w:val="0000EE"/>
-            <w:u w:val="single"/>
-          </w:rPr>
-          <w:t>耶33:14–16</w:t>
-        </w:r>
-      </w:hyperlink>
+      <w:r>
+        <w:rPr>
+          <w:lang w:val="zh_TW" w:bidi="zh_TW"/>
+        </w:rPr>
+        <w:t>耶33:14–16</w:t>
+      </w:r>
       <w:r>
         <w:rPr>
           <w:lang w:val="zh_TW" w:bidi="zh_TW"/>
         </w:rPr>
         <w:t>；</w:t>
       </w:r>
-      <w:hyperlink r:id="rId51">
-        <w:r>
-          <w:rPr>
-            <w:lang w:val="zh_TW" w:bidi="zh_TW"/>
-          </w:rPr>
-          <w:rPr>
-            <w:color w:val="0000EE"/>
-            <w:u w:val="single"/>
-          </w:rPr>
-          <w:t>結34:22–31</w:t>
-        </w:r>
-      </w:hyperlink>
+      <w:r>
+        <w:rPr>
+          <w:lang w:val="zh_TW" w:bidi="zh_TW"/>
+        </w:rPr>
+        <w:t>結34:22–31</w:t>
+      </w:r>
       <w:r>
         <w:rPr>
           <w:lang w:val="zh_TW" w:bidi="zh_TW"/>
         </w:rPr>
         <w:t>；</w:t>
       </w:r>
-      <w:hyperlink r:id="rId52">
-        <w:r>
-          <w:rPr>
-            <w:lang w:val="zh_TW" w:bidi="zh_TW"/>
-          </w:rPr>
-          <w:rPr>
-            <w:color w:val="0000EE"/>
-            <w:u w:val="single"/>
-          </w:rPr>
-          <w:t>彌5:2–5</w:t>
-        </w:r>
-      </w:hyperlink>
+      <w:r>
+        <w:rPr>
+          <w:lang w:val="zh_TW" w:bidi="zh_TW"/>
+        </w:rPr>
+        <w:t>彌5:2–5</w:t>
+      </w:r>
       <w:r>
         <w:rPr>
           <w:lang w:val="zh_TW" w:bidi="zh_TW"/>
@@ -1185,126 +945,84 @@
         </w:rPr>
         <w:t>耶穌降臨的時候，彌賽亞的國度就更清楚顯明出來。祂就是天使所宣告的那位王：「因今天在大衛的城裡，為你們生了救主，就是主基督」（</w:t>
       </w:r>
-      <w:hyperlink r:id="rId53">
-        <w:r>
-          <w:rPr>
-            <w:lang w:val="zh_TW" w:bidi="zh_TW"/>
-          </w:rPr>
-          <w:rPr>
-            <w:color w:val="0000EE"/>
-            <w:u w:val="single"/>
-          </w:rPr>
-          <w:t>路2:11</w:t>
-        </w:r>
-      </w:hyperlink>
+      <w:r>
+        <w:rPr>
+          <w:lang w:val="zh_TW" w:bidi="zh_TW"/>
+        </w:rPr>
+        <w:t>路2:11</w:t>
+      </w:r>
       <w:r>
         <w:rPr>
           <w:lang w:val="zh_TW" w:bidi="zh_TW"/>
         </w:rPr>
         <w:t>）。這些榮耀的話顯出它與先知的話一脈相承。耶穌是救主；祂的職分不單包括拯救人脫離罪，也包括拯救人脫離一切患難、邪惡，以及咒詛所帶來的各樣後果。祂的使命既關乎赦罪，也關乎在地上建立和平（</w:t>
       </w:r>
-      <w:hyperlink r:id="rId54">
-        <w:r>
-          <w:rPr>
-            <w:lang w:val="zh_TW" w:bidi="zh_TW"/>
-          </w:rPr>
-          <w:rPr>
-            <w:color w:val="0000EE"/>
-            <w:u w:val="single"/>
-          </w:rPr>
-          <w:t>1:77–79</w:t>
-        </w:r>
-      </w:hyperlink>
+      <w:r>
+        <w:rPr>
+          <w:lang w:val="zh_TW" w:bidi="zh_TW"/>
+        </w:rPr>
+        <w:t>1:77–79</w:t>
+      </w:r>
       <w:r>
         <w:rPr>
           <w:lang w:val="zh_TW" w:bidi="zh_TW"/>
         </w:rPr>
         <w:t>）。從這個角度來看，我們必須把耶穌醫治人、餵養人、對抗邪惡勢力、受苦、教導的事奉，看為在地上建立起神的國度。祂是服事人的王，祂與鬼魔的權勢爭戰，並且得勝。復活標記著祂的得勝；祂坐在父的右邊，戴上榮耀的冠冕（</w:t>
       </w:r>
-      <w:hyperlink r:id="rId55">
-        <w:r>
-          <w:rPr>
-            <w:lang w:val="zh_TW" w:bidi="zh_TW"/>
-          </w:rPr>
-          <w:rPr>
-            <w:color w:val="0000EE"/>
-            <w:u w:val="single"/>
-          </w:rPr>
-          <w:t>徒2:33–36</w:t>
-        </w:r>
-      </w:hyperlink>
+      <w:r>
+        <w:rPr>
+          <w:lang w:val="zh_TW" w:bidi="zh_TW"/>
+        </w:rPr>
+        <w:t>徒2:33–36</w:t>
+      </w:r>
       <w:r>
         <w:rPr>
           <w:lang w:val="zh_TW" w:bidi="zh_TW"/>
         </w:rPr>
         <w:t>；參</w:t>
       </w:r>
-      <w:hyperlink r:id="rId56">
-        <w:r>
-          <w:rPr>
-            <w:lang w:val="zh_TW" w:bidi="zh_TW"/>
-          </w:rPr>
-          <w:rPr>
-            <w:color w:val="0000EE"/>
-            <w:u w:val="single"/>
-          </w:rPr>
-          <w:t>林前15:25</w:t>
-        </w:r>
-      </w:hyperlink>
+      <w:r>
+        <w:rPr>
+          <w:lang w:val="zh_TW" w:bidi="zh_TW"/>
+        </w:rPr>
+        <w:t>林前15:25</w:t>
+      </w:r>
       <w:r>
         <w:rPr>
           <w:lang w:val="zh_TW" w:bidi="zh_TW"/>
         </w:rPr>
         <w:t>）。祂既作救主，祂就是主基督。早期使徒的宣講傳揚耶穌是神所立的彌賽亞，也是神。耶穌作主，與祂是彌賽亞是相連的。對呼求祂的人來說，祂是救主—彌賽亞—主（</w:t>
       </w:r>
-      <w:hyperlink r:id="rId57">
-        <w:r>
-          <w:rPr>
-            <w:lang w:val="zh_TW" w:bidi="zh_TW"/>
-          </w:rPr>
-          <w:rPr>
-            <w:color w:val="0000EE"/>
-            <w:u w:val="single"/>
-          </w:rPr>
-          <w:t>羅10:9–15</w:t>
-        </w:r>
-      </w:hyperlink>
+      <w:r>
+        <w:rPr>
+          <w:lang w:val="zh_TW" w:bidi="zh_TW"/>
+        </w:rPr>
+        <w:t>羅10:9–15</w:t>
+      </w:r>
       <w:r>
         <w:rPr>
           <w:lang w:val="zh_TW" w:bidi="zh_TW"/>
         </w:rPr>
         <w:t>），但對拒絕祂的人來說，祂是替父施行審判的勇士，眾膝都要在祂面前跪下，祂也要帶來父審判的時代（參</w:t>
       </w:r>
-      <w:hyperlink r:id="rId58">
-        <w:r>
-          <w:rPr>
-            <w:lang w:val="zh_TW" w:bidi="zh_TW"/>
-          </w:rPr>
-          <w:rPr>
-            <w:color w:val="0000EE"/>
-            <w:u w:val="single"/>
-          </w:rPr>
-          <w:t>啟1:12–16</w:t>
-        </w:r>
-      </w:hyperlink>
+      <w:r>
+        <w:rPr>
+          <w:lang w:val="zh_TW" w:bidi="zh_TW"/>
+        </w:rPr>
+        <w:t>啟1:12–16</w:t>
+      </w:r>
       <w:r>
         <w:rPr>
           <w:lang w:val="zh_TW" w:bidi="zh_TW"/>
         </w:rPr>
         <w:t>，</w:t>
       </w:r>
-      <w:hyperlink r:id="rId59">
-        <w:r>
-          <w:rPr>
-            <w:lang w:val="zh_TW" w:bidi="zh_TW"/>
-          </w:rPr>
-          <w:rPr>
-            <w:color w:val="0000EE"/>
-            <w:u w:val="single"/>
-          </w:rPr>
-          <w:t>19:11–21</w:t>
-        </w:r>
-      </w:hyperlink>
+      <w:r>
+        <w:rPr>
+          <w:lang w:val="zh_TW" w:bidi="zh_TW"/>
+        </w:rPr>
+        <w:t>19:11–21</w:t>
+      </w:r>
       <w:r>
         <w:rPr>
           <w:lang w:val="zh_TW" w:bidi="zh_TW"/>
@@ -1325,54 +1043,36 @@
         </w:rPr>
         <w:t>耶穌教導門徒：當祂在榮耀裡再來的時候，祂要坐在自己的寶座上，萬民都要向祂下拜。神要將祂的仇敵從祂面前趕出去，神的百姓要完全承受那國度（</w:t>
       </w:r>
-      <w:hyperlink r:id="rId60">
-        <w:r>
-          <w:rPr>
-            <w:lang w:val="zh_TW" w:bidi="zh_TW"/>
-          </w:rPr>
-          <w:rPr>
-            <w:color w:val="0000EE"/>
-            <w:u w:val="single"/>
-          </w:rPr>
-          <w:t>太25:31–46</w:t>
-        </w:r>
-      </w:hyperlink>
+      <w:r>
+        <w:rPr>
+          <w:lang w:val="zh_TW" w:bidi="zh_TW"/>
+        </w:rPr>
+        <w:t>太25:31–46</w:t>
+      </w:r>
       <w:r>
         <w:rPr>
           <w:lang w:val="zh_TW" w:bidi="zh_TW"/>
         </w:rPr>
         <w:t>）。照著耶穌的教導，屬祂身體的肢體（就是教會），應當在生活中實踐神權政體的理想，使他們藉著行為與信心榮耀父，並顯明他們是屬祂的（</w:t>
       </w:r>
-      <w:hyperlink r:id="rId61">
-        <w:r>
-          <w:rPr>
-            <w:lang w:val="zh_TW" w:bidi="zh_TW"/>
-          </w:rPr>
-          <w:rPr>
-            <w:color w:val="0000EE"/>
-            <w:u w:val="single"/>
-          </w:rPr>
-          <w:t>約17:20–26</w:t>
-        </w:r>
-      </w:hyperlink>
+      <w:r>
+        <w:rPr>
+          <w:lang w:val="zh_TW" w:bidi="zh_TW"/>
+        </w:rPr>
+        <w:t>約17:20–26</w:t>
+      </w:r>
       <w:r>
         <w:rPr>
           <w:lang w:val="zh_TW" w:bidi="zh_TW"/>
         </w:rPr>
         <w:t>；參</w:t>
       </w:r>
-      <w:hyperlink r:id="rId62">
-        <w:r>
-          <w:rPr>
-            <w:lang w:val="zh_TW" w:bidi="zh_TW"/>
-          </w:rPr>
-          <w:rPr>
-            <w:color w:val="0000EE"/>
-            <w:u w:val="single"/>
-          </w:rPr>
-          <w:t>太25:33–40</w:t>
-        </w:r>
-      </w:hyperlink>
+      <w:r>
+        <w:rPr>
+          <w:lang w:val="zh_TW" w:bidi="zh_TW"/>
+        </w:rPr>
+        <w:t>太25:33–40</w:t>
+      </w:r>
       <w:r>
         <w:rPr>
           <w:lang w:val="zh_TW" w:bidi="zh_TW"/>
@@ -1393,18 +1093,12 @@
         </w:rPr>
         <w:t>我在叫萬物生活的神面前，並在......基督耶穌面前囑咐你：要守這命令，毫不玷污，無可指責，直到我們的主耶穌基督顯現。到了日期，那可稱頌、獨有權能的萬王之王、萬主之主，就是那獨一不死、住在人不能靠近的光裡，是人未曾看見、也是不能看見的，要將他顯明出來。但願尊貴和永遠的權能都歸給他。阿們！（</w:t>
       </w:r>
-      <w:hyperlink r:id="rId63">
-        <w:r>
-          <w:rPr>
-            <w:lang w:val="zh_TW" w:bidi="zh_TW"/>
-          </w:rPr>
-          <w:rPr>
-            <w:color w:val="0000EE"/>
-            <w:u w:val="single"/>
-          </w:rPr>
-          <w:t>提前6:13–16</w:t>
-        </w:r>
-      </w:hyperlink>
+      <w:r>
+        <w:rPr>
+          <w:lang w:val="zh_TW" w:bidi="zh_TW"/>
+        </w:rPr>
+        <w:t>提前6:13–16</w:t>
+      </w:r>
       <w:r>
         <w:rPr>
           <w:lang w:val="zh_TW" w:bidi="zh_TW"/>
@@ -1425,108 +1119,72 @@
         </w:rPr>
         <w:t>接著，保羅提出幾項吩咐，說明神的百姓必須怎樣顯明他們對耶穌的忠誠。啟示錄的經文把耶穌描寫成教會之上的王（</w:t>
       </w:r>
-      <w:hyperlink r:id="rId64">
-        <w:r>
-          <w:rPr>
-            <w:lang w:val="zh_TW" w:bidi="zh_TW"/>
-          </w:rPr>
-          <w:rPr>
-            <w:color w:val="0000EE"/>
-            <w:u w:val="single"/>
-          </w:rPr>
-          <w:t>啟4:2</w:t>
-        </w:r>
-      </w:hyperlink>
+      <w:r>
+        <w:rPr>
+          <w:lang w:val="zh_TW" w:bidi="zh_TW"/>
+        </w:rPr>
+        <w:t>啟4:2</w:t>
+      </w:r>
       <w:r>
         <w:rPr>
           <w:lang w:val="zh_TW" w:bidi="zh_TW"/>
         </w:rPr>
         <w:t>、</w:t>
       </w:r>
-      <w:hyperlink r:id="rId64">
-        <w:r>
-          <w:rPr>
-            <w:lang w:val="zh_TW" w:bidi="zh_TW"/>
-          </w:rPr>
-          <w:rPr>
-            <w:color w:val="0000EE"/>
-            <w:u w:val="single"/>
-          </w:rPr>
-          <w:t>9–11</w:t>
-        </w:r>
-      </w:hyperlink>
+      <w:r>
+        <w:rPr>
+          <w:lang w:val="zh_TW" w:bidi="zh_TW"/>
+        </w:rPr>
+        <w:t>9–11</w:t>
+      </w:r>
       <w:r>
         <w:rPr>
           <w:lang w:val="zh_TW" w:bidi="zh_TW"/>
         </w:rPr>
         <w:t>，</w:t>
       </w:r>
-      <w:hyperlink r:id="rId65">
-        <w:r>
-          <w:rPr>
-            <w:lang w:val="zh_TW" w:bidi="zh_TW"/>
-          </w:rPr>
-          <w:rPr>
-            <w:color w:val="0000EE"/>
-            <w:u w:val="single"/>
-          </w:rPr>
-          <w:t>5:1</w:t>
-        </w:r>
-      </w:hyperlink>
+      <w:r>
+        <w:rPr>
+          <w:lang w:val="zh_TW" w:bidi="zh_TW"/>
+        </w:rPr>
+        <w:t>5:1</w:t>
+      </w:r>
       <w:r>
         <w:rPr>
           <w:lang w:val="zh_TW" w:bidi="zh_TW"/>
         </w:rPr>
         <w:t>、</w:t>
       </w:r>
-      <w:hyperlink r:id="rId65">
-        <w:r>
-          <w:rPr>
-            <w:lang w:val="zh_TW" w:bidi="zh_TW"/>
-          </w:rPr>
-          <w:rPr>
-            <w:color w:val="0000EE"/>
-            <w:u w:val="single"/>
-          </w:rPr>
-          <w:t>9–13</w:t>
-        </w:r>
-      </w:hyperlink>
+      <w:r>
+        <w:rPr>
+          <w:lang w:val="zh_TW" w:bidi="zh_TW"/>
+        </w:rPr>
+        <w:t>9–13</w:t>
+      </w:r>
       <w:r>
         <w:rPr>
           <w:lang w:val="zh_TW" w:bidi="zh_TW"/>
         </w:rPr>
         <w:t>）。到了祂再來的時候，祂的王權就要建立起來。那時，那些十字架的仇敵要看見他們所拒絕的那一位，並要在彌賽亞君王面前屈膝（</w:t>
       </w:r>
-      <w:hyperlink r:id="rId66">
-        <w:r>
-          <w:rPr>
-            <w:lang w:val="zh_TW" w:bidi="zh_TW"/>
-          </w:rPr>
-          <w:rPr>
-            <w:color w:val="0000EE"/>
-            <w:u w:val="single"/>
-          </w:rPr>
-          <w:t>林前15:25–28</w:t>
-        </w:r>
-      </w:hyperlink>
+      <w:r>
+        <w:rPr>
+          <w:lang w:val="zh_TW" w:bidi="zh_TW"/>
+        </w:rPr>
+        <w:t>林前15:25–28</w:t>
+      </w:r>
       <w:r>
         <w:rPr>
           <w:lang w:val="zh_TW" w:bidi="zh_TW"/>
         </w:rPr>
         <w:t>）。「再後，末期到了，那時基督既將一切執政的、掌權的、有能的都毀滅了，就把國交與父神。」（</w:t>
       </w:r>
-      <w:hyperlink r:id="rId67">
-        <w:r>
-          <w:rPr>
-            <w:lang w:val="zh_TW" w:bidi="zh_TW"/>
-          </w:rPr>
-          <w:rPr>
-            <w:color w:val="0000EE"/>
-            <w:u w:val="single"/>
-          </w:rPr>
-          <w:t>24</w:t>
-        </w:r>
-      </w:hyperlink>
+      <w:r>
+        <w:rPr>
+          <w:lang w:val="zh_TW" w:bidi="zh_TW"/>
+        </w:rPr>
+        <w:t>24</w:t>
+      </w:r>
       <w:r>
         <w:rPr>
           <w:lang w:val="zh_TW" w:bidi="zh_TW"/>
@@ -1620,18 +1278,12 @@
         </w:rPr>
         <w:t>其它譯本譯為撒冷城附近的王谷。撒冷城是</w:t>
       </w:r>
-      <w:hyperlink r:id="rId68">
-        <w:r>
-          <w:rPr>
-            <w:lang w:val="zh_TW" w:bidi="zh_TW"/>
-          </w:rPr>
-          <w:rPr>
-            <w:color w:val="0000EE"/>
-            <w:u w:val="single"/>
-          </w:rPr>
-          <w:t>創世記十四章17節</w:t>
-        </w:r>
-      </w:hyperlink>
+      <w:r>
+        <w:rPr>
+          <w:lang w:val="zh_TW" w:bidi="zh_TW"/>
+        </w:rPr>
+        <w:t>創世記十四章17節</w:t>
+      </w:r>
       <w:r>
         <w:rPr>
           <w:lang w:val="zh_TW" w:bidi="zh_TW"/>
@@ -1713,18 +1365,12 @@
         </w:rPr>
         <w:t>這是靠近撒冷的一處山谷；撒冷是麥基洗德作王的城。亞伯拉罕曾在此與所多瑪王相會；他拒絕了所多瑪王所提出的在道德上不正當的提議（</w:t>
       </w:r>
-      <w:hyperlink r:id="rId68">
-        <w:r>
-          <w:rPr>
-            <w:lang w:val="zh_TW" w:bidi="zh_TW"/>
-          </w:rPr>
-          <w:rPr>
-            <w:color w:val="0000EE"/>
-            <w:u w:val="single"/>
-          </w:rPr>
-          <w:t>創14:17</w:t>
-        </w:r>
-      </w:hyperlink>
+      <w:r>
+        <w:rPr>
+          <w:lang w:val="zh_TW" w:bidi="zh_TW"/>
+        </w:rPr>
+        <w:t>創14:17</w:t>
+      </w:r>
       <w:r>
         <w:rPr>
           <w:lang w:val="zh_TW" w:bidi="zh_TW"/>
@@ -1759,18 +1405,12 @@
         </w:rPr>
         <w:t>這一個王谷也是押沙龍（大衛王之子）為自己立石柱作紀念碑的地方（</w:t>
       </w:r>
-      <w:hyperlink r:id="rId69">
-        <w:r>
-          <w:rPr>
-            <w:lang w:val="zh_TW" w:bidi="zh_TW"/>
-          </w:rPr>
-          <w:rPr>
-            <w:color w:val="0000EE"/>
-            <w:u w:val="single"/>
-          </w:rPr>
-          <w:t>撒下18:18</w:t>
-        </w:r>
-      </w:hyperlink>
+      <w:r>
+        <w:rPr>
+          <w:lang w:val="zh_TW" w:bidi="zh_TW"/>
+        </w:rPr>
+        <w:t>撒下18:18</w:t>
+      </w:r>
       <w:r>
         <w:rPr>
           <w:lang w:val="zh_TW" w:bidi="zh_TW"/>
